--- a/Файлы/2 курс/3 семестр/Алгоритмы и структуры данных/Курсовая работа/Влад/Курсовая Гордов БПИ24-02.docx
+++ b/Файлы/2 курс/3 семестр/Алгоритмы и структуры данных/Курсовая работа/Влад/Курсовая Гордов БПИ24-02.docx
@@ -1,6 +1,6 @@
 
 <file path=word/document.xml><?xml version="1.0" encoding="utf-8"?>
-<w:document xmlns:wpc="http://schemas.microsoft.com/office/word/2010/wordprocessingCanvas" xmlns:mc="http://schemas.openxmlformats.org/markup-compatibility/2006" xmlns:o="urn:schemas-microsoft-com:office:office" xmlns:r="http://schemas.openxmlformats.org/officeDocument/2006/relationships" xmlns:m="http://schemas.openxmlformats.org/officeDocument/2006/math" xmlns:v="urn:schemas-microsoft-com:vml" xmlns:wp14="http://schemas.microsoft.com/office/word/2010/wordprocessingDrawing" xmlns:wp="http://schemas.openxmlformats.org/drawingml/2006/wordprocessingDrawing" xmlns:w10="urn:schemas-microsoft-com:office:word" xmlns:w="http://schemas.openxmlformats.org/wordprocessingml/2006/main" xmlns:w14="http://schemas.microsoft.com/office/word/2010/wordml" xmlns:w15="http://schemas.microsoft.com/office/word/2012/wordml" xmlns:wpg="http://schemas.microsoft.com/office/word/2010/wordprocessingGroup" xmlns:wpi="http://schemas.microsoft.com/office/word/2010/wordprocessingInk" xmlns:wne="http://schemas.microsoft.com/office/word/2006/wordml" xmlns:wps="http://schemas.microsoft.com/office/word/2010/wordprocessingShape" mc:Ignorable="w14 w15 wp14">
+<w:document xmlns:wpc="http://schemas.microsoft.com/office/word/2010/wordprocessingCanvas" xmlns:cx="http://schemas.microsoft.com/office/drawing/2014/chartex" xmlns:cx1="http://schemas.microsoft.com/office/drawing/2015/9/8/chartex" xmlns:cx2="http://schemas.microsoft.com/office/drawing/2015/10/21/chartex" xmlns:cx3="http://schemas.microsoft.com/office/drawing/2016/5/9/chartex" xmlns:cx4="http://schemas.microsoft.com/office/drawing/2016/5/10/chartex" xmlns:cx5="http://schemas.microsoft.com/office/drawing/2016/5/11/chartex" xmlns:cx6="http://schemas.microsoft.com/office/drawing/2016/5/12/chartex" xmlns:cx7="http://schemas.microsoft.com/office/drawing/2016/5/13/chartex" xmlns:cx8="http://schemas.microsoft.com/office/drawing/2016/5/14/chartex" xmlns:mc="http://schemas.openxmlformats.org/markup-compatibility/2006" xmlns:aink="http://schemas.microsoft.com/office/drawing/2016/ink" xmlns:am3d="http://schemas.microsoft.com/office/drawing/2017/model3d" xmlns:o="urn:schemas-microsoft-com:office:office" xmlns:oel="http://schemas.microsoft.com/office/2019/extlst" xmlns:r="http://schemas.openxmlformats.org/officeDocument/2006/relationships" xmlns:m="http://schemas.openxmlformats.org/officeDocument/2006/math" xmlns:v="urn:schemas-microsoft-com:vml" xmlns:wp14="http://schemas.microsoft.com/office/word/2010/wordprocessingDrawing" xmlns:wp="http://schemas.openxmlformats.org/drawingml/2006/wordprocessingDrawing" xmlns:w10="urn:schemas-microsoft-com:office:word" xmlns:w="http://schemas.openxmlformats.org/wordprocessingml/2006/main" xmlns:w14="http://schemas.microsoft.com/office/word/2010/wordml" xmlns:w15="http://schemas.microsoft.com/office/word/2012/wordml" xmlns:w16cex="http://schemas.microsoft.com/office/word/2018/wordml/cex" xmlns:w16cid="http://schemas.microsoft.com/office/word/2016/wordml/cid" xmlns:w16="http://schemas.microsoft.com/office/word/2018/wordml" xmlns:w16du="http://schemas.microsoft.com/office/word/2023/wordml/word16du" xmlns:w16sdtdh="http://schemas.microsoft.com/office/word/2020/wordml/sdtdatahash" xmlns:w16sdtfl="http://schemas.microsoft.com/office/word/2024/wordml/sdtformatlock" xmlns:w16se="http://schemas.microsoft.com/office/word/2015/wordml/symex" xmlns:wpg="http://schemas.microsoft.com/office/word/2010/wordprocessingGroup" xmlns:wpi="http://schemas.microsoft.com/office/word/2010/wordprocessingInk" xmlns:wne="http://schemas.microsoft.com/office/word/2006/wordml" xmlns:wps="http://schemas.microsoft.com/office/word/2010/wordprocessingShape" mc:Ignorable="w14 w15 w16se w16cid w16 w16cex w16sdtdh w16sdtfl w16du wp14">
   <w:body>
     <w:p>
       <w:pPr>
@@ -1122,7 +1122,7 @@
                     </wp:anchor>
                   </w:drawing>
                 </mc:Choice>
-                <mc:Fallback xmlns:w16se="http://schemas.microsoft.com/office/word/2015/wordml/symex" xmlns:w16sdtfl="http://schemas.microsoft.com/office/word/2024/wordml/sdtformatlock" xmlns:w16sdtdh="http://schemas.microsoft.com/office/word/2020/wordml/sdtdatahash" xmlns:w16du="http://schemas.microsoft.com/office/word/2023/wordml/word16du" xmlns:w16="http://schemas.microsoft.com/office/word/2018/wordml" xmlns:w16cid="http://schemas.microsoft.com/office/word/2016/wordml/cid" xmlns:w16cex="http://schemas.microsoft.com/office/word/2018/wordml/cex" xmlns:oel="http://schemas.microsoft.com/office/2019/extlst" xmlns:am3d="http://schemas.microsoft.com/office/drawing/2017/model3d" xmlns:aink="http://schemas.microsoft.com/office/drawing/2016/ink" xmlns:cx8="http://schemas.microsoft.com/office/drawing/2016/5/14/chartex" xmlns:cx7="http://schemas.microsoft.com/office/drawing/2016/5/13/chartex" xmlns:cx6="http://schemas.microsoft.com/office/drawing/2016/5/12/chartex" xmlns:cx5="http://schemas.microsoft.com/office/drawing/2016/5/11/chartex" xmlns:cx4="http://schemas.microsoft.com/office/drawing/2016/5/10/chartex" xmlns:cx3="http://schemas.microsoft.com/office/drawing/2016/5/9/chartex" xmlns:cx2="http://schemas.microsoft.com/office/drawing/2015/10/21/chartex" xmlns:cx1="http://schemas.microsoft.com/office/drawing/2015/9/8/chartex" xmlns:cx="http://schemas.microsoft.com/office/drawing/2014/chartex">
+                <mc:Fallback>
                   <w:pict>
                     <v:line w14:anchorId="3DD972C1" id="Прямая соединительная линия 1254853673" o:spid="_x0000_s1026" style="position:absolute;flip:y;z-index:251694080;visibility:visible;mso-wrap-style:square;mso-width-percent:0;mso-height-percent:0;mso-wrap-distance-left:9pt;mso-wrap-distance-top:0;mso-wrap-distance-right:9pt;mso-wrap-distance-bottom:0;mso-position-horizontal:absolute;mso-position-horizontal-relative:text;mso-position-vertical:absolute;mso-position-vertical-relative:text;mso-width-percent:0;mso-height-percent:0;mso-width-relative:margin;mso-height-relative:margin" from="102.55pt,15.6pt" to="482.85pt,15.6pt" o:gfxdata="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" strokecolor="windowText">
                       <v:stroke joinstyle="miter"/>
@@ -1216,7 +1216,7 @@
                     </wp:anchor>
                   </w:drawing>
                 </mc:Choice>
-                <mc:Fallback xmlns:w16se="http://schemas.microsoft.com/office/word/2015/wordml/symex" xmlns:w16sdtfl="http://schemas.microsoft.com/office/word/2024/wordml/sdtformatlock" xmlns:w16sdtdh="http://schemas.microsoft.com/office/word/2020/wordml/sdtdatahash" xmlns:w16du="http://schemas.microsoft.com/office/word/2023/wordml/word16du" xmlns:w16="http://schemas.microsoft.com/office/word/2018/wordml" xmlns:w16cid="http://schemas.microsoft.com/office/word/2016/wordml/cid" xmlns:w16cex="http://schemas.microsoft.com/office/word/2018/wordml/cex" xmlns:oel="http://schemas.microsoft.com/office/2019/extlst" xmlns:am3d="http://schemas.microsoft.com/office/drawing/2017/model3d" xmlns:aink="http://schemas.microsoft.com/office/drawing/2016/ink" xmlns:cx8="http://schemas.microsoft.com/office/drawing/2016/5/14/chartex" xmlns:cx7="http://schemas.microsoft.com/office/drawing/2016/5/13/chartex" xmlns:cx6="http://schemas.microsoft.com/office/drawing/2016/5/12/chartex" xmlns:cx5="http://schemas.microsoft.com/office/drawing/2016/5/11/chartex" xmlns:cx4="http://schemas.microsoft.com/office/drawing/2016/5/10/chartex" xmlns:cx3="http://schemas.microsoft.com/office/drawing/2016/5/9/chartex" xmlns:cx2="http://schemas.microsoft.com/office/drawing/2015/10/21/chartex" xmlns:cx1="http://schemas.microsoft.com/office/drawing/2015/9/8/chartex" xmlns:cx="http://schemas.microsoft.com/office/drawing/2014/chartex">
+                <mc:Fallback>
                   <w:pict>
                     <v:line w14:anchorId="41D1240C" id="Прямая соединительная линия 616436569" o:spid="_x0000_s1026" style="position:absolute;flip:y;z-index:251695104;visibility:visible;mso-wrap-style:square;mso-width-percent:0;mso-height-percent:0;mso-wrap-distance-left:9pt;mso-wrap-distance-top:0;mso-wrap-distance-right:9pt;mso-wrap-distance-bottom:0;mso-position-horizontal:absolute;mso-position-horizontal-relative:text;mso-position-vertical:absolute;mso-position-vertical-relative:text;mso-width-percent:0;mso-height-percent:0;mso-width-relative:margin;mso-height-relative:margin" from="1.35pt,16pt" to="483.25pt,16pt" o:gfxdata="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" strokecolor="windowText">
                       <v:stroke joinstyle="miter"/>
@@ -1308,7 +1308,7 @@
                     </wp:anchor>
                   </w:drawing>
                 </mc:Choice>
-                <mc:Fallback xmlns:w16se="http://schemas.microsoft.com/office/word/2015/wordml/symex" xmlns:w16sdtfl="http://schemas.microsoft.com/office/word/2024/wordml/sdtformatlock" xmlns:w16sdtdh="http://schemas.microsoft.com/office/word/2020/wordml/sdtdatahash" xmlns:w16du="http://schemas.microsoft.com/office/word/2023/wordml/word16du" xmlns:w16="http://schemas.microsoft.com/office/word/2018/wordml" xmlns:w16cid="http://schemas.microsoft.com/office/word/2016/wordml/cid" xmlns:w16cex="http://schemas.microsoft.com/office/word/2018/wordml/cex" xmlns:oel="http://schemas.microsoft.com/office/2019/extlst" xmlns:am3d="http://schemas.microsoft.com/office/drawing/2017/model3d" xmlns:aink="http://schemas.microsoft.com/office/drawing/2016/ink" xmlns:cx8="http://schemas.microsoft.com/office/drawing/2016/5/14/chartex" xmlns:cx7="http://schemas.microsoft.com/office/drawing/2016/5/13/chartex" xmlns:cx6="http://schemas.microsoft.com/office/drawing/2016/5/12/chartex" xmlns:cx5="http://schemas.microsoft.com/office/drawing/2016/5/11/chartex" xmlns:cx4="http://schemas.microsoft.com/office/drawing/2016/5/10/chartex" xmlns:cx3="http://schemas.microsoft.com/office/drawing/2016/5/9/chartex" xmlns:cx2="http://schemas.microsoft.com/office/drawing/2015/10/21/chartex" xmlns:cx1="http://schemas.microsoft.com/office/drawing/2015/9/8/chartex" xmlns:cx="http://schemas.microsoft.com/office/drawing/2014/chartex">
+                <mc:Fallback>
                   <w:pict>
                     <v:line w14:anchorId="496BDC64" id="Прямая соединительная линия 1880263918" o:spid="_x0000_s1026" style="position:absolute;z-index:251693056;visibility:visible;mso-wrap-style:square;mso-width-percent:0;mso-height-percent:0;mso-wrap-distance-left:9pt;mso-wrap-distance-top:0;mso-wrap-distance-right:9pt;mso-wrap-distance-bottom:0;mso-position-horizontal:absolute;mso-position-horizontal-relative:text;mso-position-vertical:absolute;mso-position-vertical-relative:text;mso-width-percent:0;mso-height-percent:0;mso-width-relative:margin;mso-height-relative:margin" from="199.75pt,14.45pt" to="300.45pt,14.45pt" o:gfxdata="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" strokecolor="windowText">
                       <v:stroke joinstyle="miter"/>
@@ -1434,7 +1434,7 @@
                     </wp:anchor>
                   </w:drawing>
                 </mc:Choice>
-                <mc:Fallback xmlns:w16se="http://schemas.microsoft.com/office/word/2015/wordml/symex" xmlns:w16sdtfl="http://schemas.microsoft.com/office/word/2024/wordml/sdtformatlock" xmlns:w16sdtdh="http://schemas.microsoft.com/office/word/2020/wordml/sdtdatahash" xmlns:w16du="http://schemas.microsoft.com/office/word/2023/wordml/word16du" xmlns:w16="http://schemas.microsoft.com/office/word/2018/wordml" xmlns:w16cid="http://schemas.microsoft.com/office/word/2016/wordml/cid" xmlns:w16cex="http://schemas.microsoft.com/office/word/2018/wordml/cex" xmlns:oel="http://schemas.microsoft.com/office/2019/extlst" xmlns:am3d="http://schemas.microsoft.com/office/drawing/2017/model3d" xmlns:aink="http://schemas.microsoft.com/office/drawing/2016/ink" xmlns:cx8="http://schemas.microsoft.com/office/drawing/2016/5/14/chartex" xmlns:cx7="http://schemas.microsoft.com/office/drawing/2016/5/13/chartex" xmlns:cx6="http://schemas.microsoft.com/office/drawing/2016/5/12/chartex" xmlns:cx5="http://schemas.microsoft.com/office/drawing/2016/5/11/chartex" xmlns:cx4="http://schemas.microsoft.com/office/drawing/2016/5/10/chartex" xmlns:cx3="http://schemas.microsoft.com/office/drawing/2016/5/9/chartex" xmlns:cx2="http://schemas.microsoft.com/office/drawing/2015/10/21/chartex" xmlns:cx1="http://schemas.microsoft.com/office/drawing/2015/9/8/chartex" xmlns:cx="http://schemas.microsoft.com/office/drawing/2014/chartex">
+                <mc:Fallback>
                   <w:pict>
                     <v:line w14:anchorId="4C7DA4A3" id="Прямая соединительная линия 1011843695" o:spid="_x0000_s1026" style="position:absolute;flip:y;z-index:251689984;visibility:visible;mso-wrap-style:square;mso-width-percent:0;mso-height-percent:0;mso-wrap-distance-left:9pt;mso-wrap-distance-top:0;mso-wrap-distance-right:9pt;mso-wrap-distance-bottom:0;mso-position-horizontal:absolute;mso-position-horizontal-relative:text;mso-position-vertical:absolute;mso-position-vertical-relative:text;mso-width-percent:0;mso-height-percent:0;mso-width-relative:margin;mso-height-relative:margin" from=".65pt,33.05pt" to="482.55pt,33.05pt" o:gfxdata="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" strokecolor="windowText">
                       <v:stroke joinstyle="miter"/>
@@ -1502,7 +1502,7 @@
                     </wp:anchor>
                   </w:drawing>
                 </mc:Choice>
-                <mc:Fallback xmlns:w16se="http://schemas.microsoft.com/office/word/2015/wordml/symex" xmlns:w16sdtfl="http://schemas.microsoft.com/office/word/2024/wordml/sdtformatlock" xmlns:w16sdtdh="http://schemas.microsoft.com/office/word/2020/wordml/sdtdatahash" xmlns:w16du="http://schemas.microsoft.com/office/word/2023/wordml/word16du" xmlns:w16="http://schemas.microsoft.com/office/word/2018/wordml" xmlns:w16cid="http://schemas.microsoft.com/office/word/2016/wordml/cid" xmlns:w16cex="http://schemas.microsoft.com/office/word/2018/wordml/cex" xmlns:oel="http://schemas.microsoft.com/office/2019/extlst" xmlns:am3d="http://schemas.microsoft.com/office/drawing/2017/model3d" xmlns:aink="http://schemas.microsoft.com/office/drawing/2016/ink" xmlns:cx8="http://schemas.microsoft.com/office/drawing/2016/5/14/chartex" xmlns:cx7="http://schemas.microsoft.com/office/drawing/2016/5/13/chartex" xmlns:cx6="http://schemas.microsoft.com/office/drawing/2016/5/12/chartex" xmlns:cx5="http://schemas.microsoft.com/office/drawing/2016/5/11/chartex" xmlns:cx4="http://schemas.microsoft.com/office/drawing/2016/5/10/chartex" xmlns:cx3="http://schemas.microsoft.com/office/drawing/2016/5/9/chartex" xmlns:cx2="http://schemas.microsoft.com/office/drawing/2015/10/21/chartex" xmlns:cx1="http://schemas.microsoft.com/office/drawing/2015/9/8/chartex" xmlns:cx="http://schemas.microsoft.com/office/drawing/2014/chartex">
+                <mc:Fallback>
                   <w:pict>
                     <v:line w14:anchorId="6FFE339F" id="Прямая соединительная линия 170415009" o:spid="_x0000_s1026" style="position:absolute;z-index:251691008;visibility:visible;mso-wrap-style:square;mso-width-percent:0;mso-height-percent:0;mso-wrap-distance-left:9pt;mso-wrap-distance-top:0;mso-wrap-distance-right:9pt;mso-wrap-distance-bottom:0;mso-position-horizontal:absolute;mso-position-horizontal-relative:text;mso-position-vertical:absolute;mso-position-vertical-relative:text;mso-width-percent:0;mso-height-percent:0;mso-width-relative:margin;mso-height-relative:margin" from="1.4pt,16.35pt" to="482.85pt,16.35pt" o:gfxdata="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" strokecolor="windowText">
                       <v:stroke joinstyle="miter"/>
@@ -1569,7 +1569,7 @@
                     </wp:anchor>
                   </w:drawing>
                 </mc:Choice>
-                <mc:Fallback xmlns:w16se="http://schemas.microsoft.com/office/word/2015/wordml/symex" xmlns:w16sdtfl="http://schemas.microsoft.com/office/word/2024/wordml/sdtformatlock" xmlns:w16sdtdh="http://schemas.microsoft.com/office/word/2020/wordml/sdtdatahash" xmlns:w16du="http://schemas.microsoft.com/office/word/2023/wordml/word16du" xmlns:w16="http://schemas.microsoft.com/office/word/2018/wordml" xmlns:w16cid="http://schemas.microsoft.com/office/word/2016/wordml/cid" xmlns:w16cex="http://schemas.microsoft.com/office/word/2018/wordml/cex" xmlns:oel="http://schemas.microsoft.com/office/2019/extlst" xmlns:am3d="http://schemas.microsoft.com/office/drawing/2017/model3d" xmlns:aink="http://schemas.microsoft.com/office/drawing/2016/ink" xmlns:cx8="http://schemas.microsoft.com/office/drawing/2016/5/14/chartex" xmlns:cx7="http://schemas.microsoft.com/office/drawing/2016/5/13/chartex" xmlns:cx6="http://schemas.microsoft.com/office/drawing/2016/5/12/chartex" xmlns:cx5="http://schemas.microsoft.com/office/drawing/2016/5/11/chartex" xmlns:cx4="http://schemas.microsoft.com/office/drawing/2016/5/10/chartex" xmlns:cx3="http://schemas.microsoft.com/office/drawing/2016/5/9/chartex" xmlns:cx2="http://schemas.microsoft.com/office/drawing/2015/10/21/chartex" xmlns:cx1="http://schemas.microsoft.com/office/drawing/2015/9/8/chartex" xmlns:cx="http://schemas.microsoft.com/office/drawing/2014/chartex">
+                <mc:Fallback>
                   <w:pict>
                     <v:line w14:anchorId="6748EC5B" id="Прямая соединительная линия 1607855489" o:spid="_x0000_s1026" style="position:absolute;flip:y;z-index:251705344;visibility:visible;mso-wrap-style:square;mso-width-percent:0;mso-height-percent:0;mso-wrap-distance-left:9pt;mso-wrap-distance-top:0;mso-wrap-distance-right:9pt;mso-wrap-distance-bottom:0;mso-position-horizontal:absolute;mso-position-horizontal-relative:text;mso-position-vertical:absolute;mso-position-vertical-relative:text;mso-width-percent:0;mso-height-percent:0;mso-width-relative:margin;mso-height-relative:margin" from="1.5pt,67.25pt" to="483.4pt,67.25pt" o:gfxdata="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" strokecolor="windowText">
                       <v:stroke joinstyle="miter"/>
@@ -1636,7 +1636,7 @@
                     </wp:anchor>
                   </w:drawing>
                 </mc:Choice>
-                <mc:Fallback xmlns:w16se="http://schemas.microsoft.com/office/word/2015/wordml/symex" xmlns:w16sdtfl="http://schemas.microsoft.com/office/word/2024/wordml/sdtformatlock" xmlns:w16sdtdh="http://schemas.microsoft.com/office/word/2020/wordml/sdtdatahash" xmlns:w16du="http://schemas.microsoft.com/office/word/2023/wordml/word16du" xmlns:w16="http://schemas.microsoft.com/office/word/2018/wordml" xmlns:w16cid="http://schemas.microsoft.com/office/word/2016/wordml/cid" xmlns:w16cex="http://schemas.microsoft.com/office/word/2018/wordml/cex" xmlns:oel="http://schemas.microsoft.com/office/2019/extlst" xmlns:am3d="http://schemas.microsoft.com/office/drawing/2017/model3d" xmlns:aink="http://schemas.microsoft.com/office/drawing/2016/ink" xmlns:cx8="http://schemas.microsoft.com/office/drawing/2016/5/14/chartex" xmlns:cx7="http://schemas.microsoft.com/office/drawing/2016/5/13/chartex" xmlns:cx6="http://schemas.microsoft.com/office/drawing/2016/5/12/chartex" xmlns:cx5="http://schemas.microsoft.com/office/drawing/2016/5/11/chartex" xmlns:cx4="http://schemas.microsoft.com/office/drawing/2016/5/10/chartex" xmlns:cx3="http://schemas.microsoft.com/office/drawing/2016/5/9/chartex" xmlns:cx2="http://schemas.microsoft.com/office/drawing/2015/10/21/chartex" xmlns:cx1="http://schemas.microsoft.com/office/drawing/2015/9/8/chartex" xmlns:cx="http://schemas.microsoft.com/office/drawing/2014/chartex">
+                <mc:Fallback>
                   <w:pict>
                     <v:line w14:anchorId="601B2F10" id="Прямая соединительная линия 171292418" o:spid="_x0000_s1026" style="position:absolute;flip:y;z-index:251692032;visibility:visible;mso-wrap-style:square;mso-width-percent:0;mso-height-percent:0;mso-wrap-distance-left:9pt;mso-wrap-distance-top:0;mso-wrap-distance-right:9pt;mso-wrap-distance-bottom:0;mso-position-horizontal:absolute;mso-position-horizontal-relative:text;mso-position-vertical:absolute;mso-position-vertical-relative:text;mso-width-percent:0;mso-height-percent:0;mso-width-relative:margin;mso-height-relative:margin" from="1.5pt,49.45pt" to="483.4pt,49.45pt" o:gfxdata="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" strokecolor="windowText">
                       <v:stroke joinstyle="miter"/>
@@ -1813,7 +1813,7 @@
                     </wp:anchor>
                   </w:drawing>
                 </mc:Choice>
-                <mc:Fallback xmlns:w16se="http://schemas.microsoft.com/office/word/2015/wordml/symex" xmlns:w16sdtfl="http://schemas.microsoft.com/office/word/2024/wordml/sdtformatlock" xmlns:w16sdtdh="http://schemas.microsoft.com/office/word/2020/wordml/sdtdatahash" xmlns:w16du="http://schemas.microsoft.com/office/word/2023/wordml/word16du" xmlns:w16="http://schemas.microsoft.com/office/word/2018/wordml" xmlns:w16cid="http://schemas.microsoft.com/office/word/2016/wordml/cid" xmlns:w16cex="http://schemas.microsoft.com/office/word/2018/wordml/cex" xmlns:oel="http://schemas.microsoft.com/office/2019/extlst" xmlns:am3d="http://schemas.microsoft.com/office/drawing/2017/model3d" xmlns:aink="http://schemas.microsoft.com/office/drawing/2016/ink" xmlns:cx8="http://schemas.microsoft.com/office/drawing/2016/5/14/chartex" xmlns:cx7="http://schemas.microsoft.com/office/drawing/2016/5/13/chartex" xmlns:cx6="http://schemas.microsoft.com/office/drawing/2016/5/12/chartex" xmlns:cx5="http://schemas.microsoft.com/office/drawing/2016/5/11/chartex" xmlns:cx4="http://schemas.microsoft.com/office/drawing/2016/5/10/chartex" xmlns:cx3="http://schemas.microsoft.com/office/drawing/2016/5/9/chartex" xmlns:cx2="http://schemas.microsoft.com/office/drawing/2015/10/21/chartex" xmlns:cx1="http://schemas.microsoft.com/office/drawing/2015/9/8/chartex" xmlns:cx="http://schemas.microsoft.com/office/drawing/2014/chartex">
+                <mc:Fallback>
                   <w:pict>
                     <v:line w14:anchorId="30D923EA" id="Прямая соединительная линия 1864994547" o:spid="_x0000_s1026" style="position:absolute;flip:y;z-index:251696128;visibility:visible;mso-wrap-style:square;mso-width-percent:0;mso-height-percent:0;mso-wrap-distance-left:9pt;mso-wrap-distance-top:0;mso-wrap-distance-right:9pt;mso-wrap-distance-bottom:0;mso-position-horizontal:absolute;mso-position-horizontal-relative:text;mso-position-vertical:absolute;mso-position-vertical-relative:text;mso-width-percent:0;mso-height-percent:0;mso-width-relative:margin;mso-height-relative:margin" from=".8pt,15.25pt" to="482.7pt,15.25pt" o:gfxdata="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" strokecolor="windowText">
                       <v:stroke joinstyle="miter"/>
@@ -1891,7 +1891,7 @@
                     </wp:anchor>
                   </w:drawing>
                 </mc:Choice>
-                <mc:Fallback xmlns:w16se="http://schemas.microsoft.com/office/word/2015/wordml/symex" xmlns:w16sdtfl="http://schemas.microsoft.com/office/word/2024/wordml/sdtformatlock" xmlns:w16sdtdh="http://schemas.microsoft.com/office/word/2020/wordml/sdtdatahash" xmlns:w16du="http://schemas.microsoft.com/office/word/2023/wordml/word16du" xmlns:w16="http://schemas.microsoft.com/office/word/2018/wordml" xmlns:w16cid="http://schemas.microsoft.com/office/word/2016/wordml/cid" xmlns:w16cex="http://schemas.microsoft.com/office/word/2018/wordml/cex" xmlns:oel="http://schemas.microsoft.com/office/2019/extlst" xmlns:am3d="http://schemas.microsoft.com/office/drawing/2017/model3d" xmlns:aink="http://schemas.microsoft.com/office/drawing/2016/ink" xmlns:cx8="http://schemas.microsoft.com/office/drawing/2016/5/14/chartex" xmlns:cx7="http://schemas.microsoft.com/office/drawing/2016/5/13/chartex" xmlns:cx6="http://schemas.microsoft.com/office/drawing/2016/5/12/chartex" xmlns:cx5="http://schemas.microsoft.com/office/drawing/2016/5/11/chartex" xmlns:cx4="http://schemas.microsoft.com/office/drawing/2016/5/10/chartex" xmlns:cx3="http://schemas.microsoft.com/office/drawing/2016/5/9/chartex" xmlns:cx2="http://schemas.microsoft.com/office/drawing/2015/10/21/chartex" xmlns:cx1="http://schemas.microsoft.com/office/drawing/2015/9/8/chartex" xmlns:cx="http://schemas.microsoft.com/office/drawing/2014/chartex">
+                <mc:Fallback>
                   <w:pict>
                     <v:line w14:anchorId="239DB6FA" id="Прямая соединительная линия 1014261575" o:spid="_x0000_s1026" style="position:absolute;flip:y;z-index:251697152;visibility:visible;mso-wrap-style:square;mso-width-percent:0;mso-height-percent:0;mso-wrap-distance-left:9pt;mso-wrap-distance-top:0;mso-wrap-distance-right:9pt;mso-wrap-distance-bottom:0;mso-position-horizontal:absolute;mso-position-horizontal-relative:text;mso-position-vertical:absolute;mso-position-vertical-relative:text;mso-width-percent:0;mso-height-percent:0;mso-width-relative:margin;mso-height-relative:margin" from="1.55pt,17.75pt" to="483.45pt,17.75pt" o:gfxdata="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" strokecolor="windowText">
                       <v:stroke joinstyle="miter"/>
@@ -1970,7 +1970,7 @@
                     </wp:anchor>
                   </w:drawing>
                 </mc:Choice>
-                <mc:Fallback xmlns:w16se="http://schemas.microsoft.com/office/word/2015/wordml/symex" xmlns:w16sdtfl="http://schemas.microsoft.com/office/word/2024/wordml/sdtformatlock" xmlns:w16sdtdh="http://schemas.microsoft.com/office/word/2020/wordml/sdtdatahash" xmlns:w16du="http://schemas.microsoft.com/office/word/2023/wordml/word16du" xmlns:w16="http://schemas.microsoft.com/office/word/2018/wordml" xmlns:w16cid="http://schemas.microsoft.com/office/word/2016/wordml/cid" xmlns:w16cex="http://schemas.microsoft.com/office/word/2018/wordml/cex" xmlns:oel="http://schemas.microsoft.com/office/2019/extlst" xmlns:am3d="http://schemas.microsoft.com/office/drawing/2017/model3d" xmlns:aink="http://schemas.microsoft.com/office/drawing/2016/ink" xmlns:cx8="http://schemas.microsoft.com/office/drawing/2016/5/14/chartex" xmlns:cx7="http://schemas.microsoft.com/office/drawing/2016/5/13/chartex" xmlns:cx6="http://schemas.microsoft.com/office/drawing/2016/5/12/chartex" xmlns:cx5="http://schemas.microsoft.com/office/drawing/2016/5/11/chartex" xmlns:cx4="http://schemas.microsoft.com/office/drawing/2016/5/10/chartex" xmlns:cx3="http://schemas.microsoft.com/office/drawing/2016/5/9/chartex" xmlns:cx2="http://schemas.microsoft.com/office/drawing/2015/10/21/chartex" xmlns:cx1="http://schemas.microsoft.com/office/drawing/2015/9/8/chartex" xmlns:cx="http://schemas.microsoft.com/office/drawing/2014/chartex">
+                <mc:Fallback>
                   <w:pict>
                     <v:line w14:anchorId="20EDF003" id="Прямая соединительная линия 542911820" o:spid="_x0000_s1026" style="position:absolute;flip:y;z-index:251698176;visibility:visible;mso-wrap-style:square;mso-width-percent:0;mso-height-percent:0;mso-wrap-distance-left:9pt;mso-wrap-distance-top:0;mso-wrap-distance-right:9pt;mso-wrap-distance-bottom:0;mso-position-horizontal:absolute;mso-position-horizontal-relative:text;mso-position-vertical:absolute;mso-position-vertical-relative:text;mso-width-percent:0;mso-height-percent:0;mso-width-relative:margin;mso-height-relative:margin" from="1.4pt,18.25pt" to="483.3pt,18.25pt" o:gfxdata="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" strokecolor="windowText">
                       <v:stroke joinstyle="miter"/>
@@ -2049,7 +2049,7 @@
                     </wp:anchor>
                   </w:drawing>
                 </mc:Choice>
-                <mc:Fallback xmlns:w16se="http://schemas.microsoft.com/office/word/2015/wordml/symex" xmlns:w16sdtfl="http://schemas.microsoft.com/office/word/2024/wordml/sdtformatlock" xmlns:w16sdtdh="http://schemas.microsoft.com/office/word/2020/wordml/sdtdatahash" xmlns:w16du="http://schemas.microsoft.com/office/word/2023/wordml/word16du" xmlns:w16="http://schemas.microsoft.com/office/word/2018/wordml" xmlns:w16cid="http://schemas.microsoft.com/office/word/2016/wordml/cid" xmlns:w16cex="http://schemas.microsoft.com/office/word/2018/wordml/cex" xmlns:oel="http://schemas.microsoft.com/office/2019/extlst" xmlns:am3d="http://schemas.microsoft.com/office/drawing/2017/model3d" xmlns:aink="http://schemas.microsoft.com/office/drawing/2016/ink" xmlns:cx8="http://schemas.microsoft.com/office/drawing/2016/5/14/chartex" xmlns:cx7="http://schemas.microsoft.com/office/drawing/2016/5/13/chartex" xmlns:cx6="http://schemas.microsoft.com/office/drawing/2016/5/12/chartex" xmlns:cx5="http://schemas.microsoft.com/office/drawing/2016/5/11/chartex" xmlns:cx4="http://schemas.microsoft.com/office/drawing/2016/5/10/chartex" xmlns:cx3="http://schemas.microsoft.com/office/drawing/2016/5/9/chartex" xmlns:cx2="http://schemas.microsoft.com/office/drawing/2015/10/21/chartex" xmlns:cx1="http://schemas.microsoft.com/office/drawing/2015/9/8/chartex" xmlns:cx="http://schemas.microsoft.com/office/drawing/2014/chartex">
+                <mc:Fallback>
                   <w:pict>
                     <v:line w14:anchorId="48195D39" id="Прямая соединительная линия 1132839720" o:spid="_x0000_s1026" style="position:absolute;flip:y;z-index:251699200;visibility:visible;mso-wrap-style:square;mso-width-percent:0;mso-height-percent:0;mso-wrap-distance-left:9pt;mso-wrap-distance-top:0;mso-wrap-distance-right:9pt;mso-wrap-distance-bottom:0;mso-position-horizontal:absolute;mso-position-horizontal-relative:text;mso-position-vertical:absolute;mso-position-vertical-relative:text;mso-width-percent:0;mso-height-percent:0;mso-width-relative:margin;mso-height-relative:margin" from=".95pt,18.5pt" to="482.85pt,18.5pt" o:gfxdata="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" strokecolor="windowText">
                       <v:stroke joinstyle="miter"/>
@@ -2140,7 +2140,7 @@
                     </wp:anchor>
                   </w:drawing>
                 </mc:Choice>
-                <mc:Fallback xmlns:w16se="http://schemas.microsoft.com/office/word/2015/wordml/symex" xmlns:w16sdtfl="http://schemas.microsoft.com/office/word/2024/wordml/sdtformatlock" xmlns:w16sdtdh="http://schemas.microsoft.com/office/word/2020/wordml/sdtdatahash" xmlns:w16du="http://schemas.microsoft.com/office/word/2023/wordml/word16du" xmlns:w16="http://schemas.microsoft.com/office/word/2018/wordml" xmlns:w16cid="http://schemas.microsoft.com/office/word/2016/wordml/cid" xmlns:w16cex="http://schemas.microsoft.com/office/word/2018/wordml/cex" xmlns:oel="http://schemas.microsoft.com/office/2019/extlst" xmlns:am3d="http://schemas.microsoft.com/office/drawing/2017/model3d" xmlns:aink="http://schemas.microsoft.com/office/drawing/2016/ink" xmlns:cx8="http://schemas.microsoft.com/office/drawing/2016/5/14/chartex" xmlns:cx7="http://schemas.microsoft.com/office/drawing/2016/5/13/chartex" xmlns:cx6="http://schemas.microsoft.com/office/drawing/2016/5/12/chartex" xmlns:cx5="http://schemas.microsoft.com/office/drawing/2016/5/11/chartex" xmlns:cx4="http://schemas.microsoft.com/office/drawing/2016/5/10/chartex" xmlns:cx3="http://schemas.microsoft.com/office/drawing/2016/5/9/chartex" xmlns:cx2="http://schemas.microsoft.com/office/drawing/2015/10/21/chartex" xmlns:cx1="http://schemas.microsoft.com/office/drawing/2015/9/8/chartex" xmlns:cx="http://schemas.microsoft.com/office/drawing/2014/chartex">
+                <mc:Fallback>
                   <w:pict>
                     <v:line w14:anchorId="5C74E0CC" id="Прямая соединительная линия 111790371" o:spid="_x0000_s1026" style="position:absolute;flip:y;z-index:251700224;visibility:visible;mso-wrap-style:square;mso-width-percent:0;mso-height-percent:0;mso-wrap-distance-left:9pt;mso-wrap-distance-top:0;mso-wrap-distance-right:9pt;mso-wrap-distance-bottom:0;mso-position-horizontal:absolute;mso-position-horizontal-relative:text;mso-position-vertical:absolute;mso-position-vertical-relative:text;mso-width-percent:0;mso-height-percent:0;mso-width-relative:margin;mso-height-relative:margin" from="1.35pt,16.65pt" to="483.25pt,16.65pt" o:gfxdata="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" strokecolor="windowText">
                       <v:stroke joinstyle="miter"/>
@@ -2229,7 +2229,7 @@
                     </wp:anchor>
                   </w:drawing>
                 </mc:Choice>
-                <mc:Fallback xmlns:w16se="http://schemas.microsoft.com/office/word/2015/wordml/symex" xmlns:w16sdtfl="http://schemas.microsoft.com/office/word/2024/wordml/sdtformatlock" xmlns:w16sdtdh="http://schemas.microsoft.com/office/word/2020/wordml/sdtdatahash" xmlns:w16du="http://schemas.microsoft.com/office/word/2023/wordml/word16du" xmlns:w16="http://schemas.microsoft.com/office/word/2018/wordml" xmlns:w16cid="http://schemas.microsoft.com/office/word/2016/wordml/cid" xmlns:w16cex="http://schemas.microsoft.com/office/word/2018/wordml/cex" xmlns:oel="http://schemas.microsoft.com/office/2019/extlst" xmlns:am3d="http://schemas.microsoft.com/office/drawing/2017/model3d" xmlns:aink="http://schemas.microsoft.com/office/drawing/2016/ink" xmlns:cx8="http://schemas.microsoft.com/office/drawing/2016/5/14/chartex" xmlns:cx7="http://schemas.microsoft.com/office/drawing/2016/5/13/chartex" xmlns:cx6="http://schemas.microsoft.com/office/drawing/2016/5/12/chartex" xmlns:cx5="http://schemas.microsoft.com/office/drawing/2016/5/11/chartex" xmlns:cx4="http://schemas.microsoft.com/office/drawing/2016/5/10/chartex" xmlns:cx3="http://schemas.microsoft.com/office/drawing/2016/5/9/chartex" xmlns:cx2="http://schemas.microsoft.com/office/drawing/2015/10/21/chartex" xmlns:cx1="http://schemas.microsoft.com/office/drawing/2015/9/8/chartex" xmlns:cx="http://schemas.microsoft.com/office/drawing/2014/chartex">
+                <mc:Fallback>
                   <w:pict>
                     <v:line w14:anchorId="1AA24361" id="Прямая соединительная линия 1469710011" o:spid="_x0000_s1026" style="position:absolute;z-index:251701248;visibility:visible;mso-wrap-style:square;mso-width-percent:0;mso-height-percent:0;mso-wrap-distance-left:9pt;mso-wrap-distance-top:0;mso-wrap-distance-right:9pt;mso-wrap-distance-bottom:0;mso-position-horizontal:absolute;mso-position-horizontal-relative:text;mso-position-vertical:absolute;mso-position-vertical-relative:text;mso-width-percent:0;mso-height-percent:0;mso-width-relative:margin;mso-height-relative:margin" from="149.4pt,17.1pt" to="267.35pt,17.1pt" o:gfxdata="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" strokecolor="windowText">
                       <v:stroke joinstyle="miter"/>
@@ -2356,7 +2356,7 @@
                     </wp:anchor>
                   </w:drawing>
                 </mc:Choice>
-                <mc:Fallback xmlns:w16se="http://schemas.microsoft.com/office/word/2015/wordml/symex" xmlns:w16sdtfl="http://schemas.microsoft.com/office/word/2024/wordml/sdtformatlock" xmlns:w16sdtdh="http://schemas.microsoft.com/office/word/2020/wordml/sdtdatahash" xmlns:w16du="http://schemas.microsoft.com/office/word/2023/wordml/word16du" xmlns:w16="http://schemas.microsoft.com/office/word/2018/wordml" xmlns:w16cid="http://schemas.microsoft.com/office/word/2016/wordml/cid" xmlns:w16cex="http://schemas.microsoft.com/office/word/2018/wordml/cex" xmlns:oel="http://schemas.microsoft.com/office/2019/extlst" xmlns:am3d="http://schemas.microsoft.com/office/drawing/2017/model3d" xmlns:aink="http://schemas.microsoft.com/office/drawing/2016/ink" xmlns:cx8="http://schemas.microsoft.com/office/drawing/2016/5/14/chartex" xmlns:cx7="http://schemas.microsoft.com/office/drawing/2016/5/13/chartex" xmlns:cx6="http://schemas.microsoft.com/office/drawing/2016/5/12/chartex" xmlns:cx5="http://schemas.microsoft.com/office/drawing/2016/5/11/chartex" xmlns:cx4="http://schemas.microsoft.com/office/drawing/2016/5/10/chartex" xmlns:cx3="http://schemas.microsoft.com/office/drawing/2016/5/9/chartex" xmlns:cx2="http://schemas.microsoft.com/office/drawing/2015/10/21/chartex" xmlns:cx1="http://schemas.microsoft.com/office/drawing/2015/9/8/chartex" xmlns:cx="http://schemas.microsoft.com/office/drawing/2014/chartex">
+                <mc:Fallback>
                   <w:pict>
                     <v:line w14:anchorId="516B22FE" id="Прямая соединительная линия 1965425800" o:spid="_x0000_s1026" style="position:absolute;z-index:251702272;visibility:visible;mso-wrap-style:square;mso-width-percent:0;mso-height-percent:0;mso-wrap-distance-left:9pt;mso-wrap-distance-top:0;mso-wrap-distance-right:9pt;mso-wrap-distance-bottom:0;mso-position-horizontal:absolute;mso-position-horizontal-relative:text;mso-position-vertical:absolute;mso-position-vertical-relative:text;mso-width-percent:0;mso-height-percent:0;mso-width-relative:margin;mso-height-relative:margin" from="199.75pt,18.1pt" to="294.7pt,18.1pt" o:gfxdata="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" strokecolor="windowText">
                       <v:stroke joinstyle="miter"/>
@@ -2502,7 +2502,7 @@
                     </wp:anchor>
                   </w:drawing>
                 </mc:Choice>
-                <mc:Fallback xmlns:w16se="http://schemas.microsoft.com/office/word/2015/wordml/symex" xmlns:w16sdtfl="http://schemas.microsoft.com/office/word/2024/wordml/sdtformatlock" xmlns:w16sdtdh="http://schemas.microsoft.com/office/word/2020/wordml/sdtdatahash" xmlns:w16du="http://schemas.microsoft.com/office/word/2023/wordml/word16du" xmlns:w16="http://schemas.microsoft.com/office/word/2018/wordml" xmlns:w16cid="http://schemas.microsoft.com/office/word/2016/wordml/cid" xmlns:w16cex="http://schemas.microsoft.com/office/word/2018/wordml/cex" xmlns:oel="http://schemas.microsoft.com/office/2019/extlst" xmlns:am3d="http://schemas.microsoft.com/office/drawing/2017/model3d" xmlns:aink="http://schemas.microsoft.com/office/drawing/2016/ink" xmlns:cx8="http://schemas.microsoft.com/office/drawing/2016/5/14/chartex" xmlns:cx7="http://schemas.microsoft.com/office/drawing/2016/5/13/chartex" xmlns:cx6="http://schemas.microsoft.com/office/drawing/2016/5/12/chartex" xmlns:cx5="http://schemas.microsoft.com/office/drawing/2016/5/11/chartex" xmlns:cx4="http://schemas.microsoft.com/office/drawing/2016/5/10/chartex" xmlns:cx3="http://schemas.microsoft.com/office/drawing/2016/5/9/chartex" xmlns:cx2="http://schemas.microsoft.com/office/drawing/2015/10/21/chartex" xmlns:cx1="http://schemas.microsoft.com/office/drawing/2015/9/8/chartex" xmlns:cx="http://schemas.microsoft.com/office/drawing/2014/chartex">
+                <mc:Fallback>
                   <w:pict>
                     <v:line w14:anchorId="6E1DFD67" id="Прямая соединительная линия 1031449736" o:spid="_x0000_s1026" style="position:absolute;flip:y;z-index:251704320;visibility:visible;mso-wrap-style:square;mso-width-percent:0;mso-height-percent:0;mso-wrap-distance-left:9pt;mso-wrap-distance-top:0;mso-wrap-distance-right:9pt;mso-wrap-distance-bottom:0;mso-position-horizontal:absolute;mso-position-horizontal-relative:text;mso-position-vertical:absolute;mso-position-vertical-relative:text;mso-width-percent:0;mso-height-percent:0;mso-width-relative:margin;mso-height-relative:margin" from="362.2pt,15.35pt" to="472.2pt,15.35pt" o:gfxdata="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" strokecolor="windowText">
                       <v:stroke joinstyle="miter"/>
@@ -2569,7 +2569,7 @@
                     </wp:anchor>
                   </w:drawing>
                 </mc:Choice>
-                <mc:Fallback xmlns:w16se="http://schemas.microsoft.com/office/word/2015/wordml/symex" xmlns:w16sdtfl="http://schemas.microsoft.com/office/word/2024/wordml/sdtformatlock" xmlns:w16sdtdh="http://schemas.microsoft.com/office/word/2020/wordml/sdtdatahash" xmlns:w16du="http://schemas.microsoft.com/office/word/2023/wordml/word16du" xmlns:w16="http://schemas.microsoft.com/office/word/2018/wordml" xmlns:w16cid="http://schemas.microsoft.com/office/word/2016/wordml/cid" xmlns:w16cex="http://schemas.microsoft.com/office/word/2018/wordml/cex" xmlns:oel="http://schemas.microsoft.com/office/2019/extlst" xmlns:am3d="http://schemas.microsoft.com/office/drawing/2017/model3d" xmlns:aink="http://schemas.microsoft.com/office/drawing/2016/ink" xmlns:cx8="http://schemas.microsoft.com/office/drawing/2016/5/14/chartex" xmlns:cx7="http://schemas.microsoft.com/office/drawing/2016/5/13/chartex" xmlns:cx6="http://schemas.microsoft.com/office/drawing/2016/5/12/chartex" xmlns:cx5="http://schemas.microsoft.com/office/drawing/2016/5/11/chartex" xmlns:cx4="http://schemas.microsoft.com/office/drawing/2016/5/10/chartex" xmlns:cx3="http://schemas.microsoft.com/office/drawing/2016/5/9/chartex" xmlns:cx2="http://schemas.microsoft.com/office/drawing/2015/10/21/chartex" xmlns:cx1="http://schemas.microsoft.com/office/drawing/2015/9/8/chartex" xmlns:cx="http://schemas.microsoft.com/office/drawing/2014/chartex">
+                <mc:Fallback>
                   <w:pict>
                     <v:line w14:anchorId="1DF7B1A6" id="Прямая соединительная линия 547493667" o:spid="_x0000_s1026" style="position:absolute;flip:y;z-index:251703296;visibility:visible;mso-wrap-style:square;mso-width-percent:0;mso-height-percent:0;mso-wrap-distance-left:9pt;mso-wrap-distance-top:0;mso-wrap-distance-right:9pt;mso-wrap-distance-bottom:0;mso-position-horizontal:absolute;mso-position-horizontal-relative:text;mso-position-vertical:absolute;mso-position-vertical-relative:text;mso-width-percent:0;mso-height-percent:0;mso-width-relative:margin;mso-height-relative:margin" from="237.3pt,15.4pt" to="341.1pt,15.4pt" o:gfxdata="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" strokecolor="windowText">
                       <v:stroke joinstyle="miter"/>
@@ -2673,7 +2673,7 @@
       <w:pPr>
         <w:pStyle w:val="1"/>
       </w:pPr>
-      <w:bookmarkStart w:id="0" w:name="_Toc212235155"/>
+      <w:bookmarkStart w:id="0" w:name="_Toc214559760"/>
       <w:r>
         <w:lastRenderedPageBreak/>
         <w:t>Содержание</w:t>
@@ -2771,7 +2771,7 @@
             </w:rPr>
             <w:fldChar w:fldCharType="separate"/>
           </w:r>
-          <w:hyperlink w:anchor="_Toc212235155" w:history="1">
+          <w:hyperlink w:anchor="_Toc214559760" w:history="1">
             <w:r>
               <w:rPr>
                 <w:rStyle w:val="af3"/>
@@ -2798,7 +2798,7 @@
                 <w:noProof/>
                 <w:webHidden/>
               </w:rPr>
-              <w:instrText xml:space="preserve"> PAGEREF _Toc212235155 \h </w:instrText>
+              <w:instrText xml:space="preserve"> PAGEREF _Toc214559760 \h </w:instrText>
             </w:r>
             <w:r>
               <w:rPr>
@@ -2845,7 +2845,7 @@
               <w14:ligatures w14:val="standardContextual"/>
             </w:rPr>
           </w:pPr>
-          <w:hyperlink w:anchor="_Toc212235156" w:history="1">
+          <w:hyperlink w:anchor="_Toc214559761" w:history="1">
             <w:r>
               <w:rPr>
                 <w:rStyle w:val="af3"/>
@@ -2872,7 +2872,7 @@
                 <w:noProof/>
                 <w:webHidden/>
               </w:rPr>
-              <w:instrText xml:space="preserve"> PAGEREF _Toc212235156 \h </w:instrText>
+              <w:instrText xml:space="preserve"> PAGEREF _Toc214559761 \h </w:instrText>
             </w:r>
             <w:r>
               <w:rPr>
@@ -2919,7 +2919,7 @@
               <w14:ligatures w14:val="standardContextual"/>
             </w:rPr>
           </w:pPr>
-          <w:hyperlink w:anchor="_Toc212235157" w:history="1">
+          <w:hyperlink w:anchor="_Toc214559762" w:history="1">
             <w:r>
               <w:rPr>
                 <w:rStyle w:val="af3"/>
@@ -2946,7 +2946,7 @@
                 <w:noProof/>
                 <w:webHidden/>
               </w:rPr>
-              <w:instrText xml:space="preserve"> PAGEREF _Toc212235157 \h </w:instrText>
+              <w:instrText xml:space="preserve"> PAGEREF _Toc214559762 \h </w:instrText>
             </w:r>
             <w:r>
               <w:rPr>
@@ -2993,7 +2993,7 @@
               <w14:ligatures w14:val="standardContextual"/>
             </w:rPr>
           </w:pPr>
-          <w:hyperlink w:anchor="_Toc212235158" w:history="1">
+          <w:hyperlink w:anchor="_Toc214559763" w:history="1">
             <w:r>
               <w:rPr>
                 <w:rStyle w:val="af3"/>
@@ -3020,7 +3020,7 @@
                 <w:noProof/>
                 <w:webHidden/>
               </w:rPr>
-              <w:instrText xml:space="preserve"> PAGEREF _Toc212235158 \h </w:instrText>
+              <w:instrText xml:space="preserve"> PAGEREF _Toc214559763 \h </w:instrText>
             </w:r>
             <w:r>
               <w:rPr>
@@ -3067,7 +3067,7 @@
               <w14:ligatures w14:val="standardContextual"/>
             </w:rPr>
           </w:pPr>
-          <w:hyperlink w:anchor="_Toc212235159" w:history="1">
+          <w:hyperlink w:anchor="_Toc214559764" w:history="1">
             <w:r>
               <w:rPr>
                 <w:rStyle w:val="af3"/>
@@ -3094,7 +3094,7 @@
                 <w:noProof/>
                 <w:webHidden/>
               </w:rPr>
-              <w:instrText xml:space="preserve"> PAGEREF _Toc212235159 \h </w:instrText>
+              <w:instrText xml:space="preserve"> PAGEREF _Toc214559764 \h </w:instrText>
             </w:r>
             <w:r>
               <w:rPr>
@@ -3141,7 +3141,7 @@
               <w14:ligatures w14:val="standardContextual"/>
             </w:rPr>
           </w:pPr>
-          <w:hyperlink w:anchor="_Toc212235160" w:history="1">
+          <w:hyperlink w:anchor="_Toc214559765" w:history="1">
             <w:r>
               <w:rPr>
                 <w:rStyle w:val="af3"/>
@@ -3184,7 +3184,7 @@
                 <w:noProof/>
                 <w:webHidden/>
               </w:rPr>
-              <w:instrText xml:space="preserve"> PAGEREF _Toc212235160 \h </w:instrText>
+              <w:instrText xml:space="preserve"> PAGEREF _Toc214559765 \h </w:instrText>
             </w:r>
             <w:r>
               <w:rPr>
@@ -3231,7 +3231,7 @@
               <w14:ligatures w14:val="standardContextual"/>
             </w:rPr>
           </w:pPr>
-          <w:hyperlink w:anchor="_Toc212235161" w:history="1">
+          <w:hyperlink w:anchor="_Toc214559766" w:history="1">
             <w:r>
               <w:rPr>
                 <w:rStyle w:val="af3"/>
@@ -3274,7 +3274,7 @@
                 <w:noProof/>
                 <w:webHidden/>
               </w:rPr>
-              <w:instrText xml:space="preserve"> PAGEREF _Toc212235161 \h </w:instrText>
+              <w:instrText xml:space="preserve"> PAGEREF _Toc214559766 \h </w:instrText>
             </w:r>
             <w:r>
               <w:rPr>
@@ -3321,7 +3321,7 @@
               <w14:ligatures w14:val="standardContextual"/>
             </w:rPr>
           </w:pPr>
-          <w:hyperlink w:anchor="_Toc212235162" w:history="1">
+          <w:hyperlink w:anchor="_Toc214559767" w:history="1">
             <w:r>
               <w:rPr>
                 <w:rStyle w:val="af3"/>
@@ -3364,7 +3364,7 @@
                 <w:noProof/>
                 <w:webHidden/>
               </w:rPr>
-              <w:instrText xml:space="preserve"> PAGEREF _Toc212235162 \h </w:instrText>
+              <w:instrText xml:space="preserve"> PAGEREF _Toc214559767 \h </w:instrText>
             </w:r>
             <w:r>
               <w:rPr>
@@ -3384,7 +3384,7 @@
                 <w:noProof/>
                 <w:webHidden/>
               </w:rPr>
-              <w:t>8</w:t>
+              <w:t>7</w:t>
             </w:r>
             <w:r>
               <w:rPr>
@@ -3411,7 +3411,7 @@
               <w14:ligatures w14:val="standardContextual"/>
             </w:rPr>
           </w:pPr>
-          <w:hyperlink w:anchor="_Toc212235163" w:history="1">
+          <w:hyperlink w:anchor="_Toc214559768" w:history="1">
             <w:r>
               <w:rPr>
                 <w:rStyle w:val="af3"/>
@@ -3438,7 +3438,7 @@
                 <w:noProof/>
                 <w:webHidden/>
               </w:rPr>
-              <w:instrText xml:space="preserve"> PAGEREF _Toc212235163 \h </w:instrText>
+              <w:instrText xml:space="preserve"> PAGEREF _Toc214559768 \h </w:instrText>
             </w:r>
             <w:r>
               <w:rPr>
@@ -3458,7 +3458,7 @@
                 <w:noProof/>
                 <w:webHidden/>
               </w:rPr>
-              <w:t>8</w:t>
+              <w:t>7</w:t>
             </w:r>
             <w:r>
               <w:rPr>
@@ -3485,7 +3485,7 @@
               <w14:ligatures w14:val="standardContextual"/>
             </w:rPr>
           </w:pPr>
-          <w:hyperlink w:anchor="_Toc212235164" w:history="1">
+          <w:hyperlink w:anchor="_Toc214559769" w:history="1">
             <w:r>
               <w:rPr>
                 <w:rStyle w:val="af3"/>
@@ -3512,7 +3512,7 @@
                 <w:noProof/>
                 <w:webHidden/>
               </w:rPr>
-              <w:instrText xml:space="preserve"> PAGEREF _Toc212235164 \h </w:instrText>
+              <w:instrText xml:space="preserve"> PAGEREF _Toc214559769 \h </w:instrText>
             </w:r>
             <w:r>
               <w:rPr>
@@ -3532,7 +3532,7 @@
                 <w:noProof/>
                 <w:webHidden/>
               </w:rPr>
-              <w:t>9</w:t>
+              <w:t>8</w:t>
             </w:r>
             <w:r>
               <w:rPr>
@@ -3559,7 +3559,7 @@
               <w14:ligatures w14:val="standardContextual"/>
             </w:rPr>
           </w:pPr>
-          <w:hyperlink w:anchor="_Toc212235165" w:history="1">
+          <w:hyperlink w:anchor="_Toc214559770" w:history="1">
             <w:r>
               <w:rPr>
                 <w:rStyle w:val="af3"/>
@@ -3586,7 +3586,7 @@
                 <w:noProof/>
                 <w:webHidden/>
               </w:rPr>
-              <w:instrText xml:space="preserve"> PAGEREF _Toc212235165 \h </w:instrText>
+              <w:instrText xml:space="preserve"> PAGEREF _Toc214559770 \h </w:instrText>
             </w:r>
             <w:r>
               <w:rPr>
@@ -3633,7 +3633,7 @@
               <w14:ligatures w14:val="standardContextual"/>
             </w:rPr>
           </w:pPr>
-          <w:hyperlink w:anchor="_Toc212235166" w:history="1">
+          <w:hyperlink w:anchor="_Toc214559771" w:history="1">
             <w:r>
               <w:rPr>
                 <w:rStyle w:val="af3"/>
@@ -3660,7 +3660,7 @@
                 <w:noProof/>
                 <w:webHidden/>
               </w:rPr>
-              <w:instrText xml:space="preserve"> PAGEREF _Toc212235166 \h </w:instrText>
+              <w:instrText xml:space="preserve"> PAGEREF _Toc214559771 \h </w:instrText>
             </w:r>
             <w:r>
               <w:rPr>
@@ -3680,7 +3680,7 @@
                 <w:noProof/>
                 <w:webHidden/>
               </w:rPr>
-              <w:t>10</w:t>
+              <w:t>9</w:t>
             </w:r>
             <w:r>
               <w:rPr>
@@ -3745,7 +3745,7 @@
       <w:pPr>
         <w:pStyle w:val="1"/>
       </w:pPr>
-      <w:bookmarkStart w:id="1" w:name="_Toc212235156"/>
+      <w:bookmarkStart w:id="1" w:name="_Toc214559761"/>
       <w:r>
         <w:lastRenderedPageBreak/>
         <w:t>Введение</w:t>
@@ -3837,7 +3837,7 @@
       <w:pPr>
         <w:pStyle w:val="1"/>
       </w:pPr>
-      <w:bookmarkStart w:id="2" w:name="_Toc212235157"/>
+      <w:bookmarkStart w:id="2" w:name="_Toc214559762"/>
       <w:r>
         <w:lastRenderedPageBreak/>
         <w:t>1 Анализ предметной области</w:t>
@@ -3863,7 +3863,7 @@
       <w:pPr>
         <w:pStyle w:val="2"/>
       </w:pPr>
-      <w:bookmarkStart w:id="3" w:name="_Toc212235158"/>
+      <w:bookmarkStart w:id="3" w:name="_Toc214559763"/>
       <w:r>
         <w:t>1.1 Роль и архитектурные особенности оперативной памяти в современных вычислительных системах</w:t>
       </w:r>
@@ -4458,7 +4458,7 @@
       <w:pPr>
         <w:pStyle w:val="2"/>
       </w:pPr>
-      <w:bookmarkStart w:id="6" w:name="_Toc212235159"/>
+      <w:bookmarkStart w:id="6" w:name="_Toc214559764"/>
       <w:r>
         <w:t>1.2 Основные подходы к программному управлению памятью</w:t>
       </w:r>
@@ -4509,7 +4509,7 @@
       <w:pPr>
         <w:pStyle w:val="3"/>
       </w:pPr>
-      <w:bookmarkStart w:id="7" w:name="_Toc212235160"/>
+      <w:bookmarkStart w:id="7" w:name="_Toc214559765"/>
       <w:r>
         <w:t xml:space="preserve">1.2.1 </w:t>
       </w:r>
@@ -4567,7 +4567,6 @@
           <w:rFonts w:cs="Times New Roman"/>
         </w:rPr>
       </w:pPr>
-      <w:proofErr w:type="spellStart"/>
       <w:r>
         <w:rPr>
           <w:rFonts w:cs="Times New Roman"/>
@@ -4578,7 +4577,6 @@
         </w:rPr>
         <w:t>first-fit</w:t>
       </w:r>
-      <w:proofErr w:type="spellEnd"/>
       <w:r>
         <w:rPr>
           <w:rFonts w:cs="Times New Roman"/>
@@ -4598,7 +4596,6 @@
           <w:rFonts w:cs="Times New Roman"/>
         </w:rPr>
       </w:pPr>
-      <w:proofErr w:type="spellStart"/>
       <w:r>
         <w:rPr>
           <w:rFonts w:cs="Times New Roman"/>
@@ -4609,7 +4606,6 @@
         </w:rPr>
         <w:t>best-fit</w:t>
       </w:r>
-      <w:proofErr w:type="spellEnd"/>
       <w:r>
         <w:rPr>
           <w:rFonts w:cs="Times New Roman"/>
@@ -4669,25 +4665,33 @@
           <w:i/>
           <w:iCs/>
         </w:rPr>
-        <w:t>next-fit</w:t>
+        <w:t>next</w:t>
       </w:r>
       <w:proofErr w:type="spellEnd"/>
       <w:r>
         <w:rPr>
           <w:rFonts w:cs="Times New Roman"/>
-        </w:rPr>
-        <w:t xml:space="preserve"> — модификация </w:t>
-      </w:r>
-      <w:proofErr w:type="spellStart"/>
-      <w:r>
-        <w:rPr>
-          <w:rFonts w:cs="Times New Roman"/>
+          <w:b/>
+          <w:bCs/>
           <w:i/>
           <w:iCs/>
         </w:rPr>
+        <w:t>-fit</w:t>
+      </w:r>
+      <w:r>
+        <w:rPr>
+          <w:rFonts w:cs="Times New Roman"/>
+        </w:rPr>
+        <w:t xml:space="preserve"> — модификация </w:t>
+      </w:r>
+      <w:r>
+        <w:rPr>
+          <w:rFonts w:cs="Times New Roman"/>
+          <w:i/>
+          <w:iCs/>
+        </w:rPr>
         <w:t>first-fit</w:t>
       </w:r>
-      <w:proofErr w:type="spellEnd"/>
       <w:r>
         <w:rPr>
           <w:rFonts w:cs="Times New Roman"/>
@@ -5264,7 +5268,7 @@
       <w:pPr>
         <w:pStyle w:val="3"/>
       </w:pPr>
-      <w:bookmarkStart w:id="8" w:name="_Toc212235161"/>
+      <w:bookmarkStart w:id="8" w:name="_Toc214559766"/>
       <w:r>
         <w:t xml:space="preserve">1.2.2 </w:t>
       </w:r>
@@ -5300,7 +5304,7 @@
       <w:pPr>
         <w:pStyle w:val="3"/>
       </w:pPr>
-      <w:bookmarkStart w:id="9" w:name="_Toc212235162"/>
+      <w:bookmarkStart w:id="9" w:name="_Toc214559767"/>
       <w:r>
         <w:t xml:space="preserve">1.2.3 </w:t>
       </w:r>
@@ -5437,7 +5441,7 @@
       <w:pPr>
         <w:pStyle w:val="2"/>
       </w:pPr>
-      <w:bookmarkStart w:id="10" w:name="_Toc212235163"/>
+      <w:bookmarkStart w:id="10" w:name="_Toc214559768"/>
       <w:r>
         <w:t xml:space="preserve">1.3 </w:t>
       </w:r>
@@ -6036,7 +6040,7 @@
       <w:pPr>
         <w:pStyle w:val="2"/>
       </w:pPr>
-      <w:bookmarkStart w:id="11" w:name="_Toc212235164"/>
+      <w:bookmarkStart w:id="11" w:name="_Toc214559769"/>
       <w:r>
         <w:t>1.4 Метаданные и структуры данных в аллокаторах памяти</w:t>
       </w:r>
@@ -6259,16 +6263,7 @@
           <w:rFonts w:cs="Times New Roman"/>
           <w:b/>
         </w:rPr>
-        <w:t>хеш-таблицы по разм</w:t>
-      </w:r>
-      <w:bookmarkStart w:id="12" w:name="_GoBack"/>
-      <w:bookmarkEnd w:id="12"/>
-      <w:r>
-        <w:rPr>
-          <w:rFonts w:cs="Times New Roman"/>
-          <w:b/>
-        </w:rPr>
-        <w:t>еру</w:t>
+        <w:t>хеш-таблицы по размеру</w:t>
       </w:r>
       <w:r>
         <w:rPr>
@@ -6276,7 +6271,6 @@
         </w:rPr>
         <w:t xml:space="preserve"> — применяются в некоторых специализированных аллокаторах.</w:t>
       </w:r>
-      <w:bookmarkStart w:id="13" w:name="_Toc212235165"/>
     </w:p>
     <w:p>
       <w:pPr>
@@ -6298,11 +6292,12 @@
       <w:pPr>
         <w:pStyle w:val="2"/>
       </w:pPr>
+      <w:bookmarkStart w:id="12" w:name="_Toc214559770"/>
       <w:r>
         <w:lastRenderedPageBreak/>
         <w:t>1.5 Обоснование выбора метода и средств реализации</w:t>
       </w:r>
-      <w:bookmarkEnd w:id="13"/>
+      <w:bookmarkEnd w:id="12"/>
     </w:p>
     <w:p>
       <w:pPr>
@@ -6500,7 +6495,19 @@
         <w:rPr>
           <w:rFonts w:cs="Times New Roman"/>
         </w:rPr>
-        <w:t>Язык реализации — C, так как он:</w:t>
+        <w:t>Язык реализации — C</w:t>
+      </w:r>
+      <w:r>
+        <w:rPr>
+          <w:rFonts w:cs="Times New Roman"/>
+        </w:rPr>
+        <w:t>++</w:t>
+      </w:r>
+      <w:r>
+        <w:rPr>
+          <w:rFonts w:cs="Times New Roman"/>
+        </w:rPr>
+        <w:t>, так как он:</w:t>
       </w:r>
     </w:p>
     <w:p>
@@ -6554,7 +6561,10 @@
         <w:t>п</w:t>
       </w:r>
       <w:r>
-        <w:t>озволяет работать с указателями и управлять байтовыми смещениями напрямую.</w:t>
+        <w:t xml:space="preserve">озволяет </w:t>
+      </w:r>
+      <w:r>
+        <w:t>использовать современные языковые средства (например, умные указатели)</w:t>
       </w:r>
     </w:p>
     <w:p>
@@ -6593,11 +6603,11 @@
       <w:pPr>
         <w:pStyle w:val="2"/>
       </w:pPr>
-      <w:bookmarkStart w:id="14" w:name="_Toc212235166"/>
+      <w:bookmarkStart w:id="13" w:name="_Toc214559771"/>
       <w:r>
         <w:t>1.6 Выводы</w:t>
       </w:r>
-      <w:bookmarkEnd w:id="14"/>
+      <w:bookmarkEnd w:id="13"/>
     </w:p>
     <w:p>
       <w:pPr>
@@ -6767,10 +6777,727 @@
     </w:p>
     <w:p>
       <w:pPr>
-        <w:rPr>
-          <w:rFonts w:cs="Times New Roman"/>
-        </w:rPr>
-      </w:pPr>
+        <w:spacing w:after="160" w:line="360" w:lineRule="auto"/>
+        <w:ind w:left="709" w:firstLine="0"/>
+        <w:jc w:val="left"/>
+        <w:rPr>
+          <w:rFonts w:cs="Times New Roman"/>
+        </w:rPr>
+      </w:pPr>
+      <w:r>
+        <w:rPr>
+          <w:rFonts w:cs="Times New Roman"/>
+        </w:rPr>
+        <w:br w:type="page"/>
+      </w:r>
+    </w:p>
+    <w:p>
+      <w:pPr>
+        <w:pStyle w:val="1"/>
+      </w:pPr>
+      <w:r>
+        <w:lastRenderedPageBreak/>
+        <w:t>2</w:t>
+      </w:r>
+      <w:r>
+        <w:t xml:space="preserve"> </w:t>
+      </w:r>
+      <w:r>
+        <w:t>Описание программы</w:t>
+      </w:r>
+    </w:p>
+    <w:p>
+      <w:pPr>
+        <w:rPr>
+          <w:rFonts w:cs="Times New Roman"/>
+        </w:rPr>
+      </w:pPr>
+    </w:p>
+    <w:p>
+      <w:pPr>
+        <w:ind w:firstLine="0"/>
+        <w:rPr>
+          <w:rFonts w:cs="Times New Roman"/>
+        </w:rPr>
+      </w:pPr>
+    </w:p>
+    <w:p>
+      <w:pPr>
+        <w:pStyle w:val="2"/>
+        <w:rPr>
+          <w:bCs/>
+        </w:rPr>
+      </w:pPr>
+      <w:r>
+        <w:t>2.1</w:t>
+      </w:r>
+      <w:r>
+        <w:t xml:space="preserve"> </w:t>
+      </w:r>
+      <w:r>
+        <w:rPr>
+          <w:bCs/>
+        </w:rPr>
+        <w:t>Общая характеристика программы</w:t>
+      </w:r>
+    </w:p>
+    <w:p/>
+    <w:p>
+      <w:r>
+        <w:t>Разработанная программа представляет собой программную модель управления оперативной памятью, реализованную на языке программирования C++. Её основное назначение — имитация ключевых механизмов динамического распределения памяти, таких как выделение, освобождение и слияние блоков, с целью исследования алгоритмов размещения и оценки степени фрагментации.</w:t>
+      </w:r>
+    </w:p>
+    <w:p>
+      <w:r>
+        <w:t xml:space="preserve">В отличие от стандартных аллокаторов (например, </w:t>
+      </w:r>
+      <w:r>
+        <w:rPr>
+          <w:i/>
+          <w:iCs/>
+        </w:rPr>
+        <w:t>malloc</w:t>
+      </w:r>
+      <w:r>
+        <w:t xml:space="preserve"> в C или </w:t>
+      </w:r>
+      <w:proofErr w:type="spellStart"/>
+      <w:r>
+        <w:rPr>
+          <w:i/>
+          <w:iCs/>
+        </w:rPr>
+        <w:t>operator</w:t>
+      </w:r>
+      <w:proofErr w:type="spellEnd"/>
+      <w:r>
+        <w:rPr>
+          <w:i/>
+          <w:iCs/>
+        </w:rPr>
+        <w:t xml:space="preserve"> new</w:t>
+      </w:r>
+      <w:r>
+        <w:t xml:space="preserve"> в C++), данная модель не использует системные вызовы и не взаимодействует с операционной системой. Вместо этого она оперирует заранее выделенным буфером фиксированного размера (например, 64 КБ), который эмулирует кучу. Это позволяет сосредоточиться на логике аллокатора и изолировать её от внешних факторов.</w:t>
+      </w:r>
+    </w:p>
+    <w:p>
+      <w:r>
+        <w:t xml:space="preserve">Выбор языка C++ обоснован следующим: </w:t>
+      </w:r>
+    </w:p>
+    <w:p>
+      <w:pPr>
+        <w:pStyle w:val="a0"/>
+        <w:numPr>
+          <w:ilvl w:val="0"/>
+          <w:numId w:val="36"/>
+        </w:numPr>
+      </w:pPr>
+      <w:r>
+        <w:t xml:space="preserve">он сохраняет низкоуровневый контроль над памятью (работа с указателями, </w:t>
+      </w:r>
+      <w:proofErr w:type="spellStart"/>
+      <w:r>
+        <w:rPr>
+          <w:i/>
+          <w:iCs/>
+        </w:rPr>
+        <w:t>reinterpret_cast</w:t>
+      </w:r>
+      <w:proofErr w:type="spellEnd"/>
+      <w:r>
+        <w:t xml:space="preserve">, побайтовые операции); </w:t>
+      </w:r>
+    </w:p>
+    <w:p>
+      <w:pPr>
+        <w:pStyle w:val="a0"/>
+        <w:numPr>
+          <w:ilvl w:val="0"/>
+          <w:numId w:val="36"/>
+        </w:numPr>
+      </w:pPr>
+      <w:r>
+        <w:t xml:space="preserve">предоставляет возможности объектно-ориентированного проектирования, что упрощает инкапсуляцию логики аллокатора в класс; </w:t>
+      </w:r>
+    </w:p>
+    <w:p>
+      <w:pPr>
+        <w:pStyle w:val="a0"/>
+        <w:numPr>
+          <w:ilvl w:val="0"/>
+          <w:numId w:val="36"/>
+        </w:numPr>
+      </w:pPr>
+      <w:r>
+        <w:t>позволяет использовать современные средства языка (например, умные указатели только для управления служебными структурами, но не для эмулируемой памяти).</w:t>
+      </w:r>
+    </w:p>
+    <w:p>
+      <w:r>
+        <w:t xml:space="preserve">Программа реализует стратегию размещения </w:t>
+      </w:r>
+      <w:r>
+        <w:rPr>
+          <w:i/>
+          <w:iCs/>
+        </w:rPr>
+        <w:t>first-fit</w:t>
+      </w:r>
+      <w:r>
+        <w:t xml:space="preserve"> и поддерживает автоматическое слияние (</w:t>
+      </w:r>
+      <w:r>
+        <w:rPr>
+          <w:i/>
+          <w:iCs/>
+        </w:rPr>
+        <w:t>coalescing</w:t>
+      </w:r>
+      <w:r>
+        <w:t>) соседних свободных блоков. Все операции с памятью выполняются вручную с использованием указателей и арифметики адресов.</w:t>
+      </w:r>
+    </w:p>
+    <w:p>
+      <w:r>
+        <w:t>Минимальные системные требования к программной платформе функционирования программы перечислены в таблице 2.</w:t>
+      </w:r>
+    </w:p>
+    <w:p/>
+    <w:p>
+      <w:pPr>
+        <w:ind w:firstLine="0"/>
+        <w:jc w:val="left"/>
+        <w:rPr>
+          <w:rFonts w:cs="Times New Roman"/>
+          <w:sz w:val="24"/>
+          <w:szCs w:val="24"/>
+        </w:rPr>
+      </w:pPr>
+      <w:r>
+        <w:rPr>
+          <w:rFonts w:cs="Times New Roman"/>
+          <w:sz w:val="24"/>
+          <w:szCs w:val="24"/>
+        </w:rPr>
+        <w:t xml:space="preserve">Таблица </w:t>
+      </w:r>
+      <w:r>
+        <w:rPr>
+          <w:rFonts w:cs="Times New Roman"/>
+          <w:sz w:val="24"/>
+          <w:szCs w:val="24"/>
+        </w:rPr>
+        <w:t>2</w:t>
+      </w:r>
+      <w:r>
+        <w:rPr>
+          <w:rFonts w:cs="Times New Roman"/>
+          <w:sz w:val="24"/>
+          <w:szCs w:val="24"/>
+        </w:rPr>
+        <w:t xml:space="preserve"> – </w:t>
+      </w:r>
+      <w:r>
+        <w:rPr>
+          <w:rFonts w:cs="Times New Roman"/>
+          <w:sz w:val="24"/>
+          <w:szCs w:val="24"/>
+        </w:rPr>
+        <w:t>системные требования к программе</w:t>
+      </w:r>
+    </w:p>
+    <w:tbl>
+      <w:tblPr>
+        <w:tblStyle w:val="af4"/>
+        <w:tblW w:w="0" w:type="auto"/>
+        <w:tblLook w:val="04A0" w:firstRow="1" w:lastRow="0" w:firstColumn="1" w:lastColumn="0" w:noHBand="0" w:noVBand="1"/>
+      </w:tblPr>
+      <w:tblGrid>
+        <w:gridCol w:w="3922"/>
+        <w:gridCol w:w="4011"/>
+      </w:tblGrid>
+      <w:tr>
+        <w:trPr>
+          <w:trHeight w:val="70"/>
+        </w:trPr>
+        <w:tc>
+          <w:tcPr>
+            <w:tcW w:w="3922" w:type="dxa"/>
+            <w:tcBorders>
+              <w:bottom w:val="single" w:sz="12" w:space="0" w:color="auto"/>
+            </w:tcBorders>
+            <w:vAlign w:val="center"/>
+          </w:tcPr>
+          <w:p>
+            <w:pPr>
+              <w:ind w:firstLine="0"/>
+              <w:jc w:val="center"/>
+              <w:rPr>
+                <w:rFonts w:cs="Times New Roman"/>
+              </w:rPr>
+            </w:pPr>
+            <w:r>
+              <w:rPr>
+                <w:rFonts w:cs="Times New Roman"/>
+              </w:rPr>
+              <w:t>Компонент системы</w:t>
+            </w:r>
+          </w:p>
+        </w:tc>
+        <w:tc>
+          <w:tcPr>
+            <w:tcW w:w="4011" w:type="dxa"/>
+            <w:tcBorders>
+              <w:bottom w:val="single" w:sz="12" w:space="0" w:color="auto"/>
+            </w:tcBorders>
+            <w:vAlign w:val="center"/>
+          </w:tcPr>
+          <w:p>
+            <w:pPr>
+              <w:ind w:firstLine="0"/>
+              <w:jc w:val="center"/>
+              <w:rPr>
+                <w:rFonts w:cs="Times New Roman"/>
+              </w:rPr>
+            </w:pPr>
+            <w:r>
+              <w:rPr>
+                <w:rFonts w:cs="Times New Roman"/>
+              </w:rPr>
+              <w:t>Требования</w:t>
+            </w:r>
+          </w:p>
+        </w:tc>
+      </w:tr>
+      <w:tr>
+        <w:tc>
+          <w:tcPr>
+            <w:tcW w:w="3922" w:type="dxa"/>
+            <w:tcBorders>
+              <w:top w:val="single" w:sz="12" w:space="0" w:color="auto"/>
+            </w:tcBorders>
+            <w:vAlign w:val="center"/>
+          </w:tcPr>
+          <w:p>
+            <w:pPr>
+              <w:ind w:firstLine="0"/>
+              <w:jc w:val="left"/>
+              <w:rPr>
+                <w:rFonts w:cs="Times New Roman"/>
+              </w:rPr>
+            </w:pPr>
+            <w:r>
+              <w:rPr>
+                <w:rFonts w:cs="Times New Roman"/>
+              </w:rPr>
+              <w:t>Процессор</w:t>
+            </w:r>
+          </w:p>
+        </w:tc>
+        <w:tc>
+          <w:tcPr>
+            <w:tcW w:w="4011" w:type="dxa"/>
+            <w:tcBorders>
+              <w:top w:val="single" w:sz="12" w:space="0" w:color="auto"/>
+            </w:tcBorders>
+            <w:vAlign w:val="center"/>
+          </w:tcPr>
+          <w:p>
+            <w:pPr>
+              <w:ind w:firstLine="0"/>
+              <w:jc w:val="left"/>
+              <w:rPr>
+                <w:rFonts w:cs="Times New Roman"/>
+              </w:rPr>
+            </w:pPr>
+            <w:r>
+              <w:rPr>
+                <w:rFonts w:cs="Times New Roman"/>
+              </w:rPr>
+              <w:t>x86/x64, 1 ГГц и выше</w:t>
+            </w:r>
+          </w:p>
+        </w:tc>
+      </w:tr>
+      <w:tr>
+        <w:trPr>
+          <w:trHeight w:val="404"/>
+        </w:trPr>
+        <w:tc>
+          <w:tcPr>
+            <w:tcW w:w="3922" w:type="dxa"/>
+            <w:vAlign w:val="center"/>
+          </w:tcPr>
+          <w:p>
+            <w:pPr>
+              <w:ind w:firstLine="0"/>
+              <w:jc w:val="left"/>
+              <w:rPr>
+                <w:rFonts w:cs="Times New Roman"/>
+              </w:rPr>
+            </w:pPr>
+            <w:r>
+              <w:rPr>
+                <w:rFonts w:cs="Times New Roman"/>
+              </w:rPr>
+              <w:t>Операционная система</w:t>
+            </w:r>
+          </w:p>
+        </w:tc>
+        <w:tc>
+          <w:tcPr>
+            <w:tcW w:w="4011" w:type="dxa"/>
+            <w:vAlign w:val="center"/>
+          </w:tcPr>
+          <w:p>
+            <w:pPr>
+              <w:ind w:firstLine="0"/>
+              <w:jc w:val="left"/>
+              <w:rPr>
+                <w:rFonts w:cs="Times New Roman"/>
+              </w:rPr>
+            </w:pPr>
+            <w:r>
+              <w:rPr>
+                <w:rFonts w:cs="Times New Roman"/>
+              </w:rPr>
+              <w:t xml:space="preserve">Windows 10/11, Linux, </w:t>
+            </w:r>
+            <w:proofErr w:type="spellStart"/>
+            <w:r>
+              <w:rPr>
+                <w:rFonts w:cs="Times New Roman"/>
+              </w:rPr>
+              <w:t>macOS</w:t>
+            </w:r>
+            <w:proofErr w:type="spellEnd"/>
+          </w:p>
+        </w:tc>
+      </w:tr>
+      <w:tr>
+        <w:tc>
+          <w:tcPr>
+            <w:tcW w:w="3922" w:type="dxa"/>
+            <w:vAlign w:val="center"/>
+          </w:tcPr>
+          <w:p>
+            <w:pPr>
+              <w:ind w:firstLine="0"/>
+              <w:jc w:val="left"/>
+              <w:rPr>
+                <w:rFonts w:cs="Times New Roman"/>
+              </w:rPr>
+            </w:pPr>
+            <w:r>
+              <w:rPr>
+                <w:rFonts w:cs="Times New Roman"/>
+              </w:rPr>
+              <w:t>Компилятор</w:t>
+            </w:r>
+          </w:p>
+        </w:tc>
+        <w:tc>
+          <w:tcPr>
+            <w:tcW w:w="4011" w:type="dxa"/>
+            <w:vAlign w:val="center"/>
+          </w:tcPr>
+          <w:p>
+            <w:pPr>
+              <w:ind w:firstLine="0"/>
+              <w:jc w:val="left"/>
+              <w:rPr>
+                <w:rFonts w:cs="Times New Roman"/>
+              </w:rPr>
+            </w:pPr>
+            <w:r>
+              <w:rPr>
+                <w:rFonts w:cs="Times New Roman"/>
+              </w:rPr>
+              <w:t xml:space="preserve">GCC 9+, </w:t>
+            </w:r>
+            <w:proofErr w:type="spellStart"/>
+            <w:r>
+              <w:rPr>
+                <w:rFonts w:cs="Times New Roman"/>
+              </w:rPr>
+              <w:t>Clang</w:t>
+            </w:r>
+            <w:proofErr w:type="spellEnd"/>
+            <w:r>
+              <w:rPr>
+                <w:rFonts w:cs="Times New Roman"/>
+              </w:rPr>
+              <w:t xml:space="preserve"> 10+, MSVC 2019+</w:t>
+            </w:r>
+          </w:p>
+        </w:tc>
+      </w:tr>
+      <w:tr>
+        <w:tc>
+          <w:tcPr>
+            <w:tcW w:w="3922" w:type="dxa"/>
+            <w:vAlign w:val="center"/>
+          </w:tcPr>
+          <w:p>
+            <w:pPr>
+              <w:ind w:firstLine="0"/>
+              <w:jc w:val="left"/>
+              <w:rPr>
+                <w:rFonts w:cs="Times New Roman"/>
+              </w:rPr>
+            </w:pPr>
+            <w:r>
+              <w:rPr>
+                <w:rFonts w:cs="Times New Roman"/>
+              </w:rPr>
+              <w:t>Свободное место на диске</w:t>
+            </w:r>
+          </w:p>
+        </w:tc>
+        <w:tc>
+          <w:tcPr>
+            <w:tcW w:w="4011" w:type="dxa"/>
+            <w:vAlign w:val="center"/>
+          </w:tcPr>
+          <w:p>
+            <w:pPr>
+              <w:ind w:firstLine="0"/>
+              <w:jc w:val="left"/>
+              <w:rPr>
+                <w:rFonts w:cs="Times New Roman"/>
+              </w:rPr>
+            </w:pPr>
+            <w:r>
+              <w:rPr>
+                <w:rFonts w:cs="Times New Roman"/>
+              </w:rPr>
+              <w:t>1 МБ</w:t>
+            </w:r>
+          </w:p>
+        </w:tc>
+      </w:tr>
+    </w:tbl>
+    <w:p/>
+    <w:p>
+      <w:r>
+        <w:t>Программа предназначена для запуска в консольной среде и не требует графического интерфейса.</w:t>
+      </w:r>
+    </w:p>
+    <w:p>
+      <w:pPr>
+        <w:spacing w:after="160" w:line="360" w:lineRule="auto"/>
+        <w:ind w:left="709" w:firstLine="0"/>
+        <w:jc w:val="left"/>
+      </w:pPr>
+      <w:r>
+        <w:br w:type="page"/>
+      </w:r>
+    </w:p>
+    <w:p>
+      <w:pPr>
+        <w:pStyle w:val="2"/>
+      </w:pPr>
+      <w:r>
+        <w:lastRenderedPageBreak/>
+        <w:t xml:space="preserve">2.2 </w:t>
+      </w:r>
+      <w:r>
+        <w:t>Структура программы и данных</w:t>
+      </w:r>
+    </w:p>
+    <w:p/>
+    <w:p>
+      <w:r>
+        <w:t xml:space="preserve">Программа спроектирована в соответствии с принципами объектно-ориентированного программирования. Основная логика инкапсулирована в классе </w:t>
+      </w:r>
+      <w:proofErr w:type="spellStart"/>
+      <w:r>
+        <w:rPr>
+          <w:i/>
+          <w:iCs/>
+        </w:rPr>
+        <w:t>MemoryAllocator</w:t>
+      </w:r>
+      <w:proofErr w:type="spellEnd"/>
+      <w:r>
+        <w:t>, который управляет эмулируемой кучей и предоставляет интерфейс для выделения и освобождения памяти.</w:t>
+      </w:r>
+    </w:p>
+    <w:p>
+      <w:r>
+        <w:t>Основные компоненты программы:</w:t>
+      </w:r>
+    </w:p>
+    <w:p>
+      <w:pPr>
+        <w:numPr>
+          <w:ilvl w:val="0"/>
+          <w:numId w:val="38"/>
+        </w:numPr>
+      </w:pPr>
+      <w:r>
+        <w:rPr>
+          <w:b/>
+          <w:bCs/>
+          <w:i/>
+          <w:iCs/>
+        </w:rPr>
+        <w:t>main.cpp</w:t>
+      </w:r>
+      <w:r>
+        <w:t xml:space="preserve"> — точка входа. Создаёт экземпляр </w:t>
+      </w:r>
+      <w:proofErr w:type="spellStart"/>
+      <w:r>
+        <w:rPr>
+          <w:i/>
+          <w:iCs/>
+        </w:rPr>
+        <w:t>MemoryAllocator</w:t>
+      </w:r>
+      <w:proofErr w:type="spellEnd"/>
+      <w:r>
+        <w:t>, запускает цикл пользовательского интерфейса.</w:t>
+      </w:r>
+    </w:p>
+    <w:p>
+      <w:pPr>
+        <w:numPr>
+          <w:ilvl w:val="0"/>
+          <w:numId w:val="38"/>
+        </w:numPr>
+      </w:pPr>
+      <w:proofErr w:type="spellStart"/>
+      <w:r>
+        <w:rPr>
+          <w:b/>
+          <w:bCs/>
+          <w:i/>
+          <w:iCs/>
+        </w:rPr>
+        <w:t>MemoryAllocator.h</w:t>
+      </w:r>
+      <w:proofErr w:type="spellEnd"/>
+      <w:r>
+        <w:t xml:space="preserve"> — заголовочный файл, содержащий объявление класса, структуру заголовка блока и публичный интерфейс.</w:t>
+      </w:r>
+    </w:p>
+    <w:p>
+      <w:pPr>
+        <w:numPr>
+          <w:ilvl w:val="0"/>
+          <w:numId w:val="38"/>
+        </w:numPr>
+        <w:rPr>
+          <w:lang w:val="en-US"/>
+        </w:rPr>
+      </w:pPr>
+      <w:r>
+        <w:rPr>
+          <w:b/>
+          <w:bCs/>
+          <w:i/>
+          <w:iCs/>
+          <w:lang w:val="en-US"/>
+        </w:rPr>
+        <w:t>MemoryAllocator.cpp</w:t>
+      </w:r>
+      <w:r>
+        <w:rPr>
+          <w:lang w:val="en-US"/>
+        </w:rPr>
+        <w:t xml:space="preserve"> — </w:t>
+      </w:r>
+      <w:r>
+        <w:t>реализация</w:t>
+      </w:r>
+      <w:r>
+        <w:rPr>
+          <w:lang w:val="en-US"/>
+        </w:rPr>
+        <w:t xml:space="preserve"> </w:t>
+      </w:r>
+      <w:r>
+        <w:t>методов</w:t>
+      </w:r>
+      <w:r>
+        <w:rPr>
+          <w:lang w:val="en-US"/>
+        </w:rPr>
+        <w:t xml:space="preserve">: </w:t>
+      </w:r>
+      <w:r>
+        <w:rPr>
+          <w:i/>
+          <w:iCs/>
+          <w:lang w:val="en-US"/>
+        </w:rPr>
+        <w:t xml:space="preserve">allocate(), deallocate(), </w:t>
+      </w:r>
+      <w:proofErr w:type="spellStart"/>
+      <w:r>
+        <w:rPr>
+          <w:i/>
+          <w:iCs/>
+          <w:lang w:val="en-US"/>
+        </w:rPr>
+        <w:t>printStatus</w:t>
+      </w:r>
+      <w:proofErr w:type="spellEnd"/>
+      <w:r>
+        <w:rPr>
+          <w:i/>
+          <w:iCs/>
+          <w:lang w:val="en-US"/>
+        </w:rPr>
+        <w:t xml:space="preserve">(), </w:t>
+      </w:r>
+      <w:proofErr w:type="spellStart"/>
+      <w:r>
+        <w:rPr>
+          <w:i/>
+          <w:iCs/>
+          <w:lang w:val="en-US"/>
+        </w:rPr>
+        <w:t>mergeFreeBlocks</w:t>
+      </w:r>
+      <w:proofErr w:type="spellEnd"/>
+      <w:r>
+        <w:rPr>
+          <w:i/>
+          <w:iCs/>
+          <w:lang w:val="en-US"/>
+        </w:rPr>
+        <w:t>()</w:t>
+      </w:r>
+      <w:r>
+        <w:rPr>
+          <w:lang w:val="en-US"/>
+        </w:rPr>
+        <w:t xml:space="preserve"> </w:t>
+      </w:r>
+      <w:r>
+        <w:t>и</w:t>
+      </w:r>
+      <w:r>
+        <w:rPr>
+          <w:lang w:val="en-US"/>
+        </w:rPr>
+        <w:t xml:space="preserve"> </w:t>
+      </w:r>
+      <w:proofErr w:type="spellStart"/>
+      <w:r>
+        <w:t>пр</w:t>
+      </w:r>
+      <w:proofErr w:type="spellEnd"/>
+      <w:r>
+        <w:rPr>
+          <w:lang w:val="en-US"/>
+        </w:rPr>
+        <w:t>.</w:t>
+      </w:r>
     </w:p>
     <w:sectPr>
       <w:pgSz w:w="11906" w:h="16838" w:code="9"/>
@@ -6784,7 +7511,7 @@
 </file>
 
 <file path=word/endnotes.xml><?xml version="1.0" encoding="utf-8"?>
-<w:endnotes xmlns:wpc="http://schemas.microsoft.com/office/word/2010/wordprocessingCanvas" xmlns:mc="http://schemas.openxmlformats.org/markup-compatibility/2006" xmlns:o="urn:schemas-microsoft-com:office:office" xmlns:r="http://schemas.openxmlformats.org/officeDocument/2006/relationships" xmlns:m="http://schemas.openxmlformats.org/officeDocument/2006/math" xmlns:v="urn:schemas-microsoft-com:vml" xmlns:wp14="http://schemas.microsoft.com/office/word/2010/wordprocessingDrawing" xmlns:wp="http://schemas.openxmlformats.org/drawingml/2006/wordprocessingDrawing" xmlns:w10="urn:schemas-microsoft-com:office:word" xmlns:w="http://schemas.openxmlformats.org/wordprocessingml/2006/main" xmlns:w14="http://schemas.microsoft.com/office/word/2010/wordml" xmlns:w15="http://schemas.microsoft.com/office/word/2012/wordml" xmlns:wpg="http://schemas.microsoft.com/office/word/2010/wordprocessingGroup" xmlns:wpi="http://schemas.microsoft.com/office/word/2010/wordprocessingInk" xmlns:wne="http://schemas.microsoft.com/office/word/2006/wordml" xmlns:wps="http://schemas.microsoft.com/office/word/2010/wordprocessingShape" mc:Ignorable="w14 w15 wp14">
+<w:endnotes xmlns:wpc="http://schemas.microsoft.com/office/word/2010/wordprocessingCanvas" xmlns:cx="http://schemas.microsoft.com/office/drawing/2014/chartex" xmlns:cx1="http://schemas.microsoft.com/office/drawing/2015/9/8/chartex" xmlns:cx2="http://schemas.microsoft.com/office/drawing/2015/10/21/chartex" xmlns:cx3="http://schemas.microsoft.com/office/drawing/2016/5/9/chartex" xmlns:cx4="http://schemas.microsoft.com/office/drawing/2016/5/10/chartex" xmlns:cx5="http://schemas.microsoft.com/office/drawing/2016/5/11/chartex" xmlns:cx6="http://schemas.microsoft.com/office/drawing/2016/5/12/chartex" xmlns:cx7="http://schemas.microsoft.com/office/drawing/2016/5/13/chartex" xmlns:cx8="http://schemas.microsoft.com/office/drawing/2016/5/14/chartex" xmlns:mc="http://schemas.openxmlformats.org/markup-compatibility/2006" xmlns:aink="http://schemas.microsoft.com/office/drawing/2016/ink" xmlns:am3d="http://schemas.microsoft.com/office/drawing/2017/model3d" xmlns:o="urn:schemas-microsoft-com:office:office" xmlns:oel="http://schemas.microsoft.com/office/2019/extlst" xmlns:r="http://schemas.openxmlformats.org/officeDocument/2006/relationships" xmlns:m="http://schemas.openxmlformats.org/officeDocument/2006/math" xmlns:v="urn:schemas-microsoft-com:vml" xmlns:wp14="http://schemas.microsoft.com/office/word/2010/wordprocessingDrawing" xmlns:wp="http://schemas.openxmlformats.org/drawingml/2006/wordprocessingDrawing" xmlns:w10="urn:schemas-microsoft-com:office:word" xmlns:w="http://schemas.openxmlformats.org/wordprocessingml/2006/main" xmlns:w14="http://schemas.microsoft.com/office/word/2010/wordml" xmlns:w15="http://schemas.microsoft.com/office/word/2012/wordml" xmlns:w16cex="http://schemas.microsoft.com/office/word/2018/wordml/cex" xmlns:w16cid="http://schemas.microsoft.com/office/word/2016/wordml/cid" xmlns:w16="http://schemas.microsoft.com/office/word/2018/wordml" xmlns:w16du="http://schemas.microsoft.com/office/word/2023/wordml/word16du" xmlns:w16sdtdh="http://schemas.microsoft.com/office/word/2020/wordml/sdtdatahash" xmlns:w16sdtfl="http://schemas.microsoft.com/office/word/2024/wordml/sdtformatlock" xmlns:w16se="http://schemas.microsoft.com/office/word/2015/wordml/symex" xmlns:wpg="http://schemas.microsoft.com/office/word/2010/wordprocessingGroup" xmlns:wpi="http://schemas.microsoft.com/office/word/2010/wordprocessingInk" xmlns:wne="http://schemas.microsoft.com/office/word/2006/wordml" xmlns:wps="http://schemas.microsoft.com/office/word/2010/wordprocessingShape" mc:Ignorable="w14 w15 w16se w16cid w16 w16cex w16sdtdh w16sdtfl w16du wp14">
   <w:endnote w:type="separator" w:id="-1">
     <w:p>
       <w:r>
@@ -6803,7 +7530,7 @@
 </file>
 
 <file path=word/footer1.xml><?xml version="1.0" encoding="utf-8"?>
-<w:ftr xmlns:wpc="http://schemas.microsoft.com/office/word/2010/wordprocessingCanvas" xmlns:mc="http://schemas.openxmlformats.org/markup-compatibility/2006" xmlns:o="urn:schemas-microsoft-com:office:office" xmlns:r="http://schemas.openxmlformats.org/officeDocument/2006/relationships" xmlns:m="http://schemas.openxmlformats.org/officeDocument/2006/math" xmlns:v="urn:schemas-microsoft-com:vml" xmlns:wp14="http://schemas.microsoft.com/office/word/2010/wordprocessingDrawing" xmlns:wp="http://schemas.openxmlformats.org/drawingml/2006/wordprocessingDrawing" xmlns:w10="urn:schemas-microsoft-com:office:word" xmlns:w="http://schemas.openxmlformats.org/wordprocessingml/2006/main" xmlns:w14="http://schemas.microsoft.com/office/word/2010/wordml" xmlns:w15="http://schemas.microsoft.com/office/word/2012/wordml" xmlns:wpg="http://schemas.microsoft.com/office/word/2010/wordprocessingGroup" xmlns:wpi="http://schemas.microsoft.com/office/word/2010/wordprocessingInk" xmlns:wne="http://schemas.microsoft.com/office/word/2006/wordml" xmlns:wps="http://schemas.microsoft.com/office/word/2010/wordprocessingShape" mc:Ignorable="w14 w15 wp14">
+<w:ftr xmlns:wpc="http://schemas.microsoft.com/office/word/2010/wordprocessingCanvas" xmlns:cx="http://schemas.microsoft.com/office/drawing/2014/chartex" xmlns:cx1="http://schemas.microsoft.com/office/drawing/2015/9/8/chartex" xmlns:cx2="http://schemas.microsoft.com/office/drawing/2015/10/21/chartex" xmlns:cx3="http://schemas.microsoft.com/office/drawing/2016/5/9/chartex" xmlns:cx4="http://schemas.microsoft.com/office/drawing/2016/5/10/chartex" xmlns:cx5="http://schemas.microsoft.com/office/drawing/2016/5/11/chartex" xmlns:cx6="http://schemas.microsoft.com/office/drawing/2016/5/12/chartex" xmlns:cx7="http://schemas.microsoft.com/office/drawing/2016/5/13/chartex" xmlns:cx8="http://schemas.microsoft.com/office/drawing/2016/5/14/chartex" xmlns:mc="http://schemas.openxmlformats.org/markup-compatibility/2006" xmlns:aink="http://schemas.microsoft.com/office/drawing/2016/ink" xmlns:am3d="http://schemas.microsoft.com/office/drawing/2017/model3d" xmlns:o="urn:schemas-microsoft-com:office:office" xmlns:oel="http://schemas.microsoft.com/office/2019/extlst" xmlns:r="http://schemas.openxmlformats.org/officeDocument/2006/relationships" xmlns:m="http://schemas.openxmlformats.org/officeDocument/2006/math" xmlns:v="urn:schemas-microsoft-com:vml" xmlns:wp14="http://schemas.microsoft.com/office/word/2010/wordprocessingDrawing" xmlns:wp="http://schemas.openxmlformats.org/drawingml/2006/wordprocessingDrawing" xmlns:w10="urn:schemas-microsoft-com:office:word" xmlns:w="http://schemas.openxmlformats.org/wordprocessingml/2006/main" xmlns:w14="http://schemas.microsoft.com/office/word/2010/wordml" xmlns:w15="http://schemas.microsoft.com/office/word/2012/wordml" xmlns:w16cex="http://schemas.microsoft.com/office/word/2018/wordml/cex" xmlns:w16cid="http://schemas.microsoft.com/office/word/2016/wordml/cid" xmlns:w16="http://schemas.microsoft.com/office/word/2018/wordml" xmlns:w16du="http://schemas.microsoft.com/office/word/2023/wordml/word16du" xmlns:w16sdtdh="http://schemas.microsoft.com/office/word/2020/wordml/sdtdatahash" xmlns:w16sdtfl="http://schemas.microsoft.com/office/word/2024/wordml/sdtformatlock" xmlns:w16se="http://schemas.microsoft.com/office/word/2015/wordml/symex" xmlns:wpg="http://schemas.microsoft.com/office/word/2010/wordprocessingGroup" xmlns:wpi="http://schemas.microsoft.com/office/word/2010/wordprocessingInk" xmlns:wne="http://schemas.microsoft.com/office/word/2006/wordml" xmlns:wps="http://schemas.microsoft.com/office/word/2010/wordprocessingShape" mc:Ignorable="w14 w15 w16se w16cid w16 w16cex w16sdtdh w16sdtfl w16du wp14">
   <w:p>
     <w:pPr>
       <w:pStyle w:val="a6"/>
@@ -6854,7 +7581,7 @@
 </file>
 
 <file path=word/footer2.xml><?xml version="1.0" encoding="utf-8"?>
-<w:ftr xmlns:wpc="http://schemas.microsoft.com/office/word/2010/wordprocessingCanvas" xmlns:mc="http://schemas.openxmlformats.org/markup-compatibility/2006" xmlns:o="urn:schemas-microsoft-com:office:office" xmlns:r="http://schemas.openxmlformats.org/officeDocument/2006/relationships" xmlns:m="http://schemas.openxmlformats.org/officeDocument/2006/math" xmlns:v="urn:schemas-microsoft-com:vml" xmlns:wp14="http://schemas.microsoft.com/office/word/2010/wordprocessingDrawing" xmlns:wp="http://schemas.openxmlformats.org/drawingml/2006/wordprocessingDrawing" xmlns:w10="urn:schemas-microsoft-com:office:word" xmlns:w="http://schemas.openxmlformats.org/wordprocessingml/2006/main" xmlns:w14="http://schemas.microsoft.com/office/word/2010/wordml" xmlns:w15="http://schemas.microsoft.com/office/word/2012/wordml" xmlns:wpg="http://schemas.microsoft.com/office/word/2010/wordprocessingGroup" xmlns:wpi="http://schemas.microsoft.com/office/word/2010/wordprocessingInk" xmlns:wne="http://schemas.microsoft.com/office/word/2006/wordml" xmlns:wps="http://schemas.microsoft.com/office/word/2010/wordprocessingShape" mc:Ignorable="w14 w15 wp14">
+<w:ftr xmlns:wpc="http://schemas.microsoft.com/office/word/2010/wordprocessingCanvas" xmlns:cx="http://schemas.microsoft.com/office/drawing/2014/chartex" xmlns:cx1="http://schemas.microsoft.com/office/drawing/2015/9/8/chartex" xmlns:cx2="http://schemas.microsoft.com/office/drawing/2015/10/21/chartex" xmlns:cx3="http://schemas.microsoft.com/office/drawing/2016/5/9/chartex" xmlns:cx4="http://schemas.microsoft.com/office/drawing/2016/5/10/chartex" xmlns:cx5="http://schemas.microsoft.com/office/drawing/2016/5/11/chartex" xmlns:cx6="http://schemas.microsoft.com/office/drawing/2016/5/12/chartex" xmlns:cx7="http://schemas.microsoft.com/office/drawing/2016/5/13/chartex" xmlns:cx8="http://schemas.microsoft.com/office/drawing/2016/5/14/chartex" xmlns:mc="http://schemas.openxmlformats.org/markup-compatibility/2006" xmlns:aink="http://schemas.microsoft.com/office/drawing/2016/ink" xmlns:am3d="http://schemas.microsoft.com/office/drawing/2017/model3d" xmlns:o="urn:schemas-microsoft-com:office:office" xmlns:oel="http://schemas.microsoft.com/office/2019/extlst" xmlns:r="http://schemas.openxmlformats.org/officeDocument/2006/relationships" xmlns:m="http://schemas.openxmlformats.org/officeDocument/2006/math" xmlns:v="urn:schemas-microsoft-com:vml" xmlns:wp14="http://schemas.microsoft.com/office/word/2010/wordprocessingDrawing" xmlns:wp="http://schemas.openxmlformats.org/drawingml/2006/wordprocessingDrawing" xmlns:w10="urn:schemas-microsoft-com:office:word" xmlns:w="http://schemas.openxmlformats.org/wordprocessingml/2006/main" xmlns:w14="http://schemas.microsoft.com/office/word/2010/wordml" xmlns:w15="http://schemas.microsoft.com/office/word/2012/wordml" xmlns:w16cex="http://schemas.microsoft.com/office/word/2018/wordml/cex" xmlns:w16cid="http://schemas.microsoft.com/office/word/2016/wordml/cid" xmlns:w16="http://schemas.microsoft.com/office/word/2018/wordml" xmlns:w16du="http://schemas.microsoft.com/office/word/2023/wordml/word16du" xmlns:w16sdtdh="http://schemas.microsoft.com/office/word/2020/wordml/sdtdatahash" xmlns:w16sdtfl="http://schemas.microsoft.com/office/word/2024/wordml/sdtformatlock" xmlns:w16se="http://schemas.microsoft.com/office/word/2015/wordml/symex" xmlns:wpg="http://schemas.microsoft.com/office/word/2010/wordprocessingGroup" xmlns:wpi="http://schemas.microsoft.com/office/word/2010/wordprocessingInk" xmlns:wne="http://schemas.microsoft.com/office/word/2006/wordml" xmlns:wps="http://schemas.microsoft.com/office/word/2010/wordprocessingShape" mc:Ignorable="w14 w15 w16se w16cid w16 w16cex w16sdtdh w16sdtfl w16du wp14">
   <w:p>
     <w:pPr>
       <w:pStyle w:val="a6"/>
@@ -6883,7 +7610,7 @@
 </file>
 
 <file path=word/footer3.xml><?xml version="1.0" encoding="utf-8"?>
-<w:ftr xmlns:wpc="http://schemas.microsoft.com/office/word/2010/wordprocessingCanvas" xmlns:mc="http://schemas.openxmlformats.org/markup-compatibility/2006" xmlns:o="urn:schemas-microsoft-com:office:office" xmlns:r="http://schemas.openxmlformats.org/officeDocument/2006/relationships" xmlns:m="http://schemas.openxmlformats.org/officeDocument/2006/math" xmlns:v="urn:schemas-microsoft-com:vml" xmlns:wp14="http://schemas.microsoft.com/office/word/2010/wordprocessingDrawing" xmlns:wp="http://schemas.openxmlformats.org/drawingml/2006/wordprocessingDrawing" xmlns:w10="urn:schemas-microsoft-com:office:word" xmlns:w="http://schemas.openxmlformats.org/wordprocessingml/2006/main" xmlns:w14="http://schemas.microsoft.com/office/word/2010/wordml" xmlns:w15="http://schemas.microsoft.com/office/word/2012/wordml" xmlns:wpg="http://schemas.microsoft.com/office/word/2010/wordprocessingGroup" xmlns:wpi="http://schemas.microsoft.com/office/word/2010/wordprocessingInk" xmlns:wne="http://schemas.microsoft.com/office/word/2006/wordml" xmlns:wps="http://schemas.microsoft.com/office/word/2010/wordprocessingShape" mc:Ignorable="w14 w15 wp14">
+<w:ftr xmlns:wpc="http://schemas.microsoft.com/office/word/2010/wordprocessingCanvas" xmlns:cx="http://schemas.microsoft.com/office/drawing/2014/chartex" xmlns:cx1="http://schemas.microsoft.com/office/drawing/2015/9/8/chartex" xmlns:cx2="http://schemas.microsoft.com/office/drawing/2015/10/21/chartex" xmlns:cx3="http://schemas.microsoft.com/office/drawing/2016/5/9/chartex" xmlns:cx4="http://schemas.microsoft.com/office/drawing/2016/5/10/chartex" xmlns:cx5="http://schemas.microsoft.com/office/drawing/2016/5/11/chartex" xmlns:cx6="http://schemas.microsoft.com/office/drawing/2016/5/12/chartex" xmlns:cx7="http://schemas.microsoft.com/office/drawing/2016/5/13/chartex" xmlns:cx8="http://schemas.microsoft.com/office/drawing/2016/5/14/chartex" xmlns:mc="http://schemas.openxmlformats.org/markup-compatibility/2006" xmlns:aink="http://schemas.microsoft.com/office/drawing/2016/ink" xmlns:am3d="http://schemas.microsoft.com/office/drawing/2017/model3d" xmlns:o="urn:schemas-microsoft-com:office:office" xmlns:oel="http://schemas.microsoft.com/office/2019/extlst" xmlns:r="http://schemas.openxmlformats.org/officeDocument/2006/relationships" xmlns:m="http://schemas.openxmlformats.org/officeDocument/2006/math" xmlns:v="urn:schemas-microsoft-com:vml" xmlns:wp14="http://schemas.microsoft.com/office/word/2010/wordprocessingDrawing" xmlns:wp="http://schemas.openxmlformats.org/drawingml/2006/wordprocessingDrawing" xmlns:w10="urn:schemas-microsoft-com:office:word" xmlns:w="http://schemas.openxmlformats.org/wordprocessingml/2006/main" xmlns:w14="http://schemas.microsoft.com/office/word/2010/wordml" xmlns:w15="http://schemas.microsoft.com/office/word/2012/wordml" xmlns:w16cex="http://schemas.microsoft.com/office/word/2018/wordml/cex" xmlns:w16cid="http://schemas.microsoft.com/office/word/2016/wordml/cid" xmlns:w16="http://schemas.microsoft.com/office/word/2018/wordml" xmlns:w16du="http://schemas.microsoft.com/office/word/2023/wordml/word16du" xmlns:w16sdtdh="http://schemas.microsoft.com/office/word/2020/wordml/sdtdatahash" xmlns:w16sdtfl="http://schemas.microsoft.com/office/word/2024/wordml/sdtformatlock" xmlns:w16se="http://schemas.microsoft.com/office/word/2015/wordml/symex" xmlns:wpg="http://schemas.microsoft.com/office/word/2010/wordprocessingGroup" xmlns:wpi="http://schemas.microsoft.com/office/word/2010/wordprocessingInk" xmlns:wne="http://schemas.microsoft.com/office/word/2006/wordml" xmlns:wps="http://schemas.microsoft.com/office/word/2010/wordprocessingShape" mc:Ignorable="w14 w15 w16se w16cid w16 w16cex w16sdtdh w16sdtfl w16du wp14">
   <w:sdt>
     <w:sdtPr>
       <w:id w:val="662517046"/>
@@ -6892,7 +7619,6 @@
         <w:docPartUnique/>
       </w:docPartObj>
     </w:sdtPr>
-    <w:sdtEndPr/>
     <w:sdtContent>
       <w:p>
         <w:pPr>
@@ -6930,7 +7656,7 @@
 </file>
 
 <file path=word/footnotes.xml><?xml version="1.0" encoding="utf-8"?>
-<w:footnotes xmlns:wpc="http://schemas.microsoft.com/office/word/2010/wordprocessingCanvas" xmlns:mc="http://schemas.openxmlformats.org/markup-compatibility/2006" xmlns:o="urn:schemas-microsoft-com:office:office" xmlns:r="http://schemas.openxmlformats.org/officeDocument/2006/relationships" xmlns:m="http://schemas.openxmlformats.org/officeDocument/2006/math" xmlns:v="urn:schemas-microsoft-com:vml" xmlns:wp14="http://schemas.microsoft.com/office/word/2010/wordprocessingDrawing" xmlns:wp="http://schemas.openxmlformats.org/drawingml/2006/wordprocessingDrawing" xmlns:w10="urn:schemas-microsoft-com:office:word" xmlns:w="http://schemas.openxmlformats.org/wordprocessingml/2006/main" xmlns:w14="http://schemas.microsoft.com/office/word/2010/wordml" xmlns:w15="http://schemas.microsoft.com/office/word/2012/wordml" xmlns:wpg="http://schemas.microsoft.com/office/word/2010/wordprocessingGroup" xmlns:wpi="http://schemas.microsoft.com/office/word/2010/wordprocessingInk" xmlns:wne="http://schemas.microsoft.com/office/word/2006/wordml" xmlns:wps="http://schemas.microsoft.com/office/word/2010/wordprocessingShape" mc:Ignorable="w14 w15 wp14">
+<w:footnotes xmlns:wpc="http://schemas.microsoft.com/office/word/2010/wordprocessingCanvas" xmlns:cx="http://schemas.microsoft.com/office/drawing/2014/chartex" xmlns:cx1="http://schemas.microsoft.com/office/drawing/2015/9/8/chartex" xmlns:cx2="http://schemas.microsoft.com/office/drawing/2015/10/21/chartex" xmlns:cx3="http://schemas.microsoft.com/office/drawing/2016/5/9/chartex" xmlns:cx4="http://schemas.microsoft.com/office/drawing/2016/5/10/chartex" xmlns:cx5="http://schemas.microsoft.com/office/drawing/2016/5/11/chartex" xmlns:cx6="http://schemas.microsoft.com/office/drawing/2016/5/12/chartex" xmlns:cx7="http://schemas.microsoft.com/office/drawing/2016/5/13/chartex" xmlns:cx8="http://schemas.microsoft.com/office/drawing/2016/5/14/chartex" xmlns:mc="http://schemas.openxmlformats.org/markup-compatibility/2006" xmlns:aink="http://schemas.microsoft.com/office/drawing/2016/ink" xmlns:am3d="http://schemas.microsoft.com/office/drawing/2017/model3d" xmlns:o="urn:schemas-microsoft-com:office:office" xmlns:oel="http://schemas.microsoft.com/office/2019/extlst" xmlns:r="http://schemas.openxmlformats.org/officeDocument/2006/relationships" xmlns:m="http://schemas.openxmlformats.org/officeDocument/2006/math" xmlns:v="urn:schemas-microsoft-com:vml" xmlns:wp14="http://schemas.microsoft.com/office/word/2010/wordprocessingDrawing" xmlns:wp="http://schemas.openxmlformats.org/drawingml/2006/wordprocessingDrawing" xmlns:w10="urn:schemas-microsoft-com:office:word" xmlns:w="http://schemas.openxmlformats.org/wordprocessingml/2006/main" xmlns:w14="http://schemas.microsoft.com/office/word/2010/wordml" xmlns:w15="http://schemas.microsoft.com/office/word/2012/wordml" xmlns:w16cex="http://schemas.microsoft.com/office/word/2018/wordml/cex" xmlns:w16cid="http://schemas.microsoft.com/office/word/2016/wordml/cid" xmlns:w16="http://schemas.microsoft.com/office/word/2018/wordml" xmlns:w16du="http://schemas.microsoft.com/office/word/2023/wordml/word16du" xmlns:w16sdtdh="http://schemas.microsoft.com/office/word/2020/wordml/sdtdatahash" xmlns:w16sdtfl="http://schemas.microsoft.com/office/word/2024/wordml/sdtformatlock" xmlns:w16se="http://schemas.microsoft.com/office/word/2015/wordml/symex" xmlns:wpg="http://schemas.microsoft.com/office/word/2010/wordprocessingGroup" xmlns:wpi="http://schemas.microsoft.com/office/word/2010/wordprocessingInk" xmlns:wne="http://schemas.microsoft.com/office/word/2006/wordml" xmlns:wps="http://schemas.microsoft.com/office/word/2010/wordprocessingShape" mc:Ignorable="w14 w15 w16se w16cid w16 w16cex w16sdtdh w16sdtfl w16du wp14">
   <w:footnote w:type="separator" w:id="-1">
     <w:p>
       <w:r>
@@ -6949,8 +7675,8 @@
 </file>
 
 <file path=word/numbering.xml><?xml version="1.0" encoding="utf-8"?>
-<w:numbering xmlns:wpc="http://schemas.microsoft.com/office/word/2010/wordprocessingCanvas" xmlns:mc="http://schemas.openxmlformats.org/markup-compatibility/2006" xmlns:o="urn:schemas-microsoft-com:office:office" xmlns:r="http://schemas.openxmlformats.org/officeDocument/2006/relationships" xmlns:m="http://schemas.openxmlformats.org/officeDocument/2006/math" xmlns:v="urn:schemas-microsoft-com:vml" xmlns:wp14="http://schemas.microsoft.com/office/word/2010/wordprocessingDrawing" xmlns:wp="http://schemas.openxmlformats.org/drawingml/2006/wordprocessingDrawing" xmlns:w10="urn:schemas-microsoft-com:office:word" xmlns:w="http://schemas.openxmlformats.org/wordprocessingml/2006/main" xmlns:w14="http://schemas.microsoft.com/office/word/2010/wordml" xmlns:w15="http://schemas.microsoft.com/office/word/2012/wordml" xmlns:wpg="http://schemas.microsoft.com/office/word/2010/wordprocessingGroup" xmlns:wpi="http://schemas.microsoft.com/office/word/2010/wordprocessingInk" xmlns:wne="http://schemas.microsoft.com/office/word/2006/wordml" xmlns:wps="http://schemas.microsoft.com/office/word/2010/wordprocessingShape" mc:Ignorable="w14 w15 wp14">
-  <w:abstractNum w:abstractNumId="0">
+<w:numbering xmlns:wpc="http://schemas.microsoft.com/office/word/2010/wordprocessingCanvas" xmlns:cx="http://schemas.microsoft.com/office/drawing/2014/chartex" xmlns:cx1="http://schemas.microsoft.com/office/drawing/2015/9/8/chartex" xmlns:cx2="http://schemas.microsoft.com/office/drawing/2015/10/21/chartex" xmlns:cx3="http://schemas.microsoft.com/office/drawing/2016/5/9/chartex" xmlns:cx4="http://schemas.microsoft.com/office/drawing/2016/5/10/chartex" xmlns:cx5="http://schemas.microsoft.com/office/drawing/2016/5/11/chartex" xmlns:cx6="http://schemas.microsoft.com/office/drawing/2016/5/12/chartex" xmlns:cx7="http://schemas.microsoft.com/office/drawing/2016/5/13/chartex" xmlns:cx8="http://schemas.microsoft.com/office/drawing/2016/5/14/chartex" xmlns:mc="http://schemas.openxmlformats.org/markup-compatibility/2006" xmlns:aink="http://schemas.microsoft.com/office/drawing/2016/ink" xmlns:am3d="http://schemas.microsoft.com/office/drawing/2017/model3d" xmlns:o="urn:schemas-microsoft-com:office:office" xmlns:oel="http://schemas.microsoft.com/office/2019/extlst" xmlns:r="http://schemas.openxmlformats.org/officeDocument/2006/relationships" xmlns:m="http://schemas.openxmlformats.org/officeDocument/2006/math" xmlns:v="urn:schemas-microsoft-com:vml" xmlns:wp14="http://schemas.microsoft.com/office/word/2010/wordprocessingDrawing" xmlns:wp="http://schemas.openxmlformats.org/drawingml/2006/wordprocessingDrawing" xmlns:w10="urn:schemas-microsoft-com:office:word" xmlns:w="http://schemas.openxmlformats.org/wordprocessingml/2006/main" xmlns:w14="http://schemas.microsoft.com/office/word/2010/wordml" xmlns:w15="http://schemas.microsoft.com/office/word/2012/wordml" xmlns:w16cex="http://schemas.microsoft.com/office/word/2018/wordml/cex" xmlns:w16cid="http://schemas.microsoft.com/office/word/2016/wordml/cid" xmlns:w16="http://schemas.microsoft.com/office/word/2018/wordml" xmlns:w16du="http://schemas.microsoft.com/office/word/2023/wordml/word16du" xmlns:w16sdtdh="http://schemas.microsoft.com/office/word/2020/wordml/sdtdatahash" xmlns:w16sdtfl="http://schemas.microsoft.com/office/word/2024/wordml/sdtformatlock" xmlns:w16se="http://schemas.microsoft.com/office/word/2015/wordml/symex" xmlns:wpg="http://schemas.microsoft.com/office/word/2010/wordprocessingGroup" xmlns:wpi="http://schemas.microsoft.com/office/word/2010/wordprocessingInk" xmlns:wne="http://schemas.microsoft.com/office/word/2006/wordml" xmlns:wps="http://schemas.microsoft.com/office/word/2010/wordprocessingShape" mc:Ignorable="w14 w15 w16se w16cid w16 w16cex w16sdtdh w16sdtfl w16du wp14">
+  <w:abstractNum w:abstractNumId="0" w15:restartNumberingAfterBreak="0">
     <w:nsid w:val="04AB5249"/>
     <w:multiLevelType w:val="hybridMultilevel"/>
     <w:tmpl w:val="2418030C"/>
@@ -7063,7 +7789,7 @@
       </w:rPr>
     </w:lvl>
   </w:abstractNum>
-  <w:abstractNum w:abstractNumId="1">
+  <w:abstractNum w:abstractNumId="1" w15:restartNumberingAfterBreak="0">
     <w:nsid w:val="08071E29"/>
     <w:multiLevelType w:val="hybridMultilevel"/>
     <w:tmpl w:val="CE923E0A"/>
@@ -7187,7 +7913,7 @@
       </w:rPr>
     </w:lvl>
   </w:abstractNum>
-  <w:abstractNum w:abstractNumId="2">
+  <w:abstractNum w:abstractNumId="2" w15:restartNumberingAfterBreak="0">
     <w:nsid w:val="0E5171E8"/>
     <w:multiLevelType w:val="hybridMultilevel"/>
     <w:tmpl w:val="51B27578"/>
@@ -7309,7 +8035,7 @@
       </w:rPr>
     </w:lvl>
   </w:abstractNum>
-  <w:abstractNum w:abstractNumId="3">
+  <w:abstractNum w:abstractNumId="3" w15:restartNumberingAfterBreak="0">
     <w:nsid w:val="0E700835"/>
     <w:multiLevelType w:val="multilevel"/>
     <w:tmpl w:val="18D28844"/>
@@ -7458,7 +8184,7 @@
       </w:rPr>
     </w:lvl>
   </w:abstractNum>
-  <w:abstractNum w:abstractNumId="4">
+  <w:abstractNum w:abstractNumId="4" w15:restartNumberingAfterBreak="0">
     <w:nsid w:val="11A813B8"/>
     <w:multiLevelType w:val="multilevel"/>
     <w:tmpl w:val="76586D10"/>
@@ -7607,7 +8333,7 @@
       </w:rPr>
     </w:lvl>
   </w:abstractNum>
-  <w:abstractNum w:abstractNumId="5">
+  <w:abstractNum w:abstractNumId="5" w15:restartNumberingAfterBreak="0">
     <w:nsid w:val="145D6B95"/>
     <w:multiLevelType w:val="multilevel"/>
     <w:tmpl w:val="17EE60A8"/>
@@ -7756,7 +8482,7 @@
       </w:rPr>
     </w:lvl>
   </w:abstractNum>
-  <w:abstractNum w:abstractNumId="6">
+  <w:abstractNum w:abstractNumId="6" w15:restartNumberingAfterBreak="0">
     <w:nsid w:val="146B0A29"/>
     <w:multiLevelType w:val="hybridMultilevel"/>
     <w:tmpl w:val="1408DFB0"/>
@@ -7880,7 +8606,7 @@
       </w:rPr>
     </w:lvl>
   </w:abstractNum>
-  <w:abstractNum w:abstractNumId="7">
+  <w:abstractNum w:abstractNumId="7" w15:restartNumberingAfterBreak="0">
     <w:nsid w:val="192966F6"/>
     <w:multiLevelType w:val="hybridMultilevel"/>
     <w:tmpl w:val="7E142D3C"/>
@@ -8004,7 +8730,7 @@
       </w:rPr>
     </w:lvl>
   </w:abstractNum>
-  <w:abstractNum w:abstractNumId="8">
+  <w:abstractNum w:abstractNumId="8" w15:restartNumberingAfterBreak="0">
     <w:nsid w:val="1C0527DF"/>
     <w:multiLevelType w:val="multilevel"/>
     <w:tmpl w:val="BB1E1B06"/>
@@ -8153,514 +8879,20 @@
       </w:rPr>
     </w:lvl>
   </w:abstractNum>
-  <w:abstractNum w:abstractNumId="9">
-    <w:nsid w:val="29491A00"/>
+  <w:abstractNum w:abstractNumId="9" w15:restartNumberingAfterBreak="0">
+    <w:nsid w:val="1DCC635F"/>
     <w:multiLevelType w:val="multilevel"/>
-    <w:tmpl w:val="4DB0CC1A"/>
+    <w:tmpl w:val="6472E29E"/>
     <w:lvl w:ilvl="0">
       <w:start w:val="1"/>
       <w:numFmt w:val="bullet"/>
-      <w:lvlText w:val=""/>
-      <w:lvlJc w:val="left"/>
-      <w:pPr>
-        <w:tabs>
-          <w:tab w:val="num" w:pos="720"/>
-        </w:tabs>
-        <w:ind w:left="720" w:hanging="360"/>
-      </w:pPr>
-      <w:rPr>
-        <w:rFonts w:ascii="Symbol" w:hAnsi="Symbol" w:hint="default"/>
-        <w:sz w:val="20"/>
-      </w:rPr>
-    </w:lvl>
-    <w:lvl w:ilvl="1" w:tentative="1">
-      <w:start w:val="1"/>
-      <w:numFmt w:val="bullet"/>
-      <w:lvlText w:val=""/>
-      <w:lvlJc w:val="left"/>
-      <w:pPr>
-        <w:tabs>
-          <w:tab w:val="num" w:pos="1440"/>
-        </w:tabs>
-        <w:ind w:left="1440" w:hanging="360"/>
-      </w:pPr>
-      <w:rPr>
-        <w:rFonts w:ascii="Symbol" w:hAnsi="Symbol" w:hint="default"/>
-        <w:sz w:val="20"/>
-      </w:rPr>
-    </w:lvl>
-    <w:lvl w:ilvl="2" w:tentative="1">
-      <w:start w:val="1"/>
-      <w:numFmt w:val="bullet"/>
-      <w:lvlText w:val=""/>
-      <w:lvlJc w:val="left"/>
-      <w:pPr>
-        <w:tabs>
-          <w:tab w:val="num" w:pos="2160"/>
-        </w:tabs>
-        <w:ind w:left="2160" w:hanging="360"/>
-      </w:pPr>
-      <w:rPr>
-        <w:rFonts w:ascii="Symbol" w:hAnsi="Symbol" w:hint="default"/>
-        <w:sz w:val="20"/>
-      </w:rPr>
-    </w:lvl>
-    <w:lvl w:ilvl="3" w:tentative="1">
-      <w:start w:val="1"/>
-      <w:numFmt w:val="bullet"/>
-      <w:lvlText w:val=""/>
-      <w:lvlJc w:val="left"/>
-      <w:pPr>
-        <w:tabs>
-          <w:tab w:val="num" w:pos="2880"/>
-        </w:tabs>
-        <w:ind w:left="2880" w:hanging="360"/>
-      </w:pPr>
-      <w:rPr>
-        <w:rFonts w:ascii="Symbol" w:hAnsi="Symbol" w:hint="default"/>
-        <w:sz w:val="20"/>
-      </w:rPr>
-    </w:lvl>
-    <w:lvl w:ilvl="4" w:tentative="1">
-      <w:start w:val="1"/>
-      <w:numFmt w:val="bullet"/>
-      <w:lvlText w:val=""/>
-      <w:lvlJc w:val="left"/>
-      <w:pPr>
-        <w:tabs>
-          <w:tab w:val="num" w:pos="3600"/>
-        </w:tabs>
-        <w:ind w:left="3600" w:hanging="360"/>
-      </w:pPr>
-      <w:rPr>
-        <w:rFonts w:ascii="Symbol" w:hAnsi="Symbol" w:hint="default"/>
-        <w:sz w:val="20"/>
-      </w:rPr>
-    </w:lvl>
-    <w:lvl w:ilvl="5" w:tentative="1">
-      <w:start w:val="1"/>
-      <w:numFmt w:val="bullet"/>
-      <w:lvlText w:val=""/>
-      <w:lvlJc w:val="left"/>
-      <w:pPr>
-        <w:tabs>
-          <w:tab w:val="num" w:pos="4320"/>
-        </w:tabs>
-        <w:ind w:left="4320" w:hanging="360"/>
-      </w:pPr>
-      <w:rPr>
-        <w:rFonts w:ascii="Symbol" w:hAnsi="Symbol" w:hint="default"/>
-        <w:sz w:val="20"/>
-      </w:rPr>
-    </w:lvl>
-    <w:lvl w:ilvl="6" w:tentative="1">
-      <w:start w:val="1"/>
-      <w:numFmt w:val="bullet"/>
-      <w:lvlText w:val=""/>
-      <w:lvlJc w:val="left"/>
-      <w:pPr>
-        <w:tabs>
-          <w:tab w:val="num" w:pos="5040"/>
-        </w:tabs>
-        <w:ind w:left="5040" w:hanging="360"/>
-      </w:pPr>
-      <w:rPr>
-        <w:rFonts w:ascii="Symbol" w:hAnsi="Symbol" w:hint="default"/>
-        <w:sz w:val="20"/>
-      </w:rPr>
-    </w:lvl>
-    <w:lvl w:ilvl="7" w:tentative="1">
-      <w:start w:val="1"/>
-      <w:numFmt w:val="bullet"/>
-      <w:lvlText w:val=""/>
-      <w:lvlJc w:val="left"/>
-      <w:pPr>
-        <w:tabs>
-          <w:tab w:val="num" w:pos="5760"/>
-        </w:tabs>
-        <w:ind w:left="5760" w:hanging="360"/>
-      </w:pPr>
-      <w:rPr>
-        <w:rFonts w:ascii="Symbol" w:hAnsi="Symbol" w:hint="default"/>
-        <w:sz w:val="20"/>
-      </w:rPr>
-    </w:lvl>
-    <w:lvl w:ilvl="8" w:tentative="1">
-      <w:start w:val="1"/>
-      <w:numFmt w:val="bullet"/>
-      <w:lvlText w:val=""/>
-      <w:lvlJc w:val="left"/>
-      <w:pPr>
-        <w:tabs>
-          <w:tab w:val="num" w:pos="6480"/>
-        </w:tabs>
-        <w:ind w:left="6480" w:hanging="360"/>
-      </w:pPr>
-      <w:rPr>
-        <w:rFonts w:ascii="Symbol" w:hAnsi="Symbol" w:hint="default"/>
-        <w:sz w:val="20"/>
-      </w:rPr>
-    </w:lvl>
-  </w:abstractNum>
-  <w:abstractNum w:abstractNumId="10">
-    <w:nsid w:val="2C7A7834"/>
-    <w:multiLevelType w:val="hybridMultilevel"/>
-    <w:tmpl w:val="66A428EC"/>
-    <w:lvl w:ilvl="0" w:tplc="04190001">
-      <w:start w:val="1"/>
-      <w:numFmt w:val="bullet"/>
-      <w:lvlText w:val=""/>
-      <w:lvlJc w:val="left"/>
-      <w:pPr>
-        <w:ind w:left="1429" w:hanging="360"/>
-      </w:pPr>
-      <w:rPr>
-        <w:rFonts w:ascii="Symbol" w:hAnsi="Symbol" w:hint="default"/>
-      </w:rPr>
-    </w:lvl>
-    <w:lvl w:ilvl="1" w:tplc="04190003" w:tentative="1">
-      <w:start w:val="1"/>
-      <w:numFmt w:val="bullet"/>
-      <w:lvlText w:val="o"/>
-      <w:lvlJc w:val="left"/>
-      <w:pPr>
-        <w:ind w:left="2149" w:hanging="360"/>
-      </w:pPr>
-      <w:rPr>
-        <w:rFonts w:ascii="Courier New" w:hAnsi="Courier New" w:cs="Courier New" w:hint="default"/>
-      </w:rPr>
-    </w:lvl>
-    <w:lvl w:ilvl="2" w:tplc="04190005" w:tentative="1">
-      <w:start w:val="1"/>
-      <w:numFmt w:val="bullet"/>
-      <w:lvlText w:val=""/>
-      <w:lvlJc w:val="left"/>
-      <w:pPr>
-        <w:ind w:left="2869" w:hanging="360"/>
-      </w:pPr>
-      <w:rPr>
-        <w:rFonts w:ascii="Wingdings" w:hAnsi="Wingdings" w:hint="default"/>
-      </w:rPr>
-    </w:lvl>
-    <w:lvl w:ilvl="3" w:tplc="04190001" w:tentative="1">
-      <w:start w:val="1"/>
-      <w:numFmt w:val="bullet"/>
-      <w:lvlText w:val=""/>
-      <w:lvlJc w:val="left"/>
-      <w:pPr>
-        <w:ind w:left="3589" w:hanging="360"/>
-      </w:pPr>
-      <w:rPr>
-        <w:rFonts w:ascii="Symbol" w:hAnsi="Symbol" w:hint="default"/>
-      </w:rPr>
-    </w:lvl>
-    <w:lvl w:ilvl="4" w:tplc="04190003" w:tentative="1">
-      <w:start w:val="1"/>
-      <w:numFmt w:val="bullet"/>
-      <w:lvlText w:val="o"/>
-      <w:lvlJc w:val="left"/>
-      <w:pPr>
-        <w:ind w:left="4309" w:hanging="360"/>
-      </w:pPr>
-      <w:rPr>
-        <w:rFonts w:ascii="Courier New" w:hAnsi="Courier New" w:cs="Courier New" w:hint="default"/>
-      </w:rPr>
-    </w:lvl>
-    <w:lvl w:ilvl="5" w:tplc="04190005" w:tentative="1">
-      <w:start w:val="1"/>
-      <w:numFmt w:val="bullet"/>
-      <w:lvlText w:val=""/>
-      <w:lvlJc w:val="left"/>
-      <w:pPr>
-        <w:ind w:left="5029" w:hanging="360"/>
-      </w:pPr>
-      <w:rPr>
-        <w:rFonts w:ascii="Wingdings" w:hAnsi="Wingdings" w:hint="default"/>
-      </w:rPr>
-    </w:lvl>
-    <w:lvl w:ilvl="6" w:tplc="04190001" w:tentative="1">
-      <w:start w:val="1"/>
-      <w:numFmt w:val="bullet"/>
-      <w:lvlText w:val=""/>
-      <w:lvlJc w:val="left"/>
-      <w:pPr>
-        <w:ind w:left="5749" w:hanging="360"/>
-      </w:pPr>
-      <w:rPr>
-        <w:rFonts w:ascii="Symbol" w:hAnsi="Symbol" w:hint="default"/>
-      </w:rPr>
-    </w:lvl>
-    <w:lvl w:ilvl="7" w:tplc="04190003" w:tentative="1">
-      <w:start w:val="1"/>
-      <w:numFmt w:val="bullet"/>
-      <w:lvlText w:val="o"/>
-      <w:lvlJc w:val="left"/>
-      <w:pPr>
-        <w:ind w:left="6469" w:hanging="360"/>
-      </w:pPr>
-      <w:rPr>
-        <w:rFonts w:ascii="Courier New" w:hAnsi="Courier New" w:cs="Courier New" w:hint="default"/>
-      </w:rPr>
-    </w:lvl>
-    <w:lvl w:ilvl="8" w:tplc="04190005" w:tentative="1">
-      <w:start w:val="1"/>
-      <w:numFmt w:val="bullet"/>
-      <w:lvlText w:val=""/>
-      <w:lvlJc w:val="left"/>
-      <w:pPr>
-        <w:ind w:left="7189" w:hanging="360"/>
-      </w:pPr>
-      <w:rPr>
-        <w:rFonts w:ascii="Wingdings" w:hAnsi="Wingdings" w:hint="default"/>
-      </w:rPr>
-    </w:lvl>
-  </w:abstractNum>
-  <w:abstractNum w:abstractNumId="11">
-    <w:nsid w:val="2F481B22"/>
-    <w:multiLevelType w:val="hybridMultilevel"/>
-    <w:tmpl w:val="53EAA480"/>
-    <w:lvl w:ilvl="0" w:tplc="45B21F02">
-      <w:start w:val="1"/>
-      <w:numFmt w:val="bullet"/>
       <w:lvlText w:val="–"/>
       <w:lvlJc w:val="left"/>
       <w:pPr>
-        <w:ind w:left="1429" w:hanging="360"/>
-      </w:pPr>
-      <w:rPr>
-        <w:rFonts w:ascii="Times New Roman" w:eastAsia="Times New Roman" w:hAnsi="Times New Roman" w:cs="Times New Roman" w:hint="default"/>
-        <w:b w:val="0"/>
-        <w:i w:val="0"/>
-        <w:strike w:val="0"/>
-        <w:dstrike w:val="0"/>
-        <w:color w:val="000000"/>
-        <w:sz w:val="28"/>
-        <w:szCs w:val="28"/>
-        <w:u w:val="none" w:color="000000"/>
-        <w:vertAlign w:val="baseline"/>
-      </w:rPr>
-    </w:lvl>
-    <w:lvl w:ilvl="1" w:tplc="04190003" w:tentative="1">
-      <w:start w:val="1"/>
-      <w:numFmt w:val="bullet"/>
-      <w:lvlText w:val="o"/>
-      <w:lvlJc w:val="left"/>
-      <w:pPr>
-        <w:ind w:left="2149" w:hanging="360"/>
-      </w:pPr>
-      <w:rPr>
-        <w:rFonts w:ascii="Courier New" w:hAnsi="Courier New" w:cs="Courier New" w:hint="default"/>
-      </w:rPr>
-    </w:lvl>
-    <w:lvl w:ilvl="2" w:tplc="04190005" w:tentative="1">
-      <w:start w:val="1"/>
-      <w:numFmt w:val="bullet"/>
-      <w:lvlText w:val=""/>
-      <w:lvlJc w:val="left"/>
-      <w:pPr>
-        <w:ind w:left="2869" w:hanging="360"/>
-      </w:pPr>
-      <w:rPr>
-        <w:rFonts w:ascii="Wingdings" w:hAnsi="Wingdings" w:hint="default"/>
-      </w:rPr>
-    </w:lvl>
-    <w:lvl w:ilvl="3" w:tplc="04190001" w:tentative="1">
-      <w:start w:val="1"/>
-      <w:numFmt w:val="bullet"/>
-      <w:lvlText w:val=""/>
-      <w:lvlJc w:val="left"/>
-      <w:pPr>
-        <w:ind w:left="3589" w:hanging="360"/>
-      </w:pPr>
-      <w:rPr>
-        <w:rFonts w:ascii="Symbol" w:hAnsi="Symbol" w:hint="default"/>
-      </w:rPr>
-    </w:lvl>
-    <w:lvl w:ilvl="4" w:tplc="04190003" w:tentative="1">
-      <w:start w:val="1"/>
-      <w:numFmt w:val="bullet"/>
-      <w:lvlText w:val="o"/>
-      <w:lvlJc w:val="left"/>
-      <w:pPr>
-        <w:ind w:left="4309" w:hanging="360"/>
-      </w:pPr>
-      <w:rPr>
-        <w:rFonts w:ascii="Courier New" w:hAnsi="Courier New" w:cs="Courier New" w:hint="default"/>
-      </w:rPr>
-    </w:lvl>
-    <w:lvl w:ilvl="5" w:tplc="04190005" w:tentative="1">
-      <w:start w:val="1"/>
-      <w:numFmt w:val="bullet"/>
-      <w:lvlText w:val=""/>
-      <w:lvlJc w:val="left"/>
-      <w:pPr>
-        <w:ind w:left="5029" w:hanging="360"/>
-      </w:pPr>
-      <w:rPr>
-        <w:rFonts w:ascii="Wingdings" w:hAnsi="Wingdings" w:hint="default"/>
-      </w:rPr>
-    </w:lvl>
-    <w:lvl w:ilvl="6" w:tplc="04190001" w:tentative="1">
-      <w:start w:val="1"/>
-      <w:numFmt w:val="bullet"/>
-      <w:lvlText w:val=""/>
-      <w:lvlJc w:val="left"/>
-      <w:pPr>
-        <w:ind w:left="5749" w:hanging="360"/>
-      </w:pPr>
-      <w:rPr>
-        <w:rFonts w:ascii="Symbol" w:hAnsi="Symbol" w:hint="default"/>
-      </w:rPr>
-    </w:lvl>
-    <w:lvl w:ilvl="7" w:tplc="04190003" w:tentative="1">
-      <w:start w:val="1"/>
-      <w:numFmt w:val="bullet"/>
-      <w:lvlText w:val="o"/>
-      <w:lvlJc w:val="left"/>
-      <w:pPr>
-        <w:ind w:left="6469" w:hanging="360"/>
-      </w:pPr>
-      <w:rPr>
-        <w:rFonts w:ascii="Courier New" w:hAnsi="Courier New" w:cs="Courier New" w:hint="default"/>
-      </w:rPr>
-    </w:lvl>
-    <w:lvl w:ilvl="8" w:tplc="04190005" w:tentative="1">
-      <w:start w:val="1"/>
-      <w:numFmt w:val="bullet"/>
-      <w:lvlText w:val=""/>
-      <w:lvlJc w:val="left"/>
-      <w:pPr>
-        <w:ind w:left="7189" w:hanging="360"/>
-      </w:pPr>
-      <w:rPr>
-        <w:rFonts w:ascii="Wingdings" w:hAnsi="Wingdings" w:hint="default"/>
-      </w:rPr>
-    </w:lvl>
-  </w:abstractNum>
-  <w:abstractNum w:abstractNumId="12">
-    <w:nsid w:val="2F7D793D"/>
-    <w:multiLevelType w:val="hybridMultilevel"/>
-    <w:tmpl w:val="BD5854AE"/>
-    <w:lvl w:ilvl="0" w:tplc="04190001">
-      <w:start w:val="1"/>
-      <w:numFmt w:val="bullet"/>
-      <w:lvlText w:val=""/>
-      <w:lvlJc w:val="left"/>
-      <w:pPr>
-        <w:ind w:left="1429" w:hanging="360"/>
-      </w:pPr>
-      <w:rPr>
-        <w:rFonts w:ascii="Symbol" w:hAnsi="Symbol" w:hint="default"/>
-      </w:rPr>
-    </w:lvl>
-    <w:lvl w:ilvl="1" w:tplc="04190003" w:tentative="1">
-      <w:start w:val="1"/>
-      <w:numFmt w:val="bullet"/>
-      <w:lvlText w:val="o"/>
-      <w:lvlJc w:val="left"/>
-      <w:pPr>
-        <w:ind w:left="2149" w:hanging="360"/>
-      </w:pPr>
-      <w:rPr>
-        <w:rFonts w:ascii="Courier New" w:hAnsi="Courier New" w:cs="Courier New" w:hint="default"/>
-      </w:rPr>
-    </w:lvl>
-    <w:lvl w:ilvl="2" w:tplc="04190005" w:tentative="1">
-      <w:start w:val="1"/>
-      <w:numFmt w:val="bullet"/>
-      <w:lvlText w:val=""/>
-      <w:lvlJc w:val="left"/>
-      <w:pPr>
-        <w:ind w:left="2869" w:hanging="360"/>
-      </w:pPr>
-      <w:rPr>
-        <w:rFonts w:ascii="Wingdings" w:hAnsi="Wingdings" w:hint="default"/>
-      </w:rPr>
-    </w:lvl>
-    <w:lvl w:ilvl="3" w:tplc="04190001" w:tentative="1">
-      <w:start w:val="1"/>
-      <w:numFmt w:val="bullet"/>
-      <w:lvlText w:val=""/>
-      <w:lvlJc w:val="left"/>
-      <w:pPr>
-        <w:ind w:left="3589" w:hanging="360"/>
-      </w:pPr>
-      <w:rPr>
-        <w:rFonts w:ascii="Symbol" w:hAnsi="Symbol" w:hint="default"/>
-      </w:rPr>
-    </w:lvl>
-    <w:lvl w:ilvl="4" w:tplc="04190003" w:tentative="1">
-      <w:start w:val="1"/>
-      <w:numFmt w:val="bullet"/>
-      <w:lvlText w:val="o"/>
-      <w:lvlJc w:val="left"/>
-      <w:pPr>
-        <w:ind w:left="4309" w:hanging="360"/>
-      </w:pPr>
-      <w:rPr>
-        <w:rFonts w:ascii="Courier New" w:hAnsi="Courier New" w:cs="Courier New" w:hint="default"/>
-      </w:rPr>
-    </w:lvl>
-    <w:lvl w:ilvl="5" w:tplc="04190005" w:tentative="1">
-      <w:start w:val="1"/>
-      <w:numFmt w:val="bullet"/>
-      <w:lvlText w:val=""/>
-      <w:lvlJc w:val="left"/>
-      <w:pPr>
-        <w:ind w:left="5029" w:hanging="360"/>
-      </w:pPr>
-      <w:rPr>
-        <w:rFonts w:ascii="Wingdings" w:hAnsi="Wingdings" w:hint="default"/>
-      </w:rPr>
-    </w:lvl>
-    <w:lvl w:ilvl="6" w:tplc="04190001" w:tentative="1">
-      <w:start w:val="1"/>
-      <w:numFmt w:val="bullet"/>
-      <w:lvlText w:val=""/>
-      <w:lvlJc w:val="left"/>
-      <w:pPr>
-        <w:ind w:left="5749" w:hanging="360"/>
-      </w:pPr>
-      <w:rPr>
-        <w:rFonts w:ascii="Symbol" w:hAnsi="Symbol" w:hint="default"/>
-      </w:rPr>
-    </w:lvl>
-    <w:lvl w:ilvl="7" w:tplc="04190003" w:tentative="1">
-      <w:start w:val="1"/>
-      <w:numFmt w:val="bullet"/>
-      <w:lvlText w:val="o"/>
-      <w:lvlJc w:val="left"/>
-      <w:pPr>
-        <w:ind w:left="6469" w:hanging="360"/>
-      </w:pPr>
-      <w:rPr>
-        <w:rFonts w:ascii="Courier New" w:hAnsi="Courier New" w:cs="Courier New" w:hint="default"/>
-      </w:rPr>
-    </w:lvl>
-    <w:lvl w:ilvl="8" w:tplc="04190005" w:tentative="1">
-      <w:start w:val="1"/>
-      <w:numFmt w:val="bullet"/>
-      <w:lvlText w:val=""/>
-      <w:lvlJc w:val="left"/>
-      <w:pPr>
-        <w:ind w:left="7189" w:hanging="360"/>
-      </w:pPr>
-      <w:rPr>
-        <w:rFonts w:ascii="Wingdings" w:hAnsi="Wingdings" w:hint="default"/>
-      </w:rPr>
-    </w:lvl>
-  </w:abstractNum>
-  <w:abstractNum w:abstractNumId="13">
-    <w:nsid w:val="3ACD1BB2"/>
-    <w:multiLevelType w:val="hybridMultilevel"/>
-    <w:tmpl w:val="7A9054F6"/>
-    <w:lvl w:ilvl="0" w:tplc="DE285BE4">
-      <w:start w:val="1"/>
-      <w:numFmt w:val="bullet"/>
-      <w:lvlText w:val="–"/>
-      <w:lvlJc w:val="left"/>
-      <w:pPr>
-        <w:ind w:left="0" w:firstLine="0"/>
+        <w:tabs>
+          <w:tab w:val="num" w:pos="1068"/>
+        </w:tabs>
+        <w:ind w:left="1068" w:hanging="360"/>
       </w:pPr>
       <w:rPr>
         <w:rFonts w:ascii="Times New Roman" w:eastAsia="Times New Roman" w:hAnsi="Times New Roman" w:cs="Times New Roman" w:hint="default"/>
@@ -8677,6 +8909,808 @@
         <w:vertAlign w:val="baseline"/>
       </w:rPr>
     </w:lvl>
+    <w:lvl w:ilvl="1" w:tentative="1">
+      <w:start w:val="1"/>
+      <w:numFmt w:val="bullet"/>
+      <w:lvlText w:val=""/>
+      <w:lvlJc w:val="left"/>
+      <w:pPr>
+        <w:tabs>
+          <w:tab w:val="num" w:pos="1788"/>
+        </w:tabs>
+        <w:ind w:left="1788" w:hanging="360"/>
+      </w:pPr>
+      <w:rPr>
+        <w:rFonts w:ascii="Symbol" w:hAnsi="Symbol" w:hint="default"/>
+        <w:sz w:val="20"/>
+      </w:rPr>
+    </w:lvl>
+    <w:lvl w:ilvl="2" w:tentative="1">
+      <w:start w:val="1"/>
+      <w:numFmt w:val="bullet"/>
+      <w:lvlText w:val=""/>
+      <w:lvlJc w:val="left"/>
+      <w:pPr>
+        <w:tabs>
+          <w:tab w:val="num" w:pos="2508"/>
+        </w:tabs>
+        <w:ind w:left="2508" w:hanging="360"/>
+      </w:pPr>
+      <w:rPr>
+        <w:rFonts w:ascii="Symbol" w:hAnsi="Symbol" w:hint="default"/>
+        <w:sz w:val="20"/>
+      </w:rPr>
+    </w:lvl>
+    <w:lvl w:ilvl="3" w:tentative="1">
+      <w:start w:val="1"/>
+      <w:numFmt w:val="bullet"/>
+      <w:lvlText w:val=""/>
+      <w:lvlJc w:val="left"/>
+      <w:pPr>
+        <w:tabs>
+          <w:tab w:val="num" w:pos="3228"/>
+        </w:tabs>
+        <w:ind w:left="3228" w:hanging="360"/>
+      </w:pPr>
+      <w:rPr>
+        <w:rFonts w:ascii="Symbol" w:hAnsi="Symbol" w:hint="default"/>
+        <w:sz w:val="20"/>
+      </w:rPr>
+    </w:lvl>
+    <w:lvl w:ilvl="4" w:tentative="1">
+      <w:start w:val="1"/>
+      <w:numFmt w:val="bullet"/>
+      <w:lvlText w:val=""/>
+      <w:lvlJc w:val="left"/>
+      <w:pPr>
+        <w:tabs>
+          <w:tab w:val="num" w:pos="3948"/>
+        </w:tabs>
+        <w:ind w:left="3948" w:hanging="360"/>
+      </w:pPr>
+      <w:rPr>
+        <w:rFonts w:ascii="Symbol" w:hAnsi="Symbol" w:hint="default"/>
+        <w:sz w:val="20"/>
+      </w:rPr>
+    </w:lvl>
+    <w:lvl w:ilvl="5" w:tentative="1">
+      <w:start w:val="1"/>
+      <w:numFmt w:val="bullet"/>
+      <w:lvlText w:val=""/>
+      <w:lvlJc w:val="left"/>
+      <w:pPr>
+        <w:tabs>
+          <w:tab w:val="num" w:pos="4668"/>
+        </w:tabs>
+        <w:ind w:left="4668" w:hanging="360"/>
+      </w:pPr>
+      <w:rPr>
+        <w:rFonts w:ascii="Symbol" w:hAnsi="Symbol" w:hint="default"/>
+        <w:sz w:val="20"/>
+      </w:rPr>
+    </w:lvl>
+    <w:lvl w:ilvl="6" w:tentative="1">
+      <w:start w:val="1"/>
+      <w:numFmt w:val="bullet"/>
+      <w:lvlText w:val=""/>
+      <w:lvlJc w:val="left"/>
+      <w:pPr>
+        <w:tabs>
+          <w:tab w:val="num" w:pos="5388"/>
+        </w:tabs>
+        <w:ind w:left="5388" w:hanging="360"/>
+      </w:pPr>
+      <w:rPr>
+        <w:rFonts w:ascii="Symbol" w:hAnsi="Symbol" w:hint="default"/>
+        <w:sz w:val="20"/>
+      </w:rPr>
+    </w:lvl>
+    <w:lvl w:ilvl="7" w:tentative="1">
+      <w:start w:val="1"/>
+      <w:numFmt w:val="bullet"/>
+      <w:lvlText w:val=""/>
+      <w:lvlJc w:val="left"/>
+      <w:pPr>
+        <w:tabs>
+          <w:tab w:val="num" w:pos="6108"/>
+        </w:tabs>
+        <w:ind w:left="6108" w:hanging="360"/>
+      </w:pPr>
+      <w:rPr>
+        <w:rFonts w:ascii="Symbol" w:hAnsi="Symbol" w:hint="default"/>
+        <w:sz w:val="20"/>
+      </w:rPr>
+    </w:lvl>
+    <w:lvl w:ilvl="8" w:tentative="1">
+      <w:start w:val="1"/>
+      <w:numFmt w:val="bullet"/>
+      <w:lvlText w:val=""/>
+      <w:lvlJc w:val="left"/>
+      <w:pPr>
+        <w:tabs>
+          <w:tab w:val="num" w:pos="6828"/>
+        </w:tabs>
+        <w:ind w:left="6828" w:hanging="360"/>
+      </w:pPr>
+      <w:rPr>
+        <w:rFonts w:ascii="Symbol" w:hAnsi="Symbol" w:hint="default"/>
+        <w:sz w:val="20"/>
+      </w:rPr>
+    </w:lvl>
+  </w:abstractNum>
+  <w:abstractNum w:abstractNumId="10" w15:restartNumberingAfterBreak="0">
+    <w:nsid w:val="29491A00"/>
+    <w:multiLevelType w:val="multilevel"/>
+    <w:tmpl w:val="4DB0CC1A"/>
+    <w:lvl w:ilvl="0">
+      <w:start w:val="1"/>
+      <w:numFmt w:val="bullet"/>
+      <w:lvlText w:val=""/>
+      <w:lvlJc w:val="left"/>
+      <w:pPr>
+        <w:tabs>
+          <w:tab w:val="num" w:pos="720"/>
+        </w:tabs>
+        <w:ind w:left="720" w:hanging="360"/>
+      </w:pPr>
+      <w:rPr>
+        <w:rFonts w:ascii="Symbol" w:hAnsi="Symbol" w:hint="default"/>
+        <w:sz w:val="20"/>
+      </w:rPr>
+    </w:lvl>
+    <w:lvl w:ilvl="1" w:tentative="1">
+      <w:start w:val="1"/>
+      <w:numFmt w:val="bullet"/>
+      <w:lvlText w:val=""/>
+      <w:lvlJc w:val="left"/>
+      <w:pPr>
+        <w:tabs>
+          <w:tab w:val="num" w:pos="1440"/>
+        </w:tabs>
+        <w:ind w:left="1440" w:hanging="360"/>
+      </w:pPr>
+      <w:rPr>
+        <w:rFonts w:ascii="Symbol" w:hAnsi="Symbol" w:hint="default"/>
+        <w:sz w:val="20"/>
+      </w:rPr>
+    </w:lvl>
+    <w:lvl w:ilvl="2" w:tentative="1">
+      <w:start w:val="1"/>
+      <w:numFmt w:val="bullet"/>
+      <w:lvlText w:val=""/>
+      <w:lvlJc w:val="left"/>
+      <w:pPr>
+        <w:tabs>
+          <w:tab w:val="num" w:pos="2160"/>
+        </w:tabs>
+        <w:ind w:left="2160" w:hanging="360"/>
+      </w:pPr>
+      <w:rPr>
+        <w:rFonts w:ascii="Symbol" w:hAnsi="Symbol" w:hint="default"/>
+        <w:sz w:val="20"/>
+      </w:rPr>
+    </w:lvl>
+    <w:lvl w:ilvl="3" w:tentative="1">
+      <w:start w:val="1"/>
+      <w:numFmt w:val="bullet"/>
+      <w:lvlText w:val=""/>
+      <w:lvlJc w:val="left"/>
+      <w:pPr>
+        <w:tabs>
+          <w:tab w:val="num" w:pos="2880"/>
+        </w:tabs>
+        <w:ind w:left="2880" w:hanging="360"/>
+      </w:pPr>
+      <w:rPr>
+        <w:rFonts w:ascii="Symbol" w:hAnsi="Symbol" w:hint="default"/>
+        <w:sz w:val="20"/>
+      </w:rPr>
+    </w:lvl>
+    <w:lvl w:ilvl="4" w:tentative="1">
+      <w:start w:val="1"/>
+      <w:numFmt w:val="bullet"/>
+      <w:lvlText w:val=""/>
+      <w:lvlJc w:val="left"/>
+      <w:pPr>
+        <w:tabs>
+          <w:tab w:val="num" w:pos="3600"/>
+        </w:tabs>
+        <w:ind w:left="3600" w:hanging="360"/>
+      </w:pPr>
+      <w:rPr>
+        <w:rFonts w:ascii="Symbol" w:hAnsi="Symbol" w:hint="default"/>
+        <w:sz w:val="20"/>
+      </w:rPr>
+    </w:lvl>
+    <w:lvl w:ilvl="5" w:tentative="1">
+      <w:start w:val="1"/>
+      <w:numFmt w:val="bullet"/>
+      <w:lvlText w:val=""/>
+      <w:lvlJc w:val="left"/>
+      <w:pPr>
+        <w:tabs>
+          <w:tab w:val="num" w:pos="4320"/>
+        </w:tabs>
+        <w:ind w:left="4320" w:hanging="360"/>
+      </w:pPr>
+      <w:rPr>
+        <w:rFonts w:ascii="Symbol" w:hAnsi="Symbol" w:hint="default"/>
+        <w:sz w:val="20"/>
+      </w:rPr>
+    </w:lvl>
+    <w:lvl w:ilvl="6" w:tentative="1">
+      <w:start w:val="1"/>
+      <w:numFmt w:val="bullet"/>
+      <w:lvlText w:val=""/>
+      <w:lvlJc w:val="left"/>
+      <w:pPr>
+        <w:tabs>
+          <w:tab w:val="num" w:pos="5040"/>
+        </w:tabs>
+        <w:ind w:left="5040" w:hanging="360"/>
+      </w:pPr>
+      <w:rPr>
+        <w:rFonts w:ascii="Symbol" w:hAnsi="Symbol" w:hint="default"/>
+        <w:sz w:val="20"/>
+      </w:rPr>
+    </w:lvl>
+    <w:lvl w:ilvl="7" w:tentative="1">
+      <w:start w:val="1"/>
+      <w:numFmt w:val="bullet"/>
+      <w:lvlText w:val=""/>
+      <w:lvlJc w:val="left"/>
+      <w:pPr>
+        <w:tabs>
+          <w:tab w:val="num" w:pos="5760"/>
+        </w:tabs>
+        <w:ind w:left="5760" w:hanging="360"/>
+      </w:pPr>
+      <w:rPr>
+        <w:rFonts w:ascii="Symbol" w:hAnsi="Symbol" w:hint="default"/>
+        <w:sz w:val="20"/>
+      </w:rPr>
+    </w:lvl>
+    <w:lvl w:ilvl="8" w:tentative="1">
+      <w:start w:val="1"/>
+      <w:numFmt w:val="bullet"/>
+      <w:lvlText w:val=""/>
+      <w:lvlJc w:val="left"/>
+      <w:pPr>
+        <w:tabs>
+          <w:tab w:val="num" w:pos="6480"/>
+        </w:tabs>
+        <w:ind w:left="6480" w:hanging="360"/>
+      </w:pPr>
+      <w:rPr>
+        <w:rFonts w:ascii="Symbol" w:hAnsi="Symbol" w:hint="default"/>
+        <w:sz w:val="20"/>
+      </w:rPr>
+    </w:lvl>
+  </w:abstractNum>
+  <w:abstractNum w:abstractNumId="11" w15:restartNumberingAfterBreak="0">
+    <w:nsid w:val="2C7A7834"/>
+    <w:multiLevelType w:val="hybridMultilevel"/>
+    <w:tmpl w:val="66A428EC"/>
+    <w:lvl w:ilvl="0" w:tplc="04190001">
+      <w:start w:val="1"/>
+      <w:numFmt w:val="bullet"/>
+      <w:lvlText w:val=""/>
+      <w:lvlJc w:val="left"/>
+      <w:pPr>
+        <w:ind w:left="1429" w:hanging="360"/>
+      </w:pPr>
+      <w:rPr>
+        <w:rFonts w:ascii="Symbol" w:hAnsi="Symbol" w:hint="default"/>
+      </w:rPr>
+    </w:lvl>
+    <w:lvl w:ilvl="1" w:tplc="04190003" w:tentative="1">
+      <w:start w:val="1"/>
+      <w:numFmt w:val="bullet"/>
+      <w:lvlText w:val="o"/>
+      <w:lvlJc w:val="left"/>
+      <w:pPr>
+        <w:ind w:left="2149" w:hanging="360"/>
+      </w:pPr>
+      <w:rPr>
+        <w:rFonts w:ascii="Courier New" w:hAnsi="Courier New" w:cs="Courier New" w:hint="default"/>
+      </w:rPr>
+    </w:lvl>
+    <w:lvl w:ilvl="2" w:tplc="04190005" w:tentative="1">
+      <w:start w:val="1"/>
+      <w:numFmt w:val="bullet"/>
+      <w:lvlText w:val=""/>
+      <w:lvlJc w:val="left"/>
+      <w:pPr>
+        <w:ind w:left="2869" w:hanging="360"/>
+      </w:pPr>
+      <w:rPr>
+        <w:rFonts w:ascii="Wingdings" w:hAnsi="Wingdings" w:hint="default"/>
+      </w:rPr>
+    </w:lvl>
+    <w:lvl w:ilvl="3" w:tplc="04190001" w:tentative="1">
+      <w:start w:val="1"/>
+      <w:numFmt w:val="bullet"/>
+      <w:lvlText w:val=""/>
+      <w:lvlJc w:val="left"/>
+      <w:pPr>
+        <w:ind w:left="3589" w:hanging="360"/>
+      </w:pPr>
+      <w:rPr>
+        <w:rFonts w:ascii="Symbol" w:hAnsi="Symbol" w:hint="default"/>
+      </w:rPr>
+    </w:lvl>
+    <w:lvl w:ilvl="4" w:tplc="04190003" w:tentative="1">
+      <w:start w:val="1"/>
+      <w:numFmt w:val="bullet"/>
+      <w:lvlText w:val="o"/>
+      <w:lvlJc w:val="left"/>
+      <w:pPr>
+        <w:ind w:left="4309" w:hanging="360"/>
+      </w:pPr>
+      <w:rPr>
+        <w:rFonts w:ascii="Courier New" w:hAnsi="Courier New" w:cs="Courier New" w:hint="default"/>
+      </w:rPr>
+    </w:lvl>
+    <w:lvl w:ilvl="5" w:tplc="04190005" w:tentative="1">
+      <w:start w:val="1"/>
+      <w:numFmt w:val="bullet"/>
+      <w:lvlText w:val=""/>
+      <w:lvlJc w:val="left"/>
+      <w:pPr>
+        <w:ind w:left="5029" w:hanging="360"/>
+      </w:pPr>
+      <w:rPr>
+        <w:rFonts w:ascii="Wingdings" w:hAnsi="Wingdings" w:hint="default"/>
+      </w:rPr>
+    </w:lvl>
+    <w:lvl w:ilvl="6" w:tplc="04190001" w:tentative="1">
+      <w:start w:val="1"/>
+      <w:numFmt w:val="bullet"/>
+      <w:lvlText w:val=""/>
+      <w:lvlJc w:val="left"/>
+      <w:pPr>
+        <w:ind w:left="5749" w:hanging="360"/>
+      </w:pPr>
+      <w:rPr>
+        <w:rFonts w:ascii="Symbol" w:hAnsi="Symbol" w:hint="default"/>
+      </w:rPr>
+    </w:lvl>
+    <w:lvl w:ilvl="7" w:tplc="04190003" w:tentative="1">
+      <w:start w:val="1"/>
+      <w:numFmt w:val="bullet"/>
+      <w:lvlText w:val="o"/>
+      <w:lvlJc w:val="left"/>
+      <w:pPr>
+        <w:ind w:left="6469" w:hanging="360"/>
+      </w:pPr>
+      <w:rPr>
+        <w:rFonts w:ascii="Courier New" w:hAnsi="Courier New" w:cs="Courier New" w:hint="default"/>
+      </w:rPr>
+    </w:lvl>
+    <w:lvl w:ilvl="8" w:tplc="04190005" w:tentative="1">
+      <w:start w:val="1"/>
+      <w:numFmt w:val="bullet"/>
+      <w:lvlText w:val=""/>
+      <w:lvlJc w:val="left"/>
+      <w:pPr>
+        <w:ind w:left="7189" w:hanging="360"/>
+      </w:pPr>
+      <w:rPr>
+        <w:rFonts w:ascii="Wingdings" w:hAnsi="Wingdings" w:hint="default"/>
+      </w:rPr>
+    </w:lvl>
+  </w:abstractNum>
+  <w:abstractNum w:abstractNumId="12" w15:restartNumberingAfterBreak="0">
+    <w:nsid w:val="2F481B22"/>
+    <w:multiLevelType w:val="hybridMultilevel"/>
+    <w:tmpl w:val="53EAA480"/>
+    <w:lvl w:ilvl="0" w:tplc="45B21F02">
+      <w:start w:val="1"/>
+      <w:numFmt w:val="bullet"/>
+      <w:lvlText w:val="–"/>
+      <w:lvlJc w:val="left"/>
+      <w:pPr>
+        <w:ind w:left="1429" w:hanging="360"/>
+      </w:pPr>
+      <w:rPr>
+        <w:rFonts w:ascii="Times New Roman" w:eastAsia="Times New Roman" w:hAnsi="Times New Roman" w:cs="Times New Roman" w:hint="default"/>
+        <w:b w:val="0"/>
+        <w:i w:val="0"/>
+        <w:strike w:val="0"/>
+        <w:dstrike w:val="0"/>
+        <w:color w:val="000000"/>
+        <w:sz w:val="28"/>
+        <w:szCs w:val="28"/>
+        <w:u w:val="none" w:color="000000"/>
+        <w:vertAlign w:val="baseline"/>
+      </w:rPr>
+    </w:lvl>
+    <w:lvl w:ilvl="1" w:tplc="04190003" w:tentative="1">
+      <w:start w:val="1"/>
+      <w:numFmt w:val="bullet"/>
+      <w:lvlText w:val="o"/>
+      <w:lvlJc w:val="left"/>
+      <w:pPr>
+        <w:ind w:left="2149" w:hanging="360"/>
+      </w:pPr>
+      <w:rPr>
+        <w:rFonts w:ascii="Courier New" w:hAnsi="Courier New" w:cs="Courier New" w:hint="default"/>
+      </w:rPr>
+    </w:lvl>
+    <w:lvl w:ilvl="2" w:tplc="04190005" w:tentative="1">
+      <w:start w:val="1"/>
+      <w:numFmt w:val="bullet"/>
+      <w:lvlText w:val=""/>
+      <w:lvlJc w:val="left"/>
+      <w:pPr>
+        <w:ind w:left="2869" w:hanging="360"/>
+      </w:pPr>
+      <w:rPr>
+        <w:rFonts w:ascii="Wingdings" w:hAnsi="Wingdings" w:hint="default"/>
+      </w:rPr>
+    </w:lvl>
+    <w:lvl w:ilvl="3" w:tplc="04190001" w:tentative="1">
+      <w:start w:val="1"/>
+      <w:numFmt w:val="bullet"/>
+      <w:lvlText w:val=""/>
+      <w:lvlJc w:val="left"/>
+      <w:pPr>
+        <w:ind w:left="3589" w:hanging="360"/>
+      </w:pPr>
+      <w:rPr>
+        <w:rFonts w:ascii="Symbol" w:hAnsi="Symbol" w:hint="default"/>
+      </w:rPr>
+    </w:lvl>
+    <w:lvl w:ilvl="4" w:tplc="04190003" w:tentative="1">
+      <w:start w:val="1"/>
+      <w:numFmt w:val="bullet"/>
+      <w:lvlText w:val="o"/>
+      <w:lvlJc w:val="left"/>
+      <w:pPr>
+        <w:ind w:left="4309" w:hanging="360"/>
+      </w:pPr>
+      <w:rPr>
+        <w:rFonts w:ascii="Courier New" w:hAnsi="Courier New" w:cs="Courier New" w:hint="default"/>
+      </w:rPr>
+    </w:lvl>
+    <w:lvl w:ilvl="5" w:tplc="04190005" w:tentative="1">
+      <w:start w:val="1"/>
+      <w:numFmt w:val="bullet"/>
+      <w:lvlText w:val=""/>
+      <w:lvlJc w:val="left"/>
+      <w:pPr>
+        <w:ind w:left="5029" w:hanging="360"/>
+      </w:pPr>
+      <w:rPr>
+        <w:rFonts w:ascii="Wingdings" w:hAnsi="Wingdings" w:hint="default"/>
+      </w:rPr>
+    </w:lvl>
+    <w:lvl w:ilvl="6" w:tplc="04190001" w:tentative="1">
+      <w:start w:val="1"/>
+      <w:numFmt w:val="bullet"/>
+      <w:lvlText w:val=""/>
+      <w:lvlJc w:val="left"/>
+      <w:pPr>
+        <w:ind w:left="5749" w:hanging="360"/>
+      </w:pPr>
+      <w:rPr>
+        <w:rFonts w:ascii="Symbol" w:hAnsi="Symbol" w:hint="default"/>
+      </w:rPr>
+    </w:lvl>
+    <w:lvl w:ilvl="7" w:tplc="04190003" w:tentative="1">
+      <w:start w:val="1"/>
+      <w:numFmt w:val="bullet"/>
+      <w:lvlText w:val="o"/>
+      <w:lvlJc w:val="left"/>
+      <w:pPr>
+        <w:ind w:left="6469" w:hanging="360"/>
+      </w:pPr>
+      <w:rPr>
+        <w:rFonts w:ascii="Courier New" w:hAnsi="Courier New" w:cs="Courier New" w:hint="default"/>
+      </w:rPr>
+    </w:lvl>
+    <w:lvl w:ilvl="8" w:tplc="04190005" w:tentative="1">
+      <w:start w:val="1"/>
+      <w:numFmt w:val="bullet"/>
+      <w:lvlText w:val=""/>
+      <w:lvlJc w:val="left"/>
+      <w:pPr>
+        <w:ind w:left="7189" w:hanging="360"/>
+      </w:pPr>
+      <w:rPr>
+        <w:rFonts w:ascii="Wingdings" w:hAnsi="Wingdings" w:hint="default"/>
+      </w:rPr>
+    </w:lvl>
+  </w:abstractNum>
+  <w:abstractNum w:abstractNumId="13" w15:restartNumberingAfterBreak="0">
+    <w:nsid w:val="2F7D793D"/>
+    <w:multiLevelType w:val="hybridMultilevel"/>
+    <w:tmpl w:val="BD5854AE"/>
+    <w:lvl w:ilvl="0" w:tplc="04190001">
+      <w:start w:val="1"/>
+      <w:numFmt w:val="bullet"/>
+      <w:lvlText w:val=""/>
+      <w:lvlJc w:val="left"/>
+      <w:pPr>
+        <w:ind w:left="1429" w:hanging="360"/>
+      </w:pPr>
+      <w:rPr>
+        <w:rFonts w:ascii="Symbol" w:hAnsi="Symbol" w:hint="default"/>
+      </w:rPr>
+    </w:lvl>
+    <w:lvl w:ilvl="1" w:tplc="04190003" w:tentative="1">
+      <w:start w:val="1"/>
+      <w:numFmt w:val="bullet"/>
+      <w:lvlText w:val="o"/>
+      <w:lvlJc w:val="left"/>
+      <w:pPr>
+        <w:ind w:left="2149" w:hanging="360"/>
+      </w:pPr>
+      <w:rPr>
+        <w:rFonts w:ascii="Courier New" w:hAnsi="Courier New" w:cs="Courier New" w:hint="default"/>
+      </w:rPr>
+    </w:lvl>
+    <w:lvl w:ilvl="2" w:tplc="04190005" w:tentative="1">
+      <w:start w:val="1"/>
+      <w:numFmt w:val="bullet"/>
+      <w:lvlText w:val=""/>
+      <w:lvlJc w:val="left"/>
+      <w:pPr>
+        <w:ind w:left="2869" w:hanging="360"/>
+      </w:pPr>
+      <w:rPr>
+        <w:rFonts w:ascii="Wingdings" w:hAnsi="Wingdings" w:hint="default"/>
+      </w:rPr>
+    </w:lvl>
+    <w:lvl w:ilvl="3" w:tplc="04190001" w:tentative="1">
+      <w:start w:val="1"/>
+      <w:numFmt w:val="bullet"/>
+      <w:lvlText w:val=""/>
+      <w:lvlJc w:val="left"/>
+      <w:pPr>
+        <w:ind w:left="3589" w:hanging="360"/>
+      </w:pPr>
+      <w:rPr>
+        <w:rFonts w:ascii="Symbol" w:hAnsi="Symbol" w:hint="default"/>
+      </w:rPr>
+    </w:lvl>
+    <w:lvl w:ilvl="4" w:tplc="04190003" w:tentative="1">
+      <w:start w:val="1"/>
+      <w:numFmt w:val="bullet"/>
+      <w:lvlText w:val="o"/>
+      <w:lvlJc w:val="left"/>
+      <w:pPr>
+        <w:ind w:left="4309" w:hanging="360"/>
+      </w:pPr>
+      <w:rPr>
+        <w:rFonts w:ascii="Courier New" w:hAnsi="Courier New" w:cs="Courier New" w:hint="default"/>
+      </w:rPr>
+    </w:lvl>
+    <w:lvl w:ilvl="5" w:tplc="04190005" w:tentative="1">
+      <w:start w:val="1"/>
+      <w:numFmt w:val="bullet"/>
+      <w:lvlText w:val=""/>
+      <w:lvlJc w:val="left"/>
+      <w:pPr>
+        <w:ind w:left="5029" w:hanging="360"/>
+      </w:pPr>
+      <w:rPr>
+        <w:rFonts w:ascii="Wingdings" w:hAnsi="Wingdings" w:hint="default"/>
+      </w:rPr>
+    </w:lvl>
+    <w:lvl w:ilvl="6" w:tplc="04190001" w:tentative="1">
+      <w:start w:val="1"/>
+      <w:numFmt w:val="bullet"/>
+      <w:lvlText w:val=""/>
+      <w:lvlJc w:val="left"/>
+      <w:pPr>
+        <w:ind w:left="5749" w:hanging="360"/>
+      </w:pPr>
+      <w:rPr>
+        <w:rFonts w:ascii="Symbol" w:hAnsi="Symbol" w:hint="default"/>
+      </w:rPr>
+    </w:lvl>
+    <w:lvl w:ilvl="7" w:tplc="04190003" w:tentative="1">
+      <w:start w:val="1"/>
+      <w:numFmt w:val="bullet"/>
+      <w:lvlText w:val="o"/>
+      <w:lvlJc w:val="left"/>
+      <w:pPr>
+        <w:ind w:left="6469" w:hanging="360"/>
+      </w:pPr>
+      <w:rPr>
+        <w:rFonts w:ascii="Courier New" w:hAnsi="Courier New" w:cs="Courier New" w:hint="default"/>
+      </w:rPr>
+    </w:lvl>
+    <w:lvl w:ilvl="8" w:tplc="04190005" w:tentative="1">
+      <w:start w:val="1"/>
+      <w:numFmt w:val="bullet"/>
+      <w:lvlText w:val=""/>
+      <w:lvlJc w:val="left"/>
+      <w:pPr>
+        <w:ind w:left="7189" w:hanging="360"/>
+      </w:pPr>
+      <w:rPr>
+        <w:rFonts w:ascii="Wingdings" w:hAnsi="Wingdings" w:hint="default"/>
+      </w:rPr>
+    </w:lvl>
+  </w:abstractNum>
+  <w:abstractNum w:abstractNumId="14" w15:restartNumberingAfterBreak="0">
+    <w:nsid w:val="33783B69"/>
+    <w:multiLevelType w:val="multilevel"/>
+    <w:tmpl w:val="CC6844F8"/>
+    <w:lvl w:ilvl="0">
+      <w:start w:val="1"/>
+      <w:numFmt w:val="bullet"/>
+      <w:lvlText w:val=""/>
+      <w:lvlJc w:val="left"/>
+      <w:pPr>
+        <w:tabs>
+          <w:tab w:val="num" w:pos="720"/>
+        </w:tabs>
+        <w:ind w:left="720" w:hanging="360"/>
+      </w:pPr>
+      <w:rPr>
+        <w:rFonts w:ascii="Symbol" w:hAnsi="Symbol" w:hint="default"/>
+        <w:sz w:val="20"/>
+      </w:rPr>
+    </w:lvl>
+    <w:lvl w:ilvl="1" w:tentative="1">
+      <w:start w:val="1"/>
+      <w:numFmt w:val="bullet"/>
+      <w:lvlText w:val=""/>
+      <w:lvlJc w:val="left"/>
+      <w:pPr>
+        <w:tabs>
+          <w:tab w:val="num" w:pos="1440"/>
+        </w:tabs>
+        <w:ind w:left="1440" w:hanging="360"/>
+      </w:pPr>
+      <w:rPr>
+        <w:rFonts w:ascii="Symbol" w:hAnsi="Symbol" w:hint="default"/>
+        <w:sz w:val="20"/>
+      </w:rPr>
+    </w:lvl>
+    <w:lvl w:ilvl="2" w:tentative="1">
+      <w:start w:val="1"/>
+      <w:numFmt w:val="bullet"/>
+      <w:lvlText w:val=""/>
+      <w:lvlJc w:val="left"/>
+      <w:pPr>
+        <w:tabs>
+          <w:tab w:val="num" w:pos="2160"/>
+        </w:tabs>
+        <w:ind w:left="2160" w:hanging="360"/>
+      </w:pPr>
+      <w:rPr>
+        <w:rFonts w:ascii="Symbol" w:hAnsi="Symbol" w:hint="default"/>
+        <w:sz w:val="20"/>
+      </w:rPr>
+    </w:lvl>
+    <w:lvl w:ilvl="3" w:tentative="1">
+      <w:start w:val="1"/>
+      <w:numFmt w:val="bullet"/>
+      <w:lvlText w:val=""/>
+      <w:lvlJc w:val="left"/>
+      <w:pPr>
+        <w:tabs>
+          <w:tab w:val="num" w:pos="2880"/>
+        </w:tabs>
+        <w:ind w:left="2880" w:hanging="360"/>
+      </w:pPr>
+      <w:rPr>
+        <w:rFonts w:ascii="Symbol" w:hAnsi="Symbol" w:hint="default"/>
+        <w:sz w:val="20"/>
+      </w:rPr>
+    </w:lvl>
+    <w:lvl w:ilvl="4" w:tentative="1">
+      <w:start w:val="1"/>
+      <w:numFmt w:val="bullet"/>
+      <w:lvlText w:val=""/>
+      <w:lvlJc w:val="left"/>
+      <w:pPr>
+        <w:tabs>
+          <w:tab w:val="num" w:pos="3600"/>
+        </w:tabs>
+        <w:ind w:left="3600" w:hanging="360"/>
+      </w:pPr>
+      <w:rPr>
+        <w:rFonts w:ascii="Symbol" w:hAnsi="Symbol" w:hint="default"/>
+        <w:sz w:val="20"/>
+      </w:rPr>
+    </w:lvl>
+    <w:lvl w:ilvl="5" w:tentative="1">
+      <w:start w:val="1"/>
+      <w:numFmt w:val="bullet"/>
+      <w:lvlText w:val=""/>
+      <w:lvlJc w:val="left"/>
+      <w:pPr>
+        <w:tabs>
+          <w:tab w:val="num" w:pos="4320"/>
+        </w:tabs>
+        <w:ind w:left="4320" w:hanging="360"/>
+      </w:pPr>
+      <w:rPr>
+        <w:rFonts w:ascii="Symbol" w:hAnsi="Symbol" w:hint="default"/>
+        <w:sz w:val="20"/>
+      </w:rPr>
+    </w:lvl>
+    <w:lvl w:ilvl="6" w:tentative="1">
+      <w:start w:val="1"/>
+      <w:numFmt w:val="bullet"/>
+      <w:lvlText w:val=""/>
+      <w:lvlJc w:val="left"/>
+      <w:pPr>
+        <w:tabs>
+          <w:tab w:val="num" w:pos="5040"/>
+        </w:tabs>
+        <w:ind w:left="5040" w:hanging="360"/>
+      </w:pPr>
+      <w:rPr>
+        <w:rFonts w:ascii="Symbol" w:hAnsi="Symbol" w:hint="default"/>
+        <w:sz w:val="20"/>
+      </w:rPr>
+    </w:lvl>
+    <w:lvl w:ilvl="7" w:tentative="1">
+      <w:start w:val="1"/>
+      <w:numFmt w:val="bullet"/>
+      <w:lvlText w:val=""/>
+      <w:lvlJc w:val="left"/>
+      <w:pPr>
+        <w:tabs>
+          <w:tab w:val="num" w:pos="5760"/>
+        </w:tabs>
+        <w:ind w:left="5760" w:hanging="360"/>
+      </w:pPr>
+      <w:rPr>
+        <w:rFonts w:ascii="Symbol" w:hAnsi="Symbol" w:hint="default"/>
+        <w:sz w:val="20"/>
+      </w:rPr>
+    </w:lvl>
+    <w:lvl w:ilvl="8" w:tentative="1">
+      <w:start w:val="1"/>
+      <w:numFmt w:val="bullet"/>
+      <w:lvlText w:val=""/>
+      <w:lvlJc w:val="left"/>
+      <w:pPr>
+        <w:tabs>
+          <w:tab w:val="num" w:pos="6480"/>
+        </w:tabs>
+        <w:ind w:left="6480" w:hanging="360"/>
+      </w:pPr>
+      <w:rPr>
+        <w:rFonts w:ascii="Symbol" w:hAnsi="Symbol" w:hint="default"/>
+        <w:sz w:val="20"/>
+      </w:rPr>
+    </w:lvl>
+  </w:abstractNum>
+  <w:abstractNum w:abstractNumId="15" w15:restartNumberingAfterBreak="0">
+    <w:nsid w:val="3ACD1BB2"/>
+    <w:multiLevelType w:val="hybridMultilevel"/>
+    <w:tmpl w:val="7A9054F6"/>
+    <w:lvl w:ilvl="0" w:tplc="DE285BE4">
+      <w:start w:val="1"/>
+      <w:numFmt w:val="bullet"/>
+      <w:lvlText w:val="–"/>
+      <w:lvlJc w:val="left"/>
+      <w:pPr>
+        <w:ind w:left="0" w:firstLine="0"/>
+      </w:pPr>
+      <w:rPr>
+        <w:rFonts w:ascii="Times New Roman" w:eastAsia="Times New Roman" w:hAnsi="Times New Roman" w:cs="Times New Roman" w:hint="default"/>
+        <w:b w:val="0"/>
+        <w:i w:val="0"/>
+        <w:strike w:val="0"/>
+        <w:dstrike w:val="0"/>
+        <w:color w:val="000000"/>
+        <w:sz w:val="28"/>
+        <w:szCs w:val="28"/>
+        <w:u w:val="none" w:color="000000"/>
+        <w:bdr w:val="none" w:sz="0" w:space="0" w:color="auto"/>
+        <w:shd w:val="clear" w:color="auto" w:fill="auto"/>
+        <w:vertAlign w:val="baseline"/>
+      </w:rPr>
+    </w:lvl>
     <w:lvl w:ilvl="1" w:tplc="FFFFFFFF" w:tentative="1">
       <w:start w:val="1"/>
       <w:numFmt w:val="bullet"/>
@@ -8774,7 +9808,7 @@
       </w:rPr>
     </w:lvl>
   </w:abstractNum>
-  <w:abstractNum w:abstractNumId="14">
+  <w:abstractNum w:abstractNumId="16" w15:restartNumberingAfterBreak="0">
     <w:nsid w:val="3ED53FFA"/>
     <w:multiLevelType w:val="hybridMultilevel"/>
     <w:tmpl w:val="514C3A6C"/>
@@ -8898,7 +9932,7 @@
       </w:rPr>
     </w:lvl>
   </w:abstractNum>
-  <w:abstractNum w:abstractNumId="15">
+  <w:abstractNum w:abstractNumId="17" w15:restartNumberingAfterBreak="0">
     <w:nsid w:val="43903F67"/>
     <w:multiLevelType w:val="multilevel"/>
     <w:tmpl w:val="C6A4337A"/>
@@ -9011,7 +10045,7 @@
       </w:rPr>
     </w:lvl>
   </w:abstractNum>
-  <w:abstractNum w:abstractNumId="16">
+  <w:abstractNum w:abstractNumId="18" w15:restartNumberingAfterBreak="0">
     <w:nsid w:val="447E56C7"/>
     <w:multiLevelType w:val="hybridMultilevel"/>
     <w:tmpl w:val="BAF61F30"/>
@@ -9135,7 +10169,7 @@
       </w:rPr>
     </w:lvl>
   </w:abstractNum>
-  <w:abstractNum w:abstractNumId="17">
+  <w:abstractNum w:abstractNumId="19" w15:restartNumberingAfterBreak="0">
     <w:nsid w:val="49B6093B"/>
     <w:multiLevelType w:val="multilevel"/>
     <w:tmpl w:val="A7D8867C"/>
@@ -9284,7 +10318,7 @@
       </w:rPr>
     </w:lvl>
   </w:abstractNum>
-  <w:abstractNum w:abstractNumId="18">
+  <w:abstractNum w:abstractNumId="20" w15:restartNumberingAfterBreak="0">
     <w:nsid w:val="4A444F58"/>
     <w:multiLevelType w:val="hybridMultilevel"/>
     <w:tmpl w:val="32D0BF36"/>
@@ -9408,7 +10442,7 @@
       </w:rPr>
     </w:lvl>
   </w:abstractNum>
-  <w:abstractNum w:abstractNumId="19">
+  <w:abstractNum w:abstractNumId="21" w15:restartNumberingAfterBreak="0">
     <w:nsid w:val="4B025B8F"/>
     <w:multiLevelType w:val="hybridMultilevel"/>
     <w:tmpl w:val="48764AE2"/>
@@ -9494,7 +10528,7 @@
       </w:pPr>
     </w:lvl>
   </w:abstractNum>
-  <w:abstractNum w:abstractNumId="20">
+  <w:abstractNum w:abstractNumId="22" w15:restartNumberingAfterBreak="0">
     <w:nsid w:val="4CB616E8"/>
     <w:multiLevelType w:val="hybridMultilevel"/>
     <w:tmpl w:val="F4D66FE0"/>
@@ -9618,17 +10652,17 @@
       </w:rPr>
     </w:lvl>
   </w:abstractNum>
-  <w:abstractNum w:abstractNumId="21">
-    <w:nsid w:val="4E2651A4"/>
+  <w:abstractNum w:abstractNumId="23" w15:restartNumberingAfterBreak="0">
+    <w:nsid w:val="4D805F89"/>
     <w:multiLevelType w:val="hybridMultilevel"/>
-    <w:tmpl w:val="DCE4B2AE"/>
-    <w:lvl w:ilvl="0" w:tplc="45B21F02">
+    <w:tmpl w:val="8D9865CC"/>
+    <w:lvl w:ilvl="0" w:tplc="DE285BE4">
       <w:start w:val="1"/>
       <w:numFmt w:val="bullet"/>
       <w:lvlText w:val="–"/>
       <w:lvlJc w:val="left"/>
       <w:pPr>
-        <w:ind w:left="360" w:hanging="360"/>
+        <w:ind w:left="1068" w:hanging="360"/>
       </w:pPr>
       <w:rPr>
         <w:rFonts w:ascii="Times New Roman" w:eastAsia="Times New Roman" w:hAnsi="Times New Roman" w:cs="Times New Roman" w:hint="default"/>
@@ -9645,6 +10679,130 @@
         <w:vertAlign w:val="baseline"/>
       </w:rPr>
     </w:lvl>
+    <w:lvl w:ilvl="1" w:tplc="04190003" w:tentative="1">
+      <w:start w:val="1"/>
+      <w:numFmt w:val="bullet"/>
+      <w:lvlText w:val="o"/>
+      <w:lvlJc w:val="left"/>
+      <w:pPr>
+        <w:ind w:left="1788" w:hanging="360"/>
+      </w:pPr>
+      <w:rPr>
+        <w:rFonts w:ascii="Courier New" w:hAnsi="Courier New" w:cs="Courier New" w:hint="default"/>
+      </w:rPr>
+    </w:lvl>
+    <w:lvl w:ilvl="2" w:tplc="04190005" w:tentative="1">
+      <w:start w:val="1"/>
+      <w:numFmt w:val="bullet"/>
+      <w:lvlText w:val=""/>
+      <w:lvlJc w:val="left"/>
+      <w:pPr>
+        <w:ind w:left="2508" w:hanging="360"/>
+      </w:pPr>
+      <w:rPr>
+        <w:rFonts w:ascii="Wingdings" w:hAnsi="Wingdings" w:hint="default"/>
+      </w:rPr>
+    </w:lvl>
+    <w:lvl w:ilvl="3" w:tplc="04190001" w:tentative="1">
+      <w:start w:val="1"/>
+      <w:numFmt w:val="bullet"/>
+      <w:lvlText w:val=""/>
+      <w:lvlJc w:val="left"/>
+      <w:pPr>
+        <w:ind w:left="3228" w:hanging="360"/>
+      </w:pPr>
+      <w:rPr>
+        <w:rFonts w:ascii="Symbol" w:hAnsi="Symbol" w:hint="default"/>
+      </w:rPr>
+    </w:lvl>
+    <w:lvl w:ilvl="4" w:tplc="04190003" w:tentative="1">
+      <w:start w:val="1"/>
+      <w:numFmt w:val="bullet"/>
+      <w:lvlText w:val="o"/>
+      <w:lvlJc w:val="left"/>
+      <w:pPr>
+        <w:ind w:left="3948" w:hanging="360"/>
+      </w:pPr>
+      <w:rPr>
+        <w:rFonts w:ascii="Courier New" w:hAnsi="Courier New" w:cs="Courier New" w:hint="default"/>
+      </w:rPr>
+    </w:lvl>
+    <w:lvl w:ilvl="5" w:tplc="04190005" w:tentative="1">
+      <w:start w:val="1"/>
+      <w:numFmt w:val="bullet"/>
+      <w:lvlText w:val=""/>
+      <w:lvlJc w:val="left"/>
+      <w:pPr>
+        <w:ind w:left="4668" w:hanging="360"/>
+      </w:pPr>
+      <w:rPr>
+        <w:rFonts w:ascii="Wingdings" w:hAnsi="Wingdings" w:hint="default"/>
+      </w:rPr>
+    </w:lvl>
+    <w:lvl w:ilvl="6" w:tplc="04190001" w:tentative="1">
+      <w:start w:val="1"/>
+      <w:numFmt w:val="bullet"/>
+      <w:lvlText w:val=""/>
+      <w:lvlJc w:val="left"/>
+      <w:pPr>
+        <w:ind w:left="5388" w:hanging="360"/>
+      </w:pPr>
+      <w:rPr>
+        <w:rFonts w:ascii="Symbol" w:hAnsi="Symbol" w:hint="default"/>
+      </w:rPr>
+    </w:lvl>
+    <w:lvl w:ilvl="7" w:tplc="04190003" w:tentative="1">
+      <w:start w:val="1"/>
+      <w:numFmt w:val="bullet"/>
+      <w:lvlText w:val="o"/>
+      <w:lvlJc w:val="left"/>
+      <w:pPr>
+        <w:ind w:left="6108" w:hanging="360"/>
+      </w:pPr>
+      <w:rPr>
+        <w:rFonts w:ascii="Courier New" w:hAnsi="Courier New" w:cs="Courier New" w:hint="default"/>
+      </w:rPr>
+    </w:lvl>
+    <w:lvl w:ilvl="8" w:tplc="04190005" w:tentative="1">
+      <w:start w:val="1"/>
+      <w:numFmt w:val="bullet"/>
+      <w:lvlText w:val=""/>
+      <w:lvlJc w:val="left"/>
+      <w:pPr>
+        <w:ind w:left="6828" w:hanging="360"/>
+      </w:pPr>
+      <w:rPr>
+        <w:rFonts w:ascii="Wingdings" w:hAnsi="Wingdings" w:hint="default"/>
+      </w:rPr>
+    </w:lvl>
+  </w:abstractNum>
+  <w:abstractNum w:abstractNumId="24" w15:restartNumberingAfterBreak="0">
+    <w:nsid w:val="4E2651A4"/>
+    <w:multiLevelType w:val="hybridMultilevel"/>
+    <w:tmpl w:val="DCE4B2AE"/>
+    <w:lvl w:ilvl="0" w:tplc="45B21F02">
+      <w:start w:val="1"/>
+      <w:numFmt w:val="bullet"/>
+      <w:lvlText w:val="–"/>
+      <w:lvlJc w:val="left"/>
+      <w:pPr>
+        <w:ind w:left="360" w:hanging="360"/>
+      </w:pPr>
+      <w:rPr>
+        <w:rFonts w:ascii="Times New Roman" w:eastAsia="Times New Roman" w:hAnsi="Times New Roman" w:cs="Times New Roman" w:hint="default"/>
+        <w:b w:val="0"/>
+        <w:i w:val="0"/>
+        <w:strike w:val="0"/>
+        <w:dstrike w:val="0"/>
+        <w:color w:val="000000"/>
+        <w:sz w:val="28"/>
+        <w:szCs w:val="28"/>
+        <w:u w:val="none" w:color="000000"/>
+        <w:bdr w:val="none" w:sz="0" w:space="0" w:color="auto"/>
+        <w:shd w:val="clear" w:color="auto" w:fill="auto"/>
+        <w:vertAlign w:val="baseline"/>
+      </w:rPr>
+    </w:lvl>
     <w:lvl w:ilvl="1" w:tplc="FFFFFFFF" w:tentative="1">
       <w:start w:val="1"/>
       <w:numFmt w:val="bullet"/>
@@ -9742,7 +10900,7 @@
       </w:rPr>
     </w:lvl>
   </w:abstractNum>
-  <w:abstractNum w:abstractNumId="22">
+  <w:abstractNum w:abstractNumId="25" w15:restartNumberingAfterBreak="0">
     <w:nsid w:val="4EB70235"/>
     <w:multiLevelType w:val="multilevel"/>
     <w:tmpl w:val="AEEADAC8"/>
@@ -9855,7 +11013,7 @@
       </w:pPr>
     </w:lvl>
   </w:abstractNum>
-  <w:abstractNum w:abstractNumId="23">
+  <w:abstractNum w:abstractNumId="26" w15:restartNumberingAfterBreak="0">
     <w:nsid w:val="54853E26"/>
     <w:multiLevelType w:val="hybridMultilevel"/>
     <w:tmpl w:val="A78885F0"/>
@@ -9944,7 +11102,7 @@
       </w:pPr>
     </w:lvl>
   </w:abstractNum>
-  <w:abstractNum w:abstractNumId="24">
+  <w:abstractNum w:abstractNumId="27" w15:restartNumberingAfterBreak="0">
     <w:nsid w:val="5C1F6C5C"/>
     <w:multiLevelType w:val="hybridMultilevel"/>
     <w:tmpl w:val="9B50D19E"/>
@@ -10066,7 +11224,7 @@
       </w:rPr>
     </w:lvl>
   </w:abstractNum>
-  <w:abstractNum w:abstractNumId="25">
+  <w:abstractNum w:abstractNumId="28" w15:restartNumberingAfterBreak="0">
     <w:nsid w:val="6189227F"/>
     <w:multiLevelType w:val="hybridMultilevel"/>
     <w:tmpl w:val="7AA0DBDE"/>
@@ -10188,7 +11346,7 @@
       </w:rPr>
     </w:lvl>
   </w:abstractNum>
-  <w:abstractNum w:abstractNumId="26">
+  <w:abstractNum w:abstractNumId="29" w15:restartNumberingAfterBreak="0">
     <w:nsid w:val="646B2277"/>
     <w:multiLevelType w:val="multilevel"/>
     <w:tmpl w:val="AB601A88"/>
@@ -10337,7 +11495,7 @@
       </w:rPr>
     </w:lvl>
   </w:abstractNum>
-  <w:abstractNum w:abstractNumId="27">
+  <w:abstractNum w:abstractNumId="30" w15:restartNumberingAfterBreak="0">
     <w:nsid w:val="69756B6B"/>
     <w:multiLevelType w:val="multilevel"/>
     <w:tmpl w:val="5EEAAE62"/>
@@ -10486,7 +11644,7 @@
       </w:rPr>
     </w:lvl>
   </w:abstractNum>
-  <w:abstractNum w:abstractNumId="28">
+  <w:abstractNum w:abstractNumId="31" w15:restartNumberingAfterBreak="0">
     <w:nsid w:val="731074C6"/>
     <w:multiLevelType w:val="multilevel"/>
     <w:tmpl w:val="323222F4"/>
@@ -10635,7 +11793,7 @@
       </w:rPr>
     </w:lvl>
   </w:abstractNum>
-  <w:abstractNum w:abstractNumId="29">
+  <w:abstractNum w:abstractNumId="32" w15:restartNumberingAfterBreak="0">
     <w:nsid w:val="73FB2514"/>
     <w:multiLevelType w:val="hybridMultilevel"/>
     <w:tmpl w:val="74A44220"/>
@@ -10748,7 +11906,7 @@
       </w:rPr>
     </w:lvl>
   </w:abstractNum>
-  <w:abstractNum w:abstractNumId="30">
+  <w:abstractNum w:abstractNumId="33" w15:restartNumberingAfterBreak="0">
     <w:nsid w:val="74121A69"/>
     <w:multiLevelType w:val="hybridMultilevel"/>
     <w:tmpl w:val="7F240648"/>
@@ -10872,7 +12030,7 @@
       </w:rPr>
     </w:lvl>
   </w:abstractNum>
-  <w:abstractNum w:abstractNumId="31">
+  <w:abstractNum w:abstractNumId="34" w15:restartNumberingAfterBreak="0">
     <w:nsid w:val="74360971"/>
     <w:multiLevelType w:val="multilevel"/>
     <w:tmpl w:val="AC048A18"/>
@@ -11021,7 +12179,7 @@
       </w:rPr>
     </w:lvl>
   </w:abstractNum>
-  <w:abstractNum w:abstractNumId="32">
+  <w:abstractNum w:abstractNumId="35" w15:restartNumberingAfterBreak="0">
     <w:nsid w:val="7A2A747B"/>
     <w:multiLevelType w:val="multilevel"/>
     <w:tmpl w:val="B748F360"/>
@@ -11170,7 +12328,7 @@
       </w:rPr>
     </w:lvl>
   </w:abstractNum>
-  <w:abstractNum w:abstractNumId="33">
+  <w:abstractNum w:abstractNumId="36" w15:restartNumberingAfterBreak="0">
     <w:nsid w:val="7DC077B0"/>
     <w:multiLevelType w:val="multilevel"/>
     <w:tmpl w:val="B5529CA8"/>
@@ -11319,7 +12477,7 @@
       </w:rPr>
     </w:lvl>
   </w:abstractNum>
-  <w:abstractNum w:abstractNumId="34">
+  <w:abstractNum w:abstractNumId="37" w15:restartNumberingAfterBreak="0">
     <w:nsid w:val="7F721F30"/>
     <w:multiLevelType w:val="hybridMultilevel"/>
     <w:tmpl w:val="FDFAFEC8"/>
@@ -11443,116 +12601,125 @@
       </w:rPr>
     </w:lvl>
   </w:abstractNum>
-  <w:num w:numId="1">
+  <w:num w:numId="1" w16cid:durableId="1661687503">
+    <w:abstractNumId w:val="17"/>
+  </w:num>
+  <w:num w:numId="2" w16cid:durableId="344596784">
+    <w:abstractNumId w:val="25"/>
+  </w:num>
+  <w:num w:numId="3" w16cid:durableId="1698506187">
+    <w:abstractNumId w:val="19"/>
+  </w:num>
+  <w:num w:numId="4" w16cid:durableId="516315953">
+    <w:abstractNumId w:val="35"/>
+  </w:num>
+  <w:num w:numId="5" w16cid:durableId="695426363">
+    <w:abstractNumId w:val="30"/>
+  </w:num>
+  <w:num w:numId="6" w16cid:durableId="662048044">
+    <w:abstractNumId w:val="34"/>
+  </w:num>
+  <w:num w:numId="7" w16cid:durableId="1062949186">
+    <w:abstractNumId w:val="4"/>
+  </w:num>
+  <w:num w:numId="8" w16cid:durableId="1211305992">
+    <w:abstractNumId w:val="8"/>
+  </w:num>
+  <w:num w:numId="9" w16cid:durableId="506866923">
+    <w:abstractNumId w:val="31"/>
+  </w:num>
+  <w:num w:numId="10" w16cid:durableId="167600499">
+    <w:abstractNumId w:val="29"/>
+  </w:num>
+  <w:num w:numId="11" w16cid:durableId="1744795864">
+    <w:abstractNumId w:val="5"/>
+  </w:num>
+  <w:num w:numId="12" w16cid:durableId="2091536429">
+    <w:abstractNumId w:val="36"/>
+  </w:num>
+  <w:num w:numId="13" w16cid:durableId="1626082506">
+    <w:abstractNumId w:val="3"/>
+  </w:num>
+  <w:num w:numId="14" w16cid:durableId="601883215">
+    <w:abstractNumId w:val="10"/>
+  </w:num>
+  <w:num w:numId="15" w16cid:durableId="1224368982">
+    <w:abstractNumId w:val="21"/>
+  </w:num>
+  <w:num w:numId="16" w16cid:durableId="1262757107">
+    <w:abstractNumId w:val="32"/>
+  </w:num>
+  <w:num w:numId="17" w16cid:durableId="1085807164">
+    <w:abstractNumId w:val="11"/>
+  </w:num>
+  <w:num w:numId="18" w16cid:durableId="1818571395">
+    <w:abstractNumId w:val="0"/>
+  </w:num>
+  <w:num w:numId="19" w16cid:durableId="573852622">
+    <w:abstractNumId w:val="20"/>
+  </w:num>
+  <w:num w:numId="20" w16cid:durableId="369889792">
+    <w:abstractNumId w:val="7"/>
+  </w:num>
+  <w:num w:numId="21" w16cid:durableId="1423260603">
+    <w:abstractNumId w:val="18"/>
+  </w:num>
+  <w:num w:numId="22" w16cid:durableId="1349676816">
+    <w:abstractNumId w:val="6"/>
+  </w:num>
+  <w:num w:numId="23" w16cid:durableId="533348331">
     <w:abstractNumId w:val="15"/>
   </w:num>
-  <w:num w:numId="2">
+  <w:num w:numId="24" w16cid:durableId="1368990745">
+    <w:abstractNumId w:val="24"/>
+  </w:num>
+  <w:num w:numId="25" w16cid:durableId="1879707292">
+    <w:abstractNumId w:val="37"/>
+  </w:num>
+  <w:num w:numId="26" w16cid:durableId="1181553216">
+    <w:abstractNumId w:val="26"/>
+  </w:num>
+  <w:num w:numId="27" w16cid:durableId="670328968">
+    <w:abstractNumId w:val="28"/>
+  </w:num>
+  <w:num w:numId="28" w16cid:durableId="447748333">
+    <w:abstractNumId w:val="2"/>
+  </w:num>
+  <w:num w:numId="29" w16cid:durableId="1545601230">
+    <w:abstractNumId w:val="27"/>
+  </w:num>
+  <w:num w:numId="30" w16cid:durableId="1645282495">
+    <w:abstractNumId w:val="12"/>
+  </w:num>
+  <w:num w:numId="31" w16cid:durableId="1271468080">
     <w:abstractNumId w:val="22"/>
   </w:num>
-  <w:num w:numId="3">
-    <w:abstractNumId w:val="17"/>
+  <w:num w:numId="32" w16cid:durableId="305551060">
+    <w:abstractNumId w:val="16"/>
   </w:num>
-  <w:num w:numId="4">
-    <w:abstractNumId w:val="32"/>
-  </w:num>
-  <w:num w:numId="5">
-    <w:abstractNumId w:val="27"/>
-  </w:num>
-  <w:num w:numId="6">
-    <w:abstractNumId w:val="31"/>
-  </w:num>
-  <w:num w:numId="7">
-    <w:abstractNumId w:val="4"/>
-  </w:num>
-  <w:num w:numId="8">
-    <w:abstractNumId w:val="8"/>
-  </w:num>
-  <w:num w:numId="9">
-    <w:abstractNumId w:val="28"/>
-  </w:num>
-  <w:num w:numId="10">
-    <w:abstractNumId w:val="26"/>
-  </w:num>
-  <w:num w:numId="11">
-    <w:abstractNumId w:val="5"/>
-  </w:num>
-  <w:num w:numId="12">
+  <w:num w:numId="33" w16cid:durableId="1198542249">
     <w:abstractNumId w:val="33"/>
   </w:num>
-  <w:num w:numId="13">
-    <w:abstractNumId w:val="3"/>
-  </w:num>
-  <w:num w:numId="14">
-    <w:abstractNumId w:val="9"/>
-  </w:num>
-  <w:num w:numId="15">
-    <w:abstractNumId w:val="19"/>
-  </w:num>
-  <w:num w:numId="16">
-    <w:abstractNumId w:val="29"/>
-  </w:num>
-  <w:num w:numId="17">
-    <w:abstractNumId w:val="10"/>
-  </w:num>
-  <w:num w:numId="18">
-    <w:abstractNumId w:val="0"/>
-  </w:num>
-  <w:num w:numId="19">
-    <w:abstractNumId w:val="18"/>
-  </w:num>
-  <w:num w:numId="20">
-    <w:abstractNumId w:val="7"/>
-  </w:num>
-  <w:num w:numId="21">
-    <w:abstractNumId w:val="16"/>
-  </w:num>
-  <w:num w:numId="22">
-    <w:abstractNumId w:val="6"/>
-  </w:num>
-  <w:num w:numId="23">
+  <w:num w:numId="34" w16cid:durableId="825786080">
     <w:abstractNumId w:val="13"/>
   </w:num>
-  <w:num w:numId="24">
-    <w:abstractNumId w:val="21"/>
+  <w:num w:numId="35" w16cid:durableId="2114082896">
+    <w:abstractNumId w:val="1"/>
   </w:num>
-  <w:num w:numId="25">
-    <w:abstractNumId w:val="34"/>
-  </w:num>
-  <w:num w:numId="26">
+  <w:num w:numId="36" w16cid:durableId="669601435">
     <w:abstractNumId w:val="23"/>
   </w:num>
-  <w:num w:numId="27">
-    <w:abstractNumId w:val="25"/>
-  </w:num>
-  <w:num w:numId="28">
-    <w:abstractNumId w:val="2"/>
-  </w:num>
-  <w:num w:numId="29">
-    <w:abstractNumId w:val="24"/>
-  </w:num>
-  <w:num w:numId="30">
-    <w:abstractNumId w:val="11"/>
-  </w:num>
-  <w:num w:numId="31">
-    <w:abstractNumId w:val="20"/>
-  </w:num>
-  <w:num w:numId="32">
+  <w:num w:numId="37" w16cid:durableId="789277371">
     <w:abstractNumId w:val="14"/>
   </w:num>
-  <w:num w:numId="33">
-    <w:abstractNumId w:val="30"/>
-  </w:num>
-  <w:num w:numId="34">
-    <w:abstractNumId w:val="12"/>
-  </w:num>
-  <w:num w:numId="35">
-    <w:abstractNumId w:val="1"/>
+  <w:num w:numId="38" w16cid:durableId="83691297">
+    <w:abstractNumId w:val="9"/>
   </w:num>
 </w:numbering>
 </file>
 
 <file path=word/styles.xml><?xml version="1.0" encoding="utf-8"?>
-<w:styles xmlns:mc="http://schemas.openxmlformats.org/markup-compatibility/2006" xmlns:r="http://schemas.openxmlformats.org/officeDocument/2006/relationships" xmlns:w="http://schemas.openxmlformats.org/wordprocessingml/2006/main" xmlns:w14="http://schemas.microsoft.com/office/word/2010/wordml" xmlns:w15="http://schemas.microsoft.com/office/word/2012/wordml" mc:Ignorable="w14 w15">
+<w:styles xmlns:mc="http://schemas.openxmlformats.org/markup-compatibility/2006" xmlns:r="http://schemas.openxmlformats.org/officeDocument/2006/relationships" xmlns:w="http://schemas.openxmlformats.org/wordprocessingml/2006/main" xmlns:w14="http://schemas.microsoft.com/office/word/2010/wordml" xmlns:w15="http://schemas.microsoft.com/office/word/2012/wordml" xmlns:w16cex="http://schemas.microsoft.com/office/word/2018/wordml/cex" xmlns:w16cid="http://schemas.microsoft.com/office/word/2016/wordml/cid" xmlns:w16="http://schemas.microsoft.com/office/word/2018/wordml" xmlns:w16du="http://schemas.microsoft.com/office/word/2023/wordml/word16du" xmlns:w16sdtdh="http://schemas.microsoft.com/office/word/2020/wordml/sdtdatahash" xmlns:w16sdtfl="http://schemas.microsoft.com/office/word/2024/wordml/sdtformatlock" xmlns:w16se="http://schemas.microsoft.com/office/word/2015/wordml/symex" mc:Ignorable="w14 w15 w16se w16cid w16 w16cex w16sdtdh w16sdtfl w16du">
   <w:docDefaults>
     <w:rPrDefault>
       <w:rPr>
@@ -11569,7 +12736,7 @@
       </w:pPr>
     </w:pPrDefault>
   </w:docDefaults>
-  <w:latentStyles w:defLockedState="0" w:defUIPriority="99" w:defSemiHidden="0" w:defUnhideWhenUsed="0" w:defQFormat="0" w:count="371">
+  <w:latentStyles w:defLockedState="0" w:defUIPriority="99" w:defSemiHidden="0" w:defUnhideWhenUsed="0" w:defQFormat="0" w:count="376">
     <w:lsdException w:name="Normal" w:uiPriority="0" w:qFormat="1"/>
     <w:lsdException w:name="heading 1" w:uiPriority="9" w:qFormat="1"/>
     <w:lsdException w:name="heading 2" w:semiHidden="1" w:uiPriority="9" w:unhideWhenUsed="1" w:qFormat="1"/>
@@ -11727,7 +12894,7 @@
     <w:lsdException w:name="Table Grid" w:uiPriority="39"/>
     <w:lsdException w:name="Table Theme" w:semiHidden="1" w:unhideWhenUsed="1"/>
     <w:lsdException w:name="Placeholder Text" w:semiHidden="1"/>
-    <w:lsdException w:name="No Spacing" w:uiPriority="1" w:qFormat="1"/>
+    <w:lsdException w:name="No Spacing" w:uiPriority="1"/>
     <w:lsdException w:name="Light Shading" w:uiPriority="60"/>
     <w:lsdException w:name="Light List" w:uiPriority="61"/>
     <w:lsdException w:name="Light Grid" w:uiPriority="62"/>
@@ -11941,11 +13108,16 @@
     <w:lsdException w:name="List Table 5 Dark Accent 6" w:uiPriority="50"/>
     <w:lsdException w:name="List Table 6 Colorful Accent 6" w:uiPriority="51"/>
     <w:lsdException w:name="List Table 7 Colorful Accent 6" w:uiPriority="52"/>
+    <w:lsdException w:name="Mention" w:semiHidden="1" w:unhideWhenUsed="1"/>
+    <w:lsdException w:name="Smart Hyperlink" w:semiHidden="1" w:unhideWhenUsed="1"/>
+    <w:lsdException w:name="Hashtag" w:semiHidden="1" w:unhideWhenUsed="1"/>
+    <w:lsdException w:name="Unresolved Mention" w:semiHidden="1" w:unhideWhenUsed="1"/>
+    <w:lsdException w:name="Smart Link" w:semiHidden="1" w:unhideWhenUsed="1"/>
   </w:latentStyles>
   <w:style w:type="paragraph" w:default="1" w:styleId="a">
     <w:name w:val="Normal"/>
     <w:qFormat/>
-    <w:rsid w:val="007336AC"/>
+    <w:rsid w:val="006A59B1"/>
     <w:pPr>
       <w:spacing w:after="0" w:line="240" w:lineRule="auto"/>
       <w:ind w:left="0" w:firstLine="709"/>
@@ -12153,7 +13325,6 @@
   <w:style w:type="character" w:default="1" w:styleId="a1">
     <w:name w:val="Default Paragraph Font"/>
     <w:uiPriority w:val="1"/>
-    <w:semiHidden/>
     <w:unhideWhenUsed/>
   </w:style>
   <w:style w:type="table" w:default="1" w:styleId="a2">
@@ -12371,7 +13542,7 @@
     </w:rPr>
   </w:style>
   <w:style w:type="character" w:customStyle="1" w:styleId="a9">
-    <w:name w:val="Название Знак"/>
+    <w:name w:val="Заголовок Знак"/>
     <w:basedOn w:val="a1"/>
     <w:link w:val="a8"/>
     <w:uiPriority w:val="10"/>
@@ -12644,7 +13815,6 @@
       <w:spacing w:after="0" w:line="240" w:lineRule="auto"/>
     </w:pPr>
     <w:tblPr>
-      <w:tblInd w:w="0" w:type="dxa"/>
       <w:tblBorders>
         <w:top w:val="single" w:sz="4" w:space="0" w:color="auto"/>
         <w:left w:val="single" w:sz="4" w:space="0" w:color="auto"/>
@@ -12653,12 +13823,6 @@
         <w:insideH w:val="single" w:sz="4" w:space="0" w:color="auto"/>
         <w:insideV w:val="single" w:sz="4" w:space="0" w:color="auto"/>
       </w:tblBorders>
-      <w:tblCellMar>
-        <w:top w:w="0" w:type="dxa"/>
-        <w:left w:w="108" w:type="dxa"/>
-        <w:bottom w:w="0" w:type="dxa"/>
-        <w:right w:w="108" w:type="dxa"/>
-      </w:tblCellMar>
     </w:tblPr>
   </w:style>
   <w:style w:type="character" w:styleId="af5">

--- a/Файлы/2 курс/3 семестр/Алгоритмы и структуры данных/Курсовая работа/Влад/Курсовая Гордов БПИ24-02.docx
+++ b/Файлы/2 курс/3 семестр/Алгоритмы и структуры данных/Курсовая работа/Влад/Курсовая Гордов БПИ24-02.docx
@@ -2673,7 +2673,7 @@
       <w:pPr>
         <w:pStyle w:val="1"/>
       </w:pPr>
-      <w:bookmarkStart w:id="0" w:name="_Toc214559760"/>
+      <w:bookmarkStart w:id="0" w:name="_Toc214642047"/>
       <w:r>
         <w:lastRenderedPageBreak/>
         <w:t>Содержание</w:t>
@@ -2771,7 +2771,7 @@
             </w:rPr>
             <w:fldChar w:fldCharType="separate"/>
           </w:r>
-          <w:hyperlink w:anchor="_Toc214559760" w:history="1">
+          <w:hyperlink w:anchor="_Toc214642047" w:history="1">
             <w:r>
               <w:rPr>
                 <w:rStyle w:val="af3"/>
@@ -2798,7 +2798,7 @@
                 <w:noProof/>
                 <w:webHidden/>
               </w:rPr>
-              <w:instrText xml:space="preserve"> PAGEREF _Toc214559760 \h </w:instrText>
+              <w:instrText xml:space="preserve"> PAGEREF _Toc214642047 \h </w:instrText>
             </w:r>
             <w:r>
               <w:rPr>
@@ -2845,7 +2845,7 @@
               <w14:ligatures w14:val="standardContextual"/>
             </w:rPr>
           </w:pPr>
-          <w:hyperlink w:anchor="_Toc214559761" w:history="1">
+          <w:hyperlink w:anchor="_Toc214642048" w:history="1">
             <w:r>
               <w:rPr>
                 <w:rStyle w:val="af3"/>
@@ -2872,7 +2872,7 @@
                 <w:noProof/>
                 <w:webHidden/>
               </w:rPr>
-              <w:instrText xml:space="preserve"> PAGEREF _Toc214559761 \h </w:instrText>
+              <w:instrText xml:space="preserve"> PAGEREF _Toc214642048 \h </w:instrText>
             </w:r>
             <w:r>
               <w:rPr>
@@ -2919,7 +2919,7 @@
               <w14:ligatures w14:val="standardContextual"/>
             </w:rPr>
           </w:pPr>
-          <w:hyperlink w:anchor="_Toc214559762" w:history="1">
+          <w:hyperlink w:anchor="_Toc214642049" w:history="1">
             <w:r>
               <w:rPr>
                 <w:rStyle w:val="af3"/>
@@ -2946,7 +2946,7 @@
                 <w:noProof/>
                 <w:webHidden/>
               </w:rPr>
-              <w:instrText xml:space="preserve"> PAGEREF _Toc214559762 \h </w:instrText>
+              <w:instrText xml:space="preserve"> PAGEREF _Toc214642049 \h </w:instrText>
             </w:r>
             <w:r>
               <w:rPr>
@@ -2993,7 +2993,7 @@
               <w14:ligatures w14:val="standardContextual"/>
             </w:rPr>
           </w:pPr>
-          <w:hyperlink w:anchor="_Toc214559763" w:history="1">
+          <w:hyperlink w:anchor="_Toc214642050" w:history="1">
             <w:r>
               <w:rPr>
                 <w:rStyle w:val="af3"/>
@@ -3020,7 +3020,7 @@
                 <w:noProof/>
                 <w:webHidden/>
               </w:rPr>
-              <w:instrText xml:space="preserve"> PAGEREF _Toc214559763 \h </w:instrText>
+              <w:instrText xml:space="preserve"> PAGEREF _Toc214642050 \h </w:instrText>
             </w:r>
             <w:r>
               <w:rPr>
@@ -3067,7 +3067,7 @@
               <w14:ligatures w14:val="standardContextual"/>
             </w:rPr>
           </w:pPr>
-          <w:hyperlink w:anchor="_Toc214559764" w:history="1">
+          <w:hyperlink w:anchor="_Toc214642051" w:history="1">
             <w:r>
               <w:rPr>
                 <w:rStyle w:val="af3"/>
@@ -3094,7 +3094,7 @@
                 <w:noProof/>
                 <w:webHidden/>
               </w:rPr>
-              <w:instrText xml:space="preserve"> PAGEREF _Toc214559764 \h </w:instrText>
+              <w:instrText xml:space="preserve"> PAGEREF _Toc214642051 \h </w:instrText>
             </w:r>
             <w:r>
               <w:rPr>
@@ -3141,7 +3141,7 @@
               <w14:ligatures w14:val="standardContextual"/>
             </w:rPr>
           </w:pPr>
-          <w:hyperlink w:anchor="_Toc214559765" w:history="1">
+          <w:hyperlink w:anchor="_Toc214642052" w:history="1">
             <w:r>
               <w:rPr>
                 <w:rStyle w:val="af3"/>
@@ -3184,7 +3184,7 @@
                 <w:noProof/>
                 <w:webHidden/>
               </w:rPr>
-              <w:instrText xml:space="preserve"> PAGEREF _Toc214559765 \h </w:instrText>
+              <w:instrText xml:space="preserve"> PAGEREF _Toc214642052 \h </w:instrText>
             </w:r>
             <w:r>
               <w:rPr>
@@ -3231,7 +3231,7 @@
               <w14:ligatures w14:val="standardContextual"/>
             </w:rPr>
           </w:pPr>
-          <w:hyperlink w:anchor="_Toc214559766" w:history="1">
+          <w:hyperlink w:anchor="_Toc214642053" w:history="1">
             <w:r>
               <w:rPr>
                 <w:rStyle w:val="af3"/>
@@ -3274,7 +3274,7 @@
                 <w:noProof/>
                 <w:webHidden/>
               </w:rPr>
-              <w:instrText xml:space="preserve"> PAGEREF _Toc214559766 \h </w:instrText>
+              <w:instrText xml:space="preserve"> PAGEREF _Toc214642053 \h </w:instrText>
             </w:r>
             <w:r>
               <w:rPr>
@@ -3321,7 +3321,7 @@
               <w14:ligatures w14:val="standardContextual"/>
             </w:rPr>
           </w:pPr>
-          <w:hyperlink w:anchor="_Toc214559767" w:history="1">
+          <w:hyperlink w:anchor="_Toc214642054" w:history="1">
             <w:r>
               <w:rPr>
                 <w:rStyle w:val="af3"/>
@@ -3364,7 +3364,7 @@
                 <w:noProof/>
                 <w:webHidden/>
               </w:rPr>
-              <w:instrText xml:space="preserve"> PAGEREF _Toc214559767 \h </w:instrText>
+              <w:instrText xml:space="preserve"> PAGEREF _Toc214642054 \h </w:instrText>
             </w:r>
             <w:r>
               <w:rPr>
@@ -3411,7 +3411,7 @@
               <w14:ligatures w14:val="standardContextual"/>
             </w:rPr>
           </w:pPr>
-          <w:hyperlink w:anchor="_Toc214559768" w:history="1">
+          <w:hyperlink w:anchor="_Toc214642055" w:history="1">
             <w:r>
               <w:rPr>
                 <w:rStyle w:val="af3"/>
@@ -3438,7 +3438,7 @@
                 <w:noProof/>
                 <w:webHidden/>
               </w:rPr>
-              <w:instrText xml:space="preserve"> PAGEREF _Toc214559768 \h </w:instrText>
+              <w:instrText xml:space="preserve"> PAGEREF _Toc214642055 \h </w:instrText>
             </w:r>
             <w:r>
               <w:rPr>
@@ -3485,7 +3485,7 @@
               <w14:ligatures w14:val="standardContextual"/>
             </w:rPr>
           </w:pPr>
-          <w:hyperlink w:anchor="_Toc214559769" w:history="1">
+          <w:hyperlink w:anchor="_Toc214642056" w:history="1">
             <w:r>
               <w:rPr>
                 <w:rStyle w:val="af3"/>
@@ -3512,7 +3512,7 @@
                 <w:noProof/>
                 <w:webHidden/>
               </w:rPr>
-              <w:instrText xml:space="preserve"> PAGEREF _Toc214559769 \h </w:instrText>
+              <w:instrText xml:space="preserve"> PAGEREF _Toc214642056 \h </w:instrText>
             </w:r>
             <w:r>
               <w:rPr>
@@ -3559,7 +3559,7 @@
               <w14:ligatures w14:val="standardContextual"/>
             </w:rPr>
           </w:pPr>
-          <w:hyperlink w:anchor="_Toc214559770" w:history="1">
+          <w:hyperlink w:anchor="_Toc214642057" w:history="1">
             <w:r>
               <w:rPr>
                 <w:rStyle w:val="af3"/>
@@ -3586,7 +3586,7 @@
                 <w:noProof/>
                 <w:webHidden/>
               </w:rPr>
-              <w:instrText xml:space="preserve"> PAGEREF _Toc214559770 \h </w:instrText>
+              <w:instrText xml:space="preserve"> PAGEREF _Toc214642057 \h </w:instrText>
             </w:r>
             <w:r>
               <w:rPr>
@@ -3633,7 +3633,7 @@
               <w14:ligatures w14:val="standardContextual"/>
             </w:rPr>
           </w:pPr>
-          <w:hyperlink w:anchor="_Toc214559771" w:history="1">
+          <w:hyperlink w:anchor="_Toc214642058" w:history="1">
             <w:r>
               <w:rPr>
                 <w:rStyle w:val="af3"/>
@@ -3660,7 +3660,7 @@
                 <w:noProof/>
                 <w:webHidden/>
               </w:rPr>
-              <w:instrText xml:space="preserve"> PAGEREF _Toc214559771 \h </w:instrText>
+              <w:instrText xml:space="preserve"> PAGEREF _Toc214642058 \h </w:instrText>
             </w:r>
             <w:r>
               <w:rPr>
@@ -3681,6 +3681,606 @@
                 <w:webHidden/>
               </w:rPr>
               <w:t>9</w:t>
+            </w:r>
+            <w:r>
+              <w:rPr>
+                <w:noProof/>
+                <w:webHidden/>
+              </w:rPr>
+              <w:fldChar w:fldCharType="end"/>
+            </w:r>
+          </w:hyperlink>
+        </w:p>
+        <w:p>
+          <w:pPr>
+            <w:pStyle w:val="11"/>
+            <w:tabs>
+              <w:tab w:val="right" w:leader="dot" w:pos="9627"/>
+            </w:tabs>
+            <w:rPr>
+              <w:rFonts w:asciiTheme="minorHAnsi" w:eastAsiaTheme="minorEastAsia" w:hAnsiTheme="minorHAnsi"/>
+              <w:noProof/>
+              <w:kern w:val="2"/>
+              <w:sz w:val="24"/>
+              <w:szCs w:val="24"/>
+              <w:lang w:eastAsia="ru-RU"/>
+              <w14:ligatures w14:val="standardContextual"/>
+            </w:rPr>
+          </w:pPr>
+          <w:hyperlink w:anchor="_Toc214642059" w:history="1">
+            <w:r>
+              <w:rPr>
+                <w:rStyle w:val="af3"/>
+                <w:noProof/>
+              </w:rPr>
+              <w:t>2 Описание программы</w:t>
+            </w:r>
+            <w:r>
+              <w:rPr>
+                <w:noProof/>
+                <w:webHidden/>
+              </w:rPr>
+              <w:tab/>
+            </w:r>
+            <w:r>
+              <w:rPr>
+                <w:noProof/>
+                <w:webHidden/>
+              </w:rPr>
+              <w:fldChar w:fldCharType="begin"/>
+            </w:r>
+            <w:r>
+              <w:rPr>
+                <w:noProof/>
+                <w:webHidden/>
+              </w:rPr>
+              <w:instrText xml:space="preserve"> PAGEREF _Toc214642059 \h </w:instrText>
+            </w:r>
+            <w:r>
+              <w:rPr>
+                <w:noProof/>
+                <w:webHidden/>
+              </w:rPr>
+            </w:r>
+            <w:r>
+              <w:rPr>
+                <w:noProof/>
+                <w:webHidden/>
+              </w:rPr>
+              <w:fldChar w:fldCharType="separate"/>
+            </w:r>
+            <w:r>
+              <w:rPr>
+                <w:noProof/>
+                <w:webHidden/>
+              </w:rPr>
+              <w:t>11</w:t>
+            </w:r>
+            <w:r>
+              <w:rPr>
+                <w:noProof/>
+                <w:webHidden/>
+              </w:rPr>
+              <w:fldChar w:fldCharType="end"/>
+            </w:r>
+          </w:hyperlink>
+        </w:p>
+        <w:p>
+          <w:pPr>
+            <w:pStyle w:val="23"/>
+            <w:tabs>
+              <w:tab w:val="right" w:leader="dot" w:pos="9627"/>
+            </w:tabs>
+            <w:rPr>
+              <w:rFonts w:asciiTheme="minorHAnsi" w:eastAsiaTheme="minorEastAsia" w:hAnsiTheme="minorHAnsi"/>
+              <w:noProof/>
+              <w:kern w:val="2"/>
+              <w:sz w:val="24"/>
+              <w:szCs w:val="24"/>
+              <w:lang w:eastAsia="ru-RU"/>
+              <w14:ligatures w14:val="standardContextual"/>
+            </w:rPr>
+          </w:pPr>
+          <w:hyperlink w:anchor="_Toc214642060" w:history="1">
+            <w:r>
+              <w:rPr>
+                <w:rStyle w:val="af3"/>
+                <w:noProof/>
+              </w:rPr>
+              <w:t xml:space="preserve">2.1 </w:t>
+            </w:r>
+            <w:r>
+              <w:rPr>
+                <w:rStyle w:val="af3"/>
+                <w:bCs/>
+                <w:noProof/>
+              </w:rPr>
+              <w:t>Общая характеристика программы</w:t>
+            </w:r>
+            <w:r>
+              <w:rPr>
+                <w:noProof/>
+                <w:webHidden/>
+              </w:rPr>
+              <w:tab/>
+            </w:r>
+            <w:r>
+              <w:rPr>
+                <w:noProof/>
+                <w:webHidden/>
+              </w:rPr>
+              <w:fldChar w:fldCharType="begin"/>
+            </w:r>
+            <w:r>
+              <w:rPr>
+                <w:noProof/>
+                <w:webHidden/>
+              </w:rPr>
+              <w:instrText xml:space="preserve"> PAGEREF _Toc214642060 \h </w:instrText>
+            </w:r>
+            <w:r>
+              <w:rPr>
+                <w:noProof/>
+                <w:webHidden/>
+              </w:rPr>
+            </w:r>
+            <w:r>
+              <w:rPr>
+                <w:noProof/>
+                <w:webHidden/>
+              </w:rPr>
+              <w:fldChar w:fldCharType="separate"/>
+            </w:r>
+            <w:r>
+              <w:rPr>
+                <w:noProof/>
+                <w:webHidden/>
+              </w:rPr>
+              <w:t>11</w:t>
+            </w:r>
+            <w:r>
+              <w:rPr>
+                <w:noProof/>
+                <w:webHidden/>
+              </w:rPr>
+              <w:fldChar w:fldCharType="end"/>
+            </w:r>
+          </w:hyperlink>
+        </w:p>
+        <w:p>
+          <w:pPr>
+            <w:pStyle w:val="23"/>
+            <w:tabs>
+              <w:tab w:val="right" w:leader="dot" w:pos="9627"/>
+            </w:tabs>
+            <w:rPr>
+              <w:rFonts w:asciiTheme="minorHAnsi" w:eastAsiaTheme="minorEastAsia" w:hAnsiTheme="minorHAnsi"/>
+              <w:noProof/>
+              <w:kern w:val="2"/>
+              <w:sz w:val="24"/>
+              <w:szCs w:val="24"/>
+              <w:lang w:eastAsia="ru-RU"/>
+              <w14:ligatures w14:val="standardContextual"/>
+            </w:rPr>
+          </w:pPr>
+          <w:hyperlink w:anchor="_Toc214642061" w:history="1">
+            <w:r>
+              <w:rPr>
+                <w:rStyle w:val="af3"/>
+                <w:noProof/>
+              </w:rPr>
+              <w:t>2.2 Структура программы и данных</w:t>
+            </w:r>
+            <w:r>
+              <w:rPr>
+                <w:noProof/>
+                <w:webHidden/>
+              </w:rPr>
+              <w:tab/>
+            </w:r>
+            <w:r>
+              <w:rPr>
+                <w:noProof/>
+                <w:webHidden/>
+              </w:rPr>
+              <w:fldChar w:fldCharType="begin"/>
+            </w:r>
+            <w:r>
+              <w:rPr>
+                <w:noProof/>
+                <w:webHidden/>
+              </w:rPr>
+              <w:instrText xml:space="preserve"> PAGEREF _Toc214642061 \h </w:instrText>
+            </w:r>
+            <w:r>
+              <w:rPr>
+                <w:noProof/>
+                <w:webHidden/>
+              </w:rPr>
+            </w:r>
+            <w:r>
+              <w:rPr>
+                <w:noProof/>
+                <w:webHidden/>
+              </w:rPr>
+              <w:fldChar w:fldCharType="separate"/>
+            </w:r>
+            <w:r>
+              <w:rPr>
+                <w:noProof/>
+                <w:webHidden/>
+              </w:rPr>
+              <w:t>11</w:t>
+            </w:r>
+            <w:r>
+              <w:rPr>
+                <w:noProof/>
+                <w:webHidden/>
+              </w:rPr>
+              <w:fldChar w:fldCharType="end"/>
+            </w:r>
+          </w:hyperlink>
+        </w:p>
+        <w:p>
+          <w:pPr>
+            <w:pStyle w:val="23"/>
+            <w:tabs>
+              <w:tab w:val="right" w:leader="dot" w:pos="9627"/>
+            </w:tabs>
+            <w:rPr>
+              <w:rFonts w:asciiTheme="minorHAnsi" w:eastAsiaTheme="minorEastAsia" w:hAnsiTheme="minorHAnsi"/>
+              <w:noProof/>
+              <w:kern w:val="2"/>
+              <w:sz w:val="24"/>
+              <w:szCs w:val="24"/>
+              <w:lang w:eastAsia="ru-RU"/>
+              <w14:ligatures w14:val="standardContextual"/>
+            </w:rPr>
+          </w:pPr>
+          <w:hyperlink w:anchor="_Toc214642062" w:history="1">
+            <w:r>
+              <w:rPr>
+                <w:rStyle w:val="af3"/>
+                <w:noProof/>
+              </w:rPr>
+              <w:t>2.3 Интерфейс программы</w:t>
+            </w:r>
+            <w:r>
+              <w:rPr>
+                <w:noProof/>
+                <w:webHidden/>
+              </w:rPr>
+              <w:tab/>
+            </w:r>
+            <w:r>
+              <w:rPr>
+                <w:noProof/>
+                <w:webHidden/>
+              </w:rPr>
+              <w:fldChar w:fldCharType="begin"/>
+            </w:r>
+            <w:r>
+              <w:rPr>
+                <w:noProof/>
+                <w:webHidden/>
+              </w:rPr>
+              <w:instrText xml:space="preserve"> PAGEREF _Toc214642062 \h </w:instrText>
+            </w:r>
+            <w:r>
+              <w:rPr>
+                <w:noProof/>
+                <w:webHidden/>
+              </w:rPr>
+            </w:r>
+            <w:r>
+              <w:rPr>
+                <w:noProof/>
+                <w:webHidden/>
+              </w:rPr>
+              <w:fldChar w:fldCharType="separate"/>
+            </w:r>
+            <w:r>
+              <w:rPr>
+                <w:noProof/>
+                <w:webHidden/>
+              </w:rPr>
+              <w:t>13</w:t>
+            </w:r>
+            <w:r>
+              <w:rPr>
+                <w:noProof/>
+                <w:webHidden/>
+              </w:rPr>
+              <w:fldChar w:fldCharType="end"/>
+            </w:r>
+          </w:hyperlink>
+        </w:p>
+        <w:p>
+          <w:pPr>
+            <w:pStyle w:val="31"/>
+            <w:tabs>
+              <w:tab w:val="right" w:leader="dot" w:pos="9627"/>
+            </w:tabs>
+            <w:rPr>
+              <w:rFonts w:asciiTheme="minorHAnsi" w:eastAsiaTheme="minorEastAsia" w:hAnsiTheme="minorHAnsi"/>
+              <w:noProof/>
+              <w:kern w:val="2"/>
+              <w:sz w:val="24"/>
+              <w:szCs w:val="24"/>
+              <w:lang w:eastAsia="ru-RU"/>
+              <w14:ligatures w14:val="standardContextual"/>
+            </w:rPr>
+          </w:pPr>
+          <w:hyperlink w:anchor="_Toc214642063" w:history="1">
+            <w:r>
+              <w:rPr>
+                <w:rStyle w:val="af3"/>
+                <w:noProof/>
+              </w:rPr>
+              <w:t>2.3.1 Пункт 1 — добавление блока памяти.</w:t>
+            </w:r>
+            <w:r>
+              <w:rPr>
+                <w:noProof/>
+                <w:webHidden/>
+              </w:rPr>
+              <w:tab/>
+            </w:r>
+            <w:r>
+              <w:rPr>
+                <w:noProof/>
+                <w:webHidden/>
+              </w:rPr>
+              <w:fldChar w:fldCharType="begin"/>
+            </w:r>
+            <w:r>
+              <w:rPr>
+                <w:noProof/>
+                <w:webHidden/>
+              </w:rPr>
+              <w:instrText xml:space="preserve"> PAGEREF _Toc214642063 \h </w:instrText>
+            </w:r>
+            <w:r>
+              <w:rPr>
+                <w:noProof/>
+                <w:webHidden/>
+              </w:rPr>
+            </w:r>
+            <w:r>
+              <w:rPr>
+                <w:noProof/>
+                <w:webHidden/>
+              </w:rPr>
+              <w:fldChar w:fldCharType="separate"/>
+            </w:r>
+            <w:r>
+              <w:rPr>
+                <w:noProof/>
+                <w:webHidden/>
+              </w:rPr>
+              <w:t>13</w:t>
+            </w:r>
+            <w:r>
+              <w:rPr>
+                <w:noProof/>
+                <w:webHidden/>
+              </w:rPr>
+              <w:fldChar w:fldCharType="end"/>
+            </w:r>
+          </w:hyperlink>
+        </w:p>
+        <w:p>
+          <w:pPr>
+            <w:pStyle w:val="31"/>
+            <w:tabs>
+              <w:tab w:val="right" w:leader="dot" w:pos="9627"/>
+            </w:tabs>
+            <w:rPr>
+              <w:rFonts w:asciiTheme="minorHAnsi" w:eastAsiaTheme="minorEastAsia" w:hAnsiTheme="minorHAnsi"/>
+              <w:noProof/>
+              <w:kern w:val="2"/>
+              <w:sz w:val="24"/>
+              <w:szCs w:val="24"/>
+              <w:lang w:eastAsia="ru-RU"/>
+              <w14:ligatures w14:val="standardContextual"/>
+            </w:rPr>
+          </w:pPr>
+          <w:hyperlink w:anchor="_Toc214642064" w:history="1">
+            <w:r>
+              <w:rPr>
+                <w:rStyle w:val="af3"/>
+                <w:noProof/>
+              </w:rPr>
+              <w:t>2.3.2 Пункт 2 — Освобождение блока памяти.</w:t>
+            </w:r>
+            <w:r>
+              <w:rPr>
+                <w:noProof/>
+                <w:webHidden/>
+              </w:rPr>
+              <w:tab/>
+            </w:r>
+            <w:r>
+              <w:rPr>
+                <w:noProof/>
+                <w:webHidden/>
+              </w:rPr>
+              <w:fldChar w:fldCharType="begin"/>
+            </w:r>
+            <w:r>
+              <w:rPr>
+                <w:noProof/>
+                <w:webHidden/>
+              </w:rPr>
+              <w:instrText xml:space="preserve"> PAGEREF _Toc214642064 \h </w:instrText>
+            </w:r>
+            <w:r>
+              <w:rPr>
+                <w:noProof/>
+                <w:webHidden/>
+              </w:rPr>
+            </w:r>
+            <w:r>
+              <w:rPr>
+                <w:noProof/>
+                <w:webHidden/>
+              </w:rPr>
+              <w:fldChar w:fldCharType="separate"/>
+            </w:r>
+            <w:r>
+              <w:rPr>
+                <w:noProof/>
+                <w:webHidden/>
+              </w:rPr>
+              <w:t>13</w:t>
+            </w:r>
+            <w:r>
+              <w:rPr>
+                <w:noProof/>
+                <w:webHidden/>
+              </w:rPr>
+              <w:fldChar w:fldCharType="end"/>
+            </w:r>
+          </w:hyperlink>
+        </w:p>
+        <w:p>
+          <w:pPr>
+            <w:pStyle w:val="31"/>
+            <w:tabs>
+              <w:tab w:val="right" w:leader="dot" w:pos="9627"/>
+            </w:tabs>
+            <w:rPr>
+              <w:rFonts w:asciiTheme="minorHAnsi" w:eastAsiaTheme="minorEastAsia" w:hAnsiTheme="minorHAnsi"/>
+              <w:noProof/>
+              <w:kern w:val="2"/>
+              <w:sz w:val="24"/>
+              <w:szCs w:val="24"/>
+              <w:lang w:eastAsia="ru-RU"/>
+              <w14:ligatures w14:val="standardContextual"/>
+            </w:rPr>
+          </w:pPr>
+          <w:hyperlink w:anchor="_Toc214642065" w:history="1">
+            <w:r>
+              <w:rPr>
+                <w:rStyle w:val="af3"/>
+                <w:noProof/>
+              </w:rPr>
+              <w:t>2.3.3 Пункт 3 — Вывод статистики кучи.</w:t>
+            </w:r>
+            <w:r>
+              <w:rPr>
+                <w:noProof/>
+                <w:webHidden/>
+              </w:rPr>
+              <w:tab/>
+            </w:r>
+            <w:r>
+              <w:rPr>
+                <w:noProof/>
+                <w:webHidden/>
+              </w:rPr>
+              <w:fldChar w:fldCharType="begin"/>
+            </w:r>
+            <w:r>
+              <w:rPr>
+                <w:noProof/>
+                <w:webHidden/>
+              </w:rPr>
+              <w:instrText xml:space="preserve"> PAGEREF _Toc214642065 \h </w:instrText>
+            </w:r>
+            <w:r>
+              <w:rPr>
+                <w:noProof/>
+                <w:webHidden/>
+              </w:rPr>
+            </w:r>
+            <w:r>
+              <w:rPr>
+                <w:noProof/>
+                <w:webHidden/>
+              </w:rPr>
+              <w:fldChar w:fldCharType="separate"/>
+            </w:r>
+            <w:r>
+              <w:rPr>
+                <w:noProof/>
+                <w:webHidden/>
+              </w:rPr>
+              <w:t>14</w:t>
+            </w:r>
+            <w:r>
+              <w:rPr>
+                <w:noProof/>
+                <w:webHidden/>
+              </w:rPr>
+              <w:fldChar w:fldCharType="end"/>
+            </w:r>
+          </w:hyperlink>
+        </w:p>
+        <w:p>
+          <w:pPr>
+            <w:pStyle w:val="31"/>
+            <w:tabs>
+              <w:tab w:val="right" w:leader="dot" w:pos="9627"/>
+            </w:tabs>
+            <w:rPr>
+              <w:rFonts w:asciiTheme="minorHAnsi" w:eastAsiaTheme="minorEastAsia" w:hAnsiTheme="minorHAnsi"/>
+              <w:noProof/>
+              <w:kern w:val="2"/>
+              <w:sz w:val="24"/>
+              <w:szCs w:val="24"/>
+              <w:lang w:eastAsia="ru-RU"/>
+              <w14:ligatures w14:val="standardContextual"/>
+            </w:rPr>
+          </w:pPr>
+          <w:hyperlink w:anchor="_Toc214642066" w:history="1">
+            <w:r>
+              <w:rPr>
+                <w:rStyle w:val="af3"/>
+                <w:noProof/>
+              </w:rPr>
+              <w:t>2.3.4 Пункт 4 — Выход из программы.</w:t>
+            </w:r>
+            <w:r>
+              <w:rPr>
+                <w:noProof/>
+                <w:webHidden/>
+              </w:rPr>
+              <w:tab/>
+            </w:r>
+            <w:r>
+              <w:rPr>
+                <w:noProof/>
+                <w:webHidden/>
+              </w:rPr>
+              <w:fldChar w:fldCharType="begin"/>
+            </w:r>
+            <w:r>
+              <w:rPr>
+                <w:noProof/>
+                <w:webHidden/>
+              </w:rPr>
+              <w:instrText xml:space="preserve"> PAGEREF _Toc214642066 \h </w:instrText>
+            </w:r>
+            <w:r>
+              <w:rPr>
+                <w:noProof/>
+                <w:webHidden/>
+              </w:rPr>
+            </w:r>
+            <w:r>
+              <w:rPr>
+                <w:noProof/>
+                <w:webHidden/>
+              </w:rPr>
+              <w:fldChar w:fldCharType="separate"/>
+            </w:r>
+            <w:r>
+              <w:rPr>
+                <w:noProof/>
+                <w:webHidden/>
+              </w:rPr>
+              <w:t>14</w:t>
             </w:r>
             <w:r>
               <w:rPr>
@@ -3745,7 +4345,7 @@
       <w:pPr>
         <w:pStyle w:val="1"/>
       </w:pPr>
-      <w:bookmarkStart w:id="1" w:name="_Toc214559761"/>
+      <w:bookmarkStart w:id="1" w:name="_Toc214642048"/>
       <w:r>
         <w:lastRenderedPageBreak/>
         <w:t>Введение</w:t>
@@ -3837,7 +4437,7 @@
       <w:pPr>
         <w:pStyle w:val="1"/>
       </w:pPr>
-      <w:bookmarkStart w:id="2" w:name="_Toc214559762"/>
+      <w:bookmarkStart w:id="2" w:name="_Toc214642049"/>
       <w:r>
         <w:lastRenderedPageBreak/>
         <w:t>1 Анализ предметной области</w:t>
@@ -3863,7 +4463,7 @@
       <w:pPr>
         <w:pStyle w:val="2"/>
       </w:pPr>
-      <w:bookmarkStart w:id="3" w:name="_Toc214559763"/>
+      <w:bookmarkStart w:id="3" w:name="_Toc214642050"/>
       <w:r>
         <w:t>1.1 Роль и архитектурные особенности оперативной памяти в современных вычислительных системах</w:t>
       </w:r>
@@ -4458,7 +5058,7 @@
       <w:pPr>
         <w:pStyle w:val="2"/>
       </w:pPr>
-      <w:bookmarkStart w:id="6" w:name="_Toc214559764"/>
+      <w:bookmarkStart w:id="6" w:name="_Toc214642051"/>
       <w:r>
         <w:t>1.2 Основные подходы к программному управлению памятью</w:t>
       </w:r>
@@ -4509,7 +5109,7 @@
       <w:pPr>
         <w:pStyle w:val="3"/>
       </w:pPr>
-      <w:bookmarkStart w:id="7" w:name="_Toc214559765"/>
+      <w:bookmarkStart w:id="7" w:name="_Toc214642052"/>
       <w:r>
         <w:t xml:space="preserve">1.2.1 </w:t>
       </w:r>
@@ -4625,7 +5225,6 @@
           <w:rFonts w:cs="Times New Roman"/>
         </w:rPr>
       </w:pPr>
-      <w:proofErr w:type="spellStart"/>
       <w:r>
         <w:rPr>
           <w:rFonts w:cs="Times New Roman"/>
@@ -4636,7 +5235,6 @@
         </w:rPr>
         <w:t>worst-fit</w:t>
       </w:r>
-      <w:proofErr w:type="spellEnd"/>
       <w:r>
         <w:rPr>
           <w:rFonts w:cs="Times New Roman"/>
@@ -4656,7 +5254,6 @@
           <w:rFonts w:cs="Times New Roman"/>
         </w:rPr>
       </w:pPr>
-      <w:proofErr w:type="spellStart"/>
       <w:r>
         <w:rPr>
           <w:rFonts w:cs="Times New Roman"/>
@@ -4665,18 +5262,7 @@
           <w:i/>
           <w:iCs/>
         </w:rPr>
-        <w:t>next</w:t>
-      </w:r>
-      <w:proofErr w:type="spellEnd"/>
-      <w:r>
-        <w:rPr>
-          <w:rFonts w:cs="Times New Roman"/>
-          <w:b/>
-          <w:bCs/>
-          <w:i/>
-          <w:iCs/>
-        </w:rPr>
-        <w:t>-fit</w:t>
+        <w:t>next-fit</w:t>
       </w:r>
       <w:r>
         <w:rPr>
@@ -5268,7 +5854,7 @@
       <w:pPr>
         <w:pStyle w:val="3"/>
       </w:pPr>
-      <w:bookmarkStart w:id="8" w:name="_Toc214559766"/>
+      <w:bookmarkStart w:id="8" w:name="_Toc214642053"/>
       <w:r>
         <w:t xml:space="preserve">1.2.2 </w:t>
       </w:r>
@@ -5304,7 +5890,7 @@
       <w:pPr>
         <w:pStyle w:val="3"/>
       </w:pPr>
-      <w:bookmarkStart w:id="9" w:name="_Toc214559767"/>
+      <w:bookmarkStart w:id="9" w:name="_Toc214642054"/>
       <w:r>
         <w:t xml:space="preserve">1.2.3 </w:t>
       </w:r>
@@ -5441,7 +6027,7 @@
       <w:pPr>
         <w:pStyle w:val="2"/>
       </w:pPr>
-      <w:bookmarkStart w:id="10" w:name="_Toc214559768"/>
+      <w:bookmarkStart w:id="10" w:name="_Toc214642055"/>
       <w:r>
         <w:t xml:space="preserve">1.3 </w:t>
       </w:r>
@@ -6040,7 +6626,7 @@
       <w:pPr>
         <w:pStyle w:val="2"/>
       </w:pPr>
-      <w:bookmarkStart w:id="11" w:name="_Toc214559769"/>
+      <w:bookmarkStart w:id="11" w:name="_Toc214642056"/>
       <w:r>
         <w:t>1.4 Метаданные и структуры данных в аллокаторах памяти</w:t>
       </w:r>
@@ -6292,7 +6878,7 @@
       <w:pPr>
         <w:pStyle w:val="2"/>
       </w:pPr>
-      <w:bookmarkStart w:id="12" w:name="_Toc214559770"/>
+      <w:bookmarkStart w:id="12" w:name="_Toc214642057"/>
       <w:r>
         <w:lastRenderedPageBreak/>
         <w:t>1.5 Обоснование выбора метода и средств реализации</w:t>
@@ -6603,7 +7189,7 @@
       <w:pPr>
         <w:pStyle w:val="2"/>
       </w:pPr>
-      <w:bookmarkStart w:id="13" w:name="_Toc214559771"/>
+      <w:bookmarkStart w:id="13" w:name="_Toc214642058"/>
       <w:r>
         <w:t>1.6 Выводы</w:t>
       </w:r>
@@ -6795,6 +7381,7 @@
       <w:pPr>
         <w:pStyle w:val="1"/>
       </w:pPr>
+      <w:bookmarkStart w:id="14" w:name="_Toc214642059"/>
       <w:r>
         <w:lastRenderedPageBreak/>
         <w:t>2</w:t>
@@ -6805,6 +7392,7 @@
       <w:r>
         <w:t>Описание программы</w:t>
       </w:r>
+      <w:bookmarkEnd w:id="14"/>
     </w:p>
     <w:p>
       <w:pPr>
@@ -6828,6 +7416,7 @@
           <w:bCs/>
         </w:rPr>
       </w:pPr>
+      <w:bookmarkStart w:id="15" w:name="_Toc214642060"/>
       <w:r>
         <w:t>2.1</w:t>
       </w:r>
@@ -6840,98 +7429,28 @@
         </w:rPr>
         <w:t>Общая характеристика программы</w:t>
       </w:r>
+      <w:bookmarkEnd w:id="15"/>
     </w:p>
     <w:p/>
     <w:p>
       <w:r>
-        <w:t>Разработанная программа представляет собой программную модель управления оперативной памятью, реализованную на языке программирования C++. Её основное назначение — имитация ключевых механизмов динамического распределения памяти, таких как выделение, освобождение и слияние блоков, с целью исследования алгоритмов размещения и оценки степени фрагментации.</w:t>
-      </w:r>
-    </w:p>
-    <w:p>
-      <w:r>
-        <w:t xml:space="preserve">В отличие от стандартных аллокаторов (например, </w:t>
-      </w:r>
-      <w:r>
-        <w:rPr>
-          <w:i/>
-          <w:iCs/>
-        </w:rPr>
-        <w:t>malloc</w:t>
-      </w:r>
-      <w:r>
-        <w:t xml:space="preserve"> в C или </w:t>
-      </w:r>
-      <w:proofErr w:type="spellStart"/>
-      <w:r>
-        <w:rPr>
-          <w:i/>
-          <w:iCs/>
-        </w:rPr>
-        <w:t>operator</w:t>
-      </w:r>
-      <w:proofErr w:type="spellEnd"/>
-      <w:r>
-        <w:rPr>
-          <w:i/>
-          <w:iCs/>
-        </w:rPr>
-        <w:t xml:space="preserve"> new</w:t>
-      </w:r>
-      <w:r>
-        <w:t xml:space="preserve"> в C++), данная модель не использует системные вызовы и не взаимодействует с операционной системой. Вместо этого она оперирует заранее выделенным буфером фиксированного размера (например, 64 КБ), который эмулирует кучу. Это позволяет сосредоточиться на логике аллокатора и изолировать её от внешних факторов.</w:t>
-      </w:r>
-    </w:p>
-    <w:p>
-      <w:r>
-        <w:t xml:space="preserve">Выбор языка C++ обоснован следующим: </w:t>
-      </w:r>
-    </w:p>
-    <w:p>
-      <w:pPr>
-        <w:pStyle w:val="a0"/>
-        <w:numPr>
-          <w:ilvl w:val="0"/>
-          <w:numId w:val="36"/>
-        </w:numPr>
-      </w:pPr>
-      <w:r>
-        <w:t xml:space="preserve">он сохраняет низкоуровневый контроль над памятью (работа с указателями, </w:t>
-      </w:r>
-      <w:proofErr w:type="spellStart"/>
-      <w:r>
-        <w:rPr>
-          <w:i/>
-          <w:iCs/>
-        </w:rPr>
-        <w:t>reinterpret_cast</w:t>
-      </w:r>
-      <w:proofErr w:type="spellEnd"/>
-      <w:r>
-        <w:t xml:space="preserve">, побайтовые операции); </w:t>
-      </w:r>
-    </w:p>
-    <w:p>
-      <w:pPr>
-        <w:pStyle w:val="a0"/>
-        <w:numPr>
-          <w:ilvl w:val="0"/>
-          <w:numId w:val="36"/>
-        </w:numPr>
-      </w:pPr>
-      <w:r>
-        <w:t xml:space="preserve">предоставляет возможности объектно-ориентированного проектирования, что упрощает инкапсуляцию логики аллокатора в класс; </w:t>
-      </w:r>
-    </w:p>
-    <w:p>
-      <w:pPr>
-        <w:pStyle w:val="a0"/>
-        <w:numPr>
-          <w:ilvl w:val="0"/>
-          <w:numId w:val="36"/>
-        </w:numPr>
-      </w:pPr>
-      <w:r>
-        <w:t>позволяет использовать современные средства языка (например, умные указатели только для управления служебными структурами, но не для эмулируемой памяти).</w:t>
+        <w:t>Разработанная программа реализует программную модель управления оперативной памятью на языке C++. Её назначение — эмуляция ключевых механизмов динамического распределения памяти в рамках фиксированного буфера, что позволяет исследовать алгоритмы размещения, фрагментацию и эффективность управления памятью без взаимодействия с операционной системой.</w:t>
+      </w:r>
+    </w:p>
+    <w:p>
+      <w:r>
+        <w:t>Программа оперирует буфером размером 64 КБ (по умолчанию), который инициализируется как единый свободный блок. Все операции выделения и освобождения выполняются внутри этого буфера. Пользователь взаимодействует с программой через консольное меню, выбирая действия: выделить блок, освободить блок по индексу, вывести статус кучи.</w:t>
+      </w:r>
+    </w:p>
+    <w:p>
+      <w:r>
+        <w:t>Выбор языка C++ обоснован возможностью инкапсуляции логики аллокатора в класс</w:t>
+      </w:r>
+      <w:r>
+        <w:t xml:space="preserve">, </w:t>
+      </w:r>
+      <w:r>
+        <w:t>что повышает читаемость и структурированность кода, при этом сохраняя низкоуровневый контроль над памятью через указатели и арифметику адресов.</w:t>
       </w:r>
     </w:p>
     <w:p>
@@ -7077,6 +7596,7 @@
             <w:tcW w:w="3922" w:type="dxa"/>
             <w:tcBorders>
               <w:top w:val="single" w:sz="12" w:space="0" w:color="auto"/>
+              <w:bottom w:val="single" w:sz="4" w:space="0" w:color="auto"/>
             </w:tcBorders>
             <w:vAlign w:val="center"/>
           </w:tcPr>
@@ -7101,6 +7621,7 @@
             <w:tcW w:w="4011" w:type="dxa"/>
             <w:tcBorders>
               <w:top w:val="single" w:sz="12" w:space="0" w:color="auto"/>
+              <w:bottom w:val="single" w:sz="4" w:space="0" w:color="auto"/>
             </w:tcBorders>
             <w:vAlign w:val="center"/>
           </w:tcPr>
@@ -7117,6 +7638,62 @@
                 <w:rFonts w:cs="Times New Roman"/>
               </w:rPr>
               <w:t>x86/x64, 1 ГГц и выше</w:t>
+            </w:r>
+          </w:p>
+        </w:tc>
+      </w:tr>
+      <w:tr>
+        <w:tc>
+          <w:tcPr>
+            <w:tcW w:w="3922" w:type="dxa"/>
+            <w:tcBorders>
+              <w:top w:val="single" w:sz="4" w:space="0" w:color="auto"/>
+              <w:left w:val="single" w:sz="4" w:space="0" w:color="auto"/>
+              <w:bottom w:val="single" w:sz="4" w:space="0" w:color="auto"/>
+              <w:right w:val="single" w:sz="4" w:space="0" w:color="auto"/>
+            </w:tcBorders>
+            <w:vAlign w:val="center"/>
+          </w:tcPr>
+          <w:p>
+            <w:pPr>
+              <w:ind w:firstLine="0"/>
+              <w:jc w:val="left"/>
+              <w:rPr>
+                <w:rFonts w:cs="Times New Roman"/>
+              </w:rPr>
+            </w:pPr>
+            <w:r>
+              <w:rPr>
+                <w:rFonts w:cs="Times New Roman"/>
+              </w:rPr>
+              <w:t>Оперативная память</w:t>
+            </w:r>
+          </w:p>
+        </w:tc>
+        <w:tc>
+          <w:tcPr>
+            <w:tcW w:w="4011" w:type="dxa"/>
+            <w:tcBorders>
+              <w:top w:val="single" w:sz="4" w:space="0" w:color="auto"/>
+              <w:left w:val="single" w:sz="4" w:space="0" w:color="auto"/>
+              <w:bottom w:val="single" w:sz="4" w:space="0" w:color="auto"/>
+              <w:right w:val="single" w:sz="4" w:space="0" w:color="auto"/>
+            </w:tcBorders>
+            <w:vAlign w:val="center"/>
+          </w:tcPr>
+          <w:p>
+            <w:pPr>
+              <w:ind w:firstLine="0"/>
+              <w:jc w:val="left"/>
+              <w:rPr>
+                <w:rFonts w:cs="Times New Roman"/>
+              </w:rPr>
+            </w:pPr>
+            <w:r>
+              <w:rPr>
+                <w:rFonts w:cs="Times New Roman"/>
+              </w:rPr>
+              <w:t>64 МБ и более</w:t>
             </w:r>
           </w:p>
         </w:tc>
@@ -7128,6 +7705,12 @@
         <w:tc>
           <w:tcPr>
             <w:tcW w:w="3922" w:type="dxa"/>
+            <w:tcBorders>
+              <w:top w:val="single" w:sz="4" w:space="0" w:color="auto"/>
+              <w:left w:val="single" w:sz="4" w:space="0" w:color="auto"/>
+              <w:bottom w:val="single" w:sz="4" w:space="0" w:color="auto"/>
+              <w:right w:val="single" w:sz="4" w:space="0" w:color="auto"/>
+            </w:tcBorders>
             <w:vAlign w:val="center"/>
           </w:tcPr>
           <w:p>
@@ -7149,6 +7732,12 @@
         <w:tc>
           <w:tcPr>
             <w:tcW w:w="4011" w:type="dxa"/>
+            <w:tcBorders>
+              <w:top w:val="single" w:sz="4" w:space="0" w:color="auto"/>
+              <w:left w:val="single" w:sz="4" w:space="0" w:color="auto"/>
+              <w:bottom w:val="single" w:sz="4" w:space="0" w:color="auto"/>
+              <w:right w:val="single" w:sz="4" w:space="0" w:color="auto"/>
+            </w:tcBorders>
             <w:vAlign w:val="center"/>
           </w:tcPr>
           <w:p>
@@ -7163,16 +7752,8 @@
               <w:rPr>
                 <w:rFonts w:cs="Times New Roman"/>
               </w:rPr>
-              <w:t xml:space="preserve">Windows 10/11, Linux, </w:t>
-            </w:r>
-            <w:proofErr w:type="spellStart"/>
-            <w:r>
-              <w:rPr>
-                <w:rFonts w:cs="Times New Roman"/>
-              </w:rPr>
-              <w:t>macOS</w:t>
-            </w:r>
-            <w:proofErr w:type="spellEnd"/>
+              <w:t>Windows 10/11, Linux, macOS</w:t>
+            </w:r>
           </w:p>
         </w:tc>
       </w:tr>
@@ -7180,6 +7761,12 @@
         <w:tc>
           <w:tcPr>
             <w:tcW w:w="3922" w:type="dxa"/>
+            <w:tcBorders>
+              <w:top w:val="single" w:sz="4" w:space="0" w:color="auto"/>
+              <w:left w:val="single" w:sz="4" w:space="0" w:color="auto"/>
+              <w:bottom w:val="single" w:sz="4" w:space="0" w:color="auto"/>
+              <w:right w:val="single" w:sz="4" w:space="0" w:color="auto"/>
+            </w:tcBorders>
             <w:vAlign w:val="center"/>
           </w:tcPr>
           <w:p>
@@ -7201,6 +7788,12 @@
         <w:tc>
           <w:tcPr>
             <w:tcW w:w="4011" w:type="dxa"/>
+            <w:tcBorders>
+              <w:top w:val="single" w:sz="4" w:space="0" w:color="auto"/>
+              <w:left w:val="single" w:sz="4" w:space="0" w:color="auto"/>
+              <w:bottom w:val="single" w:sz="4" w:space="0" w:color="auto"/>
+              <w:right w:val="single" w:sz="4" w:space="0" w:color="auto"/>
+            </w:tcBorders>
             <w:vAlign w:val="center"/>
           </w:tcPr>
           <w:p>
@@ -7215,21 +7808,7 @@
               <w:rPr>
                 <w:rFonts w:cs="Times New Roman"/>
               </w:rPr>
-              <w:t xml:space="preserve">GCC 9+, </w:t>
-            </w:r>
-            <w:proofErr w:type="spellStart"/>
-            <w:r>
-              <w:rPr>
-                <w:rFonts w:cs="Times New Roman"/>
-              </w:rPr>
-              <w:t>Clang</w:t>
-            </w:r>
-            <w:proofErr w:type="spellEnd"/>
-            <w:r>
-              <w:rPr>
-                <w:rFonts w:cs="Times New Roman"/>
-              </w:rPr>
-              <w:t xml:space="preserve"> 10+, MSVC 2019+</w:t>
+              <w:t>GCC 9+, Clang 10+, MSVC 2019+</w:t>
             </w:r>
           </w:p>
         </w:tc>
@@ -7238,6 +7817,12 @@
         <w:tc>
           <w:tcPr>
             <w:tcW w:w="3922" w:type="dxa"/>
+            <w:tcBorders>
+              <w:top w:val="single" w:sz="4" w:space="0" w:color="auto"/>
+              <w:left w:val="single" w:sz="4" w:space="0" w:color="auto"/>
+              <w:bottom w:val="single" w:sz="4" w:space="0" w:color="auto"/>
+              <w:right w:val="single" w:sz="4" w:space="0" w:color="auto"/>
+            </w:tcBorders>
             <w:vAlign w:val="center"/>
           </w:tcPr>
           <w:p>
@@ -7252,13 +7837,26 @@
               <w:rPr>
                 <w:rFonts w:cs="Times New Roman"/>
               </w:rPr>
-              <w:t>Свободное место на диске</w:t>
+              <w:t xml:space="preserve">Стандарт </w:t>
+            </w:r>
+            <w:r>
+              <w:rPr>
+                <w:rFonts w:cs="Times New Roman"/>
+                <w:lang w:val="en-US"/>
+              </w:rPr>
+              <w:t>C++</w:t>
             </w:r>
           </w:p>
         </w:tc>
         <w:tc>
           <w:tcPr>
             <w:tcW w:w="4011" w:type="dxa"/>
+            <w:tcBorders>
+              <w:top w:val="single" w:sz="4" w:space="0" w:color="auto"/>
+              <w:left w:val="single" w:sz="4" w:space="0" w:color="auto"/>
+              <w:bottom w:val="single" w:sz="4" w:space="0" w:color="auto"/>
+              <w:right w:val="single" w:sz="4" w:space="0" w:color="auto"/>
+            </w:tcBorders>
             <w:vAlign w:val="center"/>
           </w:tcPr>
           <w:p>
@@ -7272,8 +7870,2393 @@
             <w:r>
               <w:rPr>
                 <w:rFonts w:cs="Times New Roman"/>
+                <w:lang w:val="en-US"/>
+              </w:rPr>
+              <w:t>C++</w:t>
+            </w:r>
+            <w:r>
+              <w:rPr>
+                <w:rFonts w:cs="Times New Roman"/>
+              </w:rPr>
+              <w:t>17 и выше</w:t>
+            </w:r>
+          </w:p>
+        </w:tc>
+      </w:tr>
+      <w:tr>
+        <w:tc>
+          <w:tcPr>
+            <w:tcW w:w="3922" w:type="dxa"/>
+            <w:tcBorders>
+              <w:top w:val="single" w:sz="4" w:space="0" w:color="auto"/>
+              <w:left w:val="single" w:sz="4" w:space="0" w:color="auto"/>
+              <w:bottom w:val="single" w:sz="4" w:space="0" w:color="auto"/>
+              <w:right w:val="single" w:sz="4" w:space="0" w:color="auto"/>
+            </w:tcBorders>
+            <w:vAlign w:val="center"/>
+          </w:tcPr>
+          <w:p>
+            <w:pPr>
+              <w:ind w:firstLine="0"/>
+              <w:jc w:val="left"/>
+              <w:rPr>
+                <w:rFonts w:cs="Times New Roman"/>
+              </w:rPr>
+            </w:pPr>
+            <w:r>
+              <w:rPr>
+                <w:rFonts w:cs="Times New Roman"/>
+              </w:rPr>
+              <w:t>Свободное место на диске</w:t>
+            </w:r>
+          </w:p>
+        </w:tc>
+        <w:tc>
+          <w:tcPr>
+            <w:tcW w:w="4011" w:type="dxa"/>
+            <w:tcBorders>
+              <w:top w:val="single" w:sz="4" w:space="0" w:color="auto"/>
+              <w:left w:val="single" w:sz="4" w:space="0" w:color="auto"/>
+              <w:bottom w:val="single" w:sz="4" w:space="0" w:color="auto"/>
+              <w:right w:val="single" w:sz="4" w:space="0" w:color="auto"/>
+            </w:tcBorders>
+            <w:vAlign w:val="center"/>
+          </w:tcPr>
+          <w:p>
+            <w:pPr>
+              <w:ind w:firstLine="0"/>
+              <w:jc w:val="left"/>
+              <w:rPr>
+                <w:rFonts w:cs="Times New Roman"/>
+              </w:rPr>
+            </w:pPr>
+            <w:r>
+              <w:rPr>
+                <w:rFonts w:cs="Times New Roman"/>
               </w:rPr>
               <w:t>1 МБ</w:t>
+            </w:r>
+          </w:p>
+        </w:tc>
+      </w:tr>
+    </w:tbl>
+    <w:p>
+      <w:pPr>
+        <w:pStyle w:val="2"/>
+      </w:pPr>
+    </w:p>
+    <w:p>
+      <w:pPr>
+        <w:pStyle w:val="2"/>
+      </w:pPr>
+      <w:bookmarkStart w:id="16" w:name="_Toc214642061"/>
+      <w:r>
+        <w:t xml:space="preserve">2.2 </w:t>
+      </w:r>
+      <w:r>
+        <w:t>Структура программы и данных</w:t>
+      </w:r>
+      <w:bookmarkEnd w:id="16"/>
+    </w:p>
+    <w:p/>
+    <w:p>
+      <w:r>
+        <w:t>Программа состоит из трёх файлов</w:t>
+      </w:r>
+      <w:r>
+        <w:t>:</w:t>
+      </w:r>
+    </w:p>
+    <w:p>
+      <w:pPr>
+        <w:numPr>
+          <w:ilvl w:val="0"/>
+          <w:numId w:val="38"/>
+        </w:numPr>
+      </w:pPr>
+      <w:r>
+        <w:rPr>
+          <w:b/>
+          <w:bCs/>
+          <w:i/>
+          <w:iCs/>
+        </w:rPr>
+        <w:t>MemoryAllocator.h</w:t>
+      </w:r>
+      <w:r>
+        <w:t xml:space="preserve"> — заголовочный файл, содержащий объявление класса</w:t>
+      </w:r>
+      <w:r>
+        <w:t xml:space="preserve"> </w:t>
+      </w:r>
+      <w:r>
+        <w:rPr>
+          <w:i/>
+          <w:iCs/>
+        </w:rPr>
+        <w:t>MemoryAllocator</w:t>
+      </w:r>
+      <w:r>
+        <w:t xml:space="preserve"> и</w:t>
+      </w:r>
+      <w:r>
+        <w:t xml:space="preserve"> структуру заголовка блока</w:t>
+      </w:r>
+      <w:r>
+        <w:t xml:space="preserve"> </w:t>
+      </w:r>
+      <w:r>
+        <w:rPr>
+          <w:b/>
+          <w:bCs/>
+          <w:i/>
+          <w:iCs/>
+        </w:rPr>
+        <w:t>BlockHeader</w:t>
+      </w:r>
+      <w:r>
+        <w:t>;</w:t>
+      </w:r>
+    </w:p>
+    <w:p>
+      <w:pPr>
+        <w:numPr>
+          <w:ilvl w:val="0"/>
+          <w:numId w:val="38"/>
+        </w:numPr>
+      </w:pPr>
+      <w:r>
+        <w:rPr>
+          <w:b/>
+          <w:bCs/>
+          <w:i/>
+          <w:iCs/>
+          <w:lang w:val="en-US"/>
+        </w:rPr>
+        <w:t>MemoryAllocator</w:t>
+      </w:r>
+      <w:r>
+        <w:rPr>
+          <w:b/>
+          <w:bCs/>
+          <w:i/>
+          <w:iCs/>
+        </w:rPr>
+        <w:t>.</w:t>
+      </w:r>
+      <w:r>
+        <w:rPr>
+          <w:b/>
+          <w:bCs/>
+          <w:i/>
+          <w:iCs/>
+          <w:lang w:val="en-US"/>
+        </w:rPr>
+        <w:t>cpp</w:t>
+      </w:r>
+      <w:r>
+        <w:t xml:space="preserve"> — </w:t>
+      </w:r>
+      <w:r>
+        <w:t>реализация</w:t>
+      </w:r>
+      <w:r>
+        <w:t xml:space="preserve"> </w:t>
+      </w:r>
+      <w:r>
+        <w:t>всех методов управления памятью</w:t>
+      </w:r>
+      <w:r>
+        <w:t>;</w:t>
+      </w:r>
+    </w:p>
+    <w:p>
+      <w:pPr>
+        <w:numPr>
+          <w:ilvl w:val="0"/>
+          <w:numId w:val="38"/>
+        </w:numPr>
+      </w:pPr>
+      <w:r>
+        <w:rPr>
+          <w:b/>
+          <w:bCs/>
+          <w:i/>
+          <w:iCs/>
+        </w:rPr>
+        <w:t>main.cpp</w:t>
+      </w:r>
+      <w:r>
+        <w:t xml:space="preserve"> — точка входа</w:t>
+      </w:r>
+      <w:r>
+        <w:t xml:space="preserve"> в программу, реализация пользовательского интерфейса</w:t>
+      </w:r>
+      <w:r>
+        <w:t>.</w:t>
+      </w:r>
+    </w:p>
+    <w:p>
+      <w:pPr>
+        <w:ind w:left="1068" w:firstLine="0"/>
+      </w:pPr>
+    </w:p>
+    <w:p>
+      <w:r>
+        <w:t xml:space="preserve">Основная логика инкапсулирована в классе </w:t>
+      </w:r>
+      <w:r>
+        <w:rPr>
+          <w:b/>
+          <w:bCs/>
+          <w:i/>
+          <w:iCs/>
+        </w:rPr>
+        <w:t>MemoryAllocator</w:t>
+      </w:r>
+      <w:r>
+        <w:t>. Он управляет эмулируемой кучей и предоставляет следующие методы:</w:t>
+      </w:r>
+    </w:p>
+    <w:p>
+      <w:pPr>
+        <w:pStyle w:val="a0"/>
+        <w:numPr>
+          <w:ilvl w:val="0"/>
+          <w:numId w:val="39"/>
+        </w:numPr>
+      </w:pPr>
+      <w:r>
+        <w:rPr>
+          <w:b/>
+          <w:bCs/>
+          <w:i/>
+          <w:iCs/>
+        </w:rPr>
+        <w:t>allocate(size_t)</w:t>
+      </w:r>
+      <w:r>
+        <w:t xml:space="preserve"> — выделяет блок памяти по стратегии first-fit;</w:t>
+      </w:r>
+    </w:p>
+    <w:p>
+      <w:pPr>
+        <w:pStyle w:val="a0"/>
+        <w:numPr>
+          <w:ilvl w:val="0"/>
+          <w:numId w:val="39"/>
+        </w:numPr>
+      </w:pPr>
+      <w:r>
+        <w:rPr>
+          <w:b/>
+          <w:bCs/>
+          <w:i/>
+          <w:iCs/>
+        </w:rPr>
+        <w:t>deallocate(void*)</w:t>
+      </w:r>
+      <w:r>
+        <w:t xml:space="preserve"> — освобождает блок и добавляет его в список свободных;</w:t>
+      </w:r>
+    </w:p>
+    <w:p>
+      <w:pPr>
+        <w:pStyle w:val="a0"/>
+        <w:numPr>
+          <w:ilvl w:val="0"/>
+          <w:numId w:val="39"/>
+        </w:numPr>
+      </w:pPr>
+      <w:r>
+        <w:rPr>
+          <w:b/>
+          <w:bCs/>
+          <w:i/>
+          <w:iCs/>
+        </w:rPr>
+        <w:t>printStatus()</w:t>
+      </w:r>
+      <w:r>
+        <w:t xml:space="preserve"> — выводит статистику: занятая/свободная память, количество блоков, степень фрагментации;</w:t>
+      </w:r>
+    </w:p>
+    <w:p>
+      <w:pPr>
+        <w:pStyle w:val="a0"/>
+        <w:numPr>
+          <w:ilvl w:val="0"/>
+          <w:numId w:val="39"/>
+        </w:numPr>
+      </w:pPr>
+      <w:r>
+        <w:rPr>
+          <w:b/>
+          <w:bCs/>
+          <w:i/>
+          <w:iCs/>
+        </w:rPr>
+        <w:t>getFragmentation()</w:t>
+      </w:r>
+      <w:r>
+        <w:t xml:space="preserve"> — возвращает численное значение фрагментации</w:t>
+      </w:r>
+      <w:r>
+        <w:t>;</w:t>
+      </w:r>
+    </w:p>
+    <w:p>
+      <w:pPr>
+        <w:pStyle w:val="a0"/>
+        <w:numPr>
+          <w:ilvl w:val="0"/>
+          <w:numId w:val="39"/>
+        </w:numPr>
+      </w:pPr>
+      <w:r>
+        <w:t>набор вспомогательных методов, требуемых для реализации вышеуказанных методов.</w:t>
+      </w:r>
+    </w:p>
+    <w:p>
+      <w:r>
+        <w:t>Ключевой элемент структуры данных — заголовок блока</w:t>
+      </w:r>
+      <w:r>
+        <w:t xml:space="preserve"> памяти</w:t>
+      </w:r>
+      <w:r>
+        <w:t xml:space="preserve"> (</w:t>
+      </w:r>
+      <w:r>
+        <w:rPr>
+          <w:b/>
+          <w:bCs/>
+          <w:i/>
+          <w:iCs/>
+        </w:rPr>
+        <w:t>BlockHeader</w:t>
+      </w:r>
+      <w:r>
+        <w:t>)</w:t>
+      </w:r>
+      <w:r>
+        <w:t>. Он имеет следующие параметры</w:t>
+      </w:r>
+      <w:r>
+        <w:t>:</w:t>
+      </w:r>
+    </w:p>
+    <w:p>
+      <w:pPr>
+        <w:pStyle w:val="a0"/>
+        <w:numPr>
+          <w:ilvl w:val="0"/>
+          <w:numId w:val="39"/>
+        </w:numPr>
+      </w:pPr>
+      <w:r>
+        <w:rPr>
+          <w:b/>
+          <w:bCs/>
+          <w:i/>
+          <w:iCs/>
+          <w:lang w:val="en-US"/>
+        </w:rPr>
+        <w:t>size</w:t>
+      </w:r>
+      <w:r>
+        <w:t xml:space="preserve"> — </w:t>
+      </w:r>
+      <w:r>
+        <w:t>размер всего блока (включая его заголовок)</w:t>
+      </w:r>
+      <w:r>
+        <w:t>;</w:t>
+      </w:r>
+    </w:p>
+    <w:p>
+      <w:pPr>
+        <w:pStyle w:val="a0"/>
+        <w:numPr>
+          <w:ilvl w:val="0"/>
+          <w:numId w:val="39"/>
+        </w:numPr>
+      </w:pPr>
+      <w:r>
+        <w:rPr>
+          <w:b/>
+          <w:bCs/>
+          <w:i/>
+          <w:iCs/>
+          <w:lang w:val="en-US"/>
+        </w:rPr>
+        <w:t>isAllocated</w:t>
+      </w:r>
+      <w:r>
+        <w:rPr>
+          <w:b/>
+          <w:bCs/>
+          <w:i/>
+          <w:iCs/>
+        </w:rPr>
+        <w:t xml:space="preserve"> </w:t>
+      </w:r>
+      <w:r>
+        <w:t>—</w:t>
+      </w:r>
+      <w:r>
+        <w:t xml:space="preserve"> </w:t>
+      </w:r>
+      <w:r>
+        <w:t>определяет, занят ли блок или свободен;</w:t>
+      </w:r>
+    </w:p>
+    <w:p>
+      <w:pPr>
+        <w:pStyle w:val="a0"/>
+        <w:numPr>
+          <w:ilvl w:val="0"/>
+          <w:numId w:val="39"/>
+        </w:numPr>
+      </w:pPr>
+      <w:r>
+        <w:rPr>
+          <w:b/>
+          <w:bCs/>
+          <w:i/>
+          <w:iCs/>
+          <w:lang w:val="en-US"/>
+        </w:rPr>
+        <w:t>nextFree</w:t>
+      </w:r>
+      <w:r>
+        <w:rPr>
+          <w:b/>
+          <w:bCs/>
+          <w:i/>
+          <w:iCs/>
+        </w:rPr>
+        <w:t xml:space="preserve"> </w:t>
+      </w:r>
+      <w:r>
+        <w:t xml:space="preserve">— </w:t>
+      </w:r>
+      <w:r>
+        <w:t>указатель на следующий свободный блок (имеется только у свободных блоков).</w:t>
+      </w:r>
+    </w:p>
+    <w:p>
+      <w:r>
+        <w:t>Заголовок</w:t>
+      </w:r>
+      <w:r>
+        <w:t xml:space="preserve"> блока памяти</w:t>
+      </w:r>
+      <w:r>
+        <w:t xml:space="preserve"> размещается непосредственно перед данными. Свободные блоки объединены в односвязный список, управляемый полем </w:t>
+      </w:r>
+      <w:r>
+        <w:rPr>
+          <w:b/>
+          <w:bCs/>
+          <w:i/>
+          <w:iCs/>
+        </w:rPr>
+        <w:t>freeList</w:t>
+      </w:r>
+      <w:r>
+        <w:t>.</w:t>
+      </w:r>
+    </w:p>
+    <w:p>
+      <w:r>
+        <w:t>При выделении</w:t>
+      </w:r>
+      <w:r>
+        <w:t xml:space="preserve"> блока</w:t>
+      </w:r>
+      <w:r>
+        <w:t xml:space="preserve"> памяти:</w:t>
+      </w:r>
+    </w:p>
+    <w:p>
+      <w:pPr>
+        <w:numPr>
+          <w:ilvl w:val="0"/>
+          <w:numId w:val="43"/>
+        </w:numPr>
+      </w:pPr>
+      <w:r>
+        <w:t>з</w:t>
+      </w:r>
+      <w:r>
+        <w:t>апрашиваемый размер увеличивается на размер заголовка и выравнивается до 8 байт (</w:t>
+      </w:r>
+      <w:r>
+        <w:t xml:space="preserve">вспомогательный метод </w:t>
+      </w:r>
+      <w:proofErr w:type="spellStart"/>
+      <w:r>
+        <w:rPr>
+          <w:b/>
+          <w:bCs/>
+          <w:i/>
+          <w:iCs/>
+        </w:rPr>
+        <w:t>alignUp</w:t>
+      </w:r>
+      <w:proofErr w:type="spellEnd"/>
+      <w:r>
+        <w:t>);</w:t>
+      </w:r>
+    </w:p>
+    <w:p>
+      <w:pPr>
+        <w:numPr>
+          <w:ilvl w:val="0"/>
+          <w:numId w:val="43"/>
+        </w:numPr>
+      </w:pPr>
+      <w:r>
+        <w:t>а</w:t>
+      </w:r>
+      <w:r>
+        <w:t xml:space="preserve">лгоритм </w:t>
+      </w:r>
+      <w:r>
+        <w:rPr>
+          <w:i/>
+          <w:iCs/>
+        </w:rPr>
+        <w:t>first-fit</w:t>
+      </w:r>
+      <w:r>
+        <w:t xml:space="preserve"> проходит по </w:t>
+      </w:r>
+      <w:r>
+        <w:rPr>
+          <w:b/>
+          <w:bCs/>
+          <w:i/>
+          <w:iCs/>
+        </w:rPr>
+        <w:t>freeList</w:t>
+      </w:r>
+      <w:r>
+        <w:t xml:space="preserve"> и находит первый подходящий блок;</w:t>
+      </w:r>
+    </w:p>
+    <w:p>
+      <w:pPr>
+        <w:numPr>
+          <w:ilvl w:val="0"/>
+          <w:numId w:val="43"/>
+        </w:numPr>
+      </w:pPr>
+      <w:r>
+        <w:t>е</w:t>
+      </w:r>
+      <w:r>
+        <w:t>сли остаток достаточно велик, блок делится;</w:t>
+      </w:r>
+    </w:p>
+    <w:p>
+      <w:pPr>
+        <w:numPr>
+          <w:ilvl w:val="0"/>
+          <w:numId w:val="43"/>
+        </w:numPr>
+      </w:pPr>
+      <w:r>
+        <w:t>в</w:t>
+      </w:r>
+      <w:r>
+        <w:t>озвращается указатель на данные</w:t>
+      </w:r>
+      <w:r>
+        <w:t xml:space="preserve"> блока</w:t>
+      </w:r>
+      <w:r>
+        <w:t xml:space="preserve"> (</w:t>
+      </w:r>
+      <w:r>
+        <w:t xml:space="preserve">идущие </w:t>
+      </w:r>
+      <w:r>
+        <w:t>сразу после заголовка).</w:t>
+      </w:r>
+    </w:p>
+    <w:p>
+      <w:r>
+        <w:t>При освобождении:</w:t>
+      </w:r>
+    </w:p>
+    <w:p>
+      <w:pPr>
+        <w:numPr>
+          <w:ilvl w:val="0"/>
+          <w:numId w:val="44"/>
+        </w:numPr>
+      </w:pPr>
+      <w:r>
+        <w:t>б</w:t>
+      </w:r>
+      <w:r>
+        <w:t>лок помечается как свободный</w:t>
+      </w:r>
+      <w:r>
+        <w:t xml:space="preserve"> (</w:t>
+      </w:r>
+      <w:r>
+        <w:rPr>
+          <w:b/>
+          <w:bCs/>
+          <w:i/>
+          <w:iCs/>
+          <w:lang w:val="en-US"/>
+        </w:rPr>
+        <w:t>isAllocated</w:t>
+      </w:r>
+      <w:r>
+        <w:t>)</w:t>
+      </w:r>
+      <w:r>
+        <w:t>;</w:t>
+      </w:r>
+    </w:p>
+    <w:p>
+      <w:pPr>
+        <w:numPr>
+          <w:ilvl w:val="0"/>
+          <w:numId w:val="44"/>
+        </w:numPr>
+      </w:pPr>
+      <w:r>
+        <w:t>д</w:t>
+      </w:r>
+      <w:r>
+        <w:t xml:space="preserve">обавляется в начало </w:t>
+      </w:r>
+      <w:r>
+        <w:rPr>
+          <w:b/>
+          <w:bCs/>
+          <w:i/>
+          <w:iCs/>
+        </w:rPr>
+        <w:t>freeList</w:t>
+      </w:r>
+      <w:r>
+        <w:t>;</w:t>
+      </w:r>
+    </w:p>
+    <w:p>
+      <w:pPr>
+        <w:numPr>
+          <w:ilvl w:val="0"/>
+          <w:numId w:val="44"/>
+        </w:numPr>
+      </w:pPr>
+      <w:r>
+        <w:t>в</w:t>
+      </w:r>
+      <w:r>
+        <w:t>ызывается</w:t>
+      </w:r>
+      <w:r>
+        <w:t xml:space="preserve"> вспомогательный метод</w:t>
+      </w:r>
+      <w:r>
+        <w:t xml:space="preserve"> </w:t>
+      </w:r>
+      <w:proofErr w:type="spellStart"/>
+      <w:r>
+        <w:rPr>
+          <w:b/>
+          <w:bCs/>
+          <w:i/>
+          <w:iCs/>
+        </w:rPr>
+        <w:t>rebuildFreeList</w:t>
+      </w:r>
+      <w:proofErr w:type="spellEnd"/>
+      <w:r>
+        <w:rPr>
+          <w:b/>
+          <w:bCs/>
+          <w:i/>
+          <w:iCs/>
+        </w:rPr>
+        <w:t>()</w:t>
+      </w:r>
+      <w:r>
+        <w:t>, который полностью перестраивает список свободных блоков</w:t>
+      </w:r>
+      <w:r>
+        <w:t xml:space="preserve"> в куче</w:t>
+      </w:r>
+      <w:r>
+        <w:t xml:space="preserve">, проходя по </w:t>
+      </w:r>
+      <w:r>
+        <w:t>ней</w:t>
+      </w:r>
+      <w:r>
+        <w:t xml:space="preserve"> от начала до конца и собирая все свободные блоки. Благодаря последовательному обходу, соседние свободные блоки автоматически сливаются.</w:t>
+      </w:r>
+    </w:p>
+    <w:p>
+      <w:pPr>
+        <w:ind w:left="1068" w:firstLine="0"/>
+      </w:pPr>
+    </w:p>
+    <w:p>
+      <w:r>
+        <w:t xml:space="preserve">Программа хранит все выделенные указатели в векторе </w:t>
+      </w:r>
+      <w:proofErr w:type="spellStart"/>
+      <w:r>
+        <w:rPr>
+          <w:b/>
+          <w:bCs/>
+          <w:i/>
+          <w:iCs/>
+        </w:rPr>
+        <w:t>allocatedBlocks</w:t>
+      </w:r>
+      <w:proofErr w:type="spellEnd"/>
+      <w:r>
+        <w:t>. Это позволяет пользователю выбирать блок для освобождения по индексу</w:t>
+      </w:r>
+      <w:r>
+        <w:t xml:space="preserve"> элемента</w:t>
+      </w:r>
+      <w:r>
+        <w:t>, а не по адресу</w:t>
+      </w:r>
+      <w:r>
+        <w:t xml:space="preserve"> в памяти</w:t>
+      </w:r>
+      <w:r>
+        <w:t>, что исключает ошибки ввода и упрощает интерфейс.</w:t>
+      </w:r>
+    </w:p>
+    <w:p>
+      <w:r>
+        <w:t>Вво</w:t>
+      </w:r>
+      <w:r>
+        <w:t>д данных пользователем в консоль</w:t>
+      </w:r>
+      <w:r>
+        <w:t xml:space="preserve"> валидируется: проверяются корректность числа, диапазон индекса, ненулевой размер</w:t>
+      </w:r>
+      <w:r>
+        <w:t xml:space="preserve"> и т.д.</w:t>
+      </w:r>
+    </w:p>
+    <w:p>
+      <w:pPr>
+        <w:spacing w:after="160" w:line="360" w:lineRule="auto"/>
+        <w:ind w:left="709" w:firstLine="0"/>
+        <w:jc w:val="left"/>
+      </w:pPr>
+      <w:r>
+        <w:br w:type="page"/>
+      </w:r>
+    </w:p>
+    <w:p>
+      <w:pPr>
+        <w:pStyle w:val="2"/>
+      </w:pPr>
+      <w:bookmarkStart w:id="17" w:name="_Toc214642062"/>
+      <w:r>
+        <w:lastRenderedPageBreak/>
+        <w:t>2.3 Интерфейс программы</w:t>
+      </w:r>
+      <w:bookmarkEnd w:id="17"/>
+    </w:p>
+    <w:p/>
+    <w:p>
+      <w:r>
+        <w:t>Интерфейс реализован как консольное приложение</w:t>
+      </w:r>
+      <w:r>
+        <w:t>.</w:t>
+      </w:r>
+      <w:r>
+        <w:t xml:space="preserve"> После запуска</w:t>
+      </w:r>
+      <w:r>
+        <w:t xml:space="preserve"> программы</w:t>
+      </w:r>
+      <w:r>
+        <w:t xml:space="preserve"> пользователь видит</w:t>
+      </w:r>
+      <w:r>
+        <w:t xml:space="preserve"> текстовое меню с набором опций.</w:t>
+      </w:r>
+    </w:p>
+    <w:p>
+      <w:pPr>
+        <w:numPr>
+          <w:ilvl w:val="0"/>
+          <w:numId w:val="46"/>
+        </w:numPr>
+      </w:pPr>
+      <w:r>
+        <w:t>п</w:t>
+      </w:r>
+      <w:r>
+        <w:t>ункт 1: пользователь вводит размер</w:t>
+      </w:r>
+      <w:r>
+        <w:t xml:space="preserve"> блока памяти</w:t>
+      </w:r>
+      <w:r>
+        <w:t xml:space="preserve"> (в байтах). При успехе адрес добавляется в </w:t>
+      </w:r>
+      <w:proofErr w:type="spellStart"/>
+      <w:r>
+        <w:rPr>
+          <w:b/>
+          <w:bCs/>
+          <w:i/>
+          <w:iCs/>
+        </w:rPr>
+        <w:t>allocatedBlocks</w:t>
+      </w:r>
+      <w:proofErr w:type="spellEnd"/>
+      <w:r>
+        <w:t xml:space="preserve"> и выводится в консоль</w:t>
+      </w:r>
+      <w:r>
+        <w:t>;</w:t>
+      </w:r>
+    </w:p>
+    <w:p>
+      <w:pPr>
+        <w:numPr>
+          <w:ilvl w:val="0"/>
+          <w:numId w:val="46"/>
+        </w:numPr>
+      </w:pPr>
+      <w:r>
+        <w:t>п</w:t>
+      </w:r>
+      <w:r>
+        <w:t>ункт 2: программа выводит список всех выделенных блоков с индексами. Пользователь вводит индекс, и соответствующий блок освобождается</w:t>
+      </w:r>
+      <w:r>
+        <w:t>;</w:t>
+      </w:r>
+    </w:p>
+    <w:p>
+      <w:pPr>
+        <w:numPr>
+          <w:ilvl w:val="0"/>
+          <w:numId w:val="46"/>
+        </w:numPr>
+      </w:pPr>
+      <w:r>
+        <w:t>п</w:t>
+      </w:r>
+      <w:r>
+        <w:t>ункт 3: выводится детальная статистика</w:t>
+      </w:r>
+      <w:r>
+        <w:t xml:space="preserve"> кучи</w:t>
+      </w:r>
+      <w:r>
+        <w:t xml:space="preserve"> (см. пример ниже)</w:t>
+      </w:r>
+      <w:r>
+        <w:t>;</w:t>
+      </w:r>
+    </w:p>
+    <w:p>
+      <w:pPr>
+        <w:numPr>
+          <w:ilvl w:val="0"/>
+          <w:numId w:val="46"/>
+        </w:numPr>
+      </w:pPr>
+      <w:r>
+        <w:t>п</w:t>
+      </w:r>
+      <w:r>
+        <w:t>ункт 0: завершение работы.</w:t>
+      </w:r>
+    </w:p>
+    <w:p>
+      <w:pPr>
+        <w:ind w:firstLine="0"/>
+      </w:pPr>
+    </w:p>
+    <w:p>
+      <w:pPr>
+        <w:keepNext/>
+        <w:ind w:firstLine="0"/>
+        <w:jc w:val="center"/>
+      </w:pPr>
+      <w:r>
+        <w:drawing>
+          <wp:inline distT="0" distB="0" distL="0" distR="0" wp14:anchorId="76A6430B" wp14:editId="6366E359">
+            <wp:extent cx="2114845" cy="1333686"/>
+            <wp:effectExtent l="0" t="0" r="0" b="0"/>
+            <wp:docPr id="761939167" name="Рисунок 1"/>
+            <wp:cNvGraphicFramePr>
+              <a:graphicFrameLocks xmlns:a="http://schemas.openxmlformats.org/drawingml/2006/main" noChangeAspect="1"/>
+            </wp:cNvGraphicFramePr>
+            <a:graphic xmlns:a="http://schemas.openxmlformats.org/drawingml/2006/main">
+              <a:graphicData uri="http://schemas.openxmlformats.org/drawingml/2006/picture">
+                <pic:pic xmlns:pic="http://schemas.openxmlformats.org/drawingml/2006/picture">
+                  <pic:nvPicPr>
+                    <pic:cNvPr id="761939167" name=""/>
+                    <pic:cNvPicPr/>
+                  </pic:nvPicPr>
+                  <pic:blipFill>
+                    <a:blip r:embed="rId11"/>
+                    <a:stretch>
+                      <a:fillRect/>
+                    </a:stretch>
+                  </pic:blipFill>
+                  <pic:spPr>
+                    <a:xfrm>
+                      <a:off x="0" y="0"/>
+                      <a:ext cx="2114845" cy="1333686"/>
+                    </a:xfrm>
+                    <a:prstGeom prst="rect">
+                      <a:avLst/>
+                    </a:prstGeom>
+                  </pic:spPr>
+                </pic:pic>
+              </a:graphicData>
+            </a:graphic>
+          </wp:inline>
+        </w:drawing>
+      </w:r>
+    </w:p>
+    <w:p>
+      <w:pPr>
+        <w:pStyle w:val="af7"/>
+        <w:jc w:val="center"/>
+      </w:pPr>
+      <w:r>
+        <w:t xml:space="preserve">Рисунок </w:t>
+      </w:r>
+      <w:r>
+        <w:fldChar w:fldCharType="begin"/>
+      </w:r>
+      <w:r>
+        <w:instrText xml:space="preserve"> SEQ Рисунок \* ARABIC </w:instrText>
+      </w:r>
+      <w:r>
+        <w:fldChar w:fldCharType="separate"/>
+      </w:r>
+      <w:r>
+        <w:rPr>
+          <w:noProof/>
+        </w:rPr>
+        <w:t>1</w:t>
+      </w:r>
+      <w:r>
+        <w:fldChar w:fldCharType="end"/>
+      </w:r>
+      <w:r>
+        <w:t xml:space="preserve"> — Интерфейс программы</w:t>
+      </w:r>
+    </w:p>
+    <w:p>
+      <w:pPr>
+        <w:pStyle w:val="3"/>
+      </w:pPr>
+      <w:bookmarkStart w:id="18" w:name="_Toc214642063"/>
+      <w:r>
+        <w:t>2.3.1 Пункт 1 — добавление блока памяти.</w:t>
+      </w:r>
+      <w:bookmarkEnd w:id="18"/>
+    </w:p>
+    <w:p>
+      <w:r>
+        <w:t xml:space="preserve">Пользователь вводит размер добавляемого блока. При успешном вводе адрес добавляется в </w:t>
+      </w:r>
+      <w:proofErr w:type="spellStart"/>
+      <w:r>
+        <w:rPr>
+          <w:b/>
+          <w:bCs/>
+          <w:i/>
+          <w:iCs/>
+        </w:rPr>
+        <w:t>allocatedBlocks</w:t>
+      </w:r>
+      <w:proofErr w:type="spellEnd"/>
+      <w:r>
+        <w:t xml:space="preserve"> и выводится в консоль</w:t>
+      </w:r>
+      <w:r>
+        <w:t>.</w:t>
+      </w:r>
+    </w:p>
+    <w:p/>
+    <w:p>
+      <w:pPr>
+        <w:keepNext/>
+        <w:ind w:firstLine="0"/>
+        <w:jc w:val="center"/>
+      </w:pPr>
+      <w:r>
+        <w:rPr>
+          <w:noProof/>
+        </w:rPr>
+        <w:drawing>
+          <wp:inline distT="0" distB="0" distL="0" distR="0" wp14:anchorId="105F2CBA" wp14:editId="2E439C03">
+            <wp:extent cx="2180952" cy="1238095"/>
+            <wp:effectExtent l="0" t="0" r="0" b="635"/>
+            <wp:docPr id="957697222" name="Рисунок 1"/>
+            <wp:cNvGraphicFramePr>
+              <a:graphicFrameLocks xmlns:a="http://schemas.openxmlformats.org/drawingml/2006/main" noChangeAspect="1"/>
+            </wp:cNvGraphicFramePr>
+            <a:graphic xmlns:a="http://schemas.openxmlformats.org/drawingml/2006/main">
+              <a:graphicData uri="http://schemas.openxmlformats.org/drawingml/2006/picture">
+                <pic:pic xmlns:pic="http://schemas.openxmlformats.org/drawingml/2006/picture">
+                  <pic:nvPicPr>
+                    <pic:cNvPr id="957697222" name=""/>
+                    <pic:cNvPicPr/>
+                  </pic:nvPicPr>
+                  <pic:blipFill>
+                    <a:blip r:embed="rId12"/>
+                    <a:stretch>
+                      <a:fillRect/>
+                    </a:stretch>
+                  </pic:blipFill>
+                  <pic:spPr>
+                    <a:xfrm>
+                      <a:off x="0" y="0"/>
+                      <a:ext cx="2180952" cy="1238095"/>
+                    </a:xfrm>
+                    <a:prstGeom prst="rect">
+                      <a:avLst/>
+                    </a:prstGeom>
+                  </pic:spPr>
+                </pic:pic>
+              </a:graphicData>
+            </a:graphic>
+          </wp:inline>
+        </w:drawing>
+      </w:r>
+    </w:p>
+    <w:p>
+      <w:pPr>
+        <w:pStyle w:val="af7"/>
+        <w:jc w:val="center"/>
+      </w:pPr>
+      <w:r>
+        <w:t xml:space="preserve">Рисунок </w:t>
+      </w:r>
+      <w:r>
+        <w:fldChar w:fldCharType="begin"/>
+      </w:r>
+      <w:r>
+        <w:instrText xml:space="preserve"> SEQ Рисунок \* ARABIC </w:instrText>
+      </w:r>
+      <w:r>
+        <w:fldChar w:fldCharType="separate"/>
+      </w:r>
+      <w:r>
+        <w:rPr>
+          <w:noProof/>
+        </w:rPr>
+        <w:t>2</w:t>
+      </w:r>
+      <w:r>
+        <w:fldChar w:fldCharType="end"/>
+      </w:r>
+      <w:r>
+        <w:t xml:space="preserve"> — Добавление блока памяти</w:t>
+      </w:r>
+    </w:p>
+    <w:p>
+      <w:pPr>
+        <w:pStyle w:val="3"/>
+      </w:pPr>
+      <w:bookmarkStart w:id="19" w:name="_Toc214642064"/>
+      <w:r>
+        <w:t>2.3.2 Пункт 2 — Освобождение блока памяти.</w:t>
+      </w:r>
+      <w:bookmarkEnd w:id="19"/>
+    </w:p>
+    <w:p>
+      <w:pPr>
+        <w:jc w:val="left"/>
+      </w:pPr>
+      <w:r>
+        <w:t>П</w:t>
+      </w:r>
+      <w:r>
+        <w:t>рограмма выводит список всех выделенных блоков с индексами</w:t>
+      </w:r>
+      <w:r>
+        <w:t xml:space="preserve"> (содержимое </w:t>
+      </w:r>
+      <w:proofErr w:type="spellStart"/>
+      <w:r>
+        <w:rPr>
+          <w:b/>
+          <w:bCs/>
+          <w:i/>
+          <w:iCs/>
+        </w:rPr>
+        <w:t>allocatedBlocks</w:t>
+      </w:r>
+      <w:proofErr w:type="spellEnd"/>
+      <w:r>
+        <w:t>)</w:t>
+      </w:r>
+      <w:r>
+        <w:t>. Пользователь вводит индекс, и соответствующий блок освобождается</w:t>
+      </w:r>
+      <w:r>
+        <w:t>.</w:t>
+      </w:r>
+    </w:p>
+    <w:p>
+      <w:pPr>
+        <w:keepNext/>
+        <w:ind w:firstLine="0"/>
+        <w:jc w:val="center"/>
+      </w:pPr>
+      <w:r>
+        <w:rPr>
+          <w:noProof/>
+        </w:rPr>
+        <w:drawing>
+          <wp:inline distT="0" distB="0" distL="0" distR="0" wp14:anchorId="34226670" wp14:editId="26C0B121">
+            <wp:extent cx="2057143" cy="1800000"/>
+            <wp:effectExtent l="0" t="0" r="635" b="0"/>
+            <wp:docPr id="896023" name="Рисунок 1"/>
+            <wp:cNvGraphicFramePr>
+              <a:graphicFrameLocks xmlns:a="http://schemas.openxmlformats.org/drawingml/2006/main" noChangeAspect="1"/>
+            </wp:cNvGraphicFramePr>
+            <a:graphic xmlns:a="http://schemas.openxmlformats.org/drawingml/2006/main">
+              <a:graphicData uri="http://schemas.openxmlformats.org/drawingml/2006/picture">
+                <pic:pic xmlns:pic="http://schemas.openxmlformats.org/drawingml/2006/picture">
+                  <pic:nvPicPr>
+                    <pic:cNvPr id="896023" name=""/>
+                    <pic:cNvPicPr/>
+                  </pic:nvPicPr>
+                  <pic:blipFill>
+                    <a:blip r:embed="rId13"/>
+                    <a:stretch>
+                      <a:fillRect/>
+                    </a:stretch>
+                  </pic:blipFill>
+                  <pic:spPr>
+                    <a:xfrm>
+                      <a:off x="0" y="0"/>
+                      <a:ext cx="2057143" cy="1800000"/>
+                    </a:xfrm>
+                    <a:prstGeom prst="rect">
+                      <a:avLst/>
+                    </a:prstGeom>
+                  </pic:spPr>
+                </pic:pic>
+              </a:graphicData>
+            </a:graphic>
+          </wp:inline>
+        </w:drawing>
+      </w:r>
+    </w:p>
+    <w:p>
+      <w:pPr>
+        <w:pStyle w:val="af7"/>
+        <w:jc w:val="center"/>
+      </w:pPr>
+      <w:r>
+        <w:t xml:space="preserve">Рисунок </w:t>
+      </w:r>
+      <w:r>
+        <w:fldChar w:fldCharType="begin"/>
+      </w:r>
+      <w:r>
+        <w:instrText xml:space="preserve"> SEQ Рисунок \* ARABIC </w:instrText>
+      </w:r>
+      <w:r>
+        <w:fldChar w:fldCharType="separate"/>
+      </w:r>
+      <w:r>
+        <w:rPr>
+          <w:noProof/>
+        </w:rPr>
+        <w:t>3</w:t>
+      </w:r>
+      <w:r>
+        <w:fldChar w:fldCharType="end"/>
+      </w:r>
+      <w:r>
+        <w:t xml:space="preserve"> — Освобождение блока памяти</w:t>
+      </w:r>
+    </w:p>
+    <w:p>
+      <w:pPr>
+        <w:pStyle w:val="3"/>
+      </w:pPr>
+      <w:bookmarkStart w:id="20" w:name="_Toc214642065"/>
+      <w:r>
+        <w:lastRenderedPageBreak/>
+        <w:t>2.3.3 Пункт 3 — Вывод статистики кучи.</w:t>
+      </w:r>
+      <w:bookmarkEnd w:id="20"/>
+    </w:p>
+    <w:p>
+      <w:r>
+        <w:t>Программа выводит детальную статистику используемой кучи:</w:t>
+      </w:r>
+    </w:p>
+    <w:p>
+      <w:pPr>
+        <w:pStyle w:val="a0"/>
+        <w:numPr>
+          <w:ilvl w:val="0"/>
+          <w:numId w:val="47"/>
+        </w:numPr>
+        <w:jc w:val="left"/>
+      </w:pPr>
+      <w:r>
+        <w:t>общий размер (64 КБ);</w:t>
+      </w:r>
+    </w:p>
+    <w:p>
+      <w:pPr>
+        <w:pStyle w:val="a0"/>
+        <w:numPr>
+          <w:ilvl w:val="0"/>
+          <w:numId w:val="47"/>
+        </w:numPr>
+        <w:jc w:val="left"/>
+      </w:pPr>
+      <w:r>
+        <w:t>объём занятой памяти;</w:t>
+      </w:r>
+    </w:p>
+    <w:p>
+      <w:pPr>
+        <w:pStyle w:val="a0"/>
+        <w:numPr>
+          <w:ilvl w:val="0"/>
+          <w:numId w:val="47"/>
+        </w:numPr>
+        <w:jc w:val="left"/>
+      </w:pPr>
+      <w:r>
+        <w:t>объём свободной памяти;</w:t>
+      </w:r>
+    </w:p>
+    <w:p>
+      <w:pPr>
+        <w:pStyle w:val="a0"/>
+        <w:numPr>
+          <w:ilvl w:val="0"/>
+          <w:numId w:val="47"/>
+        </w:numPr>
+        <w:jc w:val="left"/>
+      </w:pPr>
+      <w:r>
+        <w:t>количество свободных блоков;</w:t>
+      </w:r>
+    </w:p>
+    <w:p>
+      <w:pPr>
+        <w:pStyle w:val="a0"/>
+        <w:numPr>
+          <w:ilvl w:val="0"/>
+          <w:numId w:val="47"/>
+        </w:numPr>
+        <w:jc w:val="left"/>
+      </w:pPr>
+      <w:r>
+        <w:t>количество занятых блоков;</w:t>
+      </w:r>
+    </w:p>
+    <w:p>
+      <w:pPr>
+        <w:pStyle w:val="a0"/>
+        <w:numPr>
+          <w:ilvl w:val="0"/>
+          <w:numId w:val="47"/>
+        </w:numPr>
+        <w:jc w:val="left"/>
+      </w:pPr>
+      <w:r>
+        <w:t>процент внешней фрагментации кучи.</w:t>
+      </w:r>
+    </w:p>
+    <w:p/>
+    <w:p>
+      <w:pPr>
+        <w:keepNext/>
+        <w:ind w:firstLine="0"/>
+        <w:jc w:val="center"/>
+      </w:pPr>
+      <w:r>
+        <w:drawing>
+          <wp:inline distT="0" distB="0" distL="0" distR="0" wp14:anchorId="1DFA258C" wp14:editId="207F378A">
+            <wp:extent cx="2029108" cy="2105319"/>
+            <wp:effectExtent l="0" t="0" r="9525" b="9525"/>
+            <wp:docPr id="1356139203" name="Рисунок 1"/>
+            <wp:cNvGraphicFramePr>
+              <a:graphicFrameLocks xmlns:a="http://schemas.openxmlformats.org/drawingml/2006/main" noChangeAspect="1"/>
+            </wp:cNvGraphicFramePr>
+            <a:graphic xmlns:a="http://schemas.openxmlformats.org/drawingml/2006/main">
+              <a:graphicData uri="http://schemas.openxmlformats.org/drawingml/2006/picture">
+                <pic:pic xmlns:pic="http://schemas.openxmlformats.org/drawingml/2006/picture">
+                  <pic:nvPicPr>
+                    <pic:cNvPr id="1356139203" name=""/>
+                    <pic:cNvPicPr/>
+                  </pic:nvPicPr>
+                  <pic:blipFill>
+                    <a:blip r:embed="rId14"/>
+                    <a:stretch>
+                      <a:fillRect/>
+                    </a:stretch>
+                  </pic:blipFill>
+                  <pic:spPr>
+                    <a:xfrm>
+                      <a:off x="0" y="0"/>
+                      <a:ext cx="2029108" cy="2105319"/>
+                    </a:xfrm>
+                    <a:prstGeom prst="rect">
+                      <a:avLst/>
+                    </a:prstGeom>
+                  </pic:spPr>
+                </pic:pic>
+              </a:graphicData>
+            </a:graphic>
+          </wp:inline>
+        </w:drawing>
+      </w:r>
+    </w:p>
+    <w:p>
+      <w:pPr>
+        <w:pStyle w:val="af7"/>
+        <w:jc w:val="center"/>
+      </w:pPr>
+      <w:r>
+        <w:t xml:space="preserve">Рисунок </w:t>
+      </w:r>
+      <w:r>
+        <w:fldChar w:fldCharType="begin"/>
+      </w:r>
+      <w:r>
+        <w:instrText xml:space="preserve"> SEQ Рисунок \* ARABIC </w:instrText>
+      </w:r>
+      <w:r>
+        <w:fldChar w:fldCharType="separate"/>
+      </w:r>
+      <w:r>
+        <w:rPr>
+          <w:noProof/>
+        </w:rPr>
+        <w:t>4</w:t>
+      </w:r>
+      <w:r>
+        <w:fldChar w:fldCharType="end"/>
+      </w:r>
+      <w:r>
+        <w:t xml:space="preserve"> — Вывод статистики кучи</w:t>
+      </w:r>
+    </w:p>
+    <w:p>
+      <w:pPr>
+        <w:pStyle w:val="3"/>
+      </w:pPr>
+      <w:bookmarkStart w:id="21" w:name="_Toc214642066"/>
+      <w:r>
+        <w:t>2.3.4 Пункт 4 — Выход из программы.</w:t>
+      </w:r>
+      <w:bookmarkEnd w:id="21"/>
+    </w:p>
+    <w:p>
+      <w:r>
+        <w:t>Программа завершает свою работу, все задействованные данные удаляются, занятая память очищается.</w:t>
+      </w:r>
+    </w:p>
+    <w:p>
+      <w:pPr>
+        <w:keepNext/>
+        <w:ind w:firstLine="0"/>
+        <w:jc w:val="center"/>
+      </w:pPr>
+      <w:r>
+        <w:drawing>
+          <wp:inline distT="0" distB="0" distL="0" distR="0" wp14:anchorId="3E86629C" wp14:editId="4481D39D">
+            <wp:extent cx="1971950" cy="1133633"/>
+            <wp:effectExtent l="0" t="0" r="9525" b="9525"/>
+            <wp:docPr id="879259788" name="Рисунок 1"/>
+            <wp:cNvGraphicFramePr>
+              <a:graphicFrameLocks xmlns:a="http://schemas.openxmlformats.org/drawingml/2006/main" noChangeAspect="1"/>
+            </wp:cNvGraphicFramePr>
+            <a:graphic xmlns:a="http://schemas.openxmlformats.org/drawingml/2006/main">
+              <a:graphicData uri="http://schemas.openxmlformats.org/drawingml/2006/picture">
+                <pic:pic xmlns:pic="http://schemas.openxmlformats.org/drawingml/2006/picture">
+                  <pic:nvPicPr>
+                    <pic:cNvPr id="879259788" name=""/>
+                    <pic:cNvPicPr/>
+                  </pic:nvPicPr>
+                  <pic:blipFill>
+                    <a:blip r:embed="rId15"/>
+                    <a:stretch>
+                      <a:fillRect/>
+                    </a:stretch>
+                  </pic:blipFill>
+                  <pic:spPr>
+                    <a:xfrm>
+                      <a:off x="0" y="0"/>
+                      <a:ext cx="1971950" cy="1133633"/>
+                    </a:xfrm>
+                    <a:prstGeom prst="rect">
+                      <a:avLst/>
+                    </a:prstGeom>
+                  </pic:spPr>
+                </pic:pic>
+              </a:graphicData>
+            </a:graphic>
+          </wp:inline>
+        </w:drawing>
+      </w:r>
+    </w:p>
+    <w:p>
+      <w:pPr>
+        <w:pStyle w:val="af7"/>
+        <w:jc w:val="center"/>
+      </w:pPr>
+      <w:r>
+        <w:t xml:space="preserve">Рисунок </w:t>
+      </w:r>
+      <w:r>
+        <w:fldChar w:fldCharType="begin"/>
+      </w:r>
+      <w:r>
+        <w:instrText xml:space="preserve"> SEQ Рисунок \* ARABIC </w:instrText>
+      </w:r>
+      <w:r>
+        <w:fldChar w:fldCharType="separate"/>
+      </w:r>
+      <w:r>
+        <w:rPr>
+          <w:noProof/>
+        </w:rPr>
+        <w:t>5</w:t>
+      </w:r>
+      <w:r>
+        <w:fldChar w:fldCharType="end"/>
+      </w:r>
+      <w:r>
+        <w:t xml:space="preserve"> — Выход из программы</w:t>
+      </w:r>
+    </w:p>
+    <w:p>
+      <w:r>
+        <w:t>Программа обрабатывает следующие ошибки:</w:t>
+      </w:r>
+    </w:p>
+    <w:p>
+      <w:pPr>
+        <w:pStyle w:val="a0"/>
+        <w:numPr>
+          <w:ilvl w:val="0"/>
+          <w:numId w:val="48"/>
+        </w:numPr>
+      </w:pPr>
+      <w:r>
+        <w:t>ввод недопустимого размера блока;</w:t>
+      </w:r>
+    </w:p>
+    <w:p>
+      <w:pPr>
+        <w:pStyle w:val="a0"/>
+        <w:numPr>
+          <w:ilvl w:val="0"/>
+          <w:numId w:val="48"/>
+        </w:numPr>
+      </w:pPr>
+      <w:r>
+        <w:t>попытка освободить недопустимый индекс;</w:t>
+      </w:r>
+    </w:p>
+    <w:p>
+      <w:pPr>
+        <w:pStyle w:val="a0"/>
+        <w:numPr>
+          <w:ilvl w:val="0"/>
+          <w:numId w:val="48"/>
+        </w:numPr>
+      </w:pPr>
+      <w:r>
+        <w:t>нечисловой ввод.</w:t>
+      </w:r>
+    </w:p>
+    <w:p/>
+    <w:p>
+      <w:pPr>
+        <w:pStyle w:val="2"/>
+      </w:pPr>
+      <w:r>
+        <w:t>2.4 Тестирование программы</w:t>
+      </w:r>
+    </w:p>
+    <w:p/>
+    <w:p>
+      <w:r>
+        <w:t xml:space="preserve">Цель тестирования программы — проверка работоспособности модели управления памятью и последующее исправление ошибок в случае обнаружения таковых на этапе реализации. </w:t>
+      </w:r>
+    </w:p>
+    <w:p>
+      <w:r>
+        <w:t>Тестирование проводилось методом «чёрного ящика»</w:t>
+      </w:r>
+      <w:r>
+        <w:t>, при котором тестировщику недоступен просмотр исходного кода программы</w:t>
+      </w:r>
+      <w:r>
+        <w:t xml:space="preserve">. Было разработано </w:t>
+      </w:r>
+      <w:r>
+        <w:t>7</w:t>
+      </w:r>
+      <w:r>
+        <w:t xml:space="preserve"> тест-кейсов, охватывающих основные сценарии и граничные условия.</w:t>
+      </w:r>
+    </w:p>
+    <w:p>
+      <w:pPr>
+        <w:spacing w:after="160" w:line="360" w:lineRule="auto"/>
+        <w:ind w:left="709" w:firstLine="0"/>
+        <w:jc w:val="left"/>
+      </w:pPr>
+      <w:r>
+        <w:br w:type="page"/>
+      </w:r>
+    </w:p>
+    <w:p>
+      <w:pPr>
+        <w:ind w:firstLine="0"/>
+        <w:jc w:val="left"/>
+        <w:rPr>
+          <w:rFonts w:cs="Times New Roman"/>
+          <w:sz w:val="24"/>
+          <w:szCs w:val="24"/>
+        </w:rPr>
+      </w:pPr>
+      <w:r>
+        <w:rPr>
+          <w:rFonts w:cs="Times New Roman"/>
+          <w:sz w:val="24"/>
+          <w:szCs w:val="24"/>
+        </w:rPr>
+        <w:lastRenderedPageBreak/>
+        <w:t xml:space="preserve">Таблица </w:t>
+      </w:r>
+      <w:r>
+        <w:rPr>
+          <w:rFonts w:cs="Times New Roman"/>
+          <w:sz w:val="24"/>
+          <w:szCs w:val="24"/>
+        </w:rPr>
+        <w:t>3</w:t>
+      </w:r>
+      <w:r>
+        <w:rPr>
+          <w:rFonts w:cs="Times New Roman"/>
+          <w:sz w:val="24"/>
+          <w:szCs w:val="24"/>
+        </w:rPr>
+        <w:t xml:space="preserve"> – </w:t>
+      </w:r>
+      <w:r>
+        <w:rPr>
+          <w:rFonts w:cs="Times New Roman"/>
+          <w:sz w:val="24"/>
+          <w:szCs w:val="24"/>
+        </w:rPr>
+        <w:t>результаты тестирования программы</w:t>
+      </w:r>
+    </w:p>
+    <w:tbl>
+      <w:tblPr>
+        <w:tblStyle w:val="af4"/>
+        <w:tblW w:w="10201" w:type="dxa"/>
+        <w:tblLook w:val="04A0" w:firstRow="1" w:lastRow="0" w:firstColumn="1" w:lastColumn="0" w:noHBand="0" w:noVBand="1"/>
+      </w:tblPr>
+      <w:tblGrid>
+        <w:gridCol w:w="562"/>
+        <w:gridCol w:w="3119"/>
+        <w:gridCol w:w="3260"/>
+        <w:gridCol w:w="3260"/>
+      </w:tblGrid>
+      <w:tr>
+        <w:trPr>
+          <w:trHeight w:val="644"/>
+        </w:trPr>
+        <w:tc>
+          <w:tcPr>
+            <w:tcW w:w="562" w:type="dxa"/>
+            <w:tcBorders>
+              <w:bottom w:val="single" w:sz="12" w:space="0" w:color="auto"/>
+            </w:tcBorders>
+            <w:vAlign w:val="center"/>
+          </w:tcPr>
+          <w:p>
+            <w:pPr>
+              <w:ind w:firstLine="0"/>
+              <w:jc w:val="center"/>
+              <w:rPr>
+                <w:rFonts w:cs="Times New Roman"/>
+              </w:rPr>
+            </w:pPr>
+            <w:r>
+              <w:rPr>
+                <w:rFonts w:cs="Times New Roman"/>
+              </w:rPr>
+              <w:t>№</w:t>
+            </w:r>
+          </w:p>
+        </w:tc>
+        <w:tc>
+          <w:tcPr>
+            <w:tcW w:w="3119" w:type="dxa"/>
+            <w:tcBorders>
+              <w:bottom w:val="single" w:sz="12" w:space="0" w:color="auto"/>
+            </w:tcBorders>
+            <w:vAlign w:val="center"/>
+          </w:tcPr>
+          <w:p>
+            <w:pPr>
+              <w:ind w:firstLine="0"/>
+              <w:jc w:val="center"/>
+              <w:rPr>
+                <w:rFonts w:cs="Times New Roman"/>
+              </w:rPr>
+            </w:pPr>
+            <w:r>
+              <w:rPr>
+                <w:rFonts w:cs="Times New Roman"/>
+              </w:rPr>
+              <w:t>Сценарий</w:t>
+            </w:r>
+          </w:p>
+        </w:tc>
+        <w:tc>
+          <w:tcPr>
+            <w:tcW w:w="3260" w:type="dxa"/>
+            <w:tcBorders>
+              <w:bottom w:val="single" w:sz="12" w:space="0" w:color="auto"/>
+            </w:tcBorders>
+            <w:vAlign w:val="center"/>
+          </w:tcPr>
+          <w:p>
+            <w:pPr>
+              <w:ind w:firstLine="0"/>
+              <w:jc w:val="center"/>
+              <w:rPr>
+                <w:rFonts w:cs="Times New Roman"/>
+              </w:rPr>
+            </w:pPr>
+            <w:r>
+              <w:rPr>
+                <w:rFonts w:cs="Times New Roman"/>
+              </w:rPr>
+              <w:t>Ожидаемый результат</w:t>
+            </w:r>
+          </w:p>
+        </w:tc>
+        <w:tc>
+          <w:tcPr>
+            <w:tcW w:w="3260" w:type="dxa"/>
+            <w:tcBorders>
+              <w:bottom w:val="single" w:sz="12" w:space="0" w:color="auto"/>
+            </w:tcBorders>
+            <w:vAlign w:val="center"/>
+          </w:tcPr>
+          <w:p>
+            <w:pPr>
+              <w:ind w:firstLine="0"/>
+              <w:jc w:val="center"/>
+              <w:rPr>
+                <w:rFonts w:cs="Times New Roman"/>
+              </w:rPr>
+            </w:pPr>
+            <w:r>
+              <w:rPr>
+                <w:rFonts w:cs="Times New Roman"/>
+              </w:rPr>
+              <w:t>Фактический результат</w:t>
+            </w:r>
+          </w:p>
+        </w:tc>
+      </w:tr>
+      <w:tr>
+        <w:trPr>
+          <w:trHeight w:val="644"/>
+        </w:trPr>
+        <w:tc>
+          <w:tcPr>
+            <w:tcW w:w="562" w:type="dxa"/>
+            <w:tcBorders>
+              <w:top w:val="single" w:sz="12" w:space="0" w:color="auto"/>
+            </w:tcBorders>
+            <w:vAlign w:val="center"/>
+          </w:tcPr>
+          <w:p>
+            <w:pPr>
+              <w:ind w:firstLine="0"/>
+              <w:jc w:val="center"/>
+              <w:rPr>
+                <w:rFonts w:cs="Times New Roman"/>
+              </w:rPr>
+            </w:pPr>
+            <w:r>
+              <w:rPr>
+                <w:rFonts w:cs="Times New Roman"/>
+              </w:rPr>
+              <w:t>1</w:t>
+            </w:r>
+          </w:p>
+        </w:tc>
+        <w:tc>
+          <w:tcPr>
+            <w:tcW w:w="3119" w:type="dxa"/>
+            <w:tcBorders>
+              <w:top w:val="single" w:sz="12" w:space="0" w:color="auto"/>
+              <w:bottom w:val="single" w:sz="4" w:space="0" w:color="auto"/>
+            </w:tcBorders>
+            <w:vAlign w:val="center"/>
+          </w:tcPr>
+          <w:p>
+            <w:pPr>
+              <w:ind w:firstLine="0"/>
+              <w:jc w:val="left"/>
+              <w:rPr>
+                <w:rFonts w:cs="Times New Roman"/>
+              </w:rPr>
+            </w:pPr>
+            <w:r>
+              <w:rPr>
+                <w:rFonts w:cs="Times New Roman"/>
+              </w:rPr>
+              <w:t>Выделение блока 1024 байт</w:t>
+            </w:r>
+          </w:p>
+        </w:tc>
+        <w:tc>
+          <w:tcPr>
+            <w:tcW w:w="3260" w:type="dxa"/>
+            <w:tcBorders>
+              <w:top w:val="single" w:sz="12" w:space="0" w:color="auto"/>
+              <w:bottom w:val="single" w:sz="4" w:space="0" w:color="auto"/>
+            </w:tcBorders>
+            <w:vAlign w:val="center"/>
+          </w:tcPr>
+          <w:p>
+            <w:pPr>
+              <w:ind w:firstLine="0"/>
+              <w:jc w:val="left"/>
+              <w:rPr>
+                <w:rFonts w:cs="Times New Roman"/>
+              </w:rPr>
+            </w:pPr>
+            <w:r>
+              <w:rPr>
+                <w:rFonts w:cs="Times New Roman"/>
+              </w:rPr>
+              <w:t>Адрес выдан, статус обновлён</w:t>
+            </w:r>
+          </w:p>
+        </w:tc>
+        <w:tc>
+          <w:tcPr>
+            <w:tcW w:w="3260" w:type="dxa"/>
+            <w:tcBorders>
+              <w:top w:val="single" w:sz="12" w:space="0" w:color="auto"/>
+            </w:tcBorders>
+            <w:vAlign w:val="center"/>
+          </w:tcPr>
+          <w:p>
+            <w:pPr>
+              <w:ind w:firstLine="0"/>
+              <w:jc w:val="left"/>
+              <w:rPr>
+                <w:rFonts w:cs="Times New Roman"/>
+              </w:rPr>
+            </w:pPr>
+            <w:r>
+              <w:rPr>
+                <w:rFonts w:cs="Times New Roman"/>
+              </w:rPr>
+              <w:t>Успешно</w:t>
+            </w:r>
+          </w:p>
+        </w:tc>
+      </w:tr>
+      <w:tr>
+        <w:trPr>
+          <w:trHeight w:val="644"/>
+        </w:trPr>
+        <w:tc>
+          <w:tcPr>
+            <w:tcW w:w="562" w:type="dxa"/>
+            <w:tcBorders>
+              <w:top w:val="single" w:sz="12" w:space="0" w:color="auto"/>
+            </w:tcBorders>
+            <w:vAlign w:val="center"/>
+          </w:tcPr>
+          <w:p>
+            <w:pPr>
+              <w:ind w:firstLine="0"/>
+              <w:jc w:val="center"/>
+              <w:rPr>
+                <w:rFonts w:cs="Times New Roman"/>
+              </w:rPr>
+            </w:pPr>
+            <w:r>
+              <w:rPr>
+                <w:rFonts w:cs="Times New Roman"/>
+              </w:rPr>
+              <w:t>2</w:t>
+            </w:r>
+          </w:p>
+        </w:tc>
+        <w:tc>
+          <w:tcPr>
+            <w:tcW w:w="3119" w:type="dxa"/>
+            <w:tcBorders>
+              <w:top w:val="single" w:sz="12" w:space="0" w:color="auto"/>
+              <w:bottom w:val="single" w:sz="4" w:space="0" w:color="auto"/>
+            </w:tcBorders>
+            <w:vAlign w:val="center"/>
+          </w:tcPr>
+          <w:p>
+            <w:pPr>
+              <w:ind w:firstLine="0"/>
+              <w:jc w:val="left"/>
+              <w:rPr>
+                <w:rFonts w:cs="Times New Roman"/>
+              </w:rPr>
+            </w:pPr>
+            <w:r>
+              <w:rPr>
+                <w:rFonts w:cs="Times New Roman"/>
+              </w:rPr>
+              <w:t>Выделение 70000 байт</w:t>
+            </w:r>
+          </w:p>
+        </w:tc>
+        <w:tc>
+          <w:tcPr>
+            <w:tcW w:w="3260" w:type="dxa"/>
+            <w:tcBorders>
+              <w:top w:val="single" w:sz="12" w:space="0" w:color="auto"/>
+              <w:bottom w:val="single" w:sz="4" w:space="0" w:color="auto"/>
+            </w:tcBorders>
+            <w:vAlign w:val="center"/>
+          </w:tcPr>
+          <w:p>
+            <w:pPr>
+              <w:ind w:firstLine="0"/>
+              <w:jc w:val="left"/>
+              <w:rPr>
+                <w:rFonts w:cs="Times New Roman"/>
+              </w:rPr>
+            </w:pPr>
+            <w:r>
+              <w:rPr>
+                <w:rFonts w:cs="Times New Roman"/>
+              </w:rPr>
+              <w:t>Ошибка: недостаточно памяти</w:t>
+            </w:r>
+          </w:p>
+        </w:tc>
+        <w:tc>
+          <w:tcPr>
+            <w:tcW w:w="3260" w:type="dxa"/>
+            <w:tcBorders>
+              <w:top w:val="single" w:sz="12" w:space="0" w:color="auto"/>
+            </w:tcBorders>
+            <w:vAlign w:val="center"/>
+          </w:tcPr>
+          <w:p>
+            <w:pPr>
+              <w:ind w:firstLine="0"/>
+              <w:jc w:val="left"/>
+              <w:rPr>
+                <w:rFonts w:cs="Times New Roman"/>
+              </w:rPr>
+            </w:pPr>
+            <w:r>
+              <w:rPr>
+                <w:rFonts w:cs="Times New Roman"/>
+              </w:rPr>
+              <w:t>Сообщение</w:t>
+            </w:r>
+            <w:r>
+              <w:rPr>
+                <w:rFonts w:cs="Times New Roman"/>
+              </w:rPr>
+              <w:t xml:space="preserve"> </w:t>
+            </w:r>
+            <w:r>
+              <w:rPr>
+                <w:rFonts w:cs="Times New Roman"/>
+              </w:rPr>
+              <w:t>выведено</w:t>
+            </w:r>
+          </w:p>
+        </w:tc>
+      </w:tr>
+      <w:tr>
+        <w:trPr>
+          <w:trHeight w:val="644"/>
+        </w:trPr>
+        <w:tc>
+          <w:tcPr>
+            <w:tcW w:w="562" w:type="dxa"/>
+            <w:vAlign w:val="center"/>
+          </w:tcPr>
+          <w:p>
+            <w:pPr>
+              <w:ind w:firstLine="0"/>
+              <w:jc w:val="center"/>
+              <w:rPr>
+                <w:rFonts w:cs="Times New Roman"/>
+              </w:rPr>
+            </w:pPr>
+            <w:r>
+              <w:rPr>
+                <w:rFonts w:cs="Times New Roman"/>
+              </w:rPr>
+              <w:t>3</w:t>
+            </w:r>
+          </w:p>
+        </w:tc>
+        <w:tc>
+          <w:tcPr>
+            <w:tcW w:w="3119" w:type="dxa"/>
+            <w:tcBorders>
+              <w:top w:val="single" w:sz="4" w:space="0" w:color="auto"/>
+              <w:left w:val="single" w:sz="4" w:space="0" w:color="auto"/>
+              <w:bottom w:val="single" w:sz="4" w:space="0" w:color="auto"/>
+              <w:right w:val="single" w:sz="4" w:space="0" w:color="auto"/>
+            </w:tcBorders>
+            <w:vAlign w:val="center"/>
+          </w:tcPr>
+          <w:p>
+            <w:pPr>
+              <w:ind w:firstLine="0"/>
+              <w:jc w:val="left"/>
+              <w:rPr>
+                <w:rFonts w:cs="Times New Roman"/>
+              </w:rPr>
+            </w:pPr>
+            <w:r>
+              <w:rPr>
+                <w:rFonts w:cs="Times New Roman"/>
+              </w:rPr>
+              <w:t>Освобождение по корректному индексу</w:t>
+            </w:r>
+          </w:p>
+        </w:tc>
+        <w:tc>
+          <w:tcPr>
+            <w:tcW w:w="3260" w:type="dxa"/>
+            <w:tcBorders>
+              <w:top w:val="single" w:sz="4" w:space="0" w:color="auto"/>
+              <w:left w:val="single" w:sz="4" w:space="0" w:color="auto"/>
+              <w:bottom w:val="single" w:sz="4" w:space="0" w:color="auto"/>
+              <w:right w:val="single" w:sz="4" w:space="0" w:color="auto"/>
+            </w:tcBorders>
+            <w:vAlign w:val="center"/>
+          </w:tcPr>
+          <w:p>
+            <w:pPr>
+              <w:ind w:firstLine="0"/>
+              <w:jc w:val="left"/>
+              <w:rPr>
+                <w:rFonts w:cs="Times New Roman"/>
+              </w:rPr>
+            </w:pPr>
+            <w:r>
+              <w:rPr>
+                <w:rFonts w:cs="Times New Roman"/>
+              </w:rPr>
+              <w:t>Блок освобождён, статус обновлён</w:t>
+            </w:r>
+          </w:p>
+        </w:tc>
+        <w:tc>
+          <w:tcPr>
+            <w:tcW w:w="3260" w:type="dxa"/>
+            <w:vAlign w:val="center"/>
+          </w:tcPr>
+          <w:p>
+            <w:pPr>
+              <w:ind w:firstLine="0"/>
+              <w:jc w:val="left"/>
+              <w:rPr>
+                <w:rFonts w:cs="Times New Roman"/>
+              </w:rPr>
+            </w:pPr>
+            <w:r>
+              <w:rPr>
+                <w:rFonts w:cs="Times New Roman"/>
+              </w:rPr>
+              <w:t>Успешно</w:t>
+            </w:r>
+          </w:p>
+        </w:tc>
+      </w:tr>
+      <w:tr>
+        <w:trPr>
+          <w:trHeight w:val="644"/>
+        </w:trPr>
+        <w:tc>
+          <w:tcPr>
+            <w:tcW w:w="562" w:type="dxa"/>
+            <w:vAlign w:val="center"/>
+          </w:tcPr>
+          <w:p>
+            <w:pPr>
+              <w:ind w:firstLine="0"/>
+              <w:jc w:val="center"/>
+              <w:rPr>
+                <w:rFonts w:cs="Times New Roman"/>
+              </w:rPr>
+            </w:pPr>
+            <w:r>
+              <w:rPr>
+                <w:rFonts w:cs="Times New Roman"/>
+              </w:rPr>
+              <w:t>4</w:t>
+            </w:r>
+          </w:p>
+        </w:tc>
+        <w:tc>
+          <w:tcPr>
+            <w:tcW w:w="3119" w:type="dxa"/>
+            <w:tcBorders>
+              <w:top w:val="single" w:sz="4" w:space="0" w:color="auto"/>
+              <w:left w:val="single" w:sz="4" w:space="0" w:color="auto"/>
+              <w:bottom w:val="single" w:sz="4" w:space="0" w:color="auto"/>
+              <w:right w:val="single" w:sz="4" w:space="0" w:color="auto"/>
+            </w:tcBorders>
+            <w:vAlign w:val="center"/>
+          </w:tcPr>
+          <w:p>
+            <w:pPr>
+              <w:ind w:firstLine="0"/>
+              <w:jc w:val="left"/>
+              <w:rPr>
+                <w:rFonts w:cs="Times New Roman"/>
+              </w:rPr>
+            </w:pPr>
+            <w:r>
+              <w:rPr>
+                <w:rFonts w:cs="Times New Roman"/>
+              </w:rPr>
+              <w:t xml:space="preserve">Освобождение по </w:t>
+            </w:r>
+            <w:r>
+              <w:rPr>
+                <w:rFonts w:cs="Times New Roman"/>
+              </w:rPr>
+              <w:t>не</w:t>
+            </w:r>
+            <w:r>
+              <w:rPr>
+                <w:rFonts w:cs="Times New Roman"/>
+              </w:rPr>
+              <w:t>корректному индексу</w:t>
+            </w:r>
+          </w:p>
+        </w:tc>
+        <w:tc>
+          <w:tcPr>
+            <w:tcW w:w="3260" w:type="dxa"/>
+            <w:tcBorders>
+              <w:top w:val="single" w:sz="4" w:space="0" w:color="auto"/>
+              <w:left w:val="single" w:sz="4" w:space="0" w:color="auto"/>
+              <w:bottom w:val="single" w:sz="4" w:space="0" w:color="auto"/>
+              <w:right w:val="single" w:sz="4" w:space="0" w:color="auto"/>
+            </w:tcBorders>
+            <w:vAlign w:val="center"/>
+          </w:tcPr>
+          <w:p>
+            <w:pPr>
+              <w:ind w:firstLine="0"/>
+              <w:jc w:val="left"/>
+              <w:rPr>
+                <w:rFonts w:cs="Times New Roman"/>
+              </w:rPr>
+            </w:pPr>
+            <w:r>
+              <w:rPr>
+                <w:rFonts w:cs="Times New Roman"/>
+              </w:rPr>
+              <w:t xml:space="preserve">Ошибка: </w:t>
+            </w:r>
+            <w:r>
+              <w:rPr>
+                <w:rFonts w:cs="Times New Roman"/>
+              </w:rPr>
+              <w:t>некорректный индекс</w:t>
+            </w:r>
+          </w:p>
+        </w:tc>
+        <w:tc>
+          <w:tcPr>
+            <w:tcW w:w="3260" w:type="dxa"/>
+            <w:vAlign w:val="center"/>
+          </w:tcPr>
+          <w:p>
+            <w:pPr>
+              <w:ind w:firstLine="0"/>
+              <w:jc w:val="left"/>
+              <w:rPr>
+                <w:rFonts w:cs="Times New Roman"/>
+              </w:rPr>
+            </w:pPr>
+            <w:r>
+              <w:rPr>
+                <w:rFonts w:cs="Times New Roman"/>
+              </w:rPr>
+              <w:t>Сообщение выведено</w:t>
+            </w:r>
+          </w:p>
+        </w:tc>
+      </w:tr>
+      <w:tr>
+        <w:trPr>
+          <w:trHeight w:val="644"/>
+        </w:trPr>
+        <w:tc>
+          <w:tcPr>
+            <w:tcW w:w="562" w:type="dxa"/>
+            <w:vAlign w:val="center"/>
+          </w:tcPr>
+          <w:p>
+            <w:pPr>
+              <w:ind w:firstLine="0"/>
+              <w:jc w:val="center"/>
+              <w:rPr>
+                <w:rFonts w:cs="Times New Roman"/>
+              </w:rPr>
+            </w:pPr>
+            <w:r>
+              <w:rPr>
+                <w:rFonts w:cs="Times New Roman"/>
+              </w:rPr>
+              <w:t>6</w:t>
+            </w:r>
+          </w:p>
+        </w:tc>
+        <w:tc>
+          <w:tcPr>
+            <w:tcW w:w="3119" w:type="dxa"/>
+            <w:tcBorders>
+              <w:top w:val="single" w:sz="4" w:space="0" w:color="auto"/>
+              <w:left w:val="single" w:sz="4" w:space="0" w:color="auto"/>
+              <w:bottom w:val="single" w:sz="4" w:space="0" w:color="auto"/>
+              <w:right w:val="single" w:sz="4" w:space="0" w:color="auto"/>
+            </w:tcBorders>
+            <w:vAlign w:val="center"/>
+          </w:tcPr>
+          <w:p>
+            <w:pPr>
+              <w:ind w:firstLine="0"/>
+              <w:jc w:val="left"/>
+              <w:rPr>
+                <w:rFonts w:cs="Times New Roman"/>
+              </w:rPr>
+            </w:pPr>
+            <w:r>
+              <w:rPr>
+                <w:rFonts w:cs="Times New Roman"/>
+              </w:rPr>
+              <w:t>Ввод нечислового значения в меню</w:t>
+            </w:r>
+          </w:p>
+        </w:tc>
+        <w:tc>
+          <w:tcPr>
+            <w:tcW w:w="3260" w:type="dxa"/>
+            <w:tcBorders>
+              <w:top w:val="single" w:sz="4" w:space="0" w:color="auto"/>
+              <w:left w:val="single" w:sz="4" w:space="0" w:color="auto"/>
+              <w:bottom w:val="single" w:sz="4" w:space="0" w:color="auto"/>
+              <w:right w:val="single" w:sz="4" w:space="0" w:color="auto"/>
+            </w:tcBorders>
+            <w:vAlign w:val="center"/>
+          </w:tcPr>
+          <w:p>
+            <w:pPr>
+              <w:ind w:firstLine="0"/>
+              <w:jc w:val="left"/>
+              <w:rPr>
+                <w:rFonts w:cs="Times New Roman"/>
+              </w:rPr>
+            </w:pPr>
+            <w:r>
+              <w:rPr>
+                <w:rFonts w:cs="Times New Roman"/>
+              </w:rPr>
+              <w:t>Повторный запрос</w:t>
+            </w:r>
+          </w:p>
+        </w:tc>
+        <w:tc>
+          <w:tcPr>
+            <w:tcW w:w="3260" w:type="dxa"/>
+            <w:vAlign w:val="center"/>
+          </w:tcPr>
+          <w:p>
+            <w:pPr>
+              <w:ind w:firstLine="0"/>
+              <w:jc w:val="left"/>
+              <w:rPr>
+                <w:rFonts w:cs="Times New Roman"/>
+              </w:rPr>
+            </w:pPr>
+            <w:r>
+              <w:rPr>
+                <w:rFonts w:cs="Times New Roman"/>
+              </w:rPr>
+              <w:t>Успешно</w:t>
+            </w:r>
+          </w:p>
+        </w:tc>
+      </w:tr>
+      <w:tr>
+        <w:trPr>
+          <w:trHeight w:val="644"/>
+        </w:trPr>
+        <w:tc>
+          <w:tcPr>
+            <w:tcW w:w="562" w:type="dxa"/>
+            <w:vAlign w:val="center"/>
+          </w:tcPr>
+          <w:p>
+            <w:pPr>
+              <w:ind w:firstLine="0"/>
+              <w:jc w:val="center"/>
+              <w:rPr>
+                <w:rFonts w:cs="Times New Roman"/>
+              </w:rPr>
+            </w:pPr>
+            <w:r>
+              <w:rPr>
+                <w:rFonts w:cs="Times New Roman"/>
+              </w:rPr>
+              <w:t>7</w:t>
+            </w:r>
+          </w:p>
+        </w:tc>
+        <w:tc>
+          <w:tcPr>
+            <w:tcW w:w="3119" w:type="dxa"/>
+            <w:tcBorders>
+              <w:top w:val="single" w:sz="4" w:space="0" w:color="auto"/>
+              <w:left w:val="single" w:sz="4" w:space="0" w:color="auto"/>
+              <w:bottom w:val="single" w:sz="4" w:space="0" w:color="auto"/>
+              <w:right w:val="single" w:sz="4" w:space="0" w:color="auto"/>
+            </w:tcBorders>
+            <w:vAlign w:val="center"/>
+          </w:tcPr>
+          <w:p>
+            <w:pPr>
+              <w:ind w:firstLine="0"/>
+              <w:jc w:val="left"/>
+              <w:rPr>
+                <w:rFonts w:cs="Times New Roman"/>
+              </w:rPr>
+            </w:pPr>
+            <w:r>
+              <w:rPr>
+                <w:rFonts w:cs="Times New Roman"/>
+              </w:rPr>
+              <w:t>Освобождение при пустом списке блоков</w:t>
+            </w:r>
+          </w:p>
+        </w:tc>
+        <w:tc>
+          <w:tcPr>
+            <w:tcW w:w="3260" w:type="dxa"/>
+            <w:tcBorders>
+              <w:top w:val="single" w:sz="4" w:space="0" w:color="auto"/>
+              <w:left w:val="single" w:sz="4" w:space="0" w:color="auto"/>
+              <w:bottom w:val="single" w:sz="4" w:space="0" w:color="auto"/>
+              <w:right w:val="single" w:sz="4" w:space="0" w:color="auto"/>
+            </w:tcBorders>
+            <w:vAlign w:val="center"/>
+          </w:tcPr>
+          <w:p>
+            <w:pPr>
+              <w:ind w:firstLine="0"/>
+              <w:jc w:val="left"/>
+              <w:rPr>
+                <w:rFonts w:cs="Times New Roman"/>
+              </w:rPr>
+            </w:pPr>
+            <w:r>
+              <w:rPr>
+                <w:rFonts w:cs="Times New Roman"/>
+              </w:rPr>
+              <w:t xml:space="preserve">Сообщение: </w:t>
+            </w:r>
+            <w:r>
+              <w:rPr>
+                <w:rFonts w:cs="Times New Roman"/>
+              </w:rPr>
+              <w:t>«</w:t>
+            </w:r>
+            <w:r>
+              <w:rPr>
+                <w:rFonts w:cs="Times New Roman"/>
+              </w:rPr>
+              <w:t>нет блоков»</w:t>
+            </w:r>
+          </w:p>
+        </w:tc>
+        <w:tc>
+          <w:tcPr>
+            <w:tcW w:w="3260" w:type="dxa"/>
+            <w:vAlign w:val="center"/>
+          </w:tcPr>
+          <w:p>
+            <w:pPr>
+              <w:ind w:firstLine="0"/>
+              <w:jc w:val="left"/>
+              <w:rPr>
+                <w:rFonts w:cs="Times New Roman"/>
+                <w:lang w:val="en-US"/>
+              </w:rPr>
+            </w:pPr>
+            <w:r>
+              <w:rPr>
+                <w:rFonts w:cs="Times New Roman"/>
+              </w:rPr>
+              <w:t>Сообщение</w:t>
+            </w:r>
+            <w:r>
+              <w:rPr>
+                <w:rFonts w:cs="Times New Roman"/>
+              </w:rPr>
+              <w:t xml:space="preserve"> </w:t>
+            </w:r>
+            <w:r>
+              <w:rPr>
+                <w:rFonts w:cs="Times New Roman"/>
+              </w:rPr>
+              <w:t>выведено</w:t>
             </w:r>
           </w:p>
         </w:tc>
@@ -7281,62 +10264,46 @@
     </w:tbl>
     <w:p/>
     <w:p>
-      <w:r>
-        <w:t>Программа предназначена для запуска в консольной среде и не требует графического интерфейса.</w:t>
-      </w:r>
-    </w:p>
-    <w:p>
-      <w:pPr>
-        <w:spacing w:after="160" w:line="360" w:lineRule="auto"/>
-        <w:ind w:left="709" w:firstLine="0"/>
-        <w:jc w:val="left"/>
-      </w:pPr>
-      <w:r>
-        <w:br w:type="page"/>
-      </w:r>
-    </w:p>
-    <w:p>
       <w:pPr>
         <w:pStyle w:val="2"/>
       </w:pPr>
       <w:r>
-        <w:lastRenderedPageBreak/>
-        <w:t xml:space="preserve">2.2 </w:t>
-      </w:r>
-      <w:r>
-        <w:t>Структура программы и данных</w:t>
+        <w:t>2.5 Выводы</w:t>
       </w:r>
     </w:p>
     <w:p/>
     <w:p>
       <w:r>
-        <w:t xml:space="preserve">Программа спроектирована в соответствии с принципами объектно-ориентированного программирования. Основная логика инкапсулирована в классе </w:t>
-      </w:r>
-      <w:proofErr w:type="spellStart"/>
-      <w:r>
-        <w:rPr>
-          <w:i/>
-          <w:iCs/>
-        </w:rPr>
-        <w:t>MemoryAllocator</w:t>
-      </w:r>
-      <w:proofErr w:type="spellEnd"/>
-      <w:r>
-        <w:t>, который управляет эмулируемой кучей и предоставляет интерфейс для выделения и освобождения памяти.</w:t>
-      </w:r>
-    </w:p>
-    <w:p>
-      <w:r>
-        <w:t>Основные компоненты программы:</w:t>
+        <w:t>В данном разделе описана программная модель управления оперативной памятью, реализованная на C++. Были рассмотрены:</w:t>
       </w:r>
     </w:p>
     <w:p>
       <w:pPr>
         <w:numPr>
           <w:ilvl w:val="0"/>
-          <w:numId w:val="38"/>
+          <w:numId w:val="50"/>
         </w:numPr>
       </w:pPr>
+      <w:r>
+        <w:t>общая характеристика программы и обоснование выбора</w:t>
+      </w:r>
+      <w:r>
+        <w:t xml:space="preserve"> языка</w:t>
+      </w:r>
+      <w:r>
+        <w:t xml:space="preserve"> C++;</w:t>
+      </w:r>
+    </w:p>
+    <w:p>
+      <w:pPr>
+        <w:numPr>
+          <w:ilvl w:val="0"/>
+          <w:numId w:val="50"/>
+        </w:numPr>
+      </w:pPr>
+      <w:r>
+        <w:t xml:space="preserve">структура класса </w:t>
+      </w:r>
       <w:r>
         <w:rPr>
           <w:b/>
@@ -7344,32 +10311,32 @@
           <w:i/>
           <w:iCs/>
         </w:rPr>
-        <w:t>main.cpp</w:t>
-      </w:r>
-      <w:r>
-        <w:t xml:space="preserve"> — точка входа. Создаёт экземпляр </w:t>
-      </w:r>
-      <w:proofErr w:type="spellStart"/>
+        <w:t>MemoryAllocator</w:t>
+      </w:r>
+      <w:r>
+        <w:t>, включая заголовки блоков и связный список свободных блоков;</w:t>
+      </w:r>
+    </w:p>
+    <w:p>
+      <w:pPr>
+        <w:numPr>
+          <w:ilvl w:val="0"/>
+          <w:numId w:val="50"/>
+        </w:numPr>
+      </w:pPr>
+      <w:r>
+        <w:t xml:space="preserve">особенности реализации: </w:t>
+      </w:r>
       <w:r>
         <w:rPr>
           <w:i/>
           <w:iCs/>
         </w:rPr>
-        <w:t>MemoryAllocator</w:t>
-      </w:r>
-      <w:proofErr w:type="spellEnd"/>
-      <w:r>
-        <w:t>, запускает цикл пользовательского интерфейса.</w:t>
-      </w:r>
-    </w:p>
-    <w:p>
-      <w:pPr>
-        <w:numPr>
-          <w:ilvl w:val="0"/>
-          <w:numId w:val="38"/>
-        </w:numPr>
-      </w:pPr>
-      <w:proofErr w:type="spellStart"/>
+        <w:t>first-fit</w:t>
+      </w:r>
+      <w:r>
+        <w:t xml:space="preserve">, выравнивание, деление блоков, полное перестроение </w:t>
+      </w:r>
       <w:r>
         <w:rPr>
           <w:b/>
@@ -7377,128 +10344,58 @@
           <w:i/>
           <w:iCs/>
         </w:rPr>
-        <w:t>MemoryAllocator.h</w:t>
-      </w:r>
-      <w:proofErr w:type="spellEnd"/>
-      <w:r>
-        <w:t xml:space="preserve"> — заголовочный файл, содержащий объявление класса, структуру заголовка блока и публичный интерфейс.</w:t>
+        <w:t>freeList</w:t>
+      </w:r>
+      <w:r>
+        <w:t>;</w:t>
       </w:r>
     </w:p>
     <w:p>
       <w:pPr>
         <w:numPr>
           <w:ilvl w:val="0"/>
-          <w:numId w:val="38"/>
+          <w:numId w:val="50"/>
         </w:numPr>
-        <w:rPr>
-          <w:lang w:val="en-US"/>
-        </w:rPr>
-      </w:pPr>
-      <w:r>
-        <w:rPr>
-          <w:b/>
-          <w:bCs/>
-          <w:i/>
-          <w:iCs/>
-          <w:lang w:val="en-US"/>
-        </w:rPr>
-        <w:t>MemoryAllocator.cpp</w:t>
-      </w:r>
-      <w:r>
-        <w:rPr>
-          <w:lang w:val="en-US"/>
-        </w:rPr>
-        <w:t xml:space="preserve"> — </w:t>
-      </w:r>
-      <w:r>
-        <w:t>реализация</w:t>
-      </w:r>
-      <w:r>
-        <w:rPr>
-          <w:lang w:val="en-US"/>
-        </w:rPr>
-        <w:t xml:space="preserve"> </w:t>
-      </w:r>
-      <w:r>
-        <w:t>методов</w:t>
-      </w:r>
-      <w:r>
-        <w:rPr>
-          <w:lang w:val="en-US"/>
-        </w:rPr>
-        <w:t xml:space="preserve">: </w:t>
-      </w:r>
-      <w:r>
-        <w:rPr>
-          <w:i/>
-          <w:iCs/>
-          <w:lang w:val="en-US"/>
-        </w:rPr>
-        <w:t xml:space="preserve">allocate(), deallocate(), </w:t>
-      </w:r>
-      <w:proofErr w:type="spellStart"/>
-      <w:r>
-        <w:rPr>
-          <w:i/>
-          <w:iCs/>
-          <w:lang w:val="en-US"/>
-        </w:rPr>
-        <w:t>printStatus</w:t>
-      </w:r>
-      <w:proofErr w:type="spellEnd"/>
-      <w:r>
-        <w:rPr>
-          <w:i/>
-          <w:iCs/>
-          <w:lang w:val="en-US"/>
-        </w:rPr>
-        <w:t xml:space="preserve">(), </w:t>
-      </w:r>
-      <w:proofErr w:type="spellStart"/>
-      <w:r>
-        <w:rPr>
-          <w:i/>
-          <w:iCs/>
-          <w:lang w:val="en-US"/>
-        </w:rPr>
-        <w:t>mergeFreeBlocks</w:t>
-      </w:r>
-      <w:proofErr w:type="spellEnd"/>
-      <w:r>
-        <w:rPr>
-          <w:i/>
-          <w:iCs/>
-          <w:lang w:val="en-US"/>
-        </w:rPr>
-        <w:t>()</w:t>
-      </w:r>
-      <w:r>
-        <w:rPr>
-          <w:lang w:val="en-US"/>
-        </w:rPr>
-        <w:t xml:space="preserve"> </w:t>
-      </w:r>
-      <w:r>
-        <w:t>и</w:t>
-      </w:r>
-      <w:r>
-        <w:rPr>
-          <w:lang w:val="en-US"/>
-        </w:rPr>
-        <w:t xml:space="preserve"> </w:t>
-      </w:r>
-      <w:proofErr w:type="spellStart"/>
-      <w:r>
-        <w:t>пр</w:t>
-      </w:r>
-      <w:proofErr w:type="spellEnd"/>
-      <w:r>
-        <w:rPr>
-          <w:lang w:val="en-US"/>
-        </w:rPr>
+      </w:pPr>
+      <w:r>
+        <w:t>удобный</w:t>
+      </w:r>
+      <w:r>
+        <w:t xml:space="preserve"> консольный</w:t>
+      </w:r>
+      <w:r>
+        <w:t xml:space="preserve"> интерфейс с выбором блоков по индексу;</w:t>
+      </w:r>
+    </w:p>
+    <w:p>
+      <w:pPr>
+        <w:numPr>
+          <w:ilvl w:val="0"/>
+          <w:numId w:val="50"/>
+        </w:numPr>
+      </w:pPr>
+      <w:r>
+        <w:t xml:space="preserve">результаты тестирования, подтвердившие корректность </w:t>
+      </w:r>
+      <w:r>
+        <w:t>и работоспособность модели</w:t>
+      </w:r>
+      <w:r>
         <w:t>.</w:t>
       </w:r>
     </w:p>
+    <w:p>
+      <w:r>
+        <w:t>Программа успешно демонстрирует ключевые аспекты управления памятью: фрагментацию, выравнивание, эффективность стратегии размещения. Реализация соответствует</w:t>
+      </w:r>
+      <w:r>
+        <w:t xml:space="preserve"> заявленным целям и задачам курсовой работы</w:t>
+      </w:r>
+      <w:r>
+        <w:t>.</w:t>
+      </w:r>
+    </w:p>
+    <w:p/>
     <w:sectPr>
       <w:pgSz w:w="11906" w:h="16838" w:code="9"/>
       <w:pgMar w:top="1134" w:right="851" w:bottom="1134" w:left="1418" w:header="709" w:footer="709" w:gutter="0"/>
@@ -8607,6 +11504,243 @@
     </w:lvl>
   </w:abstractNum>
   <w:abstractNum w:abstractNumId="7" w15:restartNumberingAfterBreak="0">
+    <w:nsid w:val="147209DE"/>
+    <w:multiLevelType w:val="hybridMultilevel"/>
+    <w:tmpl w:val="846A6746"/>
+    <w:lvl w:ilvl="0" w:tplc="DE285BE4">
+      <w:start w:val="1"/>
+      <w:numFmt w:val="bullet"/>
+      <w:lvlText w:val="–"/>
+      <w:lvlJc w:val="left"/>
+      <w:pPr>
+        <w:ind w:left="1069" w:hanging="360"/>
+      </w:pPr>
+      <w:rPr>
+        <w:rFonts w:ascii="Times New Roman" w:eastAsia="Times New Roman" w:hAnsi="Times New Roman" w:cs="Times New Roman" w:hint="default"/>
+        <w:b w:val="0"/>
+        <w:i w:val="0"/>
+        <w:strike w:val="0"/>
+        <w:dstrike w:val="0"/>
+        <w:color w:val="000000"/>
+        <w:sz w:val="28"/>
+        <w:szCs w:val="28"/>
+        <w:u w:val="none" w:color="000000"/>
+        <w:bdr w:val="none" w:sz="0" w:space="0" w:color="auto"/>
+        <w:shd w:val="clear" w:color="auto" w:fill="auto"/>
+        <w:vertAlign w:val="baseline"/>
+      </w:rPr>
+    </w:lvl>
+    <w:lvl w:ilvl="1" w:tplc="04190003" w:tentative="1">
+      <w:start w:val="1"/>
+      <w:numFmt w:val="bullet"/>
+      <w:lvlText w:val="o"/>
+      <w:lvlJc w:val="left"/>
+      <w:pPr>
+        <w:ind w:left="1789" w:hanging="360"/>
+      </w:pPr>
+      <w:rPr>
+        <w:rFonts w:ascii="Courier New" w:hAnsi="Courier New" w:cs="Courier New" w:hint="default"/>
+      </w:rPr>
+    </w:lvl>
+    <w:lvl w:ilvl="2" w:tplc="04190005" w:tentative="1">
+      <w:start w:val="1"/>
+      <w:numFmt w:val="bullet"/>
+      <w:lvlText w:val=""/>
+      <w:lvlJc w:val="left"/>
+      <w:pPr>
+        <w:ind w:left="2509" w:hanging="360"/>
+      </w:pPr>
+      <w:rPr>
+        <w:rFonts w:ascii="Wingdings" w:hAnsi="Wingdings" w:hint="default"/>
+      </w:rPr>
+    </w:lvl>
+    <w:lvl w:ilvl="3" w:tplc="04190001" w:tentative="1">
+      <w:start w:val="1"/>
+      <w:numFmt w:val="bullet"/>
+      <w:lvlText w:val=""/>
+      <w:lvlJc w:val="left"/>
+      <w:pPr>
+        <w:ind w:left="3229" w:hanging="360"/>
+      </w:pPr>
+      <w:rPr>
+        <w:rFonts w:ascii="Symbol" w:hAnsi="Symbol" w:hint="default"/>
+      </w:rPr>
+    </w:lvl>
+    <w:lvl w:ilvl="4" w:tplc="04190003" w:tentative="1">
+      <w:start w:val="1"/>
+      <w:numFmt w:val="bullet"/>
+      <w:lvlText w:val="o"/>
+      <w:lvlJc w:val="left"/>
+      <w:pPr>
+        <w:ind w:left="3949" w:hanging="360"/>
+      </w:pPr>
+      <w:rPr>
+        <w:rFonts w:ascii="Courier New" w:hAnsi="Courier New" w:cs="Courier New" w:hint="default"/>
+      </w:rPr>
+    </w:lvl>
+    <w:lvl w:ilvl="5" w:tplc="04190005" w:tentative="1">
+      <w:start w:val="1"/>
+      <w:numFmt w:val="bullet"/>
+      <w:lvlText w:val=""/>
+      <w:lvlJc w:val="left"/>
+      <w:pPr>
+        <w:ind w:left="4669" w:hanging="360"/>
+      </w:pPr>
+      <w:rPr>
+        <w:rFonts w:ascii="Wingdings" w:hAnsi="Wingdings" w:hint="default"/>
+      </w:rPr>
+    </w:lvl>
+    <w:lvl w:ilvl="6" w:tplc="04190001" w:tentative="1">
+      <w:start w:val="1"/>
+      <w:numFmt w:val="bullet"/>
+      <w:lvlText w:val=""/>
+      <w:lvlJc w:val="left"/>
+      <w:pPr>
+        <w:ind w:left="5389" w:hanging="360"/>
+      </w:pPr>
+      <w:rPr>
+        <w:rFonts w:ascii="Symbol" w:hAnsi="Symbol" w:hint="default"/>
+      </w:rPr>
+    </w:lvl>
+    <w:lvl w:ilvl="7" w:tplc="04190003" w:tentative="1">
+      <w:start w:val="1"/>
+      <w:numFmt w:val="bullet"/>
+      <w:lvlText w:val="o"/>
+      <w:lvlJc w:val="left"/>
+      <w:pPr>
+        <w:ind w:left="6109" w:hanging="360"/>
+      </w:pPr>
+      <w:rPr>
+        <w:rFonts w:ascii="Courier New" w:hAnsi="Courier New" w:cs="Courier New" w:hint="default"/>
+      </w:rPr>
+    </w:lvl>
+    <w:lvl w:ilvl="8" w:tplc="04190005" w:tentative="1">
+      <w:start w:val="1"/>
+      <w:numFmt w:val="bullet"/>
+      <w:lvlText w:val=""/>
+      <w:lvlJc w:val="left"/>
+      <w:pPr>
+        <w:ind w:left="6829" w:hanging="360"/>
+      </w:pPr>
+      <w:rPr>
+        <w:rFonts w:ascii="Wingdings" w:hAnsi="Wingdings" w:hint="default"/>
+      </w:rPr>
+    </w:lvl>
+  </w:abstractNum>
+  <w:abstractNum w:abstractNumId="8" w15:restartNumberingAfterBreak="0">
+    <w:nsid w:val="16BE2E6F"/>
+    <w:multiLevelType w:val="multilevel"/>
+    <w:tmpl w:val="36965F28"/>
+    <w:lvl w:ilvl="0">
+      <w:start w:val="1"/>
+      <w:numFmt w:val="decimal"/>
+      <w:lvlText w:val="%1."/>
+      <w:lvlJc w:val="left"/>
+      <w:pPr>
+        <w:tabs>
+          <w:tab w:val="num" w:pos="720"/>
+        </w:tabs>
+        <w:ind w:left="720" w:hanging="360"/>
+      </w:pPr>
+    </w:lvl>
+    <w:lvl w:ilvl="1" w:tentative="1">
+      <w:start w:val="1"/>
+      <w:numFmt w:val="decimal"/>
+      <w:lvlText w:val="%2."/>
+      <w:lvlJc w:val="left"/>
+      <w:pPr>
+        <w:tabs>
+          <w:tab w:val="num" w:pos="1440"/>
+        </w:tabs>
+        <w:ind w:left="1440" w:hanging="360"/>
+      </w:pPr>
+    </w:lvl>
+    <w:lvl w:ilvl="2" w:tentative="1">
+      <w:start w:val="1"/>
+      <w:numFmt w:val="decimal"/>
+      <w:lvlText w:val="%3."/>
+      <w:lvlJc w:val="left"/>
+      <w:pPr>
+        <w:tabs>
+          <w:tab w:val="num" w:pos="2160"/>
+        </w:tabs>
+        <w:ind w:left="2160" w:hanging="360"/>
+      </w:pPr>
+    </w:lvl>
+    <w:lvl w:ilvl="3" w:tentative="1">
+      <w:start w:val="1"/>
+      <w:numFmt w:val="decimal"/>
+      <w:lvlText w:val="%4."/>
+      <w:lvlJc w:val="left"/>
+      <w:pPr>
+        <w:tabs>
+          <w:tab w:val="num" w:pos="2880"/>
+        </w:tabs>
+        <w:ind w:left="2880" w:hanging="360"/>
+      </w:pPr>
+    </w:lvl>
+    <w:lvl w:ilvl="4" w:tentative="1">
+      <w:start w:val="1"/>
+      <w:numFmt w:val="decimal"/>
+      <w:lvlText w:val="%5."/>
+      <w:lvlJc w:val="left"/>
+      <w:pPr>
+        <w:tabs>
+          <w:tab w:val="num" w:pos="3600"/>
+        </w:tabs>
+        <w:ind w:left="3600" w:hanging="360"/>
+      </w:pPr>
+    </w:lvl>
+    <w:lvl w:ilvl="5" w:tentative="1">
+      <w:start w:val="1"/>
+      <w:numFmt w:val="decimal"/>
+      <w:lvlText w:val="%6."/>
+      <w:lvlJc w:val="left"/>
+      <w:pPr>
+        <w:tabs>
+          <w:tab w:val="num" w:pos="4320"/>
+        </w:tabs>
+        <w:ind w:left="4320" w:hanging="360"/>
+      </w:pPr>
+    </w:lvl>
+    <w:lvl w:ilvl="6" w:tentative="1">
+      <w:start w:val="1"/>
+      <w:numFmt w:val="decimal"/>
+      <w:lvlText w:val="%7."/>
+      <w:lvlJc w:val="left"/>
+      <w:pPr>
+        <w:tabs>
+          <w:tab w:val="num" w:pos="5040"/>
+        </w:tabs>
+        <w:ind w:left="5040" w:hanging="360"/>
+      </w:pPr>
+    </w:lvl>
+    <w:lvl w:ilvl="7" w:tentative="1">
+      <w:start w:val="1"/>
+      <w:numFmt w:val="decimal"/>
+      <w:lvlText w:val="%8."/>
+      <w:lvlJc w:val="left"/>
+      <w:pPr>
+        <w:tabs>
+          <w:tab w:val="num" w:pos="5760"/>
+        </w:tabs>
+        <w:ind w:left="5760" w:hanging="360"/>
+      </w:pPr>
+    </w:lvl>
+    <w:lvl w:ilvl="8" w:tentative="1">
+      <w:start w:val="1"/>
+      <w:numFmt w:val="decimal"/>
+      <w:lvlText w:val="%9."/>
+      <w:lvlJc w:val="left"/>
+      <w:pPr>
+        <w:tabs>
+          <w:tab w:val="num" w:pos="6480"/>
+        </w:tabs>
+        <w:ind w:left="6480" w:hanging="360"/>
+      </w:pPr>
+    </w:lvl>
+  </w:abstractNum>
+  <w:abstractNum w:abstractNumId="9" w15:restartNumberingAfterBreak="0">
     <w:nsid w:val="192966F6"/>
     <w:multiLevelType w:val="hybridMultilevel"/>
     <w:tmpl w:val="7E142D3C"/>
@@ -8730,7 +11864,7 @@
       </w:rPr>
     </w:lvl>
   </w:abstractNum>
-  <w:abstractNum w:abstractNumId="8" w15:restartNumberingAfterBreak="0">
+  <w:abstractNum w:abstractNumId="10" w15:restartNumberingAfterBreak="0">
     <w:nsid w:val="1C0527DF"/>
     <w:multiLevelType w:val="multilevel"/>
     <w:tmpl w:val="BB1E1B06"/>
@@ -8879,7 +12013,7 @@
       </w:rPr>
     </w:lvl>
   </w:abstractNum>
-  <w:abstractNum w:abstractNumId="9" w15:restartNumberingAfterBreak="0">
+  <w:abstractNum w:abstractNumId="11" w15:restartNumberingAfterBreak="0">
     <w:nsid w:val="1DCC635F"/>
     <w:multiLevelType w:val="multilevel"/>
     <w:tmpl w:val="6472E29E"/>
@@ -9038,7 +12172,7 @@
       </w:rPr>
     </w:lvl>
   </w:abstractNum>
-  <w:abstractNum w:abstractNumId="10" w15:restartNumberingAfterBreak="0">
+  <w:abstractNum w:abstractNumId="12" w15:restartNumberingAfterBreak="0">
     <w:nsid w:val="29491A00"/>
     <w:multiLevelType w:val="multilevel"/>
     <w:tmpl w:val="4DB0CC1A"/>
@@ -9187,7 +12321,7 @@
       </w:rPr>
     </w:lvl>
   </w:abstractNum>
-  <w:abstractNum w:abstractNumId="11" w15:restartNumberingAfterBreak="0">
+  <w:abstractNum w:abstractNumId="13" w15:restartNumberingAfterBreak="0">
     <w:nsid w:val="2C7A7834"/>
     <w:multiLevelType w:val="hybridMultilevel"/>
     <w:tmpl w:val="66A428EC"/>
@@ -9300,401 +12434,20 @@
       </w:rPr>
     </w:lvl>
   </w:abstractNum>
-  <w:abstractNum w:abstractNumId="12" w15:restartNumberingAfterBreak="0">
-    <w:nsid w:val="2F481B22"/>
-    <w:multiLevelType w:val="hybridMultilevel"/>
-    <w:tmpl w:val="53EAA480"/>
-    <w:lvl w:ilvl="0" w:tplc="45B21F02">
+  <w:abstractNum w:abstractNumId="14" w15:restartNumberingAfterBreak="0">
+    <w:nsid w:val="2CA97DFA"/>
+    <w:multiLevelType w:val="multilevel"/>
+    <w:tmpl w:val="C73602F6"/>
+    <w:lvl w:ilvl="0">
       <w:start w:val="1"/>
       <w:numFmt w:val="bullet"/>
       <w:lvlText w:val="–"/>
       <w:lvlJc w:val="left"/>
       <w:pPr>
-        <w:ind w:left="1429" w:hanging="360"/>
-      </w:pPr>
-      <w:rPr>
-        <w:rFonts w:ascii="Times New Roman" w:eastAsia="Times New Roman" w:hAnsi="Times New Roman" w:cs="Times New Roman" w:hint="default"/>
-        <w:b w:val="0"/>
-        <w:i w:val="0"/>
-        <w:strike w:val="0"/>
-        <w:dstrike w:val="0"/>
-        <w:color w:val="000000"/>
-        <w:sz w:val="28"/>
-        <w:szCs w:val="28"/>
-        <w:u w:val="none" w:color="000000"/>
-        <w:vertAlign w:val="baseline"/>
-      </w:rPr>
-    </w:lvl>
-    <w:lvl w:ilvl="1" w:tplc="04190003" w:tentative="1">
-      <w:start w:val="1"/>
-      <w:numFmt w:val="bullet"/>
-      <w:lvlText w:val="o"/>
-      <w:lvlJc w:val="left"/>
-      <w:pPr>
-        <w:ind w:left="2149" w:hanging="360"/>
-      </w:pPr>
-      <w:rPr>
-        <w:rFonts w:ascii="Courier New" w:hAnsi="Courier New" w:cs="Courier New" w:hint="default"/>
-      </w:rPr>
-    </w:lvl>
-    <w:lvl w:ilvl="2" w:tplc="04190005" w:tentative="1">
-      <w:start w:val="1"/>
-      <w:numFmt w:val="bullet"/>
-      <w:lvlText w:val=""/>
-      <w:lvlJc w:val="left"/>
-      <w:pPr>
-        <w:ind w:left="2869" w:hanging="360"/>
-      </w:pPr>
-      <w:rPr>
-        <w:rFonts w:ascii="Wingdings" w:hAnsi="Wingdings" w:hint="default"/>
-      </w:rPr>
-    </w:lvl>
-    <w:lvl w:ilvl="3" w:tplc="04190001" w:tentative="1">
-      <w:start w:val="1"/>
-      <w:numFmt w:val="bullet"/>
-      <w:lvlText w:val=""/>
-      <w:lvlJc w:val="left"/>
-      <w:pPr>
-        <w:ind w:left="3589" w:hanging="360"/>
-      </w:pPr>
-      <w:rPr>
-        <w:rFonts w:ascii="Symbol" w:hAnsi="Symbol" w:hint="default"/>
-      </w:rPr>
-    </w:lvl>
-    <w:lvl w:ilvl="4" w:tplc="04190003" w:tentative="1">
-      <w:start w:val="1"/>
-      <w:numFmt w:val="bullet"/>
-      <w:lvlText w:val="o"/>
-      <w:lvlJc w:val="left"/>
-      <w:pPr>
-        <w:ind w:left="4309" w:hanging="360"/>
-      </w:pPr>
-      <w:rPr>
-        <w:rFonts w:ascii="Courier New" w:hAnsi="Courier New" w:cs="Courier New" w:hint="default"/>
-      </w:rPr>
-    </w:lvl>
-    <w:lvl w:ilvl="5" w:tplc="04190005" w:tentative="1">
-      <w:start w:val="1"/>
-      <w:numFmt w:val="bullet"/>
-      <w:lvlText w:val=""/>
-      <w:lvlJc w:val="left"/>
-      <w:pPr>
-        <w:ind w:left="5029" w:hanging="360"/>
-      </w:pPr>
-      <w:rPr>
-        <w:rFonts w:ascii="Wingdings" w:hAnsi="Wingdings" w:hint="default"/>
-      </w:rPr>
-    </w:lvl>
-    <w:lvl w:ilvl="6" w:tplc="04190001" w:tentative="1">
-      <w:start w:val="1"/>
-      <w:numFmt w:val="bullet"/>
-      <w:lvlText w:val=""/>
-      <w:lvlJc w:val="left"/>
-      <w:pPr>
-        <w:ind w:left="5749" w:hanging="360"/>
-      </w:pPr>
-      <w:rPr>
-        <w:rFonts w:ascii="Symbol" w:hAnsi="Symbol" w:hint="default"/>
-      </w:rPr>
-    </w:lvl>
-    <w:lvl w:ilvl="7" w:tplc="04190003" w:tentative="1">
-      <w:start w:val="1"/>
-      <w:numFmt w:val="bullet"/>
-      <w:lvlText w:val="o"/>
-      <w:lvlJc w:val="left"/>
-      <w:pPr>
-        <w:ind w:left="6469" w:hanging="360"/>
-      </w:pPr>
-      <w:rPr>
-        <w:rFonts w:ascii="Courier New" w:hAnsi="Courier New" w:cs="Courier New" w:hint="default"/>
-      </w:rPr>
-    </w:lvl>
-    <w:lvl w:ilvl="8" w:tplc="04190005" w:tentative="1">
-      <w:start w:val="1"/>
-      <w:numFmt w:val="bullet"/>
-      <w:lvlText w:val=""/>
-      <w:lvlJc w:val="left"/>
-      <w:pPr>
-        <w:ind w:left="7189" w:hanging="360"/>
-      </w:pPr>
-      <w:rPr>
-        <w:rFonts w:ascii="Wingdings" w:hAnsi="Wingdings" w:hint="default"/>
-      </w:rPr>
-    </w:lvl>
-  </w:abstractNum>
-  <w:abstractNum w:abstractNumId="13" w15:restartNumberingAfterBreak="0">
-    <w:nsid w:val="2F7D793D"/>
-    <w:multiLevelType w:val="hybridMultilevel"/>
-    <w:tmpl w:val="BD5854AE"/>
-    <w:lvl w:ilvl="0" w:tplc="04190001">
-      <w:start w:val="1"/>
-      <w:numFmt w:val="bullet"/>
-      <w:lvlText w:val=""/>
-      <w:lvlJc w:val="left"/>
-      <w:pPr>
-        <w:ind w:left="1429" w:hanging="360"/>
-      </w:pPr>
-      <w:rPr>
-        <w:rFonts w:ascii="Symbol" w:hAnsi="Symbol" w:hint="default"/>
-      </w:rPr>
-    </w:lvl>
-    <w:lvl w:ilvl="1" w:tplc="04190003" w:tentative="1">
-      <w:start w:val="1"/>
-      <w:numFmt w:val="bullet"/>
-      <w:lvlText w:val="o"/>
-      <w:lvlJc w:val="left"/>
-      <w:pPr>
-        <w:ind w:left="2149" w:hanging="360"/>
-      </w:pPr>
-      <w:rPr>
-        <w:rFonts w:ascii="Courier New" w:hAnsi="Courier New" w:cs="Courier New" w:hint="default"/>
-      </w:rPr>
-    </w:lvl>
-    <w:lvl w:ilvl="2" w:tplc="04190005" w:tentative="1">
-      <w:start w:val="1"/>
-      <w:numFmt w:val="bullet"/>
-      <w:lvlText w:val=""/>
-      <w:lvlJc w:val="left"/>
-      <w:pPr>
-        <w:ind w:left="2869" w:hanging="360"/>
-      </w:pPr>
-      <w:rPr>
-        <w:rFonts w:ascii="Wingdings" w:hAnsi="Wingdings" w:hint="default"/>
-      </w:rPr>
-    </w:lvl>
-    <w:lvl w:ilvl="3" w:tplc="04190001" w:tentative="1">
-      <w:start w:val="1"/>
-      <w:numFmt w:val="bullet"/>
-      <w:lvlText w:val=""/>
-      <w:lvlJc w:val="left"/>
-      <w:pPr>
-        <w:ind w:left="3589" w:hanging="360"/>
-      </w:pPr>
-      <w:rPr>
-        <w:rFonts w:ascii="Symbol" w:hAnsi="Symbol" w:hint="default"/>
-      </w:rPr>
-    </w:lvl>
-    <w:lvl w:ilvl="4" w:tplc="04190003" w:tentative="1">
-      <w:start w:val="1"/>
-      <w:numFmt w:val="bullet"/>
-      <w:lvlText w:val="o"/>
-      <w:lvlJc w:val="left"/>
-      <w:pPr>
-        <w:ind w:left="4309" w:hanging="360"/>
-      </w:pPr>
-      <w:rPr>
-        <w:rFonts w:ascii="Courier New" w:hAnsi="Courier New" w:cs="Courier New" w:hint="default"/>
-      </w:rPr>
-    </w:lvl>
-    <w:lvl w:ilvl="5" w:tplc="04190005" w:tentative="1">
-      <w:start w:val="1"/>
-      <w:numFmt w:val="bullet"/>
-      <w:lvlText w:val=""/>
-      <w:lvlJc w:val="left"/>
-      <w:pPr>
-        <w:ind w:left="5029" w:hanging="360"/>
-      </w:pPr>
-      <w:rPr>
-        <w:rFonts w:ascii="Wingdings" w:hAnsi="Wingdings" w:hint="default"/>
-      </w:rPr>
-    </w:lvl>
-    <w:lvl w:ilvl="6" w:tplc="04190001" w:tentative="1">
-      <w:start w:val="1"/>
-      <w:numFmt w:val="bullet"/>
-      <w:lvlText w:val=""/>
-      <w:lvlJc w:val="left"/>
-      <w:pPr>
-        <w:ind w:left="5749" w:hanging="360"/>
-      </w:pPr>
-      <w:rPr>
-        <w:rFonts w:ascii="Symbol" w:hAnsi="Symbol" w:hint="default"/>
-      </w:rPr>
-    </w:lvl>
-    <w:lvl w:ilvl="7" w:tplc="04190003" w:tentative="1">
-      <w:start w:val="1"/>
-      <w:numFmt w:val="bullet"/>
-      <w:lvlText w:val="o"/>
-      <w:lvlJc w:val="left"/>
-      <w:pPr>
-        <w:ind w:left="6469" w:hanging="360"/>
-      </w:pPr>
-      <w:rPr>
-        <w:rFonts w:ascii="Courier New" w:hAnsi="Courier New" w:cs="Courier New" w:hint="default"/>
-      </w:rPr>
-    </w:lvl>
-    <w:lvl w:ilvl="8" w:tplc="04190005" w:tentative="1">
-      <w:start w:val="1"/>
-      <w:numFmt w:val="bullet"/>
-      <w:lvlText w:val=""/>
-      <w:lvlJc w:val="left"/>
-      <w:pPr>
-        <w:ind w:left="7189" w:hanging="360"/>
-      </w:pPr>
-      <w:rPr>
-        <w:rFonts w:ascii="Wingdings" w:hAnsi="Wingdings" w:hint="default"/>
-      </w:rPr>
-    </w:lvl>
-  </w:abstractNum>
-  <w:abstractNum w:abstractNumId="14" w15:restartNumberingAfterBreak="0">
-    <w:nsid w:val="33783B69"/>
-    <w:multiLevelType w:val="multilevel"/>
-    <w:tmpl w:val="CC6844F8"/>
-    <w:lvl w:ilvl="0">
-      <w:start w:val="1"/>
-      <w:numFmt w:val="bullet"/>
-      <w:lvlText w:val=""/>
-      <w:lvlJc w:val="left"/>
-      <w:pPr>
-        <w:tabs>
-          <w:tab w:val="num" w:pos="720"/>
-        </w:tabs>
-        <w:ind w:left="720" w:hanging="360"/>
-      </w:pPr>
-      <w:rPr>
-        <w:rFonts w:ascii="Symbol" w:hAnsi="Symbol" w:hint="default"/>
-        <w:sz w:val="20"/>
-      </w:rPr>
-    </w:lvl>
-    <w:lvl w:ilvl="1" w:tentative="1">
-      <w:start w:val="1"/>
-      <w:numFmt w:val="bullet"/>
-      <w:lvlText w:val=""/>
-      <w:lvlJc w:val="left"/>
-      <w:pPr>
-        <w:tabs>
-          <w:tab w:val="num" w:pos="1440"/>
-        </w:tabs>
-        <w:ind w:left="1440" w:hanging="360"/>
-      </w:pPr>
-      <w:rPr>
-        <w:rFonts w:ascii="Symbol" w:hAnsi="Symbol" w:hint="default"/>
-        <w:sz w:val="20"/>
-      </w:rPr>
-    </w:lvl>
-    <w:lvl w:ilvl="2" w:tentative="1">
-      <w:start w:val="1"/>
-      <w:numFmt w:val="bullet"/>
-      <w:lvlText w:val=""/>
-      <w:lvlJc w:val="left"/>
-      <w:pPr>
-        <w:tabs>
-          <w:tab w:val="num" w:pos="2160"/>
-        </w:tabs>
-        <w:ind w:left="2160" w:hanging="360"/>
-      </w:pPr>
-      <w:rPr>
-        <w:rFonts w:ascii="Symbol" w:hAnsi="Symbol" w:hint="default"/>
-        <w:sz w:val="20"/>
-      </w:rPr>
-    </w:lvl>
-    <w:lvl w:ilvl="3" w:tentative="1">
-      <w:start w:val="1"/>
-      <w:numFmt w:val="bullet"/>
-      <w:lvlText w:val=""/>
-      <w:lvlJc w:val="left"/>
-      <w:pPr>
-        <w:tabs>
-          <w:tab w:val="num" w:pos="2880"/>
-        </w:tabs>
-        <w:ind w:left="2880" w:hanging="360"/>
-      </w:pPr>
-      <w:rPr>
-        <w:rFonts w:ascii="Symbol" w:hAnsi="Symbol" w:hint="default"/>
-        <w:sz w:val="20"/>
-      </w:rPr>
-    </w:lvl>
-    <w:lvl w:ilvl="4" w:tentative="1">
-      <w:start w:val="1"/>
-      <w:numFmt w:val="bullet"/>
-      <w:lvlText w:val=""/>
-      <w:lvlJc w:val="left"/>
-      <w:pPr>
-        <w:tabs>
-          <w:tab w:val="num" w:pos="3600"/>
-        </w:tabs>
-        <w:ind w:left="3600" w:hanging="360"/>
-      </w:pPr>
-      <w:rPr>
-        <w:rFonts w:ascii="Symbol" w:hAnsi="Symbol" w:hint="default"/>
-        <w:sz w:val="20"/>
-      </w:rPr>
-    </w:lvl>
-    <w:lvl w:ilvl="5" w:tentative="1">
-      <w:start w:val="1"/>
-      <w:numFmt w:val="bullet"/>
-      <w:lvlText w:val=""/>
-      <w:lvlJc w:val="left"/>
-      <w:pPr>
-        <w:tabs>
-          <w:tab w:val="num" w:pos="4320"/>
-        </w:tabs>
-        <w:ind w:left="4320" w:hanging="360"/>
-      </w:pPr>
-      <w:rPr>
-        <w:rFonts w:ascii="Symbol" w:hAnsi="Symbol" w:hint="default"/>
-        <w:sz w:val="20"/>
-      </w:rPr>
-    </w:lvl>
-    <w:lvl w:ilvl="6" w:tentative="1">
-      <w:start w:val="1"/>
-      <w:numFmt w:val="bullet"/>
-      <w:lvlText w:val=""/>
-      <w:lvlJc w:val="left"/>
-      <w:pPr>
-        <w:tabs>
-          <w:tab w:val="num" w:pos="5040"/>
-        </w:tabs>
-        <w:ind w:left="5040" w:hanging="360"/>
-      </w:pPr>
-      <w:rPr>
-        <w:rFonts w:ascii="Symbol" w:hAnsi="Symbol" w:hint="default"/>
-        <w:sz w:val="20"/>
-      </w:rPr>
-    </w:lvl>
-    <w:lvl w:ilvl="7" w:tentative="1">
-      <w:start w:val="1"/>
-      <w:numFmt w:val="bullet"/>
-      <w:lvlText w:val=""/>
-      <w:lvlJc w:val="left"/>
-      <w:pPr>
-        <w:tabs>
-          <w:tab w:val="num" w:pos="5760"/>
-        </w:tabs>
-        <w:ind w:left="5760" w:hanging="360"/>
-      </w:pPr>
-      <w:rPr>
-        <w:rFonts w:ascii="Symbol" w:hAnsi="Symbol" w:hint="default"/>
-        <w:sz w:val="20"/>
-      </w:rPr>
-    </w:lvl>
-    <w:lvl w:ilvl="8" w:tentative="1">
-      <w:start w:val="1"/>
-      <w:numFmt w:val="bullet"/>
-      <w:lvlText w:val=""/>
-      <w:lvlJc w:val="left"/>
-      <w:pPr>
-        <w:tabs>
-          <w:tab w:val="num" w:pos="6480"/>
-        </w:tabs>
-        <w:ind w:left="6480" w:hanging="360"/>
-      </w:pPr>
-      <w:rPr>
-        <w:rFonts w:ascii="Symbol" w:hAnsi="Symbol" w:hint="default"/>
-        <w:sz w:val="20"/>
-      </w:rPr>
-    </w:lvl>
-  </w:abstractNum>
-  <w:abstractNum w:abstractNumId="15" w15:restartNumberingAfterBreak="0">
-    <w:nsid w:val="3ACD1BB2"/>
-    <w:multiLevelType w:val="hybridMultilevel"/>
-    <w:tmpl w:val="7A9054F6"/>
-    <w:lvl w:ilvl="0" w:tplc="DE285BE4">
-      <w:start w:val="1"/>
-      <w:numFmt w:val="bullet"/>
-      <w:lvlText w:val="–"/>
-      <w:lvlJc w:val="left"/>
-      <w:pPr>
-        <w:ind w:left="0" w:firstLine="0"/>
+        <w:tabs>
+          <w:tab w:val="num" w:pos="1069"/>
+        </w:tabs>
+        <w:ind w:left="1069" w:hanging="360"/>
       </w:pPr>
       <w:rPr>
         <w:rFonts w:ascii="Times New Roman" w:eastAsia="Times New Roman" w:hAnsi="Times New Roman" w:cs="Times New Roman" w:hint="default"/>
@@ -9711,104 +12464,1005 @@
         <w:vertAlign w:val="baseline"/>
       </w:rPr>
     </w:lvl>
-    <w:lvl w:ilvl="1" w:tplc="FFFFFFFF" w:tentative="1">
-      <w:start w:val="1"/>
-      <w:numFmt w:val="bullet"/>
-      <w:lvlText w:val="o"/>
-      <w:lvlJc w:val="left"/>
-      <w:pPr>
-        <w:ind w:left="1080" w:hanging="360"/>
-      </w:pPr>
-      <w:rPr>
-        <w:rFonts w:ascii="Courier New" w:hAnsi="Courier New" w:cs="Courier New" w:hint="default"/>
-      </w:rPr>
-    </w:lvl>
-    <w:lvl w:ilvl="2" w:tplc="FFFFFFFF" w:tentative="1">
-      <w:start w:val="1"/>
-      <w:numFmt w:val="bullet"/>
-      <w:lvlText w:val=""/>
-      <w:lvlJc w:val="left"/>
-      <w:pPr>
-        <w:ind w:left="1800" w:hanging="360"/>
-      </w:pPr>
-      <w:rPr>
-        <w:rFonts w:ascii="Wingdings" w:hAnsi="Wingdings" w:hint="default"/>
-      </w:rPr>
-    </w:lvl>
-    <w:lvl w:ilvl="3" w:tplc="FFFFFFFF" w:tentative="1">
-      <w:start w:val="1"/>
-      <w:numFmt w:val="bullet"/>
-      <w:lvlText w:val=""/>
-      <w:lvlJc w:val="left"/>
-      <w:pPr>
-        <w:ind w:left="2520" w:hanging="360"/>
-      </w:pPr>
-      <w:rPr>
-        <w:rFonts w:ascii="Symbol" w:hAnsi="Symbol" w:hint="default"/>
-      </w:rPr>
-    </w:lvl>
-    <w:lvl w:ilvl="4" w:tplc="FFFFFFFF" w:tentative="1">
-      <w:start w:val="1"/>
-      <w:numFmt w:val="bullet"/>
-      <w:lvlText w:val="o"/>
-      <w:lvlJc w:val="left"/>
-      <w:pPr>
-        <w:ind w:left="3240" w:hanging="360"/>
-      </w:pPr>
-      <w:rPr>
-        <w:rFonts w:ascii="Courier New" w:hAnsi="Courier New" w:cs="Courier New" w:hint="default"/>
-      </w:rPr>
-    </w:lvl>
-    <w:lvl w:ilvl="5" w:tplc="FFFFFFFF" w:tentative="1">
-      <w:start w:val="1"/>
-      <w:numFmt w:val="bullet"/>
-      <w:lvlText w:val=""/>
-      <w:lvlJc w:val="left"/>
-      <w:pPr>
-        <w:ind w:left="3960" w:hanging="360"/>
-      </w:pPr>
-      <w:rPr>
-        <w:rFonts w:ascii="Wingdings" w:hAnsi="Wingdings" w:hint="default"/>
-      </w:rPr>
-    </w:lvl>
-    <w:lvl w:ilvl="6" w:tplc="FFFFFFFF" w:tentative="1">
-      <w:start w:val="1"/>
-      <w:numFmt w:val="bullet"/>
-      <w:lvlText w:val=""/>
-      <w:lvlJc w:val="left"/>
-      <w:pPr>
-        <w:ind w:left="4680" w:hanging="360"/>
-      </w:pPr>
-      <w:rPr>
-        <w:rFonts w:ascii="Symbol" w:hAnsi="Symbol" w:hint="default"/>
-      </w:rPr>
-    </w:lvl>
-    <w:lvl w:ilvl="7" w:tplc="FFFFFFFF" w:tentative="1">
-      <w:start w:val="1"/>
-      <w:numFmt w:val="bullet"/>
-      <w:lvlText w:val="o"/>
-      <w:lvlJc w:val="left"/>
-      <w:pPr>
-        <w:ind w:left="5400" w:hanging="360"/>
-      </w:pPr>
-      <w:rPr>
-        <w:rFonts w:ascii="Courier New" w:hAnsi="Courier New" w:cs="Courier New" w:hint="default"/>
-      </w:rPr>
-    </w:lvl>
-    <w:lvl w:ilvl="8" w:tplc="FFFFFFFF" w:tentative="1">
-      <w:start w:val="1"/>
-      <w:numFmt w:val="bullet"/>
-      <w:lvlText w:val=""/>
-      <w:lvlJc w:val="left"/>
-      <w:pPr>
-        <w:ind w:left="6120" w:hanging="360"/>
-      </w:pPr>
-      <w:rPr>
-        <w:rFonts w:ascii="Wingdings" w:hAnsi="Wingdings" w:hint="default"/>
-      </w:rPr>
+    <w:lvl w:ilvl="1" w:tentative="1">
+      <w:start w:val="1"/>
+      <w:numFmt w:val="bullet"/>
+      <w:lvlText w:val=""/>
+      <w:lvlJc w:val="left"/>
+      <w:pPr>
+        <w:tabs>
+          <w:tab w:val="num" w:pos="1789"/>
+        </w:tabs>
+        <w:ind w:left="1789" w:hanging="360"/>
+      </w:pPr>
+      <w:rPr>
+        <w:rFonts w:ascii="Symbol" w:hAnsi="Symbol" w:hint="default"/>
+        <w:sz w:val="20"/>
+      </w:rPr>
+    </w:lvl>
+    <w:lvl w:ilvl="2" w:tentative="1">
+      <w:start w:val="1"/>
+      <w:numFmt w:val="bullet"/>
+      <w:lvlText w:val=""/>
+      <w:lvlJc w:val="left"/>
+      <w:pPr>
+        <w:tabs>
+          <w:tab w:val="num" w:pos="2509"/>
+        </w:tabs>
+        <w:ind w:left="2509" w:hanging="360"/>
+      </w:pPr>
+      <w:rPr>
+        <w:rFonts w:ascii="Symbol" w:hAnsi="Symbol" w:hint="default"/>
+        <w:sz w:val="20"/>
+      </w:rPr>
+    </w:lvl>
+    <w:lvl w:ilvl="3" w:tentative="1">
+      <w:start w:val="1"/>
+      <w:numFmt w:val="bullet"/>
+      <w:lvlText w:val=""/>
+      <w:lvlJc w:val="left"/>
+      <w:pPr>
+        <w:tabs>
+          <w:tab w:val="num" w:pos="3229"/>
+        </w:tabs>
+        <w:ind w:left="3229" w:hanging="360"/>
+      </w:pPr>
+      <w:rPr>
+        <w:rFonts w:ascii="Symbol" w:hAnsi="Symbol" w:hint="default"/>
+        <w:sz w:val="20"/>
+      </w:rPr>
+    </w:lvl>
+    <w:lvl w:ilvl="4" w:tentative="1">
+      <w:start w:val="1"/>
+      <w:numFmt w:val="bullet"/>
+      <w:lvlText w:val=""/>
+      <w:lvlJc w:val="left"/>
+      <w:pPr>
+        <w:tabs>
+          <w:tab w:val="num" w:pos="3949"/>
+        </w:tabs>
+        <w:ind w:left="3949" w:hanging="360"/>
+      </w:pPr>
+      <w:rPr>
+        <w:rFonts w:ascii="Symbol" w:hAnsi="Symbol" w:hint="default"/>
+        <w:sz w:val="20"/>
+      </w:rPr>
+    </w:lvl>
+    <w:lvl w:ilvl="5" w:tentative="1">
+      <w:start w:val="1"/>
+      <w:numFmt w:val="bullet"/>
+      <w:lvlText w:val=""/>
+      <w:lvlJc w:val="left"/>
+      <w:pPr>
+        <w:tabs>
+          <w:tab w:val="num" w:pos="4669"/>
+        </w:tabs>
+        <w:ind w:left="4669" w:hanging="360"/>
+      </w:pPr>
+      <w:rPr>
+        <w:rFonts w:ascii="Symbol" w:hAnsi="Symbol" w:hint="default"/>
+        <w:sz w:val="20"/>
+      </w:rPr>
+    </w:lvl>
+    <w:lvl w:ilvl="6" w:tentative="1">
+      <w:start w:val="1"/>
+      <w:numFmt w:val="bullet"/>
+      <w:lvlText w:val=""/>
+      <w:lvlJc w:val="left"/>
+      <w:pPr>
+        <w:tabs>
+          <w:tab w:val="num" w:pos="5389"/>
+        </w:tabs>
+        <w:ind w:left="5389" w:hanging="360"/>
+      </w:pPr>
+      <w:rPr>
+        <w:rFonts w:ascii="Symbol" w:hAnsi="Symbol" w:hint="default"/>
+        <w:sz w:val="20"/>
+      </w:rPr>
+    </w:lvl>
+    <w:lvl w:ilvl="7" w:tentative="1">
+      <w:start w:val="1"/>
+      <w:numFmt w:val="bullet"/>
+      <w:lvlText w:val=""/>
+      <w:lvlJc w:val="left"/>
+      <w:pPr>
+        <w:tabs>
+          <w:tab w:val="num" w:pos="6109"/>
+        </w:tabs>
+        <w:ind w:left="6109" w:hanging="360"/>
+      </w:pPr>
+      <w:rPr>
+        <w:rFonts w:ascii="Symbol" w:hAnsi="Symbol" w:hint="default"/>
+        <w:sz w:val="20"/>
+      </w:rPr>
+    </w:lvl>
+    <w:lvl w:ilvl="8" w:tentative="1">
+      <w:start w:val="1"/>
+      <w:numFmt w:val="bullet"/>
+      <w:lvlText w:val=""/>
+      <w:lvlJc w:val="left"/>
+      <w:pPr>
+        <w:tabs>
+          <w:tab w:val="num" w:pos="6829"/>
+        </w:tabs>
+        <w:ind w:left="6829" w:hanging="360"/>
+      </w:pPr>
+      <w:rPr>
+        <w:rFonts w:ascii="Symbol" w:hAnsi="Symbol" w:hint="default"/>
+        <w:sz w:val="20"/>
+      </w:rPr>
+    </w:lvl>
+  </w:abstractNum>
+  <w:abstractNum w:abstractNumId="15" w15:restartNumberingAfterBreak="0">
+    <w:nsid w:val="2D5717D8"/>
+    <w:multiLevelType w:val="multilevel"/>
+    <w:tmpl w:val="018A4E9C"/>
+    <w:lvl w:ilvl="0">
+      <w:start w:val="1"/>
+      <w:numFmt w:val="decimal"/>
+      <w:lvlText w:val="%1."/>
+      <w:lvlJc w:val="left"/>
+      <w:pPr>
+        <w:tabs>
+          <w:tab w:val="num" w:pos="720"/>
+        </w:tabs>
+        <w:ind w:left="720" w:hanging="360"/>
+      </w:pPr>
+    </w:lvl>
+    <w:lvl w:ilvl="1" w:tentative="1">
+      <w:start w:val="1"/>
+      <w:numFmt w:val="decimal"/>
+      <w:lvlText w:val="%2."/>
+      <w:lvlJc w:val="left"/>
+      <w:pPr>
+        <w:tabs>
+          <w:tab w:val="num" w:pos="1440"/>
+        </w:tabs>
+        <w:ind w:left="1440" w:hanging="360"/>
+      </w:pPr>
+    </w:lvl>
+    <w:lvl w:ilvl="2" w:tentative="1">
+      <w:start w:val="1"/>
+      <w:numFmt w:val="decimal"/>
+      <w:lvlText w:val="%3."/>
+      <w:lvlJc w:val="left"/>
+      <w:pPr>
+        <w:tabs>
+          <w:tab w:val="num" w:pos="2160"/>
+        </w:tabs>
+        <w:ind w:left="2160" w:hanging="360"/>
+      </w:pPr>
+    </w:lvl>
+    <w:lvl w:ilvl="3" w:tentative="1">
+      <w:start w:val="1"/>
+      <w:numFmt w:val="decimal"/>
+      <w:lvlText w:val="%4."/>
+      <w:lvlJc w:val="left"/>
+      <w:pPr>
+        <w:tabs>
+          <w:tab w:val="num" w:pos="2880"/>
+        </w:tabs>
+        <w:ind w:left="2880" w:hanging="360"/>
+      </w:pPr>
+    </w:lvl>
+    <w:lvl w:ilvl="4" w:tentative="1">
+      <w:start w:val="1"/>
+      <w:numFmt w:val="decimal"/>
+      <w:lvlText w:val="%5."/>
+      <w:lvlJc w:val="left"/>
+      <w:pPr>
+        <w:tabs>
+          <w:tab w:val="num" w:pos="3600"/>
+        </w:tabs>
+        <w:ind w:left="3600" w:hanging="360"/>
+      </w:pPr>
+    </w:lvl>
+    <w:lvl w:ilvl="5" w:tentative="1">
+      <w:start w:val="1"/>
+      <w:numFmt w:val="decimal"/>
+      <w:lvlText w:val="%6."/>
+      <w:lvlJc w:val="left"/>
+      <w:pPr>
+        <w:tabs>
+          <w:tab w:val="num" w:pos="4320"/>
+        </w:tabs>
+        <w:ind w:left="4320" w:hanging="360"/>
+      </w:pPr>
+    </w:lvl>
+    <w:lvl w:ilvl="6" w:tentative="1">
+      <w:start w:val="1"/>
+      <w:numFmt w:val="decimal"/>
+      <w:lvlText w:val="%7."/>
+      <w:lvlJc w:val="left"/>
+      <w:pPr>
+        <w:tabs>
+          <w:tab w:val="num" w:pos="5040"/>
+        </w:tabs>
+        <w:ind w:left="5040" w:hanging="360"/>
+      </w:pPr>
+    </w:lvl>
+    <w:lvl w:ilvl="7" w:tentative="1">
+      <w:start w:val="1"/>
+      <w:numFmt w:val="decimal"/>
+      <w:lvlText w:val="%8."/>
+      <w:lvlJc w:val="left"/>
+      <w:pPr>
+        <w:tabs>
+          <w:tab w:val="num" w:pos="5760"/>
+        </w:tabs>
+        <w:ind w:left="5760" w:hanging="360"/>
+      </w:pPr>
+    </w:lvl>
+    <w:lvl w:ilvl="8" w:tentative="1">
+      <w:start w:val="1"/>
+      <w:numFmt w:val="decimal"/>
+      <w:lvlText w:val="%9."/>
+      <w:lvlJc w:val="left"/>
+      <w:pPr>
+        <w:tabs>
+          <w:tab w:val="num" w:pos="6480"/>
+        </w:tabs>
+        <w:ind w:left="6480" w:hanging="360"/>
+      </w:pPr>
     </w:lvl>
   </w:abstractNum>
   <w:abstractNum w:abstractNumId="16" w15:restartNumberingAfterBreak="0">
+    <w:nsid w:val="2F481B22"/>
+    <w:multiLevelType w:val="hybridMultilevel"/>
+    <w:tmpl w:val="53EAA480"/>
+    <w:lvl w:ilvl="0" w:tplc="45B21F02">
+      <w:start w:val="1"/>
+      <w:numFmt w:val="bullet"/>
+      <w:lvlText w:val="–"/>
+      <w:lvlJc w:val="left"/>
+      <w:pPr>
+        <w:ind w:left="1429" w:hanging="360"/>
+      </w:pPr>
+      <w:rPr>
+        <w:rFonts w:ascii="Times New Roman" w:eastAsia="Times New Roman" w:hAnsi="Times New Roman" w:cs="Times New Roman" w:hint="default"/>
+        <w:b w:val="0"/>
+        <w:i w:val="0"/>
+        <w:strike w:val="0"/>
+        <w:dstrike w:val="0"/>
+        <w:color w:val="000000"/>
+        <w:sz w:val="28"/>
+        <w:szCs w:val="28"/>
+        <w:u w:val="none" w:color="000000"/>
+        <w:vertAlign w:val="baseline"/>
+      </w:rPr>
+    </w:lvl>
+    <w:lvl w:ilvl="1" w:tplc="04190003" w:tentative="1">
+      <w:start w:val="1"/>
+      <w:numFmt w:val="bullet"/>
+      <w:lvlText w:val="o"/>
+      <w:lvlJc w:val="left"/>
+      <w:pPr>
+        <w:ind w:left="2149" w:hanging="360"/>
+      </w:pPr>
+      <w:rPr>
+        <w:rFonts w:ascii="Courier New" w:hAnsi="Courier New" w:cs="Courier New" w:hint="default"/>
+      </w:rPr>
+    </w:lvl>
+    <w:lvl w:ilvl="2" w:tplc="04190005" w:tentative="1">
+      <w:start w:val="1"/>
+      <w:numFmt w:val="bullet"/>
+      <w:lvlText w:val=""/>
+      <w:lvlJc w:val="left"/>
+      <w:pPr>
+        <w:ind w:left="2869" w:hanging="360"/>
+      </w:pPr>
+      <w:rPr>
+        <w:rFonts w:ascii="Wingdings" w:hAnsi="Wingdings" w:hint="default"/>
+      </w:rPr>
+    </w:lvl>
+    <w:lvl w:ilvl="3" w:tplc="04190001" w:tentative="1">
+      <w:start w:val="1"/>
+      <w:numFmt w:val="bullet"/>
+      <w:lvlText w:val=""/>
+      <w:lvlJc w:val="left"/>
+      <w:pPr>
+        <w:ind w:left="3589" w:hanging="360"/>
+      </w:pPr>
+      <w:rPr>
+        <w:rFonts w:ascii="Symbol" w:hAnsi="Symbol" w:hint="default"/>
+      </w:rPr>
+    </w:lvl>
+    <w:lvl w:ilvl="4" w:tplc="04190003" w:tentative="1">
+      <w:start w:val="1"/>
+      <w:numFmt w:val="bullet"/>
+      <w:lvlText w:val="o"/>
+      <w:lvlJc w:val="left"/>
+      <w:pPr>
+        <w:ind w:left="4309" w:hanging="360"/>
+      </w:pPr>
+      <w:rPr>
+        <w:rFonts w:ascii="Courier New" w:hAnsi="Courier New" w:cs="Courier New" w:hint="default"/>
+      </w:rPr>
+    </w:lvl>
+    <w:lvl w:ilvl="5" w:tplc="04190005" w:tentative="1">
+      <w:start w:val="1"/>
+      <w:numFmt w:val="bullet"/>
+      <w:lvlText w:val=""/>
+      <w:lvlJc w:val="left"/>
+      <w:pPr>
+        <w:ind w:left="5029" w:hanging="360"/>
+      </w:pPr>
+      <w:rPr>
+        <w:rFonts w:ascii="Wingdings" w:hAnsi="Wingdings" w:hint="default"/>
+      </w:rPr>
+    </w:lvl>
+    <w:lvl w:ilvl="6" w:tplc="04190001" w:tentative="1">
+      <w:start w:val="1"/>
+      <w:numFmt w:val="bullet"/>
+      <w:lvlText w:val=""/>
+      <w:lvlJc w:val="left"/>
+      <w:pPr>
+        <w:ind w:left="5749" w:hanging="360"/>
+      </w:pPr>
+      <w:rPr>
+        <w:rFonts w:ascii="Symbol" w:hAnsi="Symbol" w:hint="default"/>
+      </w:rPr>
+    </w:lvl>
+    <w:lvl w:ilvl="7" w:tplc="04190003" w:tentative="1">
+      <w:start w:val="1"/>
+      <w:numFmt w:val="bullet"/>
+      <w:lvlText w:val="o"/>
+      <w:lvlJc w:val="left"/>
+      <w:pPr>
+        <w:ind w:left="6469" w:hanging="360"/>
+      </w:pPr>
+      <w:rPr>
+        <w:rFonts w:ascii="Courier New" w:hAnsi="Courier New" w:cs="Courier New" w:hint="default"/>
+      </w:rPr>
+    </w:lvl>
+    <w:lvl w:ilvl="8" w:tplc="04190005" w:tentative="1">
+      <w:start w:val="1"/>
+      <w:numFmt w:val="bullet"/>
+      <w:lvlText w:val=""/>
+      <w:lvlJc w:val="left"/>
+      <w:pPr>
+        <w:ind w:left="7189" w:hanging="360"/>
+      </w:pPr>
+      <w:rPr>
+        <w:rFonts w:ascii="Wingdings" w:hAnsi="Wingdings" w:hint="default"/>
+      </w:rPr>
+    </w:lvl>
+  </w:abstractNum>
+  <w:abstractNum w:abstractNumId="17" w15:restartNumberingAfterBreak="0">
+    <w:nsid w:val="2F7D793D"/>
+    <w:multiLevelType w:val="hybridMultilevel"/>
+    <w:tmpl w:val="BD5854AE"/>
+    <w:lvl w:ilvl="0" w:tplc="04190001">
+      <w:start w:val="1"/>
+      <w:numFmt w:val="bullet"/>
+      <w:lvlText w:val=""/>
+      <w:lvlJc w:val="left"/>
+      <w:pPr>
+        <w:ind w:left="1429" w:hanging="360"/>
+      </w:pPr>
+      <w:rPr>
+        <w:rFonts w:ascii="Symbol" w:hAnsi="Symbol" w:hint="default"/>
+      </w:rPr>
+    </w:lvl>
+    <w:lvl w:ilvl="1" w:tplc="04190003" w:tentative="1">
+      <w:start w:val="1"/>
+      <w:numFmt w:val="bullet"/>
+      <w:lvlText w:val="o"/>
+      <w:lvlJc w:val="left"/>
+      <w:pPr>
+        <w:ind w:left="2149" w:hanging="360"/>
+      </w:pPr>
+      <w:rPr>
+        <w:rFonts w:ascii="Courier New" w:hAnsi="Courier New" w:cs="Courier New" w:hint="default"/>
+      </w:rPr>
+    </w:lvl>
+    <w:lvl w:ilvl="2" w:tplc="04190005" w:tentative="1">
+      <w:start w:val="1"/>
+      <w:numFmt w:val="bullet"/>
+      <w:lvlText w:val=""/>
+      <w:lvlJc w:val="left"/>
+      <w:pPr>
+        <w:ind w:left="2869" w:hanging="360"/>
+      </w:pPr>
+      <w:rPr>
+        <w:rFonts w:ascii="Wingdings" w:hAnsi="Wingdings" w:hint="default"/>
+      </w:rPr>
+    </w:lvl>
+    <w:lvl w:ilvl="3" w:tplc="04190001" w:tentative="1">
+      <w:start w:val="1"/>
+      <w:numFmt w:val="bullet"/>
+      <w:lvlText w:val=""/>
+      <w:lvlJc w:val="left"/>
+      <w:pPr>
+        <w:ind w:left="3589" w:hanging="360"/>
+      </w:pPr>
+      <w:rPr>
+        <w:rFonts w:ascii="Symbol" w:hAnsi="Symbol" w:hint="default"/>
+      </w:rPr>
+    </w:lvl>
+    <w:lvl w:ilvl="4" w:tplc="04190003" w:tentative="1">
+      <w:start w:val="1"/>
+      <w:numFmt w:val="bullet"/>
+      <w:lvlText w:val="o"/>
+      <w:lvlJc w:val="left"/>
+      <w:pPr>
+        <w:ind w:left="4309" w:hanging="360"/>
+      </w:pPr>
+      <w:rPr>
+        <w:rFonts w:ascii="Courier New" w:hAnsi="Courier New" w:cs="Courier New" w:hint="default"/>
+      </w:rPr>
+    </w:lvl>
+    <w:lvl w:ilvl="5" w:tplc="04190005" w:tentative="1">
+      <w:start w:val="1"/>
+      <w:numFmt w:val="bullet"/>
+      <w:lvlText w:val=""/>
+      <w:lvlJc w:val="left"/>
+      <w:pPr>
+        <w:ind w:left="5029" w:hanging="360"/>
+      </w:pPr>
+      <w:rPr>
+        <w:rFonts w:ascii="Wingdings" w:hAnsi="Wingdings" w:hint="default"/>
+      </w:rPr>
+    </w:lvl>
+    <w:lvl w:ilvl="6" w:tplc="04190001" w:tentative="1">
+      <w:start w:val="1"/>
+      <w:numFmt w:val="bullet"/>
+      <w:lvlText w:val=""/>
+      <w:lvlJc w:val="left"/>
+      <w:pPr>
+        <w:ind w:left="5749" w:hanging="360"/>
+      </w:pPr>
+      <w:rPr>
+        <w:rFonts w:ascii="Symbol" w:hAnsi="Symbol" w:hint="default"/>
+      </w:rPr>
+    </w:lvl>
+    <w:lvl w:ilvl="7" w:tplc="04190003" w:tentative="1">
+      <w:start w:val="1"/>
+      <w:numFmt w:val="bullet"/>
+      <w:lvlText w:val="o"/>
+      <w:lvlJc w:val="left"/>
+      <w:pPr>
+        <w:ind w:left="6469" w:hanging="360"/>
+      </w:pPr>
+      <w:rPr>
+        <w:rFonts w:ascii="Courier New" w:hAnsi="Courier New" w:cs="Courier New" w:hint="default"/>
+      </w:rPr>
+    </w:lvl>
+    <w:lvl w:ilvl="8" w:tplc="04190005" w:tentative="1">
+      <w:start w:val="1"/>
+      <w:numFmt w:val="bullet"/>
+      <w:lvlText w:val=""/>
+      <w:lvlJc w:val="left"/>
+      <w:pPr>
+        <w:ind w:left="7189" w:hanging="360"/>
+      </w:pPr>
+      <w:rPr>
+        <w:rFonts w:ascii="Wingdings" w:hAnsi="Wingdings" w:hint="default"/>
+      </w:rPr>
+    </w:lvl>
+  </w:abstractNum>
+  <w:abstractNum w:abstractNumId="18" w15:restartNumberingAfterBreak="0">
+    <w:nsid w:val="30532DF5"/>
+    <w:multiLevelType w:val="hybridMultilevel"/>
+    <w:tmpl w:val="BA1097F2"/>
+    <w:lvl w:ilvl="0" w:tplc="DE285BE4">
+      <w:start w:val="1"/>
+      <w:numFmt w:val="bullet"/>
+      <w:lvlText w:val="–"/>
+      <w:lvlJc w:val="left"/>
+      <w:pPr>
+        <w:ind w:left="1069" w:hanging="360"/>
+      </w:pPr>
+      <w:rPr>
+        <w:rFonts w:ascii="Times New Roman" w:eastAsia="Times New Roman" w:hAnsi="Times New Roman" w:cs="Times New Roman" w:hint="default"/>
+        <w:b w:val="0"/>
+        <w:i w:val="0"/>
+        <w:strike w:val="0"/>
+        <w:dstrike w:val="0"/>
+        <w:color w:val="000000"/>
+        <w:sz w:val="28"/>
+        <w:szCs w:val="28"/>
+        <w:u w:val="none" w:color="000000"/>
+        <w:bdr w:val="none" w:sz="0" w:space="0" w:color="auto"/>
+        <w:shd w:val="clear" w:color="auto" w:fill="auto"/>
+        <w:vertAlign w:val="baseline"/>
+      </w:rPr>
+    </w:lvl>
+    <w:lvl w:ilvl="1" w:tplc="04190003" w:tentative="1">
+      <w:start w:val="1"/>
+      <w:numFmt w:val="bullet"/>
+      <w:lvlText w:val="o"/>
+      <w:lvlJc w:val="left"/>
+      <w:pPr>
+        <w:ind w:left="1789" w:hanging="360"/>
+      </w:pPr>
+      <w:rPr>
+        <w:rFonts w:ascii="Courier New" w:hAnsi="Courier New" w:cs="Courier New" w:hint="default"/>
+      </w:rPr>
+    </w:lvl>
+    <w:lvl w:ilvl="2" w:tplc="04190005" w:tentative="1">
+      <w:start w:val="1"/>
+      <w:numFmt w:val="bullet"/>
+      <w:lvlText w:val=""/>
+      <w:lvlJc w:val="left"/>
+      <w:pPr>
+        <w:ind w:left="2509" w:hanging="360"/>
+      </w:pPr>
+      <w:rPr>
+        <w:rFonts w:ascii="Wingdings" w:hAnsi="Wingdings" w:hint="default"/>
+      </w:rPr>
+    </w:lvl>
+    <w:lvl w:ilvl="3" w:tplc="04190001" w:tentative="1">
+      <w:start w:val="1"/>
+      <w:numFmt w:val="bullet"/>
+      <w:lvlText w:val=""/>
+      <w:lvlJc w:val="left"/>
+      <w:pPr>
+        <w:ind w:left="3229" w:hanging="360"/>
+      </w:pPr>
+      <w:rPr>
+        <w:rFonts w:ascii="Symbol" w:hAnsi="Symbol" w:hint="default"/>
+      </w:rPr>
+    </w:lvl>
+    <w:lvl w:ilvl="4" w:tplc="04190003" w:tentative="1">
+      <w:start w:val="1"/>
+      <w:numFmt w:val="bullet"/>
+      <w:lvlText w:val="o"/>
+      <w:lvlJc w:val="left"/>
+      <w:pPr>
+        <w:ind w:left="3949" w:hanging="360"/>
+      </w:pPr>
+      <w:rPr>
+        <w:rFonts w:ascii="Courier New" w:hAnsi="Courier New" w:cs="Courier New" w:hint="default"/>
+      </w:rPr>
+    </w:lvl>
+    <w:lvl w:ilvl="5" w:tplc="04190005" w:tentative="1">
+      <w:start w:val="1"/>
+      <w:numFmt w:val="bullet"/>
+      <w:lvlText w:val=""/>
+      <w:lvlJc w:val="left"/>
+      <w:pPr>
+        <w:ind w:left="4669" w:hanging="360"/>
+      </w:pPr>
+      <w:rPr>
+        <w:rFonts w:ascii="Wingdings" w:hAnsi="Wingdings" w:hint="default"/>
+      </w:rPr>
+    </w:lvl>
+    <w:lvl w:ilvl="6" w:tplc="04190001" w:tentative="1">
+      <w:start w:val="1"/>
+      <w:numFmt w:val="bullet"/>
+      <w:lvlText w:val=""/>
+      <w:lvlJc w:val="left"/>
+      <w:pPr>
+        <w:ind w:left="5389" w:hanging="360"/>
+      </w:pPr>
+      <w:rPr>
+        <w:rFonts w:ascii="Symbol" w:hAnsi="Symbol" w:hint="default"/>
+      </w:rPr>
+    </w:lvl>
+    <w:lvl w:ilvl="7" w:tplc="04190003" w:tentative="1">
+      <w:start w:val="1"/>
+      <w:numFmt w:val="bullet"/>
+      <w:lvlText w:val="o"/>
+      <w:lvlJc w:val="left"/>
+      <w:pPr>
+        <w:ind w:left="6109" w:hanging="360"/>
+      </w:pPr>
+      <w:rPr>
+        <w:rFonts w:ascii="Courier New" w:hAnsi="Courier New" w:cs="Courier New" w:hint="default"/>
+      </w:rPr>
+    </w:lvl>
+    <w:lvl w:ilvl="8" w:tplc="04190005" w:tentative="1">
+      <w:start w:val="1"/>
+      <w:numFmt w:val="bullet"/>
+      <w:lvlText w:val=""/>
+      <w:lvlJc w:val="left"/>
+      <w:pPr>
+        <w:ind w:left="6829" w:hanging="360"/>
+      </w:pPr>
+      <w:rPr>
+        <w:rFonts w:ascii="Wingdings" w:hAnsi="Wingdings" w:hint="default"/>
+      </w:rPr>
+    </w:lvl>
+  </w:abstractNum>
+  <w:abstractNum w:abstractNumId="19" w15:restartNumberingAfterBreak="0">
+    <w:nsid w:val="33783B69"/>
+    <w:multiLevelType w:val="multilevel"/>
+    <w:tmpl w:val="CC6844F8"/>
+    <w:lvl w:ilvl="0">
+      <w:start w:val="1"/>
+      <w:numFmt w:val="bullet"/>
+      <w:lvlText w:val=""/>
+      <w:lvlJc w:val="left"/>
+      <w:pPr>
+        <w:tabs>
+          <w:tab w:val="num" w:pos="720"/>
+        </w:tabs>
+        <w:ind w:left="720" w:hanging="360"/>
+      </w:pPr>
+      <w:rPr>
+        <w:rFonts w:ascii="Symbol" w:hAnsi="Symbol" w:hint="default"/>
+        <w:sz w:val="20"/>
+      </w:rPr>
+    </w:lvl>
+    <w:lvl w:ilvl="1" w:tentative="1">
+      <w:start w:val="1"/>
+      <w:numFmt w:val="bullet"/>
+      <w:lvlText w:val=""/>
+      <w:lvlJc w:val="left"/>
+      <w:pPr>
+        <w:tabs>
+          <w:tab w:val="num" w:pos="1440"/>
+        </w:tabs>
+        <w:ind w:left="1440" w:hanging="360"/>
+      </w:pPr>
+      <w:rPr>
+        <w:rFonts w:ascii="Symbol" w:hAnsi="Symbol" w:hint="default"/>
+        <w:sz w:val="20"/>
+      </w:rPr>
+    </w:lvl>
+    <w:lvl w:ilvl="2" w:tentative="1">
+      <w:start w:val="1"/>
+      <w:numFmt w:val="bullet"/>
+      <w:lvlText w:val=""/>
+      <w:lvlJc w:val="left"/>
+      <w:pPr>
+        <w:tabs>
+          <w:tab w:val="num" w:pos="2160"/>
+        </w:tabs>
+        <w:ind w:left="2160" w:hanging="360"/>
+      </w:pPr>
+      <w:rPr>
+        <w:rFonts w:ascii="Symbol" w:hAnsi="Symbol" w:hint="default"/>
+        <w:sz w:val="20"/>
+      </w:rPr>
+    </w:lvl>
+    <w:lvl w:ilvl="3" w:tentative="1">
+      <w:start w:val="1"/>
+      <w:numFmt w:val="bullet"/>
+      <w:lvlText w:val=""/>
+      <w:lvlJc w:val="left"/>
+      <w:pPr>
+        <w:tabs>
+          <w:tab w:val="num" w:pos="2880"/>
+        </w:tabs>
+        <w:ind w:left="2880" w:hanging="360"/>
+      </w:pPr>
+      <w:rPr>
+        <w:rFonts w:ascii="Symbol" w:hAnsi="Symbol" w:hint="default"/>
+        <w:sz w:val="20"/>
+      </w:rPr>
+    </w:lvl>
+    <w:lvl w:ilvl="4" w:tentative="1">
+      <w:start w:val="1"/>
+      <w:numFmt w:val="bullet"/>
+      <w:lvlText w:val=""/>
+      <w:lvlJc w:val="left"/>
+      <w:pPr>
+        <w:tabs>
+          <w:tab w:val="num" w:pos="3600"/>
+        </w:tabs>
+        <w:ind w:left="3600" w:hanging="360"/>
+      </w:pPr>
+      <w:rPr>
+        <w:rFonts w:ascii="Symbol" w:hAnsi="Symbol" w:hint="default"/>
+        <w:sz w:val="20"/>
+      </w:rPr>
+    </w:lvl>
+    <w:lvl w:ilvl="5" w:tentative="1">
+      <w:start w:val="1"/>
+      <w:numFmt w:val="bullet"/>
+      <w:lvlText w:val=""/>
+      <w:lvlJc w:val="left"/>
+      <w:pPr>
+        <w:tabs>
+          <w:tab w:val="num" w:pos="4320"/>
+        </w:tabs>
+        <w:ind w:left="4320" w:hanging="360"/>
+      </w:pPr>
+      <w:rPr>
+        <w:rFonts w:ascii="Symbol" w:hAnsi="Symbol" w:hint="default"/>
+        <w:sz w:val="20"/>
+      </w:rPr>
+    </w:lvl>
+    <w:lvl w:ilvl="6" w:tentative="1">
+      <w:start w:val="1"/>
+      <w:numFmt w:val="bullet"/>
+      <w:lvlText w:val=""/>
+      <w:lvlJc w:val="left"/>
+      <w:pPr>
+        <w:tabs>
+          <w:tab w:val="num" w:pos="5040"/>
+        </w:tabs>
+        <w:ind w:left="5040" w:hanging="360"/>
+      </w:pPr>
+      <w:rPr>
+        <w:rFonts w:ascii="Symbol" w:hAnsi="Symbol" w:hint="default"/>
+        <w:sz w:val="20"/>
+      </w:rPr>
+    </w:lvl>
+    <w:lvl w:ilvl="7" w:tentative="1">
+      <w:start w:val="1"/>
+      <w:numFmt w:val="bullet"/>
+      <w:lvlText w:val=""/>
+      <w:lvlJc w:val="left"/>
+      <w:pPr>
+        <w:tabs>
+          <w:tab w:val="num" w:pos="5760"/>
+        </w:tabs>
+        <w:ind w:left="5760" w:hanging="360"/>
+      </w:pPr>
+      <w:rPr>
+        <w:rFonts w:ascii="Symbol" w:hAnsi="Symbol" w:hint="default"/>
+        <w:sz w:val="20"/>
+      </w:rPr>
+    </w:lvl>
+    <w:lvl w:ilvl="8" w:tentative="1">
+      <w:start w:val="1"/>
+      <w:numFmt w:val="bullet"/>
+      <w:lvlText w:val=""/>
+      <w:lvlJc w:val="left"/>
+      <w:pPr>
+        <w:tabs>
+          <w:tab w:val="num" w:pos="6480"/>
+        </w:tabs>
+        <w:ind w:left="6480" w:hanging="360"/>
+      </w:pPr>
+      <w:rPr>
+        <w:rFonts w:ascii="Symbol" w:hAnsi="Symbol" w:hint="default"/>
+        <w:sz w:val="20"/>
+      </w:rPr>
+    </w:lvl>
+  </w:abstractNum>
+  <w:abstractNum w:abstractNumId="20" w15:restartNumberingAfterBreak="0">
+    <w:nsid w:val="3ACD1BB2"/>
+    <w:multiLevelType w:val="hybridMultilevel"/>
+    <w:tmpl w:val="7A9054F6"/>
+    <w:lvl w:ilvl="0" w:tplc="DE285BE4">
+      <w:start w:val="1"/>
+      <w:numFmt w:val="bullet"/>
+      <w:lvlText w:val="–"/>
+      <w:lvlJc w:val="left"/>
+      <w:pPr>
+        <w:ind w:left="0" w:firstLine="0"/>
+      </w:pPr>
+      <w:rPr>
+        <w:rFonts w:ascii="Times New Roman" w:eastAsia="Times New Roman" w:hAnsi="Times New Roman" w:cs="Times New Roman" w:hint="default"/>
+        <w:b w:val="0"/>
+        <w:i w:val="0"/>
+        <w:strike w:val="0"/>
+        <w:dstrike w:val="0"/>
+        <w:color w:val="000000"/>
+        <w:sz w:val="28"/>
+        <w:szCs w:val="28"/>
+        <w:u w:val="none" w:color="000000"/>
+        <w:bdr w:val="none" w:sz="0" w:space="0" w:color="auto"/>
+        <w:shd w:val="clear" w:color="auto" w:fill="auto"/>
+        <w:vertAlign w:val="baseline"/>
+      </w:rPr>
+    </w:lvl>
+    <w:lvl w:ilvl="1" w:tplc="FFFFFFFF" w:tentative="1">
+      <w:start w:val="1"/>
+      <w:numFmt w:val="bullet"/>
+      <w:lvlText w:val="o"/>
+      <w:lvlJc w:val="left"/>
+      <w:pPr>
+        <w:ind w:left="1080" w:hanging="360"/>
+      </w:pPr>
+      <w:rPr>
+        <w:rFonts w:ascii="Courier New" w:hAnsi="Courier New" w:cs="Courier New" w:hint="default"/>
+      </w:rPr>
+    </w:lvl>
+    <w:lvl w:ilvl="2" w:tplc="FFFFFFFF" w:tentative="1">
+      <w:start w:val="1"/>
+      <w:numFmt w:val="bullet"/>
+      <w:lvlText w:val=""/>
+      <w:lvlJc w:val="left"/>
+      <w:pPr>
+        <w:ind w:left="1800" w:hanging="360"/>
+      </w:pPr>
+      <w:rPr>
+        <w:rFonts w:ascii="Wingdings" w:hAnsi="Wingdings" w:hint="default"/>
+      </w:rPr>
+    </w:lvl>
+    <w:lvl w:ilvl="3" w:tplc="FFFFFFFF" w:tentative="1">
+      <w:start w:val="1"/>
+      <w:numFmt w:val="bullet"/>
+      <w:lvlText w:val=""/>
+      <w:lvlJc w:val="left"/>
+      <w:pPr>
+        <w:ind w:left="2520" w:hanging="360"/>
+      </w:pPr>
+      <w:rPr>
+        <w:rFonts w:ascii="Symbol" w:hAnsi="Symbol" w:hint="default"/>
+      </w:rPr>
+    </w:lvl>
+    <w:lvl w:ilvl="4" w:tplc="FFFFFFFF" w:tentative="1">
+      <w:start w:val="1"/>
+      <w:numFmt w:val="bullet"/>
+      <w:lvlText w:val="o"/>
+      <w:lvlJc w:val="left"/>
+      <w:pPr>
+        <w:ind w:left="3240" w:hanging="360"/>
+      </w:pPr>
+      <w:rPr>
+        <w:rFonts w:ascii="Courier New" w:hAnsi="Courier New" w:cs="Courier New" w:hint="default"/>
+      </w:rPr>
+    </w:lvl>
+    <w:lvl w:ilvl="5" w:tplc="FFFFFFFF" w:tentative="1">
+      <w:start w:val="1"/>
+      <w:numFmt w:val="bullet"/>
+      <w:lvlText w:val=""/>
+      <w:lvlJc w:val="left"/>
+      <w:pPr>
+        <w:ind w:left="3960" w:hanging="360"/>
+      </w:pPr>
+      <w:rPr>
+        <w:rFonts w:ascii="Wingdings" w:hAnsi="Wingdings" w:hint="default"/>
+      </w:rPr>
+    </w:lvl>
+    <w:lvl w:ilvl="6" w:tplc="FFFFFFFF" w:tentative="1">
+      <w:start w:val="1"/>
+      <w:numFmt w:val="bullet"/>
+      <w:lvlText w:val=""/>
+      <w:lvlJc w:val="left"/>
+      <w:pPr>
+        <w:ind w:left="4680" w:hanging="360"/>
+      </w:pPr>
+      <w:rPr>
+        <w:rFonts w:ascii="Symbol" w:hAnsi="Symbol" w:hint="default"/>
+      </w:rPr>
+    </w:lvl>
+    <w:lvl w:ilvl="7" w:tplc="FFFFFFFF" w:tentative="1">
+      <w:start w:val="1"/>
+      <w:numFmt w:val="bullet"/>
+      <w:lvlText w:val="o"/>
+      <w:lvlJc w:val="left"/>
+      <w:pPr>
+        <w:ind w:left="5400" w:hanging="360"/>
+      </w:pPr>
+      <w:rPr>
+        <w:rFonts w:ascii="Courier New" w:hAnsi="Courier New" w:cs="Courier New" w:hint="default"/>
+      </w:rPr>
+    </w:lvl>
+    <w:lvl w:ilvl="8" w:tplc="FFFFFFFF" w:tentative="1">
+      <w:start w:val="1"/>
+      <w:numFmt w:val="bullet"/>
+      <w:lvlText w:val=""/>
+      <w:lvlJc w:val="left"/>
+      <w:pPr>
+        <w:ind w:left="6120" w:hanging="360"/>
+      </w:pPr>
+      <w:rPr>
+        <w:rFonts w:ascii="Wingdings" w:hAnsi="Wingdings" w:hint="default"/>
+      </w:rPr>
+    </w:lvl>
+  </w:abstractNum>
+  <w:abstractNum w:abstractNumId="21" w15:restartNumberingAfterBreak="0">
+    <w:nsid w:val="3CE67367"/>
+    <w:multiLevelType w:val="hybridMultilevel"/>
+    <w:tmpl w:val="1882745E"/>
+    <w:lvl w:ilvl="0" w:tplc="DE285BE4">
+      <w:start w:val="1"/>
+      <w:numFmt w:val="bullet"/>
+      <w:lvlText w:val="–"/>
+      <w:lvlJc w:val="left"/>
+      <w:pPr>
+        <w:ind w:left="1069" w:hanging="360"/>
+      </w:pPr>
+      <w:rPr>
+        <w:rFonts w:ascii="Times New Roman" w:eastAsia="Times New Roman" w:hAnsi="Times New Roman" w:cs="Times New Roman" w:hint="default"/>
+        <w:b w:val="0"/>
+        <w:i w:val="0"/>
+        <w:strike w:val="0"/>
+        <w:dstrike w:val="0"/>
+        <w:color w:val="000000"/>
+        <w:sz w:val="28"/>
+        <w:szCs w:val="28"/>
+        <w:u w:val="none" w:color="000000"/>
+        <w:bdr w:val="none" w:sz="0" w:space="0" w:color="auto"/>
+        <w:shd w:val="clear" w:color="auto" w:fill="auto"/>
+        <w:vertAlign w:val="baseline"/>
+      </w:rPr>
+    </w:lvl>
+    <w:lvl w:ilvl="1" w:tplc="04190003" w:tentative="1">
+      <w:start w:val="1"/>
+      <w:numFmt w:val="bullet"/>
+      <w:lvlText w:val="o"/>
+      <w:lvlJc w:val="left"/>
+      <w:pPr>
+        <w:ind w:left="1789" w:hanging="360"/>
+      </w:pPr>
+      <w:rPr>
+        <w:rFonts w:ascii="Courier New" w:hAnsi="Courier New" w:cs="Courier New" w:hint="default"/>
+      </w:rPr>
+    </w:lvl>
+    <w:lvl w:ilvl="2" w:tplc="04190005" w:tentative="1">
+      <w:start w:val="1"/>
+      <w:numFmt w:val="bullet"/>
+      <w:lvlText w:val=""/>
+      <w:lvlJc w:val="left"/>
+      <w:pPr>
+        <w:ind w:left="2509" w:hanging="360"/>
+      </w:pPr>
+      <w:rPr>
+        <w:rFonts w:ascii="Wingdings" w:hAnsi="Wingdings" w:hint="default"/>
+      </w:rPr>
+    </w:lvl>
+    <w:lvl w:ilvl="3" w:tplc="04190001" w:tentative="1">
+      <w:start w:val="1"/>
+      <w:numFmt w:val="bullet"/>
+      <w:lvlText w:val=""/>
+      <w:lvlJc w:val="left"/>
+      <w:pPr>
+        <w:ind w:left="3229" w:hanging="360"/>
+      </w:pPr>
+      <w:rPr>
+        <w:rFonts w:ascii="Symbol" w:hAnsi="Symbol" w:hint="default"/>
+      </w:rPr>
+    </w:lvl>
+    <w:lvl w:ilvl="4" w:tplc="04190003" w:tentative="1">
+      <w:start w:val="1"/>
+      <w:numFmt w:val="bullet"/>
+      <w:lvlText w:val="o"/>
+      <w:lvlJc w:val="left"/>
+      <w:pPr>
+        <w:ind w:left="3949" w:hanging="360"/>
+      </w:pPr>
+      <w:rPr>
+        <w:rFonts w:ascii="Courier New" w:hAnsi="Courier New" w:cs="Courier New" w:hint="default"/>
+      </w:rPr>
+    </w:lvl>
+    <w:lvl w:ilvl="5" w:tplc="04190005" w:tentative="1">
+      <w:start w:val="1"/>
+      <w:numFmt w:val="bullet"/>
+      <w:lvlText w:val=""/>
+      <w:lvlJc w:val="left"/>
+      <w:pPr>
+        <w:ind w:left="4669" w:hanging="360"/>
+      </w:pPr>
+      <w:rPr>
+        <w:rFonts w:ascii="Wingdings" w:hAnsi="Wingdings" w:hint="default"/>
+      </w:rPr>
+    </w:lvl>
+    <w:lvl w:ilvl="6" w:tplc="04190001" w:tentative="1">
+      <w:start w:val="1"/>
+      <w:numFmt w:val="bullet"/>
+      <w:lvlText w:val=""/>
+      <w:lvlJc w:val="left"/>
+      <w:pPr>
+        <w:ind w:left="5389" w:hanging="360"/>
+      </w:pPr>
+      <w:rPr>
+        <w:rFonts w:ascii="Symbol" w:hAnsi="Symbol" w:hint="default"/>
+      </w:rPr>
+    </w:lvl>
+    <w:lvl w:ilvl="7" w:tplc="04190003" w:tentative="1">
+      <w:start w:val="1"/>
+      <w:numFmt w:val="bullet"/>
+      <w:lvlText w:val="o"/>
+      <w:lvlJc w:val="left"/>
+      <w:pPr>
+        <w:ind w:left="6109" w:hanging="360"/>
+      </w:pPr>
+      <w:rPr>
+        <w:rFonts w:ascii="Courier New" w:hAnsi="Courier New" w:cs="Courier New" w:hint="default"/>
+      </w:rPr>
+    </w:lvl>
+    <w:lvl w:ilvl="8" w:tplc="04190005" w:tentative="1">
+      <w:start w:val="1"/>
+      <w:numFmt w:val="bullet"/>
+      <w:lvlText w:val=""/>
+      <w:lvlJc w:val="left"/>
+      <w:pPr>
+        <w:ind w:left="6829" w:hanging="360"/>
+      </w:pPr>
+      <w:rPr>
+        <w:rFonts w:ascii="Wingdings" w:hAnsi="Wingdings" w:hint="default"/>
+      </w:rPr>
+    </w:lvl>
+  </w:abstractNum>
+  <w:abstractNum w:abstractNumId="22" w15:restartNumberingAfterBreak="0">
     <w:nsid w:val="3ED53FFA"/>
     <w:multiLevelType w:val="hybridMultilevel"/>
     <w:tmpl w:val="514C3A6C"/>
@@ -9932,7 +13586,283 @@
       </w:rPr>
     </w:lvl>
   </w:abstractNum>
-  <w:abstractNum w:abstractNumId="17" w15:restartNumberingAfterBreak="0">
+  <w:abstractNum w:abstractNumId="23" w15:restartNumberingAfterBreak="0">
+    <w:nsid w:val="3EED597E"/>
+    <w:multiLevelType w:val="multilevel"/>
+    <w:tmpl w:val="E93C2C26"/>
+    <w:lvl w:ilvl="0">
+      <w:start w:val="1"/>
+      <w:numFmt w:val="bullet"/>
+      <w:lvlText w:val=""/>
+      <w:lvlJc w:val="left"/>
+      <w:pPr>
+        <w:tabs>
+          <w:tab w:val="num" w:pos="720"/>
+        </w:tabs>
+        <w:ind w:left="720" w:hanging="360"/>
+      </w:pPr>
+      <w:rPr>
+        <w:rFonts w:ascii="Symbol" w:hAnsi="Symbol" w:hint="default"/>
+        <w:sz w:val="20"/>
+      </w:rPr>
+    </w:lvl>
+    <w:lvl w:ilvl="1" w:tentative="1">
+      <w:start w:val="1"/>
+      <w:numFmt w:val="bullet"/>
+      <w:lvlText w:val=""/>
+      <w:lvlJc w:val="left"/>
+      <w:pPr>
+        <w:tabs>
+          <w:tab w:val="num" w:pos="1440"/>
+        </w:tabs>
+        <w:ind w:left="1440" w:hanging="360"/>
+      </w:pPr>
+      <w:rPr>
+        <w:rFonts w:ascii="Symbol" w:hAnsi="Symbol" w:hint="default"/>
+        <w:sz w:val="20"/>
+      </w:rPr>
+    </w:lvl>
+    <w:lvl w:ilvl="2" w:tentative="1">
+      <w:start w:val="1"/>
+      <w:numFmt w:val="bullet"/>
+      <w:lvlText w:val=""/>
+      <w:lvlJc w:val="left"/>
+      <w:pPr>
+        <w:tabs>
+          <w:tab w:val="num" w:pos="2160"/>
+        </w:tabs>
+        <w:ind w:left="2160" w:hanging="360"/>
+      </w:pPr>
+      <w:rPr>
+        <w:rFonts w:ascii="Symbol" w:hAnsi="Symbol" w:hint="default"/>
+        <w:sz w:val="20"/>
+      </w:rPr>
+    </w:lvl>
+    <w:lvl w:ilvl="3" w:tentative="1">
+      <w:start w:val="1"/>
+      <w:numFmt w:val="bullet"/>
+      <w:lvlText w:val=""/>
+      <w:lvlJc w:val="left"/>
+      <w:pPr>
+        <w:tabs>
+          <w:tab w:val="num" w:pos="2880"/>
+        </w:tabs>
+        <w:ind w:left="2880" w:hanging="360"/>
+      </w:pPr>
+      <w:rPr>
+        <w:rFonts w:ascii="Symbol" w:hAnsi="Symbol" w:hint="default"/>
+        <w:sz w:val="20"/>
+      </w:rPr>
+    </w:lvl>
+    <w:lvl w:ilvl="4" w:tentative="1">
+      <w:start w:val="1"/>
+      <w:numFmt w:val="bullet"/>
+      <w:lvlText w:val=""/>
+      <w:lvlJc w:val="left"/>
+      <w:pPr>
+        <w:tabs>
+          <w:tab w:val="num" w:pos="3600"/>
+        </w:tabs>
+        <w:ind w:left="3600" w:hanging="360"/>
+      </w:pPr>
+      <w:rPr>
+        <w:rFonts w:ascii="Symbol" w:hAnsi="Symbol" w:hint="default"/>
+        <w:sz w:val="20"/>
+      </w:rPr>
+    </w:lvl>
+    <w:lvl w:ilvl="5" w:tentative="1">
+      <w:start w:val="1"/>
+      <w:numFmt w:val="bullet"/>
+      <w:lvlText w:val=""/>
+      <w:lvlJc w:val="left"/>
+      <w:pPr>
+        <w:tabs>
+          <w:tab w:val="num" w:pos="4320"/>
+        </w:tabs>
+        <w:ind w:left="4320" w:hanging="360"/>
+      </w:pPr>
+      <w:rPr>
+        <w:rFonts w:ascii="Symbol" w:hAnsi="Symbol" w:hint="default"/>
+        <w:sz w:val="20"/>
+      </w:rPr>
+    </w:lvl>
+    <w:lvl w:ilvl="6" w:tentative="1">
+      <w:start w:val="1"/>
+      <w:numFmt w:val="bullet"/>
+      <w:lvlText w:val=""/>
+      <w:lvlJc w:val="left"/>
+      <w:pPr>
+        <w:tabs>
+          <w:tab w:val="num" w:pos="5040"/>
+        </w:tabs>
+        <w:ind w:left="5040" w:hanging="360"/>
+      </w:pPr>
+      <w:rPr>
+        <w:rFonts w:ascii="Symbol" w:hAnsi="Symbol" w:hint="default"/>
+        <w:sz w:val="20"/>
+      </w:rPr>
+    </w:lvl>
+    <w:lvl w:ilvl="7" w:tentative="1">
+      <w:start w:val="1"/>
+      <w:numFmt w:val="bullet"/>
+      <w:lvlText w:val=""/>
+      <w:lvlJc w:val="left"/>
+      <w:pPr>
+        <w:tabs>
+          <w:tab w:val="num" w:pos="5760"/>
+        </w:tabs>
+        <w:ind w:left="5760" w:hanging="360"/>
+      </w:pPr>
+      <w:rPr>
+        <w:rFonts w:ascii="Symbol" w:hAnsi="Symbol" w:hint="default"/>
+        <w:sz w:val="20"/>
+      </w:rPr>
+    </w:lvl>
+    <w:lvl w:ilvl="8" w:tentative="1">
+      <w:start w:val="1"/>
+      <w:numFmt w:val="bullet"/>
+      <w:lvlText w:val=""/>
+      <w:lvlJc w:val="left"/>
+      <w:pPr>
+        <w:tabs>
+          <w:tab w:val="num" w:pos="6480"/>
+        </w:tabs>
+        <w:ind w:left="6480" w:hanging="360"/>
+      </w:pPr>
+      <w:rPr>
+        <w:rFonts w:ascii="Symbol" w:hAnsi="Symbol" w:hint="default"/>
+        <w:sz w:val="20"/>
+      </w:rPr>
+    </w:lvl>
+  </w:abstractNum>
+  <w:abstractNum w:abstractNumId="24" w15:restartNumberingAfterBreak="0">
+    <w:nsid w:val="42A5789F"/>
+    <w:multiLevelType w:val="multilevel"/>
+    <w:tmpl w:val="878EF8EE"/>
+    <w:lvl w:ilvl="0">
+      <w:start w:val="1"/>
+      <w:numFmt w:val="bullet"/>
+      <w:lvlText w:val="–"/>
+      <w:lvlJc w:val="left"/>
+      <w:pPr>
+        <w:tabs>
+          <w:tab w:val="num" w:pos="1068"/>
+        </w:tabs>
+        <w:ind w:left="1068" w:hanging="360"/>
+      </w:pPr>
+      <w:rPr>
+        <w:rFonts w:ascii="Times New Roman" w:eastAsia="Times New Roman" w:hAnsi="Times New Roman" w:cs="Times New Roman" w:hint="default"/>
+        <w:b w:val="0"/>
+        <w:i w:val="0"/>
+        <w:strike w:val="0"/>
+        <w:dstrike w:val="0"/>
+        <w:color w:val="000000"/>
+        <w:sz w:val="28"/>
+        <w:szCs w:val="28"/>
+        <w:u w:val="none" w:color="000000"/>
+        <w:bdr w:val="none" w:sz="0" w:space="0" w:color="auto"/>
+        <w:shd w:val="clear" w:color="auto" w:fill="auto"/>
+        <w:vertAlign w:val="baseline"/>
+      </w:rPr>
+    </w:lvl>
+    <w:lvl w:ilvl="1" w:tentative="1">
+      <w:start w:val="1"/>
+      <w:numFmt w:val="decimal"/>
+      <w:lvlText w:val="%2."/>
+      <w:lvlJc w:val="left"/>
+      <w:pPr>
+        <w:tabs>
+          <w:tab w:val="num" w:pos="1788"/>
+        </w:tabs>
+        <w:ind w:left="1788" w:hanging="360"/>
+      </w:pPr>
+    </w:lvl>
+    <w:lvl w:ilvl="2" w:tentative="1">
+      <w:start w:val="1"/>
+      <w:numFmt w:val="decimal"/>
+      <w:lvlText w:val="%3."/>
+      <w:lvlJc w:val="left"/>
+      <w:pPr>
+        <w:tabs>
+          <w:tab w:val="num" w:pos="2508"/>
+        </w:tabs>
+        <w:ind w:left="2508" w:hanging="360"/>
+      </w:pPr>
+    </w:lvl>
+    <w:lvl w:ilvl="3" w:tentative="1">
+      <w:start w:val="1"/>
+      <w:numFmt w:val="decimal"/>
+      <w:lvlText w:val="%4."/>
+      <w:lvlJc w:val="left"/>
+      <w:pPr>
+        <w:tabs>
+          <w:tab w:val="num" w:pos="3228"/>
+        </w:tabs>
+        <w:ind w:left="3228" w:hanging="360"/>
+      </w:pPr>
+    </w:lvl>
+    <w:lvl w:ilvl="4" w:tentative="1">
+      <w:start w:val="1"/>
+      <w:numFmt w:val="decimal"/>
+      <w:lvlText w:val="%5."/>
+      <w:lvlJc w:val="left"/>
+      <w:pPr>
+        <w:tabs>
+          <w:tab w:val="num" w:pos="3948"/>
+        </w:tabs>
+        <w:ind w:left="3948" w:hanging="360"/>
+      </w:pPr>
+    </w:lvl>
+    <w:lvl w:ilvl="5" w:tentative="1">
+      <w:start w:val="1"/>
+      <w:numFmt w:val="decimal"/>
+      <w:lvlText w:val="%6."/>
+      <w:lvlJc w:val="left"/>
+      <w:pPr>
+        <w:tabs>
+          <w:tab w:val="num" w:pos="4668"/>
+        </w:tabs>
+        <w:ind w:left="4668" w:hanging="360"/>
+      </w:pPr>
+    </w:lvl>
+    <w:lvl w:ilvl="6" w:tentative="1">
+      <w:start w:val="1"/>
+      <w:numFmt w:val="decimal"/>
+      <w:lvlText w:val="%7."/>
+      <w:lvlJc w:val="left"/>
+      <w:pPr>
+        <w:tabs>
+          <w:tab w:val="num" w:pos="5388"/>
+        </w:tabs>
+        <w:ind w:left="5388" w:hanging="360"/>
+      </w:pPr>
+    </w:lvl>
+    <w:lvl w:ilvl="7" w:tentative="1">
+      <w:start w:val="1"/>
+      <w:numFmt w:val="decimal"/>
+      <w:lvlText w:val="%8."/>
+      <w:lvlJc w:val="left"/>
+      <w:pPr>
+        <w:tabs>
+          <w:tab w:val="num" w:pos="6108"/>
+        </w:tabs>
+        <w:ind w:left="6108" w:hanging="360"/>
+      </w:pPr>
+    </w:lvl>
+    <w:lvl w:ilvl="8" w:tentative="1">
+      <w:start w:val="1"/>
+      <w:numFmt w:val="decimal"/>
+      <w:lvlText w:val="%9."/>
+      <w:lvlJc w:val="left"/>
+      <w:pPr>
+        <w:tabs>
+          <w:tab w:val="num" w:pos="6828"/>
+        </w:tabs>
+        <w:ind w:left="6828" w:hanging="360"/>
+      </w:pPr>
+    </w:lvl>
+  </w:abstractNum>
+  <w:abstractNum w:abstractNumId="25" w15:restartNumberingAfterBreak="0">
     <w:nsid w:val="43903F67"/>
     <w:multiLevelType w:val="multilevel"/>
     <w:tmpl w:val="C6A4337A"/>
@@ -10045,7 +13975,7 @@
       </w:rPr>
     </w:lvl>
   </w:abstractNum>
-  <w:abstractNum w:abstractNumId="18" w15:restartNumberingAfterBreak="0">
+  <w:abstractNum w:abstractNumId="26" w15:restartNumberingAfterBreak="0">
     <w:nsid w:val="447E56C7"/>
     <w:multiLevelType w:val="hybridMultilevel"/>
     <w:tmpl w:val="BAF61F30"/>
@@ -10169,7 +14099,291 @@
       </w:rPr>
     </w:lvl>
   </w:abstractNum>
-  <w:abstractNum w:abstractNumId="19" w15:restartNumberingAfterBreak="0">
+  <w:abstractNum w:abstractNumId="27" w15:restartNumberingAfterBreak="0">
+    <w:nsid w:val="455041D0"/>
+    <w:multiLevelType w:val="multilevel"/>
+    <w:tmpl w:val="170A4960"/>
+    <w:lvl w:ilvl="0">
+      <w:start w:val="1"/>
+      <w:numFmt w:val="bullet"/>
+      <w:lvlText w:val="–"/>
+      <w:lvlJc w:val="left"/>
+      <w:pPr>
+        <w:tabs>
+          <w:tab w:val="num" w:pos="1068"/>
+        </w:tabs>
+        <w:ind w:left="1068" w:hanging="360"/>
+      </w:pPr>
+      <w:rPr>
+        <w:rFonts w:ascii="Times New Roman" w:eastAsia="Times New Roman" w:hAnsi="Times New Roman" w:cs="Times New Roman" w:hint="default"/>
+        <w:b w:val="0"/>
+        <w:i w:val="0"/>
+        <w:strike w:val="0"/>
+        <w:dstrike w:val="0"/>
+        <w:color w:val="000000"/>
+        <w:sz w:val="28"/>
+        <w:szCs w:val="28"/>
+        <w:u w:val="none" w:color="000000"/>
+        <w:bdr w:val="none" w:sz="0" w:space="0" w:color="auto"/>
+        <w:shd w:val="clear" w:color="auto" w:fill="auto"/>
+        <w:vertAlign w:val="baseline"/>
+      </w:rPr>
+    </w:lvl>
+    <w:lvl w:ilvl="1" w:tentative="1">
+      <w:start w:val="1"/>
+      <w:numFmt w:val="decimal"/>
+      <w:lvlText w:val="%2."/>
+      <w:lvlJc w:val="left"/>
+      <w:pPr>
+        <w:tabs>
+          <w:tab w:val="num" w:pos="1788"/>
+        </w:tabs>
+        <w:ind w:left="1788" w:hanging="360"/>
+      </w:pPr>
+    </w:lvl>
+    <w:lvl w:ilvl="2" w:tentative="1">
+      <w:start w:val="1"/>
+      <w:numFmt w:val="decimal"/>
+      <w:lvlText w:val="%3."/>
+      <w:lvlJc w:val="left"/>
+      <w:pPr>
+        <w:tabs>
+          <w:tab w:val="num" w:pos="2508"/>
+        </w:tabs>
+        <w:ind w:left="2508" w:hanging="360"/>
+      </w:pPr>
+    </w:lvl>
+    <w:lvl w:ilvl="3" w:tentative="1">
+      <w:start w:val="1"/>
+      <w:numFmt w:val="decimal"/>
+      <w:lvlText w:val="%4."/>
+      <w:lvlJc w:val="left"/>
+      <w:pPr>
+        <w:tabs>
+          <w:tab w:val="num" w:pos="3228"/>
+        </w:tabs>
+        <w:ind w:left="3228" w:hanging="360"/>
+      </w:pPr>
+    </w:lvl>
+    <w:lvl w:ilvl="4" w:tentative="1">
+      <w:start w:val="1"/>
+      <w:numFmt w:val="decimal"/>
+      <w:lvlText w:val="%5."/>
+      <w:lvlJc w:val="left"/>
+      <w:pPr>
+        <w:tabs>
+          <w:tab w:val="num" w:pos="3948"/>
+        </w:tabs>
+        <w:ind w:left="3948" w:hanging="360"/>
+      </w:pPr>
+    </w:lvl>
+    <w:lvl w:ilvl="5" w:tentative="1">
+      <w:start w:val="1"/>
+      <w:numFmt w:val="decimal"/>
+      <w:lvlText w:val="%6."/>
+      <w:lvlJc w:val="left"/>
+      <w:pPr>
+        <w:tabs>
+          <w:tab w:val="num" w:pos="4668"/>
+        </w:tabs>
+        <w:ind w:left="4668" w:hanging="360"/>
+      </w:pPr>
+    </w:lvl>
+    <w:lvl w:ilvl="6" w:tentative="1">
+      <w:start w:val="1"/>
+      <w:numFmt w:val="decimal"/>
+      <w:lvlText w:val="%7."/>
+      <w:lvlJc w:val="left"/>
+      <w:pPr>
+        <w:tabs>
+          <w:tab w:val="num" w:pos="5388"/>
+        </w:tabs>
+        <w:ind w:left="5388" w:hanging="360"/>
+      </w:pPr>
+    </w:lvl>
+    <w:lvl w:ilvl="7" w:tentative="1">
+      <w:start w:val="1"/>
+      <w:numFmt w:val="decimal"/>
+      <w:lvlText w:val="%8."/>
+      <w:lvlJc w:val="left"/>
+      <w:pPr>
+        <w:tabs>
+          <w:tab w:val="num" w:pos="6108"/>
+        </w:tabs>
+        <w:ind w:left="6108" w:hanging="360"/>
+      </w:pPr>
+    </w:lvl>
+    <w:lvl w:ilvl="8" w:tentative="1">
+      <w:start w:val="1"/>
+      <w:numFmt w:val="decimal"/>
+      <w:lvlText w:val="%9."/>
+      <w:lvlJc w:val="left"/>
+      <w:pPr>
+        <w:tabs>
+          <w:tab w:val="num" w:pos="6828"/>
+        </w:tabs>
+        <w:ind w:left="6828" w:hanging="360"/>
+      </w:pPr>
+    </w:lvl>
+  </w:abstractNum>
+  <w:abstractNum w:abstractNumId="28" w15:restartNumberingAfterBreak="0">
+    <w:nsid w:val="47CB00F6"/>
+    <w:multiLevelType w:val="multilevel"/>
+    <w:tmpl w:val="D6AC3B06"/>
+    <w:lvl w:ilvl="0">
+      <w:start w:val="1"/>
+      <w:numFmt w:val="bullet"/>
+      <w:lvlText w:val="–"/>
+      <w:lvlJc w:val="left"/>
+      <w:pPr>
+        <w:tabs>
+          <w:tab w:val="num" w:pos="1068"/>
+        </w:tabs>
+        <w:ind w:left="1068" w:hanging="360"/>
+      </w:pPr>
+      <w:rPr>
+        <w:rFonts w:ascii="Times New Roman" w:eastAsia="Times New Roman" w:hAnsi="Times New Roman" w:cs="Times New Roman" w:hint="default"/>
+        <w:b w:val="0"/>
+        <w:i w:val="0"/>
+        <w:strike w:val="0"/>
+        <w:dstrike w:val="0"/>
+        <w:color w:val="000000"/>
+        <w:sz w:val="28"/>
+        <w:szCs w:val="28"/>
+        <w:u w:val="none" w:color="000000"/>
+        <w:vertAlign w:val="baseline"/>
+      </w:rPr>
+    </w:lvl>
+    <w:lvl w:ilvl="1" w:tentative="1">
+      <w:start w:val="1"/>
+      <w:numFmt w:val="bullet"/>
+      <w:lvlText w:val=""/>
+      <w:lvlJc w:val="left"/>
+      <w:pPr>
+        <w:tabs>
+          <w:tab w:val="num" w:pos="1788"/>
+        </w:tabs>
+        <w:ind w:left="1788" w:hanging="360"/>
+      </w:pPr>
+      <w:rPr>
+        <w:rFonts w:ascii="Symbol" w:hAnsi="Symbol" w:hint="default"/>
+        <w:sz w:val="20"/>
+      </w:rPr>
+    </w:lvl>
+    <w:lvl w:ilvl="2" w:tentative="1">
+      <w:start w:val="1"/>
+      <w:numFmt w:val="bullet"/>
+      <w:lvlText w:val=""/>
+      <w:lvlJc w:val="left"/>
+      <w:pPr>
+        <w:tabs>
+          <w:tab w:val="num" w:pos="2508"/>
+        </w:tabs>
+        <w:ind w:left="2508" w:hanging="360"/>
+      </w:pPr>
+      <w:rPr>
+        <w:rFonts w:ascii="Symbol" w:hAnsi="Symbol" w:hint="default"/>
+        <w:sz w:val="20"/>
+      </w:rPr>
+    </w:lvl>
+    <w:lvl w:ilvl="3" w:tentative="1">
+      <w:start w:val="1"/>
+      <w:numFmt w:val="bullet"/>
+      <w:lvlText w:val=""/>
+      <w:lvlJc w:val="left"/>
+      <w:pPr>
+        <w:tabs>
+          <w:tab w:val="num" w:pos="3228"/>
+        </w:tabs>
+        <w:ind w:left="3228" w:hanging="360"/>
+      </w:pPr>
+      <w:rPr>
+        <w:rFonts w:ascii="Symbol" w:hAnsi="Symbol" w:hint="default"/>
+        <w:sz w:val="20"/>
+      </w:rPr>
+    </w:lvl>
+    <w:lvl w:ilvl="4" w:tentative="1">
+      <w:start w:val="1"/>
+      <w:numFmt w:val="bullet"/>
+      <w:lvlText w:val=""/>
+      <w:lvlJc w:val="left"/>
+      <w:pPr>
+        <w:tabs>
+          <w:tab w:val="num" w:pos="3948"/>
+        </w:tabs>
+        <w:ind w:left="3948" w:hanging="360"/>
+      </w:pPr>
+      <w:rPr>
+        <w:rFonts w:ascii="Symbol" w:hAnsi="Symbol" w:hint="default"/>
+        <w:sz w:val="20"/>
+      </w:rPr>
+    </w:lvl>
+    <w:lvl w:ilvl="5" w:tentative="1">
+      <w:start w:val="1"/>
+      <w:numFmt w:val="bullet"/>
+      <w:lvlText w:val=""/>
+      <w:lvlJc w:val="left"/>
+      <w:pPr>
+        <w:tabs>
+          <w:tab w:val="num" w:pos="4668"/>
+        </w:tabs>
+        <w:ind w:left="4668" w:hanging="360"/>
+      </w:pPr>
+      <w:rPr>
+        <w:rFonts w:ascii="Symbol" w:hAnsi="Symbol" w:hint="default"/>
+        <w:sz w:val="20"/>
+      </w:rPr>
+    </w:lvl>
+    <w:lvl w:ilvl="6" w:tentative="1">
+      <w:start w:val="1"/>
+      <w:numFmt w:val="bullet"/>
+      <w:lvlText w:val=""/>
+      <w:lvlJc w:val="left"/>
+      <w:pPr>
+        <w:tabs>
+          <w:tab w:val="num" w:pos="5388"/>
+        </w:tabs>
+        <w:ind w:left="5388" w:hanging="360"/>
+      </w:pPr>
+      <w:rPr>
+        <w:rFonts w:ascii="Symbol" w:hAnsi="Symbol" w:hint="default"/>
+        <w:sz w:val="20"/>
+      </w:rPr>
+    </w:lvl>
+    <w:lvl w:ilvl="7" w:tentative="1">
+      <w:start w:val="1"/>
+      <w:numFmt w:val="bullet"/>
+      <w:lvlText w:val=""/>
+      <w:lvlJc w:val="left"/>
+      <w:pPr>
+        <w:tabs>
+          <w:tab w:val="num" w:pos="6108"/>
+        </w:tabs>
+        <w:ind w:left="6108" w:hanging="360"/>
+      </w:pPr>
+      <w:rPr>
+        <w:rFonts w:ascii="Symbol" w:hAnsi="Symbol" w:hint="default"/>
+        <w:sz w:val="20"/>
+      </w:rPr>
+    </w:lvl>
+    <w:lvl w:ilvl="8" w:tentative="1">
+      <w:start w:val="1"/>
+      <w:numFmt w:val="bullet"/>
+      <w:lvlText w:val=""/>
+      <w:lvlJc w:val="left"/>
+      <w:pPr>
+        <w:tabs>
+          <w:tab w:val="num" w:pos="6828"/>
+        </w:tabs>
+        <w:ind w:left="6828" w:hanging="360"/>
+      </w:pPr>
+      <w:rPr>
+        <w:rFonts w:ascii="Symbol" w:hAnsi="Symbol" w:hint="default"/>
+        <w:sz w:val="20"/>
+      </w:rPr>
+    </w:lvl>
+  </w:abstractNum>
+  <w:abstractNum w:abstractNumId="29" w15:restartNumberingAfterBreak="0">
     <w:nsid w:val="49B6093B"/>
     <w:multiLevelType w:val="multilevel"/>
     <w:tmpl w:val="A7D8867C"/>
@@ -10318,7 +14532,7 @@
       </w:rPr>
     </w:lvl>
   </w:abstractNum>
-  <w:abstractNum w:abstractNumId="20" w15:restartNumberingAfterBreak="0">
+  <w:abstractNum w:abstractNumId="30" w15:restartNumberingAfterBreak="0">
     <w:nsid w:val="4A444F58"/>
     <w:multiLevelType w:val="hybridMultilevel"/>
     <w:tmpl w:val="32D0BF36"/>
@@ -10442,7 +14656,7 @@
       </w:rPr>
     </w:lvl>
   </w:abstractNum>
-  <w:abstractNum w:abstractNumId="21" w15:restartNumberingAfterBreak="0">
+  <w:abstractNum w:abstractNumId="31" w15:restartNumberingAfterBreak="0">
     <w:nsid w:val="4B025B8F"/>
     <w:multiLevelType w:val="hybridMultilevel"/>
     <w:tmpl w:val="48764AE2"/>
@@ -10528,7 +14742,7 @@
       </w:pPr>
     </w:lvl>
   </w:abstractNum>
-  <w:abstractNum w:abstractNumId="22" w15:restartNumberingAfterBreak="0">
+  <w:abstractNum w:abstractNumId="32" w15:restartNumberingAfterBreak="0">
     <w:nsid w:val="4CB616E8"/>
     <w:multiLevelType w:val="hybridMultilevel"/>
     <w:tmpl w:val="F4D66FE0"/>
@@ -10652,7 +14866,7 @@
       </w:rPr>
     </w:lvl>
   </w:abstractNum>
-  <w:abstractNum w:abstractNumId="23" w15:restartNumberingAfterBreak="0">
+  <w:abstractNum w:abstractNumId="33" w15:restartNumberingAfterBreak="0">
     <w:nsid w:val="4D805F89"/>
     <w:multiLevelType w:val="hybridMultilevel"/>
     <w:tmpl w:val="8D9865CC"/>
@@ -10776,7 +14990,7 @@
       </w:rPr>
     </w:lvl>
   </w:abstractNum>
-  <w:abstractNum w:abstractNumId="24" w15:restartNumberingAfterBreak="0">
+  <w:abstractNum w:abstractNumId="34" w15:restartNumberingAfterBreak="0">
     <w:nsid w:val="4E2651A4"/>
     <w:multiLevelType w:val="hybridMultilevel"/>
     <w:tmpl w:val="DCE4B2AE"/>
@@ -10900,7 +15114,7 @@
       </w:rPr>
     </w:lvl>
   </w:abstractNum>
-  <w:abstractNum w:abstractNumId="25" w15:restartNumberingAfterBreak="0">
+  <w:abstractNum w:abstractNumId="35" w15:restartNumberingAfterBreak="0">
     <w:nsid w:val="4EB70235"/>
     <w:multiLevelType w:val="multilevel"/>
     <w:tmpl w:val="AEEADAC8"/>
@@ -11013,7 +15227,131 @@
       </w:pPr>
     </w:lvl>
   </w:abstractNum>
-  <w:abstractNum w:abstractNumId="26" w15:restartNumberingAfterBreak="0">
+  <w:abstractNum w:abstractNumId="36" w15:restartNumberingAfterBreak="0">
+    <w:nsid w:val="546C7913"/>
+    <w:multiLevelType w:val="hybridMultilevel"/>
+    <w:tmpl w:val="57EEDEEA"/>
+    <w:lvl w:ilvl="0" w:tplc="DE285BE4">
+      <w:start w:val="1"/>
+      <w:numFmt w:val="bullet"/>
+      <w:lvlText w:val="–"/>
+      <w:lvlJc w:val="left"/>
+      <w:pPr>
+        <w:ind w:left="1069" w:hanging="360"/>
+      </w:pPr>
+      <w:rPr>
+        <w:rFonts w:ascii="Times New Roman" w:eastAsia="Times New Roman" w:hAnsi="Times New Roman" w:cs="Times New Roman" w:hint="default"/>
+        <w:b w:val="0"/>
+        <w:i w:val="0"/>
+        <w:strike w:val="0"/>
+        <w:dstrike w:val="0"/>
+        <w:color w:val="000000"/>
+        <w:sz w:val="28"/>
+        <w:szCs w:val="28"/>
+        <w:u w:val="none" w:color="000000"/>
+        <w:bdr w:val="none" w:sz="0" w:space="0" w:color="auto"/>
+        <w:shd w:val="clear" w:color="auto" w:fill="auto"/>
+        <w:vertAlign w:val="baseline"/>
+      </w:rPr>
+    </w:lvl>
+    <w:lvl w:ilvl="1" w:tplc="04190003" w:tentative="1">
+      <w:start w:val="1"/>
+      <w:numFmt w:val="bullet"/>
+      <w:lvlText w:val="o"/>
+      <w:lvlJc w:val="left"/>
+      <w:pPr>
+        <w:ind w:left="1789" w:hanging="360"/>
+      </w:pPr>
+      <w:rPr>
+        <w:rFonts w:ascii="Courier New" w:hAnsi="Courier New" w:cs="Courier New" w:hint="default"/>
+      </w:rPr>
+    </w:lvl>
+    <w:lvl w:ilvl="2" w:tplc="04190005" w:tentative="1">
+      <w:start w:val="1"/>
+      <w:numFmt w:val="bullet"/>
+      <w:lvlText w:val=""/>
+      <w:lvlJc w:val="left"/>
+      <w:pPr>
+        <w:ind w:left="2509" w:hanging="360"/>
+      </w:pPr>
+      <w:rPr>
+        <w:rFonts w:ascii="Wingdings" w:hAnsi="Wingdings" w:hint="default"/>
+      </w:rPr>
+    </w:lvl>
+    <w:lvl w:ilvl="3" w:tplc="04190001" w:tentative="1">
+      <w:start w:val="1"/>
+      <w:numFmt w:val="bullet"/>
+      <w:lvlText w:val=""/>
+      <w:lvlJc w:val="left"/>
+      <w:pPr>
+        <w:ind w:left="3229" w:hanging="360"/>
+      </w:pPr>
+      <w:rPr>
+        <w:rFonts w:ascii="Symbol" w:hAnsi="Symbol" w:hint="default"/>
+      </w:rPr>
+    </w:lvl>
+    <w:lvl w:ilvl="4" w:tplc="04190003" w:tentative="1">
+      <w:start w:val="1"/>
+      <w:numFmt w:val="bullet"/>
+      <w:lvlText w:val="o"/>
+      <w:lvlJc w:val="left"/>
+      <w:pPr>
+        <w:ind w:left="3949" w:hanging="360"/>
+      </w:pPr>
+      <w:rPr>
+        <w:rFonts w:ascii="Courier New" w:hAnsi="Courier New" w:cs="Courier New" w:hint="default"/>
+      </w:rPr>
+    </w:lvl>
+    <w:lvl w:ilvl="5" w:tplc="04190005" w:tentative="1">
+      <w:start w:val="1"/>
+      <w:numFmt w:val="bullet"/>
+      <w:lvlText w:val=""/>
+      <w:lvlJc w:val="left"/>
+      <w:pPr>
+        <w:ind w:left="4669" w:hanging="360"/>
+      </w:pPr>
+      <w:rPr>
+        <w:rFonts w:ascii="Wingdings" w:hAnsi="Wingdings" w:hint="default"/>
+      </w:rPr>
+    </w:lvl>
+    <w:lvl w:ilvl="6" w:tplc="04190001" w:tentative="1">
+      <w:start w:val="1"/>
+      <w:numFmt w:val="bullet"/>
+      <w:lvlText w:val=""/>
+      <w:lvlJc w:val="left"/>
+      <w:pPr>
+        <w:ind w:left="5389" w:hanging="360"/>
+      </w:pPr>
+      <w:rPr>
+        <w:rFonts w:ascii="Symbol" w:hAnsi="Symbol" w:hint="default"/>
+      </w:rPr>
+    </w:lvl>
+    <w:lvl w:ilvl="7" w:tplc="04190003" w:tentative="1">
+      <w:start w:val="1"/>
+      <w:numFmt w:val="bullet"/>
+      <w:lvlText w:val="o"/>
+      <w:lvlJc w:val="left"/>
+      <w:pPr>
+        <w:ind w:left="6109" w:hanging="360"/>
+      </w:pPr>
+      <w:rPr>
+        <w:rFonts w:ascii="Courier New" w:hAnsi="Courier New" w:cs="Courier New" w:hint="default"/>
+      </w:rPr>
+    </w:lvl>
+    <w:lvl w:ilvl="8" w:tplc="04190005" w:tentative="1">
+      <w:start w:val="1"/>
+      <w:numFmt w:val="bullet"/>
+      <w:lvlText w:val=""/>
+      <w:lvlJc w:val="left"/>
+      <w:pPr>
+        <w:ind w:left="6829" w:hanging="360"/>
+      </w:pPr>
+      <w:rPr>
+        <w:rFonts w:ascii="Wingdings" w:hAnsi="Wingdings" w:hint="default"/>
+      </w:rPr>
+    </w:lvl>
+  </w:abstractNum>
+  <w:abstractNum w:abstractNumId="37" w15:restartNumberingAfterBreak="0">
     <w:nsid w:val="54853E26"/>
     <w:multiLevelType w:val="hybridMultilevel"/>
     <w:tmpl w:val="A78885F0"/>
@@ -11102,7 +15440,7 @@
       </w:pPr>
     </w:lvl>
   </w:abstractNum>
-  <w:abstractNum w:abstractNumId="27" w15:restartNumberingAfterBreak="0">
+  <w:abstractNum w:abstractNumId="38" w15:restartNumberingAfterBreak="0">
     <w:nsid w:val="5C1F6C5C"/>
     <w:multiLevelType w:val="hybridMultilevel"/>
     <w:tmpl w:val="9B50D19E"/>
@@ -11224,7 +15562,7 @@
       </w:rPr>
     </w:lvl>
   </w:abstractNum>
-  <w:abstractNum w:abstractNumId="28" w15:restartNumberingAfterBreak="0">
+  <w:abstractNum w:abstractNumId="39" w15:restartNumberingAfterBreak="0">
     <w:nsid w:val="6189227F"/>
     <w:multiLevelType w:val="hybridMultilevel"/>
     <w:tmpl w:val="7AA0DBDE"/>
@@ -11346,7 +15684,7 @@
       </w:rPr>
     </w:lvl>
   </w:abstractNum>
-  <w:abstractNum w:abstractNumId="29" w15:restartNumberingAfterBreak="0">
+  <w:abstractNum w:abstractNumId="40" w15:restartNumberingAfterBreak="0">
     <w:nsid w:val="646B2277"/>
     <w:multiLevelType w:val="multilevel"/>
     <w:tmpl w:val="AB601A88"/>
@@ -11495,7 +15833,7 @@
       </w:rPr>
     </w:lvl>
   </w:abstractNum>
-  <w:abstractNum w:abstractNumId="30" w15:restartNumberingAfterBreak="0">
+  <w:abstractNum w:abstractNumId="41" w15:restartNumberingAfterBreak="0">
     <w:nsid w:val="69756B6B"/>
     <w:multiLevelType w:val="multilevel"/>
     <w:tmpl w:val="5EEAAE62"/>
@@ -11644,7 +15982,7 @@
       </w:rPr>
     </w:lvl>
   </w:abstractNum>
-  <w:abstractNum w:abstractNumId="31" w15:restartNumberingAfterBreak="0">
+  <w:abstractNum w:abstractNumId="42" w15:restartNumberingAfterBreak="0">
     <w:nsid w:val="731074C6"/>
     <w:multiLevelType w:val="multilevel"/>
     <w:tmpl w:val="323222F4"/>
@@ -11793,7 +16131,7 @@
       </w:rPr>
     </w:lvl>
   </w:abstractNum>
-  <w:abstractNum w:abstractNumId="32" w15:restartNumberingAfterBreak="0">
+  <w:abstractNum w:abstractNumId="43" w15:restartNumberingAfterBreak="0">
     <w:nsid w:val="73FB2514"/>
     <w:multiLevelType w:val="hybridMultilevel"/>
     <w:tmpl w:val="74A44220"/>
@@ -11906,7 +16244,7 @@
       </w:rPr>
     </w:lvl>
   </w:abstractNum>
-  <w:abstractNum w:abstractNumId="33" w15:restartNumberingAfterBreak="0">
+  <w:abstractNum w:abstractNumId="44" w15:restartNumberingAfterBreak="0">
     <w:nsid w:val="74121A69"/>
     <w:multiLevelType w:val="hybridMultilevel"/>
     <w:tmpl w:val="7F240648"/>
@@ -12030,7 +16368,7 @@
       </w:rPr>
     </w:lvl>
   </w:abstractNum>
-  <w:abstractNum w:abstractNumId="34" w15:restartNumberingAfterBreak="0">
+  <w:abstractNum w:abstractNumId="45" w15:restartNumberingAfterBreak="0">
     <w:nsid w:val="74360971"/>
     <w:multiLevelType w:val="multilevel"/>
     <w:tmpl w:val="AC048A18"/>
@@ -12179,7 +16517,156 @@
       </w:rPr>
     </w:lvl>
   </w:abstractNum>
-  <w:abstractNum w:abstractNumId="35" w15:restartNumberingAfterBreak="0">
+  <w:abstractNum w:abstractNumId="46" w15:restartNumberingAfterBreak="0">
+    <w:nsid w:val="759072AB"/>
+    <w:multiLevelType w:val="multilevel"/>
+    <w:tmpl w:val="C5EC914E"/>
+    <w:lvl w:ilvl="0">
+      <w:start w:val="1"/>
+      <w:numFmt w:val="bullet"/>
+      <w:lvlText w:val=""/>
+      <w:lvlJc w:val="left"/>
+      <w:pPr>
+        <w:tabs>
+          <w:tab w:val="num" w:pos="720"/>
+        </w:tabs>
+        <w:ind w:left="720" w:hanging="360"/>
+      </w:pPr>
+      <w:rPr>
+        <w:rFonts w:ascii="Symbol" w:hAnsi="Symbol" w:hint="default"/>
+        <w:sz w:val="20"/>
+      </w:rPr>
+    </w:lvl>
+    <w:lvl w:ilvl="1" w:tentative="1">
+      <w:start w:val="1"/>
+      <w:numFmt w:val="bullet"/>
+      <w:lvlText w:val=""/>
+      <w:lvlJc w:val="left"/>
+      <w:pPr>
+        <w:tabs>
+          <w:tab w:val="num" w:pos="1440"/>
+        </w:tabs>
+        <w:ind w:left="1440" w:hanging="360"/>
+      </w:pPr>
+      <w:rPr>
+        <w:rFonts w:ascii="Symbol" w:hAnsi="Symbol" w:hint="default"/>
+        <w:sz w:val="20"/>
+      </w:rPr>
+    </w:lvl>
+    <w:lvl w:ilvl="2" w:tentative="1">
+      <w:start w:val="1"/>
+      <w:numFmt w:val="bullet"/>
+      <w:lvlText w:val=""/>
+      <w:lvlJc w:val="left"/>
+      <w:pPr>
+        <w:tabs>
+          <w:tab w:val="num" w:pos="2160"/>
+        </w:tabs>
+        <w:ind w:left="2160" w:hanging="360"/>
+      </w:pPr>
+      <w:rPr>
+        <w:rFonts w:ascii="Symbol" w:hAnsi="Symbol" w:hint="default"/>
+        <w:sz w:val="20"/>
+      </w:rPr>
+    </w:lvl>
+    <w:lvl w:ilvl="3" w:tentative="1">
+      <w:start w:val="1"/>
+      <w:numFmt w:val="bullet"/>
+      <w:lvlText w:val=""/>
+      <w:lvlJc w:val="left"/>
+      <w:pPr>
+        <w:tabs>
+          <w:tab w:val="num" w:pos="2880"/>
+        </w:tabs>
+        <w:ind w:left="2880" w:hanging="360"/>
+      </w:pPr>
+      <w:rPr>
+        <w:rFonts w:ascii="Symbol" w:hAnsi="Symbol" w:hint="default"/>
+        <w:sz w:val="20"/>
+      </w:rPr>
+    </w:lvl>
+    <w:lvl w:ilvl="4" w:tentative="1">
+      <w:start w:val="1"/>
+      <w:numFmt w:val="bullet"/>
+      <w:lvlText w:val=""/>
+      <w:lvlJc w:val="left"/>
+      <w:pPr>
+        <w:tabs>
+          <w:tab w:val="num" w:pos="3600"/>
+        </w:tabs>
+        <w:ind w:left="3600" w:hanging="360"/>
+      </w:pPr>
+      <w:rPr>
+        <w:rFonts w:ascii="Symbol" w:hAnsi="Symbol" w:hint="default"/>
+        <w:sz w:val="20"/>
+      </w:rPr>
+    </w:lvl>
+    <w:lvl w:ilvl="5" w:tentative="1">
+      <w:start w:val="1"/>
+      <w:numFmt w:val="bullet"/>
+      <w:lvlText w:val=""/>
+      <w:lvlJc w:val="left"/>
+      <w:pPr>
+        <w:tabs>
+          <w:tab w:val="num" w:pos="4320"/>
+        </w:tabs>
+        <w:ind w:left="4320" w:hanging="360"/>
+      </w:pPr>
+      <w:rPr>
+        <w:rFonts w:ascii="Symbol" w:hAnsi="Symbol" w:hint="default"/>
+        <w:sz w:val="20"/>
+      </w:rPr>
+    </w:lvl>
+    <w:lvl w:ilvl="6" w:tentative="1">
+      <w:start w:val="1"/>
+      <w:numFmt w:val="bullet"/>
+      <w:lvlText w:val=""/>
+      <w:lvlJc w:val="left"/>
+      <w:pPr>
+        <w:tabs>
+          <w:tab w:val="num" w:pos="5040"/>
+        </w:tabs>
+        <w:ind w:left="5040" w:hanging="360"/>
+      </w:pPr>
+      <w:rPr>
+        <w:rFonts w:ascii="Symbol" w:hAnsi="Symbol" w:hint="default"/>
+        <w:sz w:val="20"/>
+      </w:rPr>
+    </w:lvl>
+    <w:lvl w:ilvl="7" w:tentative="1">
+      <w:start w:val="1"/>
+      <w:numFmt w:val="bullet"/>
+      <w:lvlText w:val=""/>
+      <w:lvlJc w:val="left"/>
+      <w:pPr>
+        <w:tabs>
+          <w:tab w:val="num" w:pos="5760"/>
+        </w:tabs>
+        <w:ind w:left="5760" w:hanging="360"/>
+      </w:pPr>
+      <w:rPr>
+        <w:rFonts w:ascii="Symbol" w:hAnsi="Symbol" w:hint="default"/>
+        <w:sz w:val="20"/>
+      </w:rPr>
+    </w:lvl>
+    <w:lvl w:ilvl="8" w:tentative="1">
+      <w:start w:val="1"/>
+      <w:numFmt w:val="bullet"/>
+      <w:lvlText w:val=""/>
+      <w:lvlJc w:val="left"/>
+      <w:pPr>
+        <w:tabs>
+          <w:tab w:val="num" w:pos="6480"/>
+        </w:tabs>
+        <w:ind w:left="6480" w:hanging="360"/>
+      </w:pPr>
+      <w:rPr>
+        <w:rFonts w:ascii="Symbol" w:hAnsi="Symbol" w:hint="default"/>
+        <w:sz w:val="20"/>
+      </w:rPr>
+    </w:lvl>
+  </w:abstractNum>
+  <w:abstractNum w:abstractNumId="47" w15:restartNumberingAfterBreak="0">
     <w:nsid w:val="7A2A747B"/>
     <w:multiLevelType w:val="multilevel"/>
     <w:tmpl w:val="B748F360"/>
@@ -12328,7 +16815,7 @@
       </w:rPr>
     </w:lvl>
   </w:abstractNum>
-  <w:abstractNum w:abstractNumId="36" w15:restartNumberingAfterBreak="0">
+  <w:abstractNum w:abstractNumId="48" w15:restartNumberingAfterBreak="0">
     <w:nsid w:val="7DC077B0"/>
     <w:multiLevelType w:val="multilevel"/>
     <w:tmpl w:val="B5529CA8"/>
@@ -12477,7 +16964,7 @@
       </w:rPr>
     </w:lvl>
   </w:abstractNum>
-  <w:abstractNum w:abstractNumId="37" w15:restartNumberingAfterBreak="0">
+  <w:abstractNum w:abstractNumId="49" w15:restartNumberingAfterBreak="0">
     <w:nsid w:val="7F721F30"/>
     <w:multiLevelType w:val="hybridMultilevel"/>
     <w:tmpl w:val="FDFAFEC8"/>
@@ -12602,118 +17089,154 @@
     </w:lvl>
   </w:abstractNum>
   <w:num w:numId="1" w16cid:durableId="1661687503">
-    <w:abstractNumId w:val="17"/>
+    <w:abstractNumId w:val="25"/>
   </w:num>
   <w:num w:numId="2" w16cid:durableId="344596784">
-    <w:abstractNumId w:val="25"/>
+    <w:abstractNumId w:val="35"/>
   </w:num>
   <w:num w:numId="3" w16cid:durableId="1698506187">
-    <w:abstractNumId w:val="19"/>
+    <w:abstractNumId w:val="29"/>
   </w:num>
   <w:num w:numId="4" w16cid:durableId="516315953">
-    <w:abstractNumId w:val="35"/>
+    <w:abstractNumId w:val="47"/>
   </w:num>
   <w:num w:numId="5" w16cid:durableId="695426363">
-    <w:abstractNumId w:val="30"/>
+    <w:abstractNumId w:val="41"/>
   </w:num>
   <w:num w:numId="6" w16cid:durableId="662048044">
-    <w:abstractNumId w:val="34"/>
+    <w:abstractNumId w:val="45"/>
   </w:num>
   <w:num w:numId="7" w16cid:durableId="1062949186">
     <w:abstractNumId w:val="4"/>
   </w:num>
   <w:num w:numId="8" w16cid:durableId="1211305992">
-    <w:abstractNumId w:val="8"/>
+    <w:abstractNumId w:val="10"/>
   </w:num>
   <w:num w:numId="9" w16cid:durableId="506866923">
-    <w:abstractNumId w:val="31"/>
+    <w:abstractNumId w:val="42"/>
   </w:num>
   <w:num w:numId="10" w16cid:durableId="167600499">
-    <w:abstractNumId w:val="29"/>
+    <w:abstractNumId w:val="40"/>
   </w:num>
   <w:num w:numId="11" w16cid:durableId="1744795864">
     <w:abstractNumId w:val="5"/>
   </w:num>
   <w:num w:numId="12" w16cid:durableId="2091536429">
-    <w:abstractNumId w:val="36"/>
+    <w:abstractNumId w:val="48"/>
   </w:num>
   <w:num w:numId="13" w16cid:durableId="1626082506">
     <w:abstractNumId w:val="3"/>
   </w:num>
   <w:num w:numId="14" w16cid:durableId="601883215">
-    <w:abstractNumId w:val="10"/>
+    <w:abstractNumId w:val="12"/>
   </w:num>
   <w:num w:numId="15" w16cid:durableId="1224368982">
-    <w:abstractNumId w:val="21"/>
+    <w:abstractNumId w:val="31"/>
   </w:num>
   <w:num w:numId="16" w16cid:durableId="1262757107">
-    <w:abstractNumId w:val="32"/>
+    <w:abstractNumId w:val="43"/>
   </w:num>
   <w:num w:numId="17" w16cid:durableId="1085807164">
-    <w:abstractNumId w:val="11"/>
+    <w:abstractNumId w:val="13"/>
   </w:num>
   <w:num w:numId="18" w16cid:durableId="1818571395">
     <w:abstractNumId w:val="0"/>
   </w:num>
   <w:num w:numId="19" w16cid:durableId="573852622">
-    <w:abstractNumId w:val="20"/>
+    <w:abstractNumId w:val="30"/>
   </w:num>
   <w:num w:numId="20" w16cid:durableId="369889792">
-    <w:abstractNumId w:val="7"/>
+    <w:abstractNumId w:val="9"/>
   </w:num>
   <w:num w:numId="21" w16cid:durableId="1423260603">
-    <w:abstractNumId w:val="18"/>
+    <w:abstractNumId w:val="26"/>
   </w:num>
   <w:num w:numId="22" w16cid:durableId="1349676816">
     <w:abstractNumId w:val="6"/>
   </w:num>
   <w:num w:numId="23" w16cid:durableId="533348331">
-    <w:abstractNumId w:val="15"/>
+    <w:abstractNumId w:val="20"/>
   </w:num>
   <w:num w:numId="24" w16cid:durableId="1368990745">
-    <w:abstractNumId w:val="24"/>
+    <w:abstractNumId w:val="34"/>
   </w:num>
   <w:num w:numId="25" w16cid:durableId="1879707292">
+    <w:abstractNumId w:val="49"/>
+  </w:num>
+  <w:num w:numId="26" w16cid:durableId="1181553216">
     <w:abstractNumId w:val="37"/>
   </w:num>
-  <w:num w:numId="26" w16cid:durableId="1181553216">
-    <w:abstractNumId w:val="26"/>
-  </w:num>
   <w:num w:numId="27" w16cid:durableId="670328968">
-    <w:abstractNumId w:val="28"/>
+    <w:abstractNumId w:val="39"/>
   </w:num>
   <w:num w:numId="28" w16cid:durableId="447748333">
     <w:abstractNumId w:val="2"/>
   </w:num>
   <w:num w:numId="29" w16cid:durableId="1545601230">
-    <w:abstractNumId w:val="27"/>
+    <w:abstractNumId w:val="38"/>
   </w:num>
   <w:num w:numId="30" w16cid:durableId="1645282495">
-    <w:abstractNumId w:val="12"/>
+    <w:abstractNumId w:val="16"/>
   </w:num>
   <w:num w:numId="31" w16cid:durableId="1271468080">
+    <w:abstractNumId w:val="32"/>
+  </w:num>
+  <w:num w:numId="32" w16cid:durableId="305551060">
     <w:abstractNumId w:val="22"/>
   </w:num>
-  <w:num w:numId="32" w16cid:durableId="305551060">
-    <w:abstractNumId w:val="16"/>
-  </w:num>
   <w:num w:numId="33" w16cid:durableId="1198542249">
-    <w:abstractNumId w:val="33"/>
+    <w:abstractNumId w:val="44"/>
   </w:num>
   <w:num w:numId="34" w16cid:durableId="825786080">
-    <w:abstractNumId w:val="13"/>
+    <w:abstractNumId w:val="17"/>
   </w:num>
   <w:num w:numId="35" w16cid:durableId="2114082896">
     <w:abstractNumId w:val="1"/>
   </w:num>
   <w:num w:numId="36" w16cid:durableId="669601435">
+    <w:abstractNumId w:val="33"/>
+  </w:num>
+  <w:num w:numId="37" w16cid:durableId="789277371">
+    <w:abstractNumId w:val="19"/>
+  </w:num>
+  <w:num w:numId="38" w16cid:durableId="83691297">
+    <w:abstractNumId w:val="11"/>
+  </w:num>
+  <w:num w:numId="39" w16cid:durableId="535968890">
+    <w:abstractNumId w:val="36"/>
+  </w:num>
+  <w:num w:numId="40" w16cid:durableId="2011638951">
+    <w:abstractNumId w:val="21"/>
+  </w:num>
+  <w:num w:numId="41" w16cid:durableId="473908872">
+    <w:abstractNumId w:val="15"/>
+  </w:num>
+  <w:num w:numId="42" w16cid:durableId="1890532305">
+    <w:abstractNumId w:val="8"/>
+  </w:num>
+  <w:num w:numId="43" w16cid:durableId="449713059">
+    <w:abstractNumId w:val="27"/>
+  </w:num>
+  <w:num w:numId="44" w16cid:durableId="1130132312">
+    <w:abstractNumId w:val="24"/>
+  </w:num>
+  <w:num w:numId="45" w16cid:durableId="279066555">
     <w:abstractNumId w:val="23"/>
   </w:num>
-  <w:num w:numId="37" w16cid:durableId="789277371">
+  <w:num w:numId="46" w16cid:durableId="1180774051">
     <w:abstractNumId w:val="14"/>
   </w:num>
-  <w:num w:numId="38" w16cid:durableId="83691297">
-    <w:abstractNumId w:val="9"/>
+  <w:num w:numId="47" w16cid:durableId="1670979413">
+    <w:abstractNumId w:val="18"/>
+  </w:num>
+  <w:num w:numId="48" w16cid:durableId="425275865">
+    <w:abstractNumId w:val="7"/>
+  </w:num>
+  <w:num w:numId="49" w16cid:durableId="1802532748">
+    <w:abstractNumId w:val="46"/>
+  </w:num>
+  <w:num w:numId="50" w16cid:durableId="354114605">
+    <w:abstractNumId w:val="28"/>
   </w:num>
 </w:numbering>
 </file>
@@ -13117,7 +17640,7 @@
   <w:style w:type="paragraph" w:default="1" w:styleId="a">
     <w:name w:val="Normal"/>
     <w:qFormat/>
-    <w:rsid w:val="006A59B1"/>
+    <w:rsid w:val="00B25D70"/>
     <w:pPr>
       <w:spacing w:after="0" w:line="240" w:lineRule="auto"/>
       <w:ind w:left="0" w:firstLine="709"/>
@@ -13840,6 +18363,26 @@
     <w:semiHidden/>
     <w:rsid w:val="00B921C8"/>
   </w:style>
+  <w:style w:type="paragraph" w:styleId="af7">
+    <w:name w:val="caption"/>
+    <w:basedOn w:val="a"/>
+    <w:next w:val="a"/>
+    <w:uiPriority w:val="35"/>
+    <w:unhideWhenUsed/>
+    <w:qFormat/>
+    <w:rsid w:val="0042521C"/>
+    <w:pPr>
+      <w:spacing w:after="200"/>
+      <w:ind w:firstLine="0"/>
+    </w:pPr>
+    <w:rPr>
+      <w:i/>
+      <w:iCs/>
+      <w:color w:val="0E2841" w:themeColor="text2"/>
+      <w:sz w:val="18"/>
+      <w:szCs w:val="18"/>
+    </w:rPr>
+  </w:style>
 </w:styles>
 </file>
 

--- a/Файлы/2 курс/3 семестр/Алгоритмы и структуры данных/Курсовая работа/Влад/Курсовая Гордов БПИ24-02.docx
+++ b/Файлы/2 курс/3 семестр/Алгоритмы и структуры данных/Курсовая работа/Влад/Курсовая Гордов БПИ24-02.docx
@@ -2673,7 +2673,7 @@
       <w:pPr>
         <w:pStyle w:val="1"/>
       </w:pPr>
-      <w:bookmarkStart w:id="0" w:name="_Toc214642047"/>
+      <w:bookmarkStart w:id="0" w:name="_Toc214646428"/>
       <w:r>
         <w:lastRenderedPageBreak/>
         <w:t>Содержание</w:t>
@@ -2771,7 +2771,7 @@
             </w:rPr>
             <w:fldChar w:fldCharType="separate"/>
           </w:r>
-          <w:hyperlink w:anchor="_Toc214642047" w:history="1">
+          <w:hyperlink w:anchor="_Toc214646428" w:history="1">
             <w:r>
               <w:rPr>
                 <w:rStyle w:val="af3"/>
@@ -2798,7 +2798,7 @@
                 <w:noProof/>
                 <w:webHidden/>
               </w:rPr>
-              <w:instrText xml:space="preserve"> PAGEREF _Toc214642047 \h </w:instrText>
+              <w:instrText xml:space="preserve"> PAGEREF _Toc214646428 \h </w:instrText>
             </w:r>
             <w:r>
               <w:rPr>
@@ -2845,7 +2845,7 @@
               <w14:ligatures w14:val="standardContextual"/>
             </w:rPr>
           </w:pPr>
-          <w:hyperlink w:anchor="_Toc214642048" w:history="1">
+          <w:hyperlink w:anchor="_Toc214646429" w:history="1">
             <w:r>
               <w:rPr>
                 <w:rStyle w:val="af3"/>
@@ -2872,7 +2872,7 @@
                 <w:noProof/>
                 <w:webHidden/>
               </w:rPr>
-              <w:instrText xml:space="preserve"> PAGEREF _Toc214642048 \h </w:instrText>
+              <w:instrText xml:space="preserve"> PAGEREF _Toc214646429 \h </w:instrText>
             </w:r>
             <w:r>
               <w:rPr>
@@ -2919,7 +2919,7 @@
               <w14:ligatures w14:val="standardContextual"/>
             </w:rPr>
           </w:pPr>
-          <w:hyperlink w:anchor="_Toc214642049" w:history="1">
+          <w:hyperlink w:anchor="_Toc214646430" w:history="1">
             <w:r>
               <w:rPr>
                 <w:rStyle w:val="af3"/>
@@ -2946,7 +2946,7 @@
                 <w:noProof/>
                 <w:webHidden/>
               </w:rPr>
-              <w:instrText xml:space="preserve"> PAGEREF _Toc214642049 \h </w:instrText>
+              <w:instrText xml:space="preserve"> PAGEREF _Toc214646430 \h </w:instrText>
             </w:r>
             <w:r>
               <w:rPr>
@@ -2993,7 +2993,7 @@
               <w14:ligatures w14:val="standardContextual"/>
             </w:rPr>
           </w:pPr>
-          <w:hyperlink w:anchor="_Toc214642050" w:history="1">
+          <w:hyperlink w:anchor="_Toc214646431" w:history="1">
             <w:r>
               <w:rPr>
                 <w:rStyle w:val="af3"/>
@@ -3020,7 +3020,7 @@
                 <w:noProof/>
                 <w:webHidden/>
               </w:rPr>
-              <w:instrText xml:space="preserve"> PAGEREF _Toc214642050 \h </w:instrText>
+              <w:instrText xml:space="preserve"> PAGEREF _Toc214646431 \h </w:instrText>
             </w:r>
             <w:r>
               <w:rPr>
@@ -3067,7 +3067,7 @@
               <w14:ligatures w14:val="standardContextual"/>
             </w:rPr>
           </w:pPr>
-          <w:hyperlink w:anchor="_Toc214642051" w:history="1">
+          <w:hyperlink w:anchor="_Toc214646432" w:history="1">
             <w:r>
               <w:rPr>
                 <w:rStyle w:val="af3"/>
@@ -3094,7 +3094,7 @@
                 <w:noProof/>
                 <w:webHidden/>
               </w:rPr>
-              <w:instrText xml:space="preserve"> PAGEREF _Toc214642051 \h </w:instrText>
+              <w:instrText xml:space="preserve"> PAGEREF _Toc214646432 \h </w:instrText>
             </w:r>
             <w:r>
               <w:rPr>
@@ -3141,7 +3141,7 @@
               <w14:ligatures w14:val="standardContextual"/>
             </w:rPr>
           </w:pPr>
-          <w:hyperlink w:anchor="_Toc214642052" w:history="1">
+          <w:hyperlink w:anchor="_Toc214646433" w:history="1">
             <w:r>
               <w:rPr>
                 <w:rStyle w:val="af3"/>
@@ -3184,7 +3184,7 @@
                 <w:noProof/>
                 <w:webHidden/>
               </w:rPr>
-              <w:instrText xml:space="preserve"> PAGEREF _Toc214642052 \h </w:instrText>
+              <w:instrText xml:space="preserve"> PAGEREF _Toc214646433 \h </w:instrText>
             </w:r>
             <w:r>
               <w:rPr>
@@ -3231,7 +3231,7 @@
               <w14:ligatures w14:val="standardContextual"/>
             </w:rPr>
           </w:pPr>
-          <w:hyperlink w:anchor="_Toc214642053" w:history="1">
+          <w:hyperlink w:anchor="_Toc214646434" w:history="1">
             <w:r>
               <w:rPr>
                 <w:rStyle w:val="af3"/>
@@ -3274,7 +3274,7 @@
                 <w:noProof/>
                 <w:webHidden/>
               </w:rPr>
-              <w:instrText xml:space="preserve"> PAGEREF _Toc214642053 \h </w:instrText>
+              <w:instrText xml:space="preserve"> PAGEREF _Toc214646434 \h </w:instrText>
             </w:r>
             <w:r>
               <w:rPr>
@@ -3321,7 +3321,7 @@
               <w14:ligatures w14:val="standardContextual"/>
             </w:rPr>
           </w:pPr>
-          <w:hyperlink w:anchor="_Toc214642054" w:history="1">
+          <w:hyperlink w:anchor="_Toc214646435" w:history="1">
             <w:r>
               <w:rPr>
                 <w:rStyle w:val="af3"/>
@@ -3364,7 +3364,7 @@
                 <w:noProof/>
                 <w:webHidden/>
               </w:rPr>
-              <w:instrText xml:space="preserve"> PAGEREF _Toc214642054 \h </w:instrText>
+              <w:instrText xml:space="preserve"> PAGEREF _Toc214646435 \h </w:instrText>
             </w:r>
             <w:r>
               <w:rPr>
@@ -3411,7 +3411,7 @@
               <w14:ligatures w14:val="standardContextual"/>
             </w:rPr>
           </w:pPr>
-          <w:hyperlink w:anchor="_Toc214642055" w:history="1">
+          <w:hyperlink w:anchor="_Toc214646436" w:history="1">
             <w:r>
               <w:rPr>
                 <w:rStyle w:val="af3"/>
@@ -3438,7 +3438,7 @@
                 <w:noProof/>
                 <w:webHidden/>
               </w:rPr>
-              <w:instrText xml:space="preserve"> PAGEREF _Toc214642055 \h </w:instrText>
+              <w:instrText xml:space="preserve"> PAGEREF _Toc214646436 \h </w:instrText>
             </w:r>
             <w:r>
               <w:rPr>
@@ -3485,7 +3485,7 @@
               <w14:ligatures w14:val="standardContextual"/>
             </w:rPr>
           </w:pPr>
-          <w:hyperlink w:anchor="_Toc214642056" w:history="1">
+          <w:hyperlink w:anchor="_Toc214646437" w:history="1">
             <w:r>
               <w:rPr>
                 <w:rStyle w:val="af3"/>
@@ -3512,7 +3512,7 @@
                 <w:noProof/>
                 <w:webHidden/>
               </w:rPr>
-              <w:instrText xml:space="preserve"> PAGEREF _Toc214642056 \h </w:instrText>
+              <w:instrText xml:space="preserve"> PAGEREF _Toc214646437 \h </w:instrText>
             </w:r>
             <w:r>
               <w:rPr>
@@ -3559,7 +3559,7 @@
               <w14:ligatures w14:val="standardContextual"/>
             </w:rPr>
           </w:pPr>
-          <w:hyperlink w:anchor="_Toc214642057" w:history="1">
+          <w:hyperlink w:anchor="_Toc214646438" w:history="1">
             <w:r>
               <w:rPr>
                 <w:rStyle w:val="af3"/>
@@ -3586,7 +3586,7 @@
                 <w:noProof/>
                 <w:webHidden/>
               </w:rPr>
-              <w:instrText xml:space="preserve"> PAGEREF _Toc214642057 \h </w:instrText>
+              <w:instrText xml:space="preserve"> PAGEREF _Toc214646438 \h </w:instrText>
             </w:r>
             <w:r>
               <w:rPr>
@@ -3633,7 +3633,7 @@
               <w14:ligatures w14:val="standardContextual"/>
             </w:rPr>
           </w:pPr>
-          <w:hyperlink w:anchor="_Toc214642058" w:history="1">
+          <w:hyperlink w:anchor="_Toc214646439" w:history="1">
             <w:r>
               <w:rPr>
                 <w:rStyle w:val="af3"/>
@@ -3660,7 +3660,7 @@
                 <w:noProof/>
                 <w:webHidden/>
               </w:rPr>
-              <w:instrText xml:space="preserve"> PAGEREF _Toc214642058 \h </w:instrText>
+              <w:instrText xml:space="preserve"> PAGEREF _Toc214646439 \h </w:instrText>
             </w:r>
             <w:r>
               <w:rPr>
@@ -3707,7 +3707,7 @@
               <w14:ligatures w14:val="standardContextual"/>
             </w:rPr>
           </w:pPr>
-          <w:hyperlink w:anchor="_Toc214642059" w:history="1">
+          <w:hyperlink w:anchor="_Toc214646440" w:history="1">
             <w:r>
               <w:rPr>
                 <w:rStyle w:val="af3"/>
@@ -3734,7 +3734,7 @@
                 <w:noProof/>
                 <w:webHidden/>
               </w:rPr>
-              <w:instrText xml:space="preserve"> PAGEREF _Toc214642059 \h </w:instrText>
+              <w:instrText xml:space="preserve"> PAGEREF _Toc214646440 \h </w:instrText>
             </w:r>
             <w:r>
               <w:rPr>
@@ -3781,7 +3781,7 @@
               <w14:ligatures w14:val="standardContextual"/>
             </w:rPr>
           </w:pPr>
-          <w:hyperlink w:anchor="_Toc214642060" w:history="1">
+          <w:hyperlink w:anchor="_Toc214646441" w:history="1">
             <w:r>
               <w:rPr>
                 <w:rStyle w:val="af3"/>
@@ -3816,7 +3816,7 @@
                 <w:noProof/>
                 <w:webHidden/>
               </w:rPr>
-              <w:instrText xml:space="preserve"> PAGEREF _Toc214642060 \h </w:instrText>
+              <w:instrText xml:space="preserve"> PAGEREF _Toc214646441 \h </w:instrText>
             </w:r>
             <w:r>
               <w:rPr>
@@ -3863,7 +3863,7 @@
               <w14:ligatures w14:val="standardContextual"/>
             </w:rPr>
           </w:pPr>
-          <w:hyperlink w:anchor="_Toc214642061" w:history="1">
+          <w:hyperlink w:anchor="_Toc214646442" w:history="1">
             <w:r>
               <w:rPr>
                 <w:rStyle w:val="af3"/>
@@ -3890,7 +3890,7 @@
                 <w:noProof/>
                 <w:webHidden/>
               </w:rPr>
-              <w:instrText xml:space="preserve"> PAGEREF _Toc214642061 \h </w:instrText>
+              <w:instrText xml:space="preserve"> PAGEREF _Toc214646442 \h </w:instrText>
             </w:r>
             <w:r>
               <w:rPr>
@@ -3937,7 +3937,7 @@
               <w14:ligatures w14:val="standardContextual"/>
             </w:rPr>
           </w:pPr>
-          <w:hyperlink w:anchor="_Toc214642062" w:history="1">
+          <w:hyperlink w:anchor="_Toc214646443" w:history="1">
             <w:r>
               <w:rPr>
                 <w:rStyle w:val="af3"/>
@@ -3964,7 +3964,7 @@
                 <w:noProof/>
                 <w:webHidden/>
               </w:rPr>
-              <w:instrText xml:space="preserve"> PAGEREF _Toc214642062 \h </w:instrText>
+              <w:instrText xml:space="preserve"> PAGEREF _Toc214646443 \h </w:instrText>
             </w:r>
             <w:r>
               <w:rPr>
@@ -4011,7 +4011,7 @@
               <w14:ligatures w14:val="standardContextual"/>
             </w:rPr>
           </w:pPr>
-          <w:hyperlink w:anchor="_Toc214642063" w:history="1">
+          <w:hyperlink w:anchor="_Toc214646444" w:history="1">
             <w:r>
               <w:rPr>
                 <w:rStyle w:val="af3"/>
@@ -4038,7 +4038,7 @@
                 <w:noProof/>
                 <w:webHidden/>
               </w:rPr>
-              <w:instrText xml:space="preserve"> PAGEREF _Toc214642063 \h </w:instrText>
+              <w:instrText xml:space="preserve"> PAGEREF _Toc214646444 \h </w:instrText>
             </w:r>
             <w:r>
               <w:rPr>
@@ -4085,7 +4085,7 @@
               <w14:ligatures w14:val="standardContextual"/>
             </w:rPr>
           </w:pPr>
-          <w:hyperlink w:anchor="_Toc214642064" w:history="1">
+          <w:hyperlink w:anchor="_Toc214646445" w:history="1">
             <w:r>
               <w:rPr>
                 <w:rStyle w:val="af3"/>
@@ -4112,7 +4112,7 @@
                 <w:noProof/>
                 <w:webHidden/>
               </w:rPr>
-              <w:instrText xml:space="preserve"> PAGEREF _Toc214642064 \h </w:instrText>
+              <w:instrText xml:space="preserve"> PAGEREF _Toc214646445 \h </w:instrText>
             </w:r>
             <w:r>
               <w:rPr>
@@ -4159,7 +4159,7 @@
               <w14:ligatures w14:val="standardContextual"/>
             </w:rPr>
           </w:pPr>
-          <w:hyperlink w:anchor="_Toc214642065" w:history="1">
+          <w:hyperlink w:anchor="_Toc214646446" w:history="1">
             <w:r>
               <w:rPr>
                 <w:rStyle w:val="af3"/>
@@ -4186,7 +4186,7 @@
                 <w:noProof/>
                 <w:webHidden/>
               </w:rPr>
-              <w:instrText xml:space="preserve"> PAGEREF _Toc214642065 \h </w:instrText>
+              <w:instrText xml:space="preserve"> PAGEREF _Toc214646446 \h </w:instrText>
             </w:r>
             <w:r>
               <w:rPr>
@@ -4233,7 +4233,7 @@
               <w14:ligatures w14:val="standardContextual"/>
             </w:rPr>
           </w:pPr>
-          <w:hyperlink w:anchor="_Toc214642066" w:history="1">
+          <w:hyperlink w:anchor="_Toc214646447" w:history="1">
             <w:r>
               <w:rPr>
                 <w:rStyle w:val="af3"/>
@@ -4260,7 +4260,7 @@
                 <w:noProof/>
                 <w:webHidden/>
               </w:rPr>
-              <w:instrText xml:space="preserve"> PAGEREF _Toc214642066 \h </w:instrText>
+              <w:instrText xml:space="preserve"> PAGEREF _Toc214646447 \h </w:instrText>
             </w:r>
             <w:r>
               <w:rPr>
@@ -4281,6 +4281,154 @@
                 <w:webHidden/>
               </w:rPr>
               <w:t>14</w:t>
+            </w:r>
+            <w:r>
+              <w:rPr>
+                <w:noProof/>
+                <w:webHidden/>
+              </w:rPr>
+              <w:fldChar w:fldCharType="end"/>
+            </w:r>
+          </w:hyperlink>
+        </w:p>
+        <w:p>
+          <w:pPr>
+            <w:pStyle w:val="23"/>
+            <w:tabs>
+              <w:tab w:val="right" w:leader="dot" w:pos="9627"/>
+            </w:tabs>
+            <w:rPr>
+              <w:rFonts w:asciiTheme="minorHAnsi" w:eastAsiaTheme="minorEastAsia" w:hAnsiTheme="minorHAnsi"/>
+              <w:noProof/>
+              <w:kern w:val="2"/>
+              <w:sz w:val="24"/>
+              <w:szCs w:val="24"/>
+              <w:lang w:eastAsia="ru-RU"/>
+              <w14:ligatures w14:val="standardContextual"/>
+            </w:rPr>
+          </w:pPr>
+          <w:hyperlink w:anchor="_Toc214646448" w:history="1">
+            <w:r>
+              <w:rPr>
+                <w:rStyle w:val="af3"/>
+                <w:noProof/>
+              </w:rPr>
+              <w:t>2.4 Тестирование программы</w:t>
+            </w:r>
+            <w:r>
+              <w:rPr>
+                <w:noProof/>
+                <w:webHidden/>
+              </w:rPr>
+              <w:tab/>
+            </w:r>
+            <w:r>
+              <w:rPr>
+                <w:noProof/>
+                <w:webHidden/>
+              </w:rPr>
+              <w:fldChar w:fldCharType="begin"/>
+            </w:r>
+            <w:r>
+              <w:rPr>
+                <w:noProof/>
+                <w:webHidden/>
+              </w:rPr>
+              <w:instrText xml:space="preserve"> PAGEREF _Toc214646448 \h </w:instrText>
+            </w:r>
+            <w:r>
+              <w:rPr>
+                <w:noProof/>
+                <w:webHidden/>
+              </w:rPr>
+            </w:r>
+            <w:r>
+              <w:rPr>
+                <w:noProof/>
+                <w:webHidden/>
+              </w:rPr>
+              <w:fldChar w:fldCharType="separate"/>
+            </w:r>
+            <w:r>
+              <w:rPr>
+                <w:noProof/>
+                <w:webHidden/>
+              </w:rPr>
+              <w:t>14</w:t>
+            </w:r>
+            <w:r>
+              <w:rPr>
+                <w:noProof/>
+                <w:webHidden/>
+              </w:rPr>
+              <w:fldChar w:fldCharType="end"/>
+            </w:r>
+          </w:hyperlink>
+        </w:p>
+        <w:p>
+          <w:pPr>
+            <w:pStyle w:val="23"/>
+            <w:tabs>
+              <w:tab w:val="right" w:leader="dot" w:pos="9627"/>
+            </w:tabs>
+            <w:rPr>
+              <w:rFonts w:asciiTheme="minorHAnsi" w:eastAsiaTheme="minorEastAsia" w:hAnsiTheme="minorHAnsi"/>
+              <w:noProof/>
+              <w:kern w:val="2"/>
+              <w:sz w:val="24"/>
+              <w:szCs w:val="24"/>
+              <w:lang w:eastAsia="ru-RU"/>
+              <w14:ligatures w14:val="standardContextual"/>
+            </w:rPr>
+          </w:pPr>
+          <w:hyperlink w:anchor="_Toc214646449" w:history="1">
+            <w:r>
+              <w:rPr>
+                <w:rStyle w:val="af3"/>
+                <w:noProof/>
+              </w:rPr>
+              <w:t>2.5 Выводы</w:t>
+            </w:r>
+            <w:r>
+              <w:rPr>
+                <w:noProof/>
+                <w:webHidden/>
+              </w:rPr>
+              <w:tab/>
+            </w:r>
+            <w:r>
+              <w:rPr>
+                <w:noProof/>
+                <w:webHidden/>
+              </w:rPr>
+              <w:fldChar w:fldCharType="begin"/>
+            </w:r>
+            <w:r>
+              <w:rPr>
+                <w:noProof/>
+                <w:webHidden/>
+              </w:rPr>
+              <w:instrText xml:space="preserve"> PAGEREF _Toc214646449 \h </w:instrText>
+            </w:r>
+            <w:r>
+              <w:rPr>
+                <w:noProof/>
+                <w:webHidden/>
+              </w:rPr>
+            </w:r>
+            <w:r>
+              <w:rPr>
+                <w:noProof/>
+                <w:webHidden/>
+              </w:rPr>
+              <w:fldChar w:fldCharType="separate"/>
+            </w:r>
+            <w:r>
+              <w:rPr>
+                <w:noProof/>
+                <w:webHidden/>
+              </w:rPr>
+              <w:t>15</w:t>
             </w:r>
             <w:r>
               <w:rPr>
@@ -4345,7 +4493,7 @@
       <w:pPr>
         <w:pStyle w:val="1"/>
       </w:pPr>
-      <w:bookmarkStart w:id="1" w:name="_Toc214642048"/>
+      <w:bookmarkStart w:id="1" w:name="_Toc214646429"/>
       <w:r>
         <w:lastRenderedPageBreak/>
         <w:t>Введение</w:t>
@@ -4437,7 +4585,7 @@
       <w:pPr>
         <w:pStyle w:val="1"/>
       </w:pPr>
-      <w:bookmarkStart w:id="2" w:name="_Toc214642049"/>
+      <w:bookmarkStart w:id="2" w:name="_Toc214646430"/>
       <w:r>
         <w:lastRenderedPageBreak/>
         <w:t>1 Анализ предметной области</w:t>
@@ -4463,7 +4611,7 @@
       <w:pPr>
         <w:pStyle w:val="2"/>
       </w:pPr>
-      <w:bookmarkStart w:id="3" w:name="_Toc214642050"/>
+      <w:bookmarkStart w:id="3" w:name="_Toc214646431"/>
       <w:r>
         <w:t>1.1 Роль и архитектурные особенности оперативной памяти в современных вычислительных системах</w:t>
       </w:r>
@@ -5058,7 +5206,7 @@
       <w:pPr>
         <w:pStyle w:val="2"/>
       </w:pPr>
-      <w:bookmarkStart w:id="6" w:name="_Toc214642051"/>
+      <w:bookmarkStart w:id="6" w:name="_Toc214646432"/>
       <w:r>
         <w:t>1.2 Основные подходы к программному управлению памятью</w:t>
       </w:r>
@@ -5109,7 +5257,7 @@
       <w:pPr>
         <w:pStyle w:val="3"/>
       </w:pPr>
-      <w:bookmarkStart w:id="7" w:name="_Toc214642052"/>
+      <w:bookmarkStart w:id="7" w:name="_Toc214646433"/>
       <w:r>
         <w:t xml:space="preserve">1.2.1 </w:t>
       </w:r>
@@ -5854,7 +6002,7 @@
       <w:pPr>
         <w:pStyle w:val="3"/>
       </w:pPr>
-      <w:bookmarkStart w:id="8" w:name="_Toc214642053"/>
+      <w:bookmarkStart w:id="8" w:name="_Toc214646434"/>
       <w:r>
         <w:t xml:space="preserve">1.2.2 </w:t>
       </w:r>
@@ -5890,7 +6038,7 @@
       <w:pPr>
         <w:pStyle w:val="3"/>
       </w:pPr>
-      <w:bookmarkStart w:id="9" w:name="_Toc214642054"/>
+      <w:bookmarkStart w:id="9" w:name="_Toc214646435"/>
       <w:r>
         <w:t xml:space="preserve">1.2.3 </w:t>
       </w:r>
@@ -6027,7 +6175,7 @@
       <w:pPr>
         <w:pStyle w:val="2"/>
       </w:pPr>
-      <w:bookmarkStart w:id="10" w:name="_Toc214642055"/>
+      <w:bookmarkStart w:id="10" w:name="_Toc214646436"/>
       <w:r>
         <w:t xml:space="preserve">1.3 </w:t>
       </w:r>
@@ -6626,7 +6774,7 @@
       <w:pPr>
         <w:pStyle w:val="2"/>
       </w:pPr>
-      <w:bookmarkStart w:id="11" w:name="_Toc214642056"/>
+      <w:bookmarkStart w:id="11" w:name="_Toc214646437"/>
       <w:r>
         <w:t>1.4 Метаданные и структуры данных в аллокаторах памяти</w:t>
       </w:r>
@@ -6878,7 +7026,7 @@
       <w:pPr>
         <w:pStyle w:val="2"/>
       </w:pPr>
-      <w:bookmarkStart w:id="12" w:name="_Toc214642057"/>
+      <w:bookmarkStart w:id="12" w:name="_Toc214646438"/>
       <w:r>
         <w:lastRenderedPageBreak/>
         <w:t>1.5 Обоснование выбора метода и средств реализации</w:t>
@@ -7189,7 +7337,7 @@
       <w:pPr>
         <w:pStyle w:val="2"/>
       </w:pPr>
-      <w:bookmarkStart w:id="13" w:name="_Toc214642058"/>
+      <w:bookmarkStart w:id="13" w:name="_Toc214646439"/>
       <w:r>
         <w:t>1.6 Выводы</w:t>
       </w:r>
@@ -7381,7 +7529,7 @@
       <w:pPr>
         <w:pStyle w:val="1"/>
       </w:pPr>
-      <w:bookmarkStart w:id="14" w:name="_Toc214642059"/>
+      <w:bookmarkStart w:id="14" w:name="_Toc214646440"/>
       <w:r>
         <w:lastRenderedPageBreak/>
         <w:t>2</w:t>
@@ -7416,7 +7564,7 @@
           <w:bCs/>
         </w:rPr>
       </w:pPr>
-      <w:bookmarkStart w:id="15" w:name="_Toc214642060"/>
+      <w:bookmarkStart w:id="15" w:name="_Toc214646441"/>
       <w:r>
         <w:t>2.1</w:t>
       </w:r>
@@ -7949,7 +8097,7 @@
       <w:pPr>
         <w:pStyle w:val="2"/>
       </w:pPr>
-      <w:bookmarkStart w:id="16" w:name="_Toc214642061"/>
+      <w:bookmarkStart w:id="16" w:name="_Toc214646442"/>
       <w:r>
         <w:t xml:space="preserve">2.2 </w:t>
       </w:r>
@@ -8669,7 +8817,7 @@
       <w:pPr>
         <w:pStyle w:val="2"/>
       </w:pPr>
-      <w:bookmarkStart w:id="17" w:name="_Toc214642062"/>
+      <w:bookmarkStart w:id="17" w:name="_Toc214646443"/>
       <w:r>
         <w:lastRenderedPageBreak/>
         <w:t>2.3 Интерфейс программы</w:t>
@@ -8871,7 +9019,7 @@
       <w:pPr>
         <w:pStyle w:val="3"/>
       </w:pPr>
-      <w:bookmarkStart w:id="18" w:name="_Toc214642063"/>
+      <w:bookmarkStart w:id="18" w:name="_Toc214646444"/>
       <w:r>
         <w:t>2.3.1 Пункт 1 — добавление блока памяти.</w:t>
       </w:r>
@@ -8981,7 +9129,7 @@
       <w:pPr>
         <w:pStyle w:val="3"/>
       </w:pPr>
-      <w:bookmarkStart w:id="19" w:name="_Toc214642064"/>
+      <w:bookmarkStart w:id="19" w:name="_Toc214646445"/>
       <w:r>
         <w:t>2.3.2 Пункт 2 — Освобождение блока памяти.</w:t>
       </w:r>
@@ -9102,7 +9250,7 @@
       <w:pPr>
         <w:pStyle w:val="3"/>
       </w:pPr>
-      <w:bookmarkStart w:id="20" w:name="_Toc214642065"/>
+      <w:bookmarkStart w:id="20" w:name="_Toc214646446"/>
       <w:r>
         <w:lastRenderedPageBreak/>
         <w:t>2.3.3 Пункт 3 — Вывод статистики кучи.</w:t>
@@ -9271,7 +9419,7 @@
       <w:pPr>
         <w:pStyle w:val="3"/>
       </w:pPr>
-      <w:bookmarkStart w:id="21" w:name="_Toc214642066"/>
+      <w:bookmarkStart w:id="21" w:name="_Toc214646447"/>
       <w:r>
         <w:t>2.3.4 Пункт 4 — Выход из программы.</w:t>
       </w:r>
@@ -9402,9 +9550,11 @@
       <w:pPr>
         <w:pStyle w:val="2"/>
       </w:pPr>
+      <w:bookmarkStart w:id="22" w:name="_Toc214646448"/>
       <w:r>
         <w:t>2.4 Тестирование программы</w:t>
       </w:r>
+      <w:bookmarkEnd w:id="22"/>
     </w:p>
     <w:p/>
     <w:p>
@@ -10267,9 +10417,11 @@
       <w:pPr>
         <w:pStyle w:val="2"/>
       </w:pPr>
+      <w:bookmarkStart w:id="23" w:name="_Toc214646449"/>
       <w:r>
         <w:t>2.5 Выводы</w:t>
       </w:r>
+      <w:bookmarkEnd w:id="23"/>
     </w:p>
     <w:p/>
     <w:p>

--- a/Файлы/2 курс/3 семестр/Алгоритмы и структуры данных/Курсовая работа/Влад/Курсовая Гордов БПИ24-02.docx
+++ b/Файлы/2 курс/3 семестр/Алгоритмы и структуры данных/Курсовая работа/Влад/Курсовая Гордов БПИ24-02.docx
@@ -4522,9 +4522,8 @@
         <w:pStyle w:val="a0"/>
         <w:numPr>
           <w:ilvl w:val="0"/>
-          <w:numId w:val="23"/>
+          <w:numId w:val="52"/>
         </w:numPr>
-        <w:ind w:firstLine="709"/>
       </w:pPr>
       <w:r>
         <w:t>провести анализ архитектурных особенностей оперативной памяти;</w:t>
@@ -4535,9 +4534,8 @@
         <w:pStyle w:val="a0"/>
         <w:numPr>
           <w:ilvl w:val="0"/>
-          <w:numId w:val="23"/>
+          <w:numId w:val="52"/>
         </w:numPr>
-        <w:ind w:firstLine="709"/>
       </w:pPr>
       <w:r>
         <w:t>изучить алгоритмы размещения блоков памяти;</w:t>
@@ -4548,9 +4546,8 @@
         <w:pStyle w:val="a0"/>
         <w:numPr>
           <w:ilvl w:val="0"/>
-          <w:numId w:val="23"/>
+          <w:numId w:val="52"/>
         </w:numPr>
-        <w:ind w:firstLine="709"/>
       </w:pPr>
       <w:r>
         <w:t xml:space="preserve">разработать упрощённый аллокатор памяти на языке </w:t>
@@ -4570,9 +4567,8 @@
         <w:pStyle w:val="a0"/>
         <w:numPr>
           <w:ilvl w:val="0"/>
-          <w:numId w:val="23"/>
+          <w:numId w:val="52"/>
         </w:numPr>
-        <w:ind w:firstLine="709"/>
       </w:pPr>
       <w:r>
         <w:t>провести вычислительные эксперименты по оценке фрагментации.</w:t>
@@ -4722,9 +4718,8 @@
         <w:pStyle w:val="a0"/>
         <w:numPr>
           <w:ilvl w:val="0"/>
-          <w:numId w:val="25"/>
+          <w:numId w:val="53"/>
         </w:numPr>
-        <w:ind w:left="0" w:firstLine="709"/>
         <w:rPr>
           <w:rFonts w:cs="Times New Roman"/>
         </w:rPr>
@@ -4791,9 +4786,8 @@
         <w:pStyle w:val="a0"/>
         <w:numPr>
           <w:ilvl w:val="0"/>
-          <w:numId w:val="25"/>
+          <w:numId w:val="53"/>
         </w:numPr>
-        <w:ind w:left="0" w:firstLine="709"/>
         <w:rPr>
           <w:rFonts w:cs="Times New Roman"/>
         </w:rPr>
@@ -4832,9 +4826,8 @@
         <w:pStyle w:val="a0"/>
         <w:numPr>
           <w:ilvl w:val="0"/>
-          <w:numId w:val="25"/>
+          <w:numId w:val="53"/>
         </w:numPr>
-        <w:ind w:left="0" w:firstLine="709"/>
         <w:rPr>
           <w:rFonts w:cs="Times New Roman"/>
         </w:rPr>
@@ -4901,6 +4894,7 @@
           <w:iCs/>
           <w:lang w:val="en-US"/>
         </w:rPr>
+        <w:lastRenderedPageBreak/>
         <w:t>F</w:t>
       </w:r>
       <w:r>
@@ -5086,7 +5080,6 @@
     </w:p>
     <w:p>
       <w:r>
-        <w:lastRenderedPageBreak/>
         <w:t xml:space="preserve">где </w:t>
       </w:r>
       <m:oMath>
@@ -5308,9 +5301,8 @@
         <w:pStyle w:val="a0"/>
         <w:numPr>
           <w:ilvl w:val="0"/>
-          <w:numId w:val="25"/>
+          <w:numId w:val="54"/>
         </w:numPr>
-        <w:ind w:left="0" w:firstLine="709"/>
         <w:rPr>
           <w:rFonts w:cs="Times New Roman"/>
         </w:rPr>
@@ -5337,9 +5329,8 @@
         <w:pStyle w:val="a0"/>
         <w:numPr>
           <w:ilvl w:val="0"/>
-          <w:numId w:val="25"/>
+          <w:numId w:val="54"/>
         </w:numPr>
-        <w:ind w:left="0" w:firstLine="709"/>
         <w:rPr>
           <w:rFonts w:cs="Times New Roman"/>
         </w:rPr>
@@ -5366,9 +5357,8 @@
         <w:pStyle w:val="a0"/>
         <w:numPr>
           <w:ilvl w:val="0"/>
-          <w:numId w:val="25"/>
+          <w:numId w:val="54"/>
         </w:numPr>
-        <w:ind w:left="0" w:firstLine="709"/>
         <w:rPr>
           <w:rFonts w:cs="Times New Roman"/>
         </w:rPr>
@@ -5395,9 +5385,8 @@
         <w:pStyle w:val="a0"/>
         <w:numPr>
           <w:ilvl w:val="0"/>
-          <w:numId w:val="25"/>
+          <w:numId w:val="54"/>
         </w:numPr>
-        <w:ind w:left="0" w:firstLine="709"/>
         <w:rPr>
           <w:rFonts w:cs="Times New Roman"/>
         </w:rPr>
@@ -6239,9 +6228,8 @@
         <w:pStyle w:val="a0"/>
         <w:numPr>
           <w:ilvl w:val="0"/>
-          <w:numId w:val="28"/>
+          <w:numId w:val="55"/>
         </w:numPr>
-        <w:ind w:left="0" w:firstLine="709"/>
         <w:rPr>
           <w:rFonts w:cs="Times New Roman"/>
         </w:rPr>
@@ -6280,9 +6268,8 @@
         <w:pStyle w:val="a0"/>
         <w:numPr>
           <w:ilvl w:val="0"/>
-          <w:numId w:val="28"/>
+          <w:numId w:val="55"/>
         </w:numPr>
-        <w:ind w:left="0" w:firstLine="709"/>
         <w:rPr>
           <w:rFonts w:cs="Times New Roman"/>
         </w:rPr>
@@ -6321,9 +6308,8 @@
         <w:pStyle w:val="a0"/>
         <w:numPr>
           <w:ilvl w:val="0"/>
-          <w:numId w:val="28"/>
+          <w:numId w:val="55"/>
         </w:numPr>
-        <w:ind w:left="0" w:firstLine="709"/>
         <w:rPr>
           <w:rFonts w:cs="Times New Roman"/>
         </w:rPr>
@@ -6367,7 +6353,266 @@
         <w:rPr>
           <w:rFonts w:cs="Times New Roman"/>
         </w:rPr>
+        <w:lastRenderedPageBreak/>
         <w:t>В реальных системах программные модели управления памятью реализованы в виде библиотечных аллокаторов. Например:</w:t>
+      </w:r>
+    </w:p>
+    <w:p>
+      <w:pPr>
+        <w:pStyle w:val="a0"/>
+        <w:numPr>
+          <w:ilvl w:val="0"/>
+          <w:numId w:val="56"/>
+        </w:numPr>
+        <w:rPr>
+          <w:rFonts w:cs="Times New Roman"/>
+        </w:rPr>
+      </w:pPr>
+      <w:r>
+        <w:rPr>
+          <w:rFonts w:cs="Times New Roman"/>
+          <w:b/>
+          <w:bCs/>
+          <w:i/>
+          <w:iCs/>
+        </w:rPr>
+        <w:t>dlmalloc</w:t>
+      </w:r>
+      <w:r>
+        <w:rPr>
+          <w:rFonts w:cs="Times New Roman"/>
+          <w:b/>
+          <w:bCs/>
+        </w:rPr>
+        <w:t xml:space="preserve"> (</w:t>
+      </w:r>
+      <w:r>
+        <w:rPr>
+          <w:rFonts w:cs="Times New Roman"/>
+          <w:b/>
+          <w:bCs/>
+          <w:i/>
+          <w:iCs/>
+        </w:rPr>
+        <w:t>Doug Lea’s malloc</w:t>
+      </w:r>
+      <w:r>
+        <w:rPr>
+          <w:rFonts w:cs="Times New Roman"/>
+          <w:b/>
+          <w:bCs/>
+        </w:rPr>
+        <w:t>)</w:t>
+      </w:r>
+      <w:r>
+        <w:rPr>
+          <w:rFonts w:cs="Times New Roman"/>
+        </w:rPr>
+        <w:t xml:space="preserve"> — один из самых известных аллокаторов, лежащий в основе </w:t>
+      </w:r>
+      <w:r>
+        <w:rPr>
+          <w:rFonts w:cs="Times New Roman"/>
+          <w:i/>
+          <w:iCs/>
+        </w:rPr>
+        <w:t>malloc</w:t>
+      </w:r>
+      <w:r>
+        <w:rPr>
+          <w:rFonts w:cs="Times New Roman"/>
+        </w:rPr>
+        <w:t xml:space="preserve"> в </w:t>
+      </w:r>
+      <w:r>
+        <w:rPr>
+          <w:rFonts w:cs="Times New Roman"/>
+          <w:i/>
+          <w:iCs/>
+        </w:rPr>
+        <w:t>glibc</w:t>
+      </w:r>
+      <w:r>
+        <w:rPr>
+          <w:rFonts w:cs="Times New Roman"/>
+        </w:rPr>
+        <w:t>. Использует двоичные деревья для больших блоков и связные списки для мелких</w:t>
+      </w:r>
+      <w:r>
+        <w:rPr>
+          <w:rFonts w:cs="Times New Roman"/>
+        </w:rPr>
+        <w:t>;</w:t>
+      </w:r>
+    </w:p>
+    <w:p>
+      <w:pPr>
+        <w:pStyle w:val="a0"/>
+        <w:numPr>
+          <w:ilvl w:val="0"/>
+          <w:numId w:val="56"/>
+        </w:numPr>
+        <w:rPr>
+          <w:rFonts w:cs="Times New Roman"/>
+        </w:rPr>
+      </w:pPr>
+      <w:r>
+        <w:rPr>
+          <w:rFonts w:cs="Times New Roman"/>
+          <w:b/>
+          <w:bCs/>
+          <w:i/>
+          <w:iCs/>
+        </w:rPr>
+        <w:t>jemalloc</w:t>
+      </w:r>
+      <w:r>
+        <w:rPr>
+          <w:rFonts w:cs="Times New Roman"/>
+        </w:rPr>
+        <w:t xml:space="preserve"> — разработан для FreeBSD и используется в </w:t>
+      </w:r>
+      <w:r>
+        <w:rPr>
+          <w:rFonts w:cs="Times New Roman"/>
+          <w:i/>
+          <w:iCs/>
+        </w:rPr>
+        <w:t>Firefox</w:t>
+      </w:r>
+      <w:r>
+        <w:rPr>
+          <w:rFonts w:cs="Times New Roman"/>
+        </w:rPr>
+        <w:t xml:space="preserve"> и </w:t>
+      </w:r>
+      <w:r>
+        <w:rPr>
+          <w:rFonts w:cs="Times New Roman"/>
+          <w:i/>
+          <w:iCs/>
+        </w:rPr>
+        <w:t>Redis</w:t>
+      </w:r>
+      <w:r>
+        <w:rPr>
+          <w:rFonts w:cs="Times New Roman"/>
+        </w:rPr>
+        <w:t>. Оптимизирован для многопоточности и минимизации фрагментации</w:t>
+      </w:r>
+      <w:r>
+        <w:rPr>
+          <w:rFonts w:cs="Times New Roman"/>
+        </w:rPr>
+        <w:t>;</w:t>
+      </w:r>
+    </w:p>
+    <w:p>
+      <w:pPr>
+        <w:pStyle w:val="a0"/>
+        <w:numPr>
+          <w:ilvl w:val="0"/>
+          <w:numId w:val="56"/>
+        </w:numPr>
+        <w:rPr>
+          <w:rFonts w:cs="Times New Roman"/>
+        </w:rPr>
+      </w:pPr>
+      <w:r>
+        <w:rPr>
+          <w:rFonts w:cs="Times New Roman"/>
+          <w:b/>
+          <w:bCs/>
+          <w:i/>
+          <w:iCs/>
+        </w:rPr>
+        <w:t>tcmalloc</w:t>
+      </w:r>
+      <w:r>
+        <w:rPr>
+          <w:rFonts w:cs="Times New Roman"/>
+          <w:b/>
+          <w:bCs/>
+        </w:rPr>
+        <w:t xml:space="preserve"> (</w:t>
+      </w:r>
+      <w:r>
+        <w:rPr>
+          <w:rFonts w:cs="Times New Roman"/>
+          <w:b/>
+          <w:bCs/>
+          <w:i/>
+          <w:iCs/>
+        </w:rPr>
+        <w:t>Thread-Caching Malloc</w:t>
+      </w:r>
+      <w:r>
+        <w:rPr>
+          <w:rFonts w:cs="Times New Roman"/>
+          <w:b/>
+          <w:bCs/>
+        </w:rPr>
+        <w:t>)</w:t>
+      </w:r>
+      <w:r>
+        <w:rPr>
+          <w:rFonts w:cs="Times New Roman"/>
+        </w:rPr>
+        <w:t xml:space="preserve"> — разработан </w:t>
+      </w:r>
+      <w:r>
+        <w:rPr>
+          <w:rFonts w:cs="Times New Roman"/>
+          <w:i/>
+          <w:iCs/>
+        </w:rPr>
+        <w:t>Google</w:t>
+      </w:r>
+      <w:r>
+        <w:rPr>
+          <w:rFonts w:cs="Times New Roman"/>
+        </w:rPr>
+        <w:t>, использует кэширование памяти на уровне потоков для снижения конкуренции.</w:t>
+      </w:r>
+    </w:p>
+    <w:p>
+      <w:pPr>
+        <w:rPr>
+          <w:rFonts w:cs="Times New Roman"/>
+        </w:rPr>
+      </w:pPr>
+      <w:r>
+        <w:rPr>
+          <w:rFonts w:cs="Times New Roman"/>
+        </w:rPr>
+        <w:t xml:space="preserve">Эти реализации демонстрируют, что даже в </w:t>
+      </w:r>
+      <w:r>
+        <w:rPr>
+          <w:rFonts w:cs="Times New Roman"/>
+          <w:i/>
+          <w:iCs/>
+        </w:rPr>
+        <w:t>«стандартных»</w:t>
+      </w:r>
+      <w:r>
+        <w:rPr>
+          <w:rFonts w:cs="Times New Roman"/>
+        </w:rPr>
+        <w:t xml:space="preserve"> библиотеках управление памятью — это сложная инженерная задача, требующая компромиссов между скоростью, памятью и масштабируемостью.</w:t>
+      </w:r>
+    </w:p>
+    <w:p>
+      <w:pPr>
+        <w:rPr>
+          <w:rFonts w:cs="Times New Roman"/>
+        </w:rPr>
+      </w:pPr>
+      <w:r>
+        <w:rPr>
+          <w:rFonts w:cs="Times New Roman"/>
+        </w:rPr>
+        <w:t>В учебной модели, как правило, упрощаются следующие аспекты:</w:t>
       </w:r>
     </w:p>
     <w:p>
@@ -6385,79 +6630,14 @@
       <w:r>
         <w:rPr>
           <w:rFonts w:cs="Times New Roman"/>
-          <w:b/>
-          <w:bCs/>
-          <w:i/>
-          <w:iCs/>
-        </w:rPr>
-        <w:lastRenderedPageBreak/>
-        <w:t>dlmalloc</w:t>
-      </w:r>
-      <w:r>
-        <w:rPr>
-          <w:rFonts w:cs="Times New Roman"/>
-          <w:b/>
-          <w:bCs/>
-        </w:rPr>
-        <w:t xml:space="preserve"> (</w:t>
-      </w:r>
-      <w:r>
-        <w:rPr>
-          <w:rFonts w:cs="Times New Roman"/>
-          <w:b/>
-          <w:bCs/>
-          <w:i/>
-          <w:iCs/>
-        </w:rPr>
-        <w:t>Doug Lea’s malloc</w:t>
-      </w:r>
-      <w:r>
-        <w:rPr>
-          <w:rFonts w:cs="Times New Roman"/>
-          <w:b/>
-          <w:bCs/>
-        </w:rPr>
-        <w:t>)</w:t>
-      </w:r>
-      <w:r>
-        <w:rPr>
-          <w:rFonts w:cs="Times New Roman"/>
-        </w:rPr>
-        <w:t xml:space="preserve"> — один из самых известных аллокаторов, лежащий в основе </w:t>
-      </w:r>
-      <w:r>
-        <w:rPr>
-          <w:rFonts w:cs="Times New Roman"/>
-          <w:i/>
-          <w:iCs/>
-        </w:rPr>
-        <w:t>malloc</w:t>
-      </w:r>
-      <w:r>
-        <w:rPr>
-          <w:rFonts w:cs="Times New Roman"/>
-        </w:rPr>
-        <w:t xml:space="preserve"> в </w:t>
-      </w:r>
-      <w:r>
-        <w:rPr>
-          <w:rFonts w:cs="Times New Roman"/>
-          <w:i/>
-          <w:iCs/>
-        </w:rPr>
-        <w:t>glibc</w:t>
-      </w:r>
-      <w:r>
-        <w:rPr>
-          <w:rFonts w:cs="Times New Roman"/>
-        </w:rPr>
-        <w:t>. Использует двоичные деревья для больших блоков и связные списки для мелких</w:t>
-      </w:r>
-      <w:r>
-        <w:rPr>
-          <w:rFonts w:cs="Times New Roman"/>
-        </w:rPr>
-        <w:t>;</w:t>
+        </w:rPr>
+        <w:t>о</w:t>
+      </w:r>
+      <w:r>
+        <w:rPr>
+          <w:rFonts w:cs="Times New Roman"/>
+        </w:rPr>
+        <w:t>тсутствие поддержки многопоточности;</w:t>
       </w:r>
     </w:p>
     <w:p>
@@ -6475,52 +6655,14 @@
       <w:r>
         <w:rPr>
           <w:rFonts w:cs="Times New Roman"/>
-          <w:b/>
-          <w:bCs/>
-          <w:i/>
-          <w:iCs/>
-        </w:rPr>
-        <w:t>jemalloc</w:t>
-      </w:r>
-      <w:r>
-        <w:rPr>
-          <w:rFonts w:cs="Times New Roman"/>
-        </w:rPr>
-        <w:t xml:space="preserve"> — разработан для FreeBSD и используется в </w:t>
-      </w:r>
-      <w:r>
-        <w:rPr>
-          <w:rFonts w:cs="Times New Roman"/>
-          <w:i/>
-          <w:iCs/>
-        </w:rPr>
-        <w:t>Firefox</w:t>
-      </w:r>
-      <w:r>
-        <w:rPr>
-          <w:rFonts w:cs="Times New Roman"/>
-        </w:rPr>
-        <w:t xml:space="preserve"> и </w:t>
-      </w:r>
-      <w:r>
-        <w:rPr>
-          <w:rFonts w:cs="Times New Roman"/>
-          <w:i/>
-          <w:iCs/>
-        </w:rPr>
-        <w:t>Redis</w:t>
-      </w:r>
-      <w:r>
-        <w:rPr>
-          <w:rFonts w:cs="Times New Roman"/>
-        </w:rPr>
-        <w:t>. Оптимизирован для многопоточности и минимизации фрагментации</w:t>
-      </w:r>
-      <w:r>
-        <w:rPr>
-          <w:rFonts w:cs="Times New Roman"/>
-        </w:rPr>
-        <w:t>;</w:t>
+        </w:rPr>
+        <w:t>ф</w:t>
+      </w:r>
+      <w:r>
+        <w:rPr>
+          <w:rFonts w:cs="Times New Roman"/>
+        </w:rPr>
+        <w:t>иксированный размер управляемого буфера;</w:t>
       </w:r>
     </w:p>
     <w:p>
@@ -6538,98 +6680,26 @@
       <w:r>
         <w:rPr>
           <w:rFonts w:cs="Times New Roman"/>
-          <w:b/>
-          <w:bCs/>
-          <w:i/>
-          <w:iCs/>
-        </w:rPr>
-        <w:t>tcmalloc</w:t>
-      </w:r>
-      <w:r>
-        <w:rPr>
-          <w:rFonts w:cs="Times New Roman"/>
-          <w:b/>
-          <w:bCs/>
-        </w:rPr>
-        <w:t xml:space="preserve"> (</w:t>
-      </w:r>
-      <w:r>
-        <w:rPr>
-          <w:rFonts w:cs="Times New Roman"/>
-          <w:b/>
-          <w:bCs/>
-          <w:i/>
-          <w:iCs/>
-        </w:rPr>
-        <w:t>Thread-Caching Malloc</w:t>
-      </w:r>
-      <w:r>
-        <w:rPr>
-          <w:rFonts w:cs="Times New Roman"/>
-          <w:b/>
-          <w:bCs/>
-        </w:rPr>
-        <w:t>)</w:t>
-      </w:r>
-      <w:r>
-        <w:rPr>
-          <w:rFonts w:cs="Times New Roman"/>
-        </w:rPr>
-        <w:t xml:space="preserve"> — разработан </w:t>
-      </w:r>
-      <w:r>
-        <w:rPr>
-          <w:rFonts w:cs="Times New Roman"/>
-          <w:i/>
-          <w:iCs/>
-        </w:rPr>
-        <w:t>Google</w:t>
-      </w:r>
-      <w:r>
-        <w:rPr>
-          <w:rFonts w:cs="Times New Roman"/>
-        </w:rPr>
-        <w:t>, использует кэширование памяти на уровне потоков для снижения конкуренции.</w:t>
-      </w:r>
-    </w:p>
-    <w:p>
-      <w:pPr>
-        <w:rPr>
-          <w:rFonts w:cs="Times New Roman"/>
-        </w:rPr>
-      </w:pPr>
-      <w:r>
-        <w:rPr>
-          <w:rFonts w:cs="Times New Roman"/>
-        </w:rPr>
-        <w:t xml:space="preserve">Эти реализации демонстрируют, что даже в </w:t>
-      </w:r>
-      <w:r>
-        <w:rPr>
-          <w:rFonts w:cs="Times New Roman"/>
-          <w:i/>
-          <w:iCs/>
-        </w:rPr>
-        <w:t>«стандартных»</w:t>
-      </w:r>
-      <w:r>
-        <w:rPr>
-          <w:rFonts w:cs="Times New Roman"/>
-        </w:rPr>
-        <w:t xml:space="preserve"> библиотеках управление памятью — это сложная инженерная задача, требующая компромиссов между скоростью, памятью и масштабируемостью.</w:t>
-      </w:r>
-    </w:p>
-    <w:p>
-      <w:pPr>
-        <w:rPr>
-          <w:rFonts w:cs="Times New Roman"/>
-        </w:rPr>
-      </w:pPr>
-      <w:r>
-        <w:rPr>
-          <w:rFonts w:cs="Times New Roman"/>
-        </w:rPr>
-        <w:t>В учебной модели, как правило, упрощаются следующие аспекты:</w:t>
+        </w:rPr>
+        <w:t>о</w:t>
+      </w:r>
+      <w:r>
+        <w:rPr>
+          <w:rFonts w:cs="Times New Roman"/>
+        </w:rPr>
+        <w:t xml:space="preserve">тсутствие взаимодействия с </w:t>
+      </w:r>
+      <w:r>
+        <w:rPr>
+          <w:rFonts w:cs="Times New Roman"/>
+        </w:rPr>
+        <w:t>ОС</w:t>
+      </w:r>
+      <w:r>
+        <w:rPr>
+          <w:rFonts w:cs="Times New Roman"/>
+        </w:rPr>
+        <w:t>;</w:t>
       </w:r>
     </w:p>
     <w:p>
@@ -6648,13 +6718,95 @@
         <w:rPr>
           <w:rFonts w:cs="Times New Roman"/>
         </w:rPr>
-        <w:t>о</w:t>
-      </w:r>
-      <w:r>
-        <w:rPr>
-          <w:rFonts w:cs="Times New Roman"/>
-        </w:rPr>
-        <w:t>тсутствие поддержки многопоточности;</w:t>
+        <w:t>у</w:t>
+      </w:r>
+      <w:r>
+        <w:rPr>
+          <w:rFonts w:cs="Times New Roman"/>
+        </w:rPr>
+        <w:t>прощённые структуры метаданных.</w:t>
+      </w:r>
+    </w:p>
+    <w:p>
+      <w:pPr>
+        <w:rPr>
+          <w:rFonts w:cs="Times New Roman"/>
+        </w:rPr>
+      </w:pPr>
+      <w:r>
+        <w:rPr>
+          <w:rFonts w:cs="Times New Roman"/>
+        </w:rPr>
+        <w:t>Тем не менее, даже такая модель позволяет продемонстрировать ключевые явления: внешнюю и внутреннюю фрагментацию, необходимость хранения заголовков блоков, важность стратегии слияния соседних свободных блоков</w:t>
+      </w:r>
+      <w:r>
+        <w:rPr>
+          <w:rFonts w:cs="Times New Roman"/>
+        </w:rPr>
+        <w:t>.</w:t>
+      </w:r>
+    </w:p>
+    <w:p>
+      <w:pPr>
+        <w:rPr>
+          <w:rFonts w:cs="Times New Roman"/>
+        </w:rPr>
+      </w:pPr>
+    </w:p>
+    <w:p>
+      <w:pPr>
+        <w:pStyle w:val="2"/>
+      </w:pPr>
+      <w:bookmarkStart w:id="11" w:name="_Toc214646437"/>
+      <w:r>
+        <w:t>1.4 Метаданные и структуры данных в аллокаторах памяти</w:t>
+      </w:r>
+      <w:bookmarkEnd w:id="11"/>
+    </w:p>
+    <w:p>
+      <w:pPr>
+        <w:rPr>
+          <w:rFonts w:cs="Times New Roman"/>
+        </w:rPr>
+      </w:pPr>
+    </w:p>
+    <w:p>
+      <w:pPr>
+        <w:rPr>
+          <w:rFonts w:cs="Times New Roman"/>
+        </w:rPr>
+      </w:pPr>
+      <w:r>
+        <w:rPr>
+          <w:rFonts w:cs="Times New Roman"/>
+        </w:rPr>
+        <w:t xml:space="preserve">Любой аллокатор памяти должен хранить информацию о состоянии каждого блока — занят он или свободен, каков его размер. Эта информация называется метаданными и обычно размещается непосредственно перед самим блоком данных (в </w:t>
+      </w:r>
+      <w:r>
+        <w:rPr>
+          <w:rFonts w:cs="Times New Roman"/>
+          <w:iCs/>
+        </w:rPr>
+        <w:t>«заголовке»</w:t>
+      </w:r>
+      <w:r>
+        <w:rPr>
+          <w:rFonts w:cs="Times New Roman"/>
+        </w:rPr>
+        <w:t>).</w:t>
+      </w:r>
+    </w:p>
+    <w:p>
+      <w:pPr>
+        <w:rPr>
+          <w:rFonts w:cs="Times New Roman"/>
+        </w:rPr>
+      </w:pPr>
+      <w:r>
+        <w:rPr>
+          <w:rFonts w:cs="Times New Roman"/>
+        </w:rPr>
+        <w:t>Типичный заголовок может содержать:</w:t>
       </w:r>
     </w:p>
     <w:p>
@@ -6673,13 +6825,13 @@
         <w:rPr>
           <w:rFonts w:cs="Times New Roman"/>
         </w:rPr>
-        <w:t>ф</w:t>
-      </w:r>
-      <w:r>
-        <w:rPr>
-          <w:rFonts w:cs="Times New Roman"/>
-        </w:rPr>
-        <w:t>иксированный размер управляемого буфера;</w:t>
+        <w:t>р</w:t>
+      </w:r>
+      <w:r>
+        <w:rPr>
+          <w:rFonts w:cs="Times New Roman"/>
+        </w:rPr>
+        <w:t>азмер блока (в байтах);</w:t>
       </w:r>
     </w:p>
     <w:p>
@@ -6698,25 +6850,13 @@
         <w:rPr>
           <w:rFonts w:cs="Times New Roman"/>
         </w:rPr>
-        <w:t>о</w:t>
-      </w:r>
-      <w:r>
-        <w:rPr>
-          <w:rFonts w:cs="Times New Roman"/>
-        </w:rPr>
-        <w:t xml:space="preserve">тсутствие взаимодействия с </w:t>
-      </w:r>
-      <w:r>
-        <w:rPr>
-          <w:rFonts w:cs="Times New Roman"/>
-        </w:rPr>
-        <w:t>ОС</w:t>
-      </w:r>
-      <w:r>
-        <w:rPr>
-          <w:rFonts w:cs="Times New Roman"/>
-        </w:rPr>
-        <w:t>;</w:t>
+        <w:t>ф</w:t>
+      </w:r>
+      <w:r>
+        <w:rPr>
+          <w:rFonts w:cs="Times New Roman"/>
+        </w:rPr>
+        <w:t>лаг занятости (часто кодируется в младшем бите размера, если выравнивание гарантирует чётность адреса);</w:t>
       </w:r>
     </w:p>
     <w:p>
@@ -6741,89 +6881,20 @@
         <w:rPr>
           <w:rFonts w:cs="Times New Roman"/>
         </w:rPr>
-        <w:t>прощённые структуры метаданных.</w:t>
-      </w:r>
-    </w:p>
-    <w:p>
-      <w:pPr>
-        <w:rPr>
-          <w:rFonts w:cs="Times New Roman"/>
-        </w:rPr>
-      </w:pPr>
-      <w:r>
-        <w:rPr>
-          <w:rFonts w:cs="Times New Roman"/>
-        </w:rPr>
-        <w:t>Тем не менее, даже такая модель позволяет продемонстрировать ключевые явления: внешнюю и внутреннюю фрагментацию, необходимость хранения заголовков блоков, важность стратегии слияния соседних свободных блоков</w:t>
-      </w:r>
-      <w:r>
-        <w:rPr>
-          <w:rFonts w:cs="Times New Roman"/>
-        </w:rPr>
-        <w:t>.</w:t>
-      </w:r>
-    </w:p>
-    <w:p>
-      <w:pPr>
-        <w:rPr>
-          <w:rFonts w:cs="Times New Roman"/>
-        </w:rPr>
-      </w:pPr>
-    </w:p>
-    <w:p>
-      <w:pPr>
-        <w:pStyle w:val="2"/>
-      </w:pPr>
-      <w:bookmarkStart w:id="11" w:name="_Toc214646437"/>
-      <w:r>
-        <w:t>1.4 Метаданные и структуры данных в аллокаторах памяти</w:t>
-      </w:r>
-      <w:bookmarkEnd w:id="11"/>
-    </w:p>
-    <w:p>
-      <w:pPr>
-        <w:rPr>
-          <w:rFonts w:cs="Times New Roman"/>
-        </w:rPr>
-      </w:pPr>
-    </w:p>
-    <w:p>
-      <w:pPr>
-        <w:rPr>
-          <w:rFonts w:cs="Times New Roman"/>
-        </w:rPr>
-      </w:pPr>
-      <w:r>
-        <w:rPr>
-          <w:rFonts w:cs="Times New Roman"/>
-        </w:rPr>
-        <w:t xml:space="preserve">Любой аллокатор памяти должен хранить информацию о состоянии каждого блока — занят он или свободен, каков его размер. Эта информация называется метаданными и обычно размещается непосредственно перед самим блоком данных (в </w:t>
-      </w:r>
-      <w:r>
-        <w:rPr>
-          <w:rFonts w:cs="Times New Roman"/>
-          <w:iCs/>
-        </w:rPr>
-        <w:t>«заголовке»</w:t>
-      </w:r>
-      <w:r>
-        <w:rPr>
-          <w:rFonts w:cs="Times New Roman"/>
-        </w:rPr>
-        <w:t>).</w:t>
-      </w:r>
-    </w:p>
-    <w:p>
-      <w:pPr>
-        <w:rPr>
-          <w:rFonts w:cs="Times New Roman"/>
-        </w:rPr>
-      </w:pPr>
-      <w:r>
-        <w:rPr>
-          <w:rFonts w:cs="Times New Roman"/>
-        </w:rPr>
-        <w:t>Типичный заголовок может содержать:</w:t>
+        <w:t>казатели на следующий/предыдущий свободный блок (в случае связного списка).</w:t>
+      </w:r>
+    </w:p>
+    <w:p>
+      <w:pPr>
+        <w:rPr>
+          <w:rFonts w:cs="Times New Roman"/>
+        </w:rPr>
+      </w:pPr>
+      <w:r>
+        <w:rPr>
+          <w:rFonts w:cs="Times New Roman"/>
+        </w:rPr>
+        <w:t>Для представления свободных блоков используются различные структуры данных:</w:t>
       </w:r>
     </w:p>
     <w:p>
@@ -6831,24 +6902,24 @@
         <w:pStyle w:val="a0"/>
         <w:numPr>
           <w:ilvl w:val="0"/>
-          <w:numId w:val="27"/>
+          <w:numId w:val="57"/>
         </w:numPr>
-        <w:ind w:left="0" w:firstLine="709"/>
-        <w:rPr>
-          <w:rFonts w:cs="Times New Roman"/>
-        </w:rPr>
-      </w:pPr>
-      <w:r>
-        <w:rPr>
-          <w:rFonts w:cs="Times New Roman"/>
-        </w:rPr>
-        <w:t>р</w:t>
-      </w:r>
-      <w:r>
-        <w:rPr>
-          <w:rFonts w:cs="Times New Roman"/>
-        </w:rPr>
-        <w:t>азмер блока (в байтах);</w:t>
+        <w:rPr>
+          <w:rFonts w:cs="Times New Roman"/>
+        </w:rPr>
+      </w:pPr>
+      <w:r>
+        <w:rPr>
+          <w:rFonts w:cs="Times New Roman"/>
+          <w:b/>
+        </w:rPr>
+        <w:t>односвязный</w:t>
+      </w:r>
+      <w:r>
+        <w:rPr>
+          <w:rFonts w:cs="Times New Roman"/>
+        </w:rPr>
+        <w:t xml:space="preserve"> или двусвязный список — прост и эффективен для небольших объёмов памяти;</w:t>
       </w:r>
     </w:p>
     <w:p>
@@ -6856,24 +6927,38 @@
         <w:pStyle w:val="a0"/>
         <w:numPr>
           <w:ilvl w:val="0"/>
-          <w:numId w:val="27"/>
+          <w:numId w:val="57"/>
         </w:numPr>
-        <w:ind w:left="0" w:firstLine="709"/>
-        <w:rPr>
-          <w:rFonts w:cs="Times New Roman"/>
-        </w:rPr>
-      </w:pPr>
-      <w:r>
-        <w:rPr>
-          <w:rFonts w:cs="Times New Roman"/>
-        </w:rPr>
-        <w:t>ф</w:t>
-      </w:r>
-      <w:r>
-        <w:rPr>
-          <w:rFonts w:cs="Times New Roman"/>
-        </w:rPr>
-        <w:t>лаг занятости (часто кодируется в младшем бите размера, если выравнивание гарантирует чётность адреса);</w:t>
+        <w:rPr>
+          <w:rFonts w:cs="Times New Roman"/>
+        </w:rPr>
+      </w:pPr>
+      <w:r>
+        <w:rPr>
+          <w:rFonts w:cs="Times New Roman"/>
+          <w:b/>
+        </w:rPr>
+        <w:t>двоичное дерево поиска</w:t>
+      </w:r>
+      <w:r>
+        <w:rPr>
+          <w:rFonts w:cs="Times New Roman"/>
+        </w:rPr>
+        <w:t xml:space="preserve"> — позволяет быстро находить блоки нужного размера (используется в </w:t>
+      </w:r>
+      <w:r>
+        <w:rPr>
+          <w:rFonts w:cs="Times New Roman"/>
+          <w:i/>
+          <w:iCs/>
+        </w:rPr>
+        <w:t>dlmalloc</w:t>
+      </w:r>
+      <w:r>
+        <w:rPr>
+          <w:rFonts w:cs="Times New Roman"/>
+        </w:rPr>
+        <w:t xml:space="preserve"> для больших блоков);</w:t>
       </w:r>
     </w:p>
     <w:p>
@@ -6881,37 +6966,71 @@
         <w:pStyle w:val="a0"/>
         <w:numPr>
           <w:ilvl w:val="0"/>
-          <w:numId w:val="27"/>
+          <w:numId w:val="57"/>
         </w:numPr>
-        <w:ind w:left="0" w:firstLine="709"/>
-        <w:rPr>
-          <w:rFonts w:cs="Times New Roman"/>
-        </w:rPr>
-      </w:pPr>
-      <w:r>
-        <w:rPr>
-          <w:rFonts w:cs="Times New Roman"/>
-        </w:rPr>
-        <w:t>у</w:t>
-      </w:r>
-      <w:r>
-        <w:rPr>
-          <w:rFonts w:cs="Times New Roman"/>
-        </w:rPr>
-        <w:t>казатели на следующий/предыдущий свободный блок (в случае связного списка).</w:t>
-      </w:r>
-    </w:p>
-    <w:p>
-      <w:pPr>
-        <w:rPr>
-          <w:rFonts w:cs="Times New Roman"/>
-        </w:rPr>
-      </w:pPr>
-      <w:r>
-        <w:rPr>
-          <w:rFonts w:cs="Times New Roman"/>
-        </w:rPr>
-        <w:t>Для представления свободных блоков используются различные структуры данных:</w:t>
+        <w:rPr>
+          <w:rFonts w:cs="Times New Roman"/>
+        </w:rPr>
+      </w:pPr>
+      <w:r>
+        <w:rPr>
+          <w:rFonts w:cs="Times New Roman"/>
+          <w:b/>
+        </w:rPr>
+        <w:t>хеш-таблицы по размеру</w:t>
+      </w:r>
+      <w:r>
+        <w:rPr>
+          <w:rFonts w:cs="Times New Roman"/>
+        </w:rPr>
+        <w:t xml:space="preserve"> — применяются в некоторых специализированных аллокаторах.</w:t>
+      </w:r>
+    </w:p>
+    <w:p>
+      <w:pPr>
+        <w:spacing w:after="160" w:line="360" w:lineRule="auto"/>
+        <w:ind w:left="709" w:firstLine="0"/>
+        <w:jc w:val="left"/>
+        <w:rPr>
+          <w:rFonts w:cs="Times New Roman"/>
+        </w:rPr>
+      </w:pPr>
+      <w:r>
+        <w:rPr>
+          <w:rFonts w:cs="Times New Roman"/>
+        </w:rPr>
+        <w:br w:type="page"/>
+      </w:r>
+    </w:p>
+    <w:p>
+      <w:pPr>
+        <w:pStyle w:val="2"/>
+      </w:pPr>
+      <w:bookmarkStart w:id="12" w:name="_Toc214646438"/>
+      <w:r>
+        <w:lastRenderedPageBreak/>
+        <w:t>1.5 Обоснование выбора метода и средств реализации</w:t>
+      </w:r>
+      <w:bookmarkEnd w:id="12"/>
+    </w:p>
+    <w:p>
+      <w:pPr>
+        <w:rPr>
+          <w:rFonts w:cs="Times New Roman"/>
+        </w:rPr>
+      </w:pPr>
+    </w:p>
+    <w:p>
+      <w:pPr>
+        <w:rPr>
+          <w:rFonts w:cs="Times New Roman"/>
+        </w:rPr>
+      </w:pPr>
+      <w:r>
+        <w:rPr>
+          <w:rFonts w:cs="Times New Roman"/>
+        </w:rPr>
+        <w:t>Для практической части курсовой работы целесообразно реализовать упрощённый аллокатор памяти на основе кучи, поддерживающий:</w:t>
       </w:r>
     </w:p>
     <w:p>
@@ -6919,25 +7038,17 @@
         <w:pStyle w:val="a0"/>
         <w:numPr>
           <w:ilvl w:val="0"/>
-          <w:numId w:val="27"/>
+          <w:numId w:val="58"/>
         </w:numPr>
-        <w:ind w:left="0" w:firstLine="709"/>
-        <w:rPr>
-          <w:rFonts w:cs="Times New Roman"/>
-        </w:rPr>
-      </w:pPr>
-      <w:r>
-        <w:rPr>
-          <w:rFonts w:cs="Times New Roman"/>
-          <w:b/>
-        </w:rPr>
-        <w:t>односвязный</w:t>
-      </w:r>
-      <w:r>
-        <w:rPr>
-          <w:rFonts w:cs="Times New Roman"/>
-        </w:rPr>
-        <w:t xml:space="preserve"> или двусвязный список — прост и эффективен для небольших объёмов памяти;</w:t>
+        <w:rPr>
+          <w:rFonts w:cs="Times New Roman"/>
+        </w:rPr>
+      </w:pPr>
+      <w:r>
+        <w:rPr>
+          <w:rFonts w:cs="Times New Roman"/>
+        </w:rPr>
+        <w:t>динамическое выделение блоков произвольного размера;</w:t>
       </w:r>
     </w:p>
     <w:p>
@@ -6945,39 +7056,17 @@
         <w:pStyle w:val="a0"/>
         <w:numPr>
           <w:ilvl w:val="0"/>
-          <w:numId w:val="27"/>
+          <w:numId w:val="58"/>
         </w:numPr>
-        <w:ind w:left="0" w:firstLine="709"/>
-        <w:rPr>
-          <w:rFonts w:cs="Times New Roman"/>
-        </w:rPr>
-      </w:pPr>
-      <w:r>
-        <w:rPr>
-          <w:rFonts w:cs="Times New Roman"/>
-          <w:b/>
-        </w:rPr>
-        <w:t>двоичное дерево поиска</w:t>
-      </w:r>
-      <w:r>
-        <w:rPr>
-          <w:rFonts w:cs="Times New Roman"/>
-        </w:rPr>
-        <w:t xml:space="preserve"> — позволяет быстро находить блоки нужного размера (используется в </w:t>
-      </w:r>
-      <w:r>
-        <w:rPr>
-          <w:rFonts w:cs="Times New Roman"/>
-          <w:i/>
-          <w:iCs/>
-        </w:rPr>
-        <w:t>dlmalloc</w:t>
-      </w:r>
-      <w:r>
-        <w:rPr>
-          <w:rFonts w:cs="Times New Roman"/>
-        </w:rPr>
-        <w:t xml:space="preserve"> для больших блоков);</w:t>
+        <w:rPr>
+          <w:rFonts w:cs="Times New Roman"/>
+        </w:rPr>
+      </w:pPr>
+      <w:r>
+        <w:rPr>
+          <w:rFonts w:cs="Times New Roman"/>
+        </w:rPr>
+        <w:t>освобождение ранее выделенных блоков;</w:t>
       </w:r>
     </w:p>
     <w:p>
@@ -6985,72 +7074,17 @@
         <w:pStyle w:val="a0"/>
         <w:numPr>
           <w:ilvl w:val="0"/>
-          <w:numId w:val="27"/>
+          <w:numId w:val="58"/>
         </w:numPr>
-        <w:ind w:left="0" w:firstLine="709"/>
-        <w:rPr>
-          <w:rFonts w:cs="Times New Roman"/>
-        </w:rPr>
-      </w:pPr>
-      <w:r>
-        <w:rPr>
-          <w:rFonts w:cs="Times New Roman"/>
-          <w:b/>
-        </w:rPr>
-        <w:t>хеш-таблицы по размеру</w:t>
-      </w:r>
-      <w:r>
-        <w:rPr>
-          <w:rFonts w:cs="Times New Roman"/>
-        </w:rPr>
-        <w:t xml:space="preserve"> — применяются в некоторых специализированных аллокаторах.</w:t>
-      </w:r>
-    </w:p>
-    <w:p>
-      <w:pPr>
-        <w:spacing w:after="160" w:line="360" w:lineRule="auto"/>
-        <w:ind w:left="709" w:firstLine="0"/>
-        <w:jc w:val="left"/>
-        <w:rPr>
-          <w:rFonts w:cs="Times New Roman"/>
-        </w:rPr>
-      </w:pPr>
-      <w:r>
-        <w:rPr>
-          <w:rFonts w:cs="Times New Roman"/>
-        </w:rPr>
-        <w:br w:type="page"/>
-      </w:r>
-    </w:p>
-    <w:p>
-      <w:pPr>
-        <w:pStyle w:val="2"/>
-      </w:pPr>
-      <w:bookmarkStart w:id="12" w:name="_Toc214646438"/>
-      <w:r>
-        <w:lastRenderedPageBreak/>
-        <w:t>1.5 Обоснование выбора метода и средств реализации</w:t>
-      </w:r>
-      <w:bookmarkEnd w:id="12"/>
-    </w:p>
-    <w:p>
-      <w:pPr>
-        <w:rPr>
-          <w:rFonts w:cs="Times New Roman"/>
-        </w:rPr>
-      </w:pPr>
-    </w:p>
-    <w:p>
-      <w:pPr>
-        <w:rPr>
-          <w:rFonts w:cs="Times New Roman"/>
-        </w:rPr>
-      </w:pPr>
-      <w:r>
-        <w:rPr>
-          <w:rFonts w:cs="Times New Roman"/>
-        </w:rPr>
-        <w:t>Для практической части курсовой работы целесообразно реализовать упрощённый аллокатор памяти на основе кучи, поддерживающий:</w:t>
+        <w:rPr>
+          <w:rFonts w:cs="Times New Roman"/>
+        </w:rPr>
+      </w:pPr>
+      <w:r>
+        <w:rPr>
+          <w:rFonts w:cs="Times New Roman"/>
+        </w:rPr>
+        <w:t>автоматическое слияние соседних свободных блоков для борьбы с внешней фрагментацией;</w:t>
       </w:r>
     </w:p>
     <w:p>
@@ -7058,24 +7092,44 @@
         <w:pStyle w:val="a0"/>
         <w:numPr>
           <w:ilvl w:val="0"/>
-          <w:numId w:val="35"/>
+          <w:numId w:val="58"/>
         </w:numPr>
-        <w:ind w:left="0" w:firstLine="709"/>
-        <w:rPr>
-          <w:rFonts w:cs="Times New Roman"/>
-        </w:rPr>
-      </w:pPr>
-      <w:r>
-        <w:rPr>
-          <w:rFonts w:cs="Times New Roman"/>
-        </w:rPr>
-        <w:t>д</w:t>
-      </w:r>
-      <w:r>
-        <w:rPr>
-          <w:rFonts w:cs="Times New Roman"/>
-        </w:rPr>
-        <w:t>инамическое выделение блоков произвольного размера;</w:t>
+        <w:rPr>
+          <w:rFonts w:cs="Times New Roman"/>
+        </w:rPr>
+      </w:pPr>
+      <w:r>
+        <w:rPr>
+          <w:rFonts w:cs="Times New Roman"/>
+        </w:rPr>
+        <w:t>хранение метаданных непосредственно перед каждым блоком данных.</w:t>
+      </w:r>
+    </w:p>
+    <w:p>
+      <w:pPr>
+        <w:rPr>
+          <w:rFonts w:cs="Times New Roman"/>
+        </w:rPr>
+      </w:pPr>
+      <w:r>
+        <w:rPr>
+          <w:rFonts w:cs="Times New Roman"/>
+        </w:rPr>
+        <w:t xml:space="preserve">В качестве стратегии размещения выбран алгоритм </w:t>
+      </w:r>
+      <w:r>
+        <w:rPr>
+          <w:rFonts w:cs="Times New Roman"/>
+          <w:i/>
+          <w:iCs/>
+        </w:rPr>
+        <w:t>first-fit</w:t>
+      </w:r>
+      <w:r>
+        <w:rPr>
+          <w:rFonts w:cs="Times New Roman"/>
+        </w:rPr>
+        <w:t>, поскольку он:</w:t>
       </w:r>
     </w:p>
     <w:p>
@@ -7083,18 +7137,14 @@
         <w:pStyle w:val="a0"/>
         <w:numPr>
           <w:ilvl w:val="0"/>
-          <w:numId w:val="35"/>
+          <w:numId w:val="59"/>
         </w:numPr>
-        <w:ind w:left="0" w:firstLine="709"/>
-        <w:rPr>
-          <w:rFonts w:cs="Times New Roman"/>
-        </w:rPr>
-      </w:pPr>
-      <w:r>
-        <w:rPr>
-          <w:rFonts w:cs="Times New Roman"/>
-        </w:rPr>
-        <w:t>освобождение ранее выделенных блоков;</w:t>
+      </w:pPr>
+      <w:r>
+        <w:t>п</w:t>
+      </w:r>
+      <w:r>
+        <w:t>рост в реализации;</w:t>
       </w:r>
     </w:p>
     <w:p>
@@ -7102,18 +7152,23 @@
         <w:pStyle w:val="a0"/>
         <w:numPr>
           <w:ilvl w:val="0"/>
-          <w:numId w:val="35"/>
+          <w:numId w:val="59"/>
         </w:numPr>
-        <w:ind w:left="0" w:firstLine="709"/>
-        <w:rPr>
-          <w:rFonts w:cs="Times New Roman"/>
-        </w:rPr>
-      </w:pPr>
-      <w:r>
-        <w:rPr>
-          <w:rFonts w:cs="Times New Roman"/>
-        </w:rPr>
-        <w:t>автоматическое слияние соседних свободных блоков для борьбы с внешней фрагментацией;</w:t>
+      </w:pPr>
+      <w:r>
+        <w:t>о</w:t>
+      </w:r>
+      <w:r>
+        <w:t>беспечивает приемлемую производительность (</w:t>
+      </w:r>
+      <w:r>
+        <w:rPr>
+          <w:lang w:val="en-US"/>
+        </w:rPr>
+        <w:t>O</w:t>
+      </w:r>
+      <w:r>
+        <w:t>(n) в худшем случае);</w:t>
       </w:r>
     </w:p>
     <w:p>
@@ -7121,45 +7176,39 @@
         <w:pStyle w:val="a0"/>
         <w:numPr>
           <w:ilvl w:val="0"/>
-          <w:numId w:val="35"/>
+          <w:numId w:val="59"/>
         </w:numPr>
-        <w:ind w:left="0" w:firstLine="709"/>
-        <w:rPr>
-          <w:rFonts w:cs="Times New Roman"/>
-        </w:rPr>
-      </w:pPr>
-      <w:r>
-        <w:rPr>
-          <w:rFonts w:cs="Times New Roman"/>
-        </w:rPr>
-        <w:t>хранение метаданных непосредственно перед каждым блоком данных.</w:t>
-      </w:r>
-    </w:p>
-    <w:p>
-      <w:pPr>
-        <w:rPr>
-          <w:rFonts w:cs="Times New Roman"/>
-        </w:rPr>
-      </w:pPr>
-      <w:r>
-        <w:rPr>
-          <w:rFonts w:cs="Times New Roman"/>
-        </w:rPr>
-        <w:t xml:space="preserve">В качестве стратегии размещения выбран алгоритм </w:t>
-      </w:r>
-      <w:r>
-        <w:rPr>
-          <w:rFonts w:cs="Times New Roman"/>
-          <w:i/>
-          <w:iCs/>
-        </w:rPr>
-        <w:t>first-fit</w:t>
-      </w:r>
-      <w:r>
-        <w:rPr>
-          <w:rFonts w:cs="Times New Roman"/>
-        </w:rPr>
-        <w:t>, поскольку он:</w:t>
+      </w:pPr>
+      <w:r>
+        <w:t>п</w:t>
+      </w:r>
+      <w:r>
+        <w:t>озволяет наглядно продемонстрировать процессы фрагментации и дефрагментации.</w:t>
+      </w:r>
+    </w:p>
+    <w:p>
+      <w:pPr>
+        <w:rPr>
+          <w:rFonts w:cs="Times New Roman"/>
+        </w:rPr>
+      </w:pPr>
+      <w:r>
+        <w:rPr>
+          <w:rFonts w:cs="Times New Roman"/>
+        </w:rPr>
+        <w:t>Язык реализации — C</w:t>
+      </w:r>
+      <w:r>
+        <w:rPr>
+          <w:rFonts w:cs="Times New Roman"/>
+        </w:rPr>
+        <w:t>++</w:t>
+      </w:r>
+      <w:r>
+        <w:rPr>
+          <w:rFonts w:cs="Times New Roman"/>
+        </w:rPr>
+        <w:t>, так как он:</w:t>
       </w:r>
     </w:p>
     <w:p>
@@ -7167,15 +7216,14 @@
         <w:pStyle w:val="a0"/>
         <w:numPr>
           <w:ilvl w:val="0"/>
-          <w:numId w:val="32"/>
+          <w:numId w:val="60"/>
         </w:numPr>
-        <w:ind w:left="0" w:firstLine="709"/>
       </w:pPr>
       <w:r>
         <w:t>п</w:t>
       </w:r>
       <w:r>
-        <w:t>рост в реализации;</w:t>
+        <w:t>редоставляет низкоуровневый контроль над памятью;</w:t>
       </w:r>
     </w:p>
     <w:p>
@@ -7183,24 +7231,20 @@
         <w:pStyle w:val="a0"/>
         <w:numPr>
           <w:ilvl w:val="0"/>
-          <w:numId w:val="32"/>
+          <w:numId w:val="60"/>
         </w:numPr>
-        <w:ind w:left="0" w:firstLine="709"/>
-      </w:pPr>
-      <w:r>
-        <w:t>о</w:t>
-      </w:r>
-      <w:r>
-        <w:t>беспечивает приемлемую производительность (</w:t>
-      </w:r>
-      <w:r>
-        <w:rPr>
-          <w:lang w:val="en-US"/>
-        </w:rPr>
-        <w:t>O</w:t>
-      </w:r>
-      <w:r>
-        <w:t>(n) в худшем случае);</w:t>
+      </w:pPr>
+      <w:r>
+        <w:t>ш</w:t>
+      </w:r>
+      <w:r>
+        <w:t xml:space="preserve">ироко используется для разработки системного </w:t>
+      </w:r>
+      <w:r>
+        <w:t>ПО</w:t>
+      </w:r>
+      <w:r>
+        <w:t>;</w:t>
       </w:r>
     </w:p>
     <w:p>
@@ -7208,40 +7252,163 @@
         <w:pStyle w:val="a0"/>
         <w:numPr>
           <w:ilvl w:val="0"/>
-          <w:numId w:val="32"/>
+          <w:numId w:val="60"/>
         </w:numPr>
-        <w:ind w:left="0" w:firstLine="709"/>
       </w:pPr>
       <w:r>
         <w:t>п</w:t>
       </w:r>
       <w:r>
-        <w:t>озволяет наглядно продемонстрировать процессы фрагментации и дефрагментации.</w:t>
-      </w:r>
-    </w:p>
-    <w:p>
-      <w:pPr>
-        <w:rPr>
-          <w:rFonts w:cs="Times New Roman"/>
-        </w:rPr>
-      </w:pPr>
-      <w:r>
-        <w:rPr>
-          <w:rFonts w:cs="Times New Roman"/>
-        </w:rPr>
-        <w:t>Язык реализации — C</w:t>
-      </w:r>
-      <w:r>
-        <w:rPr>
-          <w:rFonts w:cs="Times New Roman"/>
-        </w:rPr>
-        <w:t>++</w:t>
-      </w:r>
-      <w:r>
-        <w:rPr>
-          <w:rFonts w:cs="Times New Roman"/>
-        </w:rPr>
-        <w:t>, так как он:</w:t>
+        <w:t xml:space="preserve">озволяет </w:t>
+      </w:r>
+      <w:r>
+        <w:t>использовать современные языковые средства (например, умные указатели)</w:t>
+      </w:r>
+      <w:r>
+        <w:t>.</w:t>
+      </w:r>
+    </w:p>
+    <w:p>
+      <w:pPr>
+        <w:rPr>
+          <w:rFonts w:cs="Times New Roman"/>
+        </w:rPr>
+      </w:pPr>
+      <w:r>
+        <w:rPr>
+          <w:rFonts w:cs="Times New Roman"/>
+        </w:rPr>
+        <w:t xml:space="preserve">Для представления свободных блоков будет использоваться односвязный список, что соответствует целям </w:t>
+      </w:r>
+      <w:r>
+        <w:rPr>
+          <w:rFonts w:cs="Times New Roman"/>
+        </w:rPr>
+        <w:t>работы</w:t>
+      </w:r>
+      <w:r>
+        <w:rPr>
+          <w:rFonts w:cs="Times New Roman"/>
+        </w:rPr>
+        <w:t xml:space="preserve"> и позволяет применить базовые операции: обход, вставка, удаление.</w:t>
+      </w:r>
+    </w:p>
+    <w:p>
+      <w:pPr>
+        <w:rPr>
+          <w:rFonts w:cs="Times New Roman"/>
+        </w:rPr>
+      </w:pPr>
+    </w:p>
+    <w:p>
+      <w:pPr>
+        <w:pStyle w:val="2"/>
+      </w:pPr>
+      <w:bookmarkStart w:id="13" w:name="_Toc214646439"/>
+      <w:r>
+        <w:t>1.6 Выводы</w:t>
+      </w:r>
+      <w:bookmarkEnd w:id="13"/>
+    </w:p>
+    <w:p>
+      <w:pPr>
+        <w:rPr>
+          <w:rFonts w:cs="Times New Roman"/>
+        </w:rPr>
+      </w:pPr>
+    </w:p>
+    <w:p>
+      <w:pPr>
+        <w:rPr>
+          <w:rFonts w:cs="Times New Roman"/>
+        </w:rPr>
+      </w:pPr>
+      <w:r>
+        <w:rPr>
+          <w:rFonts w:cs="Times New Roman"/>
+        </w:rPr>
+        <w:t>В ходе анализа предметной области установлено, что управление оперативной памятью — многоуровневая задача, охватывающая аппаратные, системные и программные аспекты. Для целей курсовой работы релевантен программный уровень, где реализуются алгоритмы динамического распределения памяти.</w:t>
+      </w:r>
+    </w:p>
+    <w:p>
+      <w:pPr>
+        <w:rPr>
+          <w:rFonts w:cs="Times New Roman"/>
+        </w:rPr>
+      </w:pPr>
+      <w:r>
+        <w:rPr>
+          <w:rFonts w:cs="Times New Roman"/>
+        </w:rPr>
+        <w:t xml:space="preserve">Рассмотрены основные подходы к программному управлению памятью: куча, пулы, сборка мусора, стек. Наиболее подходящим для учебно-исследовательской задачи признан аллокатор на основе кучи с использованием стратегии </w:t>
+      </w:r>
+      <w:r>
+        <w:rPr>
+          <w:rFonts w:cs="Times New Roman"/>
+          <w:i/>
+          <w:iCs/>
+        </w:rPr>
+        <w:t>first-fit</w:t>
+      </w:r>
+      <w:r>
+        <w:rPr>
+          <w:rFonts w:cs="Times New Roman"/>
+        </w:rPr>
+        <w:t xml:space="preserve"> и представлением свободных блоков в виде связного списка.</w:t>
+      </w:r>
+    </w:p>
+    <w:p>
+      <w:pPr>
+        <w:rPr>
+          <w:rFonts w:cs="Times New Roman"/>
+        </w:rPr>
+      </w:pPr>
+      <w:r>
+        <w:rPr>
+          <w:rFonts w:cs="Times New Roman"/>
+        </w:rPr>
+        <w:t>Проанализирована роль метаданных и структур данных в работе аллокаторов. Подчёркнута важность таких механизмов, как слияние соседних блоков и выравнивание памяти. Приведены примеры реальных реализаций (</w:t>
+      </w:r>
+      <w:r>
+        <w:rPr>
+          <w:rFonts w:cs="Times New Roman"/>
+          <w:i/>
+          <w:iCs/>
+        </w:rPr>
+        <w:t>dlmalloc</w:t>
+      </w:r>
+      <w:r>
+        <w:rPr>
+          <w:rFonts w:cs="Times New Roman"/>
+        </w:rPr>
+        <w:t xml:space="preserve">, </w:t>
+      </w:r>
+      <w:r>
+        <w:rPr>
+          <w:rFonts w:cs="Times New Roman"/>
+          <w:i/>
+          <w:iCs/>
+        </w:rPr>
+        <w:t>jemalloc</w:t>
+      </w:r>
+      <w:r>
+        <w:rPr>
+          <w:rFonts w:cs="Times New Roman"/>
+        </w:rPr>
+        <w:t>), демонстрирующие сложность промышленных решений.</w:t>
+      </w:r>
+    </w:p>
+    <w:p>
+      <w:pPr>
+        <w:rPr>
+          <w:rFonts w:cs="Times New Roman"/>
+        </w:rPr>
+      </w:pPr>
+      <w:r>
+        <w:rPr>
+          <w:rFonts w:cs="Times New Roman"/>
+        </w:rPr>
+        <w:t>Выбранный подход позволяет:</w:t>
       </w:r>
     </w:p>
     <w:p>
@@ -7249,15 +7416,14 @@
         <w:pStyle w:val="a0"/>
         <w:numPr>
           <w:ilvl w:val="0"/>
-          <w:numId w:val="33"/>
+          <w:numId w:val="61"/>
         </w:numPr>
-        <w:ind w:left="0" w:firstLine="709"/>
       </w:pPr>
       <w:r>
         <w:t>п</w:t>
       </w:r>
       <w:r>
-        <w:t>редоставляет низкоуровневый контроль над памятью;</w:t>
+        <w:t>родемонстрировать работу фундаментальных структур данных;</w:t>
       </w:r>
     </w:p>
     <w:p>
@@ -7265,21 +7431,14 @@
         <w:pStyle w:val="a0"/>
         <w:numPr>
           <w:ilvl w:val="0"/>
-          <w:numId w:val="33"/>
+          <w:numId w:val="61"/>
         </w:numPr>
-        <w:ind w:left="0" w:firstLine="709"/>
-      </w:pPr>
-      <w:r>
-        <w:t>ш</w:t>
-      </w:r>
-      <w:r>
-        <w:t xml:space="preserve">ироко используется для разработки системного </w:t>
-      </w:r>
-      <w:r>
-        <w:t>ПО</w:t>
-      </w:r>
-      <w:r>
-        <w:t>;</w:t>
+      </w:pPr>
+      <w:r>
+        <w:t>п</w:t>
+      </w:r>
+      <w:r>
+        <w:t>роанализировать явления фрагментации;</w:t>
       </w:r>
     </w:p>
     <w:p>
@@ -7287,203 +7446,8 @@
         <w:pStyle w:val="a0"/>
         <w:numPr>
           <w:ilvl w:val="0"/>
-          <w:numId w:val="33"/>
+          <w:numId w:val="61"/>
         </w:numPr>
-        <w:ind w:left="0" w:firstLine="709"/>
-      </w:pPr>
-      <w:r>
-        <w:t>п</w:t>
-      </w:r>
-      <w:r>
-        <w:t xml:space="preserve">озволяет </w:t>
-      </w:r>
-      <w:r>
-        <w:t>использовать современные языковые средства (например, умные указатели)</w:t>
-      </w:r>
-    </w:p>
-    <w:p>
-      <w:pPr>
-        <w:rPr>
-          <w:rFonts w:cs="Times New Roman"/>
-        </w:rPr>
-      </w:pPr>
-      <w:r>
-        <w:rPr>
-          <w:rFonts w:cs="Times New Roman"/>
-        </w:rPr>
-        <w:t xml:space="preserve">Для представления свободных блоков будет использоваться односвязный список, что соответствует целям </w:t>
-      </w:r>
-      <w:r>
-        <w:rPr>
-          <w:rFonts w:cs="Times New Roman"/>
-        </w:rPr>
-        <w:t>работы</w:t>
-      </w:r>
-      <w:r>
-        <w:rPr>
-          <w:rFonts w:cs="Times New Roman"/>
-        </w:rPr>
-        <w:t xml:space="preserve"> и позволяет применить базовые операции: обход, вставка, удаление.</w:t>
-      </w:r>
-    </w:p>
-    <w:p>
-      <w:pPr>
-        <w:rPr>
-          <w:rFonts w:cs="Times New Roman"/>
-        </w:rPr>
-      </w:pPr>
-    </w:p>
-    <w:p>
-      <w:pPr>
-        <w:pStyle w:val="2"/>
-      </w:pPr>
-      <w:bookmarkStart w:id="13" w:name="_Toc214646439"/>
-      <w:r>
-        <w:t>1.6 Выводы</w:t>
-      </w:r>
-      <w:bookmarkEnd w:id="13"/>
-    </w:p>
-    <w:p>
-      <w:pPr>
-        <w:rPr>
-          <w:rFonts w:cs="Times New Roman"/>
-        </w:rPr>
-      </w:pPr>
-    </w:p>
-    <w:p>
-      <w:pPr>
-        <w:rPr>
-          <w:rFonts w:cs="Times New Roman"/>
-        </w:rPr>
-      </w:pPr>
-      <w:r>
-        <w:rPr>
-          <w:rFonts w:cs="Times New Roman"/>
-        </w:rPr>
-        <w:t>В ходе анализа предметной области установлено, что управление оперативной памятью — многоуровневая задача, охватывающая аппаратные, системные и программные аспекты. Для целей курсовой работы релевантен программный уровень, где реализуются алгоритмы динамического распределения памяти.</w:t>
-      </w:r>
-    </w:p>
-    <w:p>
-      <w:pPr>
-        <w:rPr>
-          <w:rFonts w:cs="Times New Roman"/>
-        </w:rPr>
-      </w:pPr>
-      <w:r>
-        <w:rPr>
-          <w:rFonts w:cs="Times New Roman"/>
-        </w:rPr>
-        <w:t xml:space="preserve">Рассмотрены основные подходы к программному управлению памятью: куча, пулы, сборка мусора, стек. Наиболее подходящим для учебно-исследовательской задачи признан аллокатор на основе кучи с использованием стратегии </w:t>
-      </w:r>
-      <w:r>
-        <w:rPr>
-          <w:rFonts w:cs="Times New Roman"/>
-          <w:i/>
-          <w:iCs/>
-        </w:rPr>
-        <w:t>first-fit</w:t>
-      </w:r>
-      <w:r>
-        <w:rPr>
-          <w:rFonts w:cs="Times New Roman"/>
-        </w:rPr>
-        <w:t xml:space="preserve"> и представлением свободных блоков в виде связного списка.</w:t>
-      </w:r>
-    </w:p>
-    <w:p>
-      <w:pPr>
-        <w:rPr>
-          <w:rFonts w:cs="Times New Roman"/>
-        </w:rPr>
-      </w:pPr>
-      <w:r>
-        <w:rPr>
-          <w:rFonts w:cs="Times New Roman"/>
-        </w:rPr>
-        <w:t>Проанализирована роль метаданных и структур данных в работе аллокаторов. Подчёркнута важность таких механизмов, как слияние соседних блоков и выравнивание памяти. Приведены примеры реальных реализаций (</w:t>
-      </w:r>
-      <w:r>
-        <w:rPr>
-          <w:rFonts w:cs="Times New Roman"/>
-          <w:i/>
-          <w:iCs/>
-        </w:rPr>
-        <w:t>dlmalloc</w:t>
-      </w:r>
-      <w:r>
-        <w:rPr>
-          <w:rFonts w:cs="Times New Roman"/>
-        </w:rPr>
-        <w:t xml:space="preserve">, </w:t>
-      </w:r>
-      <w:r>
-        <w:rPr>
-          <w:rFonts w:cs="Times New Roman"/>
-          <w:i/>
-          <w:iCs/>
-        </w:rPr>
-        <w:t>jemalloc</w:t>
-      </w:r>
-      <w:r>
-        <w:rPr>
-          <w:rFonts w:cs="Times New Roman"/>
-        </w:rPr>
-        <w:t>), демонстрирующие сложность промышленных решений.</w:t>
-      </w:r>
-    </w:p>
-    <w:p>
-      <w:pPr>
-        <w:rPr>
-          <w:rFonts w:cs="Times New Roman"/>
-        </w:rPr>
-      </w:pPr>
-      <w:r>
-        <w:rPr>
-          <w:rFonts w:cs="Times New Roman"/>
-        </w:rPr>
-        <w:t>Выбранный подход позволяет:</w:t>
-      </w:r>
-    </w:p>
-    <w:p>
-      <w:pPr>
-        <w:pStyle w:val="a0"/>
-        <w:numPr>
-          <w:ilvl w:val="0"/>
-          <w:numId w:val="33"/>
-        </w:numPr>
-        <w:ind w:left="0" w:firstLine="709"/>
-      </w:pPr>
-      <w:r>
-        <w:t>п</w:t>
-      </w:r>
-      <w:r>
-        <w:t>родемонстрировать работу фундаментальных структур данных;</w:t>
-      </w:r>
-    </w:p>
-    <w:p>
-      <w:pPr>
-        <w:pStyle w:val="a0"/>
-        <w:numPr>
-          <w:ilvl w:val="0"/>
-          <w:numId w:val="33"/>
-        </w:numPr>
-        <w:ind w:left="0" w:firstLine="709"/>
-      </w:pPr>
-      <w:r>
-        <w:t>п</w:t>
-      </w:r>
-      <w:r>
-        <w:t>роанализировать явления фрагментации;</w:t>
-      </w:r>
-    </w:p>
-    <w:p>
-      <w:pPr>
-        <w:pStyle w:val="a0"/>
-        <w:numPr>
-          <w:ilvl w:val="0"/>
-          <w:numId w:val="33"/>
-        </w:numPr>
-        <w:ind w:left="0" w:firstLine="709"/>
       </w:pPr>
       <w:r>
         <w:t>р</w:t>
@@ -9573,7 +9537,7 @@
         <w:t xml:space="preserve">. Было разработано </w:t>
       </w:r>
       <w:r>
-        <w:t>7</w:t>
+        <w:t>6</w:t>
       </w:r>
       <w:r>
         <w:t xml:space="preserve"> тест-кейсов, охватывающих основные сценарии и граничные условия.</w:t>
@@ -10199,13 +10163,15 @@
               <w:jc w:val="center"/>
               <w:rPr>
                 <w:rFonts w:cs="Times New Roman"/>
+                <w:lang w:val="en-US"/>
               </w:rPr>
             </w:pPr>
             <w:r>
               <w:rPr>
                 <w:rFonts w:cs="Times New Roman"/>
-              </w:rPr>
-              <w:t>6</w:t>
+                <w:lang w:val="en-US"/>
+              </w:rPr>
+              <w:t>5</w:t>
             </w:r>
           </w:p>
         </w:tc>
@@ -10300,13 +10266,15 @@
               <w:jc w:val="center"/>
               <w:rPr>
                 <w:rFonts w:cs="Times New Roman"/>
+                <w:lang w:val="en-US"/>
               </w:rPr>
             </w:pPr>
             <w:r>
               <w:rPr>
                 <w:rFonts w:cs="Times New Roman"/>
-              </w:rPr>
-              <w:t>7</w:t>
+                <w:lang w:val="en-US"/>
+              </w:rPr>
+              <w:t>6</w:t>
             </w:r>
           </w:p>
         </w:tc>
@@ -10431,9 +10399,10 @@
     </w:p>
     <w:p>
       <w:pPr>
+        <w:pStyle w:val="a0"/>
         <w:numPr>
           <w:ilvl w:val="0"/>
-          <w:numId w:val="50"/>
+          <w:numId w:val="51"/>
         </w:numPr>
       </w:pPr>
       <w:r>
@@ -10448,9 +10417,10 @@
     </w:p>
     <w:p>
       <w:pPr>
+        <w:pStyle w:val="a0"/>
         <w:numPr>
           <w:ilvl w:val="0"/>
-          <w:numId w:val="50"/>
+          <w:numId w:val="51"/>
         </w:numPr>
       </w:pPr>
       <w:r>
@@ -10471,9 +10441,10 @@
     </w:p>
     <w:p>
       <w:pPr>
+        <w:pStyle w:val="a0"/>
         <w:numPr>
           <w:ilvl w:val="0"/>
-          <w:numId w:val="50"/>
+          <w:numId w:val="51"/>
         </w:numPr>
       </w:pPr>
       <w:r>
@@ -10504,9 +10475,10 @@
     </w:p>
     <w:p>
       <w:pPr>
+        <w:pStyle w:val="a0"/>
         <w:numPr>
           <w:ilvl w:val="0"/>
-          <w:numId w:val="50"/>
+          <w:numId w:val="51"/>
         </w:numPr>
       </w:pPr>
       <w:r>
@@ -10521,9 +10493,10 @@
     </w:p>
     <w:p>
       <w:pPr>
+        <w:pStyle w:val="a0"/>
         <w:numPr>
           <w:ilvl w:val="0"/>
-          <w:numId w:val="50"/>
+          <w:numId w:val="51"/>
         </w:numPr>
       </w:pPr>
       <w:r>
@@ -10963,16 +10936,19 @@
     </w:lvl>
   </w:abstractNum>
   <w:abstractNum w:abstractNumId="2" w15:restartNumberingAfterBreak="0">
-    <w:nsid w:val="0E5171E8"/>
-    <w:multiLevelType w:val="hybridMultilevel"/>
-    <w:tmpl w:val="51B27578"/>
-    <w:lvl w:ilvl="0" w:tplc="EF3C5534">
+    <w:nsid w:val="09D430BD"/>
+    <w:multiLevelType w:val="multilevel"/>
+    <w:tmpl w:val="D6AC3B06"/>
+    <w:lvl w:ilvl="0">
       <w:start w:val="1"/>
       <w:numFmt w:val="bullet"/>
       <w:lvlText w:val="–"/>
       <w:lvlJc w:val="left"/>
       <w:pPr>
-        <w:ind w:left="1418" w:hanging="709"/>
+        <w:tabs>
+          <w:tab w:val="num" w:pos="1068"/>
+        </w:tabs>
+        <w:ind w:left="1068" w:hanging="360"/>
       </w:pPr>
       <w:rPr>
         <w:rFonts w:ascii="Times New Roman" w:eastAsia="Times New Roman" w:hAnsi="Times New Roman" w:cs="Times New Roman" w:hint="default"/>
@@ -10987,104 +10963,258 @@
         <w:vertAlign w:val="baseline"/>
       </w:rPr>
     </w:lvl>
-    <w:lvl w:ilvl="1" w:tplc="04190003" w:tentative="1">
-      <w:start w:val="1"/>
-      <w:numFmt w:val="bullet"/>
-      <w:lvlText w:val="o"/>
-      <w:lvlJc w:val="left"/>
-      <w:pPr>
-        <w:ind w:left="2149" w:hanging="360"/>
-      </w:pPr>
-      <w:rPr>
-        <w:rFonts w:ascii="Courier New" w:hAnsi="Courier New" w:cs="Courier New" w:hint="default"/>
-      </w:rPr>
-    </w:lvl>
-    <w:lvl w:ilvl="2" w:tplc="04190005" w:tentative="1">
-      <w:start w:val="1"/>
-      <w:numFmt w:val="bullet"/>
-      <w:lvlText w:val=""/>
-      <w:lvlJc w:val="left"/>
-      <w:pPr>
-        <w:ind w:left="2869" w:hanging="360"/>
-      </w:pPr>
-      <w:rPr>
-        <w:rFonts w:ascii="Wingdings" w:hAnsi="Wingdings" w:hint="default"/>
-      </w:rPr>
-    </w:lvl>
-    <w:lvl w:ilvl="3" w:tplc="04190001" w:tentative="1">
-      <w:start w:val="1"/>
-      <w:numFmt w:val="bullet"/>
-      <w:lvlText w:val=""/>
-      <w:lvlJc w:val="left"/>
-      <w:pPr>
-        <w:ind w:left="3589" w:hanging="360"/>
-      </w:pPr>
-      <w:rPr>
-        <w:rFonts w:ascii="Symbol" w:hAnsi="Symbol" w:hint="default"/>
-      </w:rPr>
-    </w:lvl>
-    <w:lvl w:ilvl="4" w:tplc="04190003" w:tentative="1">
-      <w:start w:val="1"/>
-      <w:numFmt w:val="bullet"/>
-      <w:lvlText w:val="o"/>
-      <w:lvlJc w:val="left"/>
-      <w:pPr>
-        <w:ind w:left="4309" w:hanging="360"/>
-      </w:pPr>
-      <w:rPr>
-        <w:rFonts w:ascii="Courier New" w:hAnsi="Courier New" w:cs="Courier New" w:hint="default"/>
-      </w:rPr>
-    </w:lvl>
-    <w:lvl w:ilvl="5" w:tplc="04190005" w:tentative="1">
-      <w:start w:val="1"/>
-      <w:numFmt w:val="bullet"/>
-      <w:lvlText w:val=""/>
-      <w:lvlJc w:val="left"/>
-      <w:pPr>
-        <w:ind w:left="5029" w:hanging="360"/>
-      </w:pPr>
-      <w:rPr>
-        <w:rFonts w:ascii="Wingdings" w:hAnsi="Wingdings" w:hint="default"/>
-      </w:rPr>
-    </w:lvl>
-    <w:lvl w:ilvl="6" w:tplc="04190001" w:tentative="1">
-      <w:start w:val="1"/>
-      <w:numFmt w:val="bullet"/>
-      <w:lvlText w:val=""/>
-      <w:lvlJc w:val="left"/>
-      <w:pPr>
-        <w:ind w:left="5749" w:hanging="360"/>
-      </w:pPr>
-      <w:rPr>
-        <w:rFonts w:ascii="Symbol" w:hAnsi="Symbol" w:hint="default"/>
-      </w:rPr>
-    </w:lvl>
-    <w:lvl w:ilvl="7" w:tplc="04190003" w:tentative="1">
-      <w:start w:val="1"/>
-      <w:numFmt w:val="bullet"/>
-      <w:lvlText w:val="o"/>
-      <w:lvlJc w:val="left"/>
-      <w:pPr>
-        <w:ind w:left="6469" w:hanging="360"/>
-      </w:pPr>
-      <w:rPr>
-        <w:rFonts w:ascii="Courier New" w:hAnsi="Courier New" w:cs="Courier New" w:hint="default"/>
-      </w:rPr>
-    </w:lvl>
-    <w:lvl w:ilvl="8" w:tplc="04190005" w:tentative="1">
-      <w:start w:val="1"/>
-      <w:numFmt w:val="bullet"/>
-      <w:lvlText w:val=""/>
-      <w:lvlJc w:val="left"/>
-      <w:pPr>
-        <w:ind w:left="7189" w:hanging="360"/>
-      </w:pPr>
-      <w:rPr>
-        <w:rFonts w:ascii="Wingdings" w:hAnsi="Wingdings" w:hint="default"/>
+    <w:lvl w:ilvl="1" w:tentative="1">
+      <w:start w:val="1"/>
+      <w:numFmt w:val="bullet"/>
+      <w:lvlText w:val=""/>
+      <w:lvlJc w:val="left"/>
+      <w:pPr>
+        <w:tabs>
+          <w:tab w:val="num" w:pos="1788"/>
+        </w:tabs>
+        <w:ind w:left="1788" w:hanging="360"/>
+      </w:pPr>
+      <w:rPr>
+        <w:rFonts w:ascii="Symbol" w:hAnsi="Symbol" w:hint="default"/>
+        <w:sz w:val="20"/>
+      </w:rPr>
+    </w:lvl>
+    <w:lvl w:ilvl="2" w:tentative="1">
+      <w:start w:val="1"/>
+      <w:numFmt w:val="bullet"/>
+      <w:lvlText w:val=""/>
+      <w:lvlJc w:val="left"/>
+      <w:pPr>
+        <w:tabs>
+          <w:tab w:val="num" w:pos="2508"/>
+        </w:tabs>
+        <w:ind w:left="2508" w:hanging="360"/>
+      </w:pPr>
+      <w:rPr>
+        <w:rFonts w:ascii="Symbol" w:hAnsi="Symbol" w:hint="default"/>
+        <w:sz w:val="20"/>
+      </w:rPr>
+    </w:lvl>
+    <w:lvl w:ilvl="3" w:tentative="1">
+      <w:start w:val="1"/>
+      <w:numFmt w:val="bullet"/>
+      <w:lvlText w:val=""/>
+      <w:lvlJc w:val="left"/>
+      <w:pPr>
+        <w:tabs>
+          <w:tab w:val="num" w:pos="3228"/>
+        </w:tabs>
+        <w:ind w:left="3228" w:hanging="360"/>
+      </w:pPr>
+      <w:rPr>
+        <w:rFonts w:ascii="Symbol" w:hAnsi="Symbol" w:hint="default"/>
+        <w:sz w:val="20"/>
+      </w:rPr>
+    </w:lvl>
+    <w:lvl w:ilvl="4" w:tentative="1">
+      <w:start w:val="1"/>
+      <w:numFmt w:val="bullet"/>
+      <w:lvlText w:val=""/>
+      <w:lvlJc w:val="left"/>
+      <w:pPr>
+        <w:tabs>
+          <w:tab w:val="num" w:pos="3948"/>
+        </w:tabs>
+        <w:ind w:left="3948" w:hanging="360"/>
+      </w:pPr>
+      <w:rPr>
+        <w:rFonts w:ascii="Symbol" w:hAnsi="Symbol" w:hint="default"/>
+        <w:sz w:val="20"/>
+      </w:rPr>
+    </w:lvl>
+    <w:lvl w:ilvl="5" w:tentative="1">
+      <w:start w:val="1"/>
+      <w:numFmt w:val="bullet"/>
+      <w:lvlText w:val=""/>
+      <w:lvlJc w:val="left"/>
+      <w:pPr>
+        <w:tabs>
+          <w:tab w:val="num" w:pos="4668"/>
+        </w:tabs>
+        <w:ind w:left="4668" w:hanging="360"/>
+      </w:pPr>
+      <w:rPr>
+        <w:rFonts w:ascii="Symbol" w:hAnsi="Symbol" w:hint="default"/>
+        <w:sz w:val="20"/>
+      </w:rPr>
+    </w:lvl>
+    <w:lvl w:ilvl="6" w:tentative="1">
+      <w:start w:val="1"/>
+      <w:numFmt w:val="bullet"/>
+      <w:lvlText w:val=""/>
+      <w:lvlJc w:val="left"/>
+      <w:pPr>
+        <w:tabs>
+          <w:tab w:val="num" w:pos="5388"/>
+        </w:tabs>
+        <w:ind w:left="5388" w:hanging="360"/>
+      </w:pPr>
+      <w:rPr>
+        <w:rFonts w:ascii="Symbol" w:hAnsi="Symbol" w:hint="default"/>
+        <w:sz w:val="20"/>
+      </w:rPr>
+    </w:lvl>
+    <w:lvl w:ilvl="7" w:tentative="1">
+      <w:start w:val="1"/>
+      <w:numFmt w:val="bullet"/>
+      <w:lvlText w:val=""/>
+      <w:lvlJc w:val="left"/>
+      <w:pPr>
+        <w:tabs>
+          <w:tab w:val="num" w:pos="6108"/>
+        </w:tabs>
+        <w:ind w:left="6108" w:hanging="360"/>
+      </w:pPr>
+      <w:rPr>
+        <w:rFonts w:ascii="Symbol" w:hAnsi="Symbol" w:hint="default"/>
+        <w:sz w:val="20"/>
+      </w:rPr>
+    </w:lvl>
+    <w:lvl w:ilvl="8" w:tentative="1">
+      <w:start w:val="1"/>
+      <w:numFmt w:val="bullet"/>
+      <w:lvlText w:val=""/>
+      <w:lvlJc w:val="left"/>
+      <w:pPr>
+        <w:tabs>
+          <w:tab w:val="num" w:pos="6828"/>
+        </w:tabs>
+        <w:ind w:left="6828" w:hanging="360"/>
+      </w:pPr>
+      <w:rPr>
+        <w:rFonts w:ascii="Symbol" w:hAnsi="Symbol" w:hint="default"/>
+        <w:sz w:val="20"/>
       </w:rPr>
     </w:lvl>
   </w:abstractNum>
   <w:abstractNum w:abstractNumId="3" w15:restartNumberingAfterBreak="0">
+    <w:nsid w:val="0E5171E8"/>
+    <w:multiLevelType w:val="hybridMultilevel"/>
+    <w:tmpl w:val="51B27578"/>
+    <w:lvl w:ilvl="0" w:tplc="EF3C5534">
+      <w:start w:val="1"/>
+      <w:numFmt w:val="bullet"/>
+      <w:lvlText w:val="–"/>
+      <w:lvlJc w:val="left"/>
+      <w:pPr>
+        <w:ind w:left="1418" w:hanging="709"/>
+      </w:pPr>
+      <w:rPr>
+        <w:rFonts w:ascii="Times New Roman" w:eastAsia="Times New Roman" w:hAnsi="Times New Roman" w:cs="Times New Roman" w:hint="default"/>
+        <w:b w:val="0"/>
+        <w:i w:val="0"/>
+        <w:strike w:val="0"/>
+        <w:dstrike w:val="0"/>
+        <w:color w:val="000000"/>
+        <w:sz w:val="28"/>
+        <w:szCs w:val="28"/>
+        <w:u w:val="none" w:color="000000"/>
+        <w:vertAlign w:val="baseline"/>
+      </w:rPr>
+    </w:lvl>
+    <w:lvl w:ilvl="1" w:tplc="04190003" w:tentative="1">
+      <w:start w:val="1"/>
+      <w:numFmt w:val="bullet"/>
+      <w:lvlText w:val="o"/>
+      <w:lvlJc w:val="left"/>
+      <w:pPr>
+        <w:ind w:left="2149" w:hanging="360"/>
+      </w:pPr>
+      <w:rPr>
+        <w:rFonts w:ascii="Courier New" w:hAnsi="Courier New" w:cs="Courier New" w:hint="default"/>
+      </w:rPr>
+    </w:lvl>
+    <w:lvl w:ilvl="2" w:tplc="04190005" w:tentative="1">
+      <w:start w:val="1"/>
+      <w:numFmt w:val="bullet"/>
+      <w:lvlText w:val=""/>
+      <w:lvlJc w:val="left"/>
+      <w:pPr>
+        <w:ind w:left="2869" w:hanging="360"/>
+      </w:pPr>
+      <w:rPr>
+        <w:rFonts w:ascii="Wingdings" w:hAnsi="Wingdings" w:hint="default"/>
+      </w:rPr>
+    </w:lvl>
+    <w:lvl w:ilvl="3" w:tplc="04190001" w:tentative="1">
+      <w:start w:val="1"/>
+      <w:numFmt w:val="bullet"/>
+      <w:lvlText w:val=""/>
+      <w:lvlJc w:val="left"/>
+      <w:pPr>
+        <w:ind w:left="3589" w:hanging="360"/>
+      </w:pPr>
+      <w:rPr>
+        <w:rFonts w:ascii="Symbol" w:hAnsi="Symbol" w:hint="default"/>
+      </w:rPr>
+    </w:lvl>
+    <w:lvl w:ilvl="4" w:tplc="04190003" w:tentative="1">
+      <w:start w:val="1"/>
+      <w:numFmt w:val="bullet"/>
+      <w:lvlText w:val="o"/>
+      <w:lvlJc w:val="left"/>
+      <w:pPr>
+        <w:ind w:left="4309" w:hanging="360"/>
+      </w:pPr>
+      <w:rPr>
+        <w:rFonts w:ascii="Courier New" w:hAnsi="Courier New" w:cs="Courier New" w:hint="default"/>
+      </w:rPr>
+    </w:lvl>
+    <w:lvl w:ilvl="5" w:tplc="04190005" w:tentative="1">
+      <w:start w:val="1"/>
+      <w:numFmt w:val="bullet"/>
+      <w:lvlText w:val=""/>
+      <w:lvlJc w:val="left"/>
+      <w:pPr>
+        <w:ind w:left="5029" w:hanging="360"/>
+      </w:pPr>
+      <w:rPr>
+        <w:rFonts w:ascii="Wingdings" w:hAnsi="Wingdings" w:hint="default"/>
+      </w:rPr>
+    </w:lvl>
+    <w:lvl w:ilvl="6" w:tplc="04190001" w:tentative="1">
+      <w:start w:val="1"/>
+      <w:numFmt w:val="bullet"/>
+      <w:lvlText w:val=""/>
+      <w:lvlJc w:val="left"/>
+      <w:pPr>
+        <w:ind w:left="5749" w:hanging="360"/>
+      </w:pPr>
+      <w:rPr>
+        <w:rFonts w:ascii="Symbol" w:hAnsi="Symbol" w:hint="default"/>
+      </w:rPr>
+    </w:lvl>
+    <w:lvl w:ilvl="7" w:tplc="04190003" w:tentative="1">
+      <w:start w:val="1"/>
+      <w:numFmt w:val="bullet"/>
+      <w:lvlText w:val="o"/>
+      <w:lvlJc w:val="left"/>
+      <w:pPr>
+        <w:ind w:left="6469" w:hanging="360"/>
+      </w:pPr>
+      <w:rPr>
+        <w:rFonts w:ascii="Courier New" w:hAnsi="Courier New" w:cs="Courier New" w:hint="default"/>
+      </w:rPr>
+    </w:lvl>
+    <w:lvl w:ilvl="8" w:tplc="04190005" w:tentative="1">
+      <w:start w:val="1"/>
+      <w:numFmt w:val="bullet"/>
+      <w:lvlText w:val=""/>
+      <w:lvlJc w:val="left"/>
+      <w:pPr>
+        <w:ind w:left="7189" w:hanging="360"/>
+      </w:pPr>
+      <w:rPr>
+        <w:rFonts w:ascii="Wingdings" w:hAnsi="Wingdings" w:hint="default"/>
+      </w:rPr>
+    </w:lvl>
+  </w:abstractNum>
+  <w:abstractNum w:abstractNumId="4" w15:restartNumberingAfterBreak="0">
     <w:nsid w:val="0E700835"/>
     <w:multiLevelType w:val="multilevel"/>
     <w:tmpl w:val="18D28844"/>
@@ -11233,7 +11363,7 @@
       </w:rPr>
     </w:lvl>
   </w:abstractNum>
-  <w:abstractNum w:abstractNumId="4" w15:restartNumberingAfterBreak="0">
+  <w:abstractNum w:abstractNumId="5" w15:restartNumberingAfterBreak="0">
     <w:nsid w:val="11A813B8"/>
     <w:multiLevelType w:val="multilevel"/>
     <w:tmpl w:val="76586D10"/>
@@ -11382,7 +11512,7 @@
       </w:rPr>
     </w:lvl>
   </w:abstractNum>
-  <w:abstractNum w:abstractNumId="5" w15:restartNumberingAfterBreak="0">
+  <w:abstractNum w:abstractNumId="6" w15:restartNumberingAfterBreak="0">
     <w:nsid w:val="145D6B95"/>
     <w:multiLevelType w:val="multilevel"/>
     <w:tmpl w:val="17EE60A8"/>
@@ -11531,7 +11661,7 @@
       </w:rPr>
     </w:lvl>
   </w:abstractNum>
-  <w:abstractNum w:abstractNumId="6" w15:restartNumberingAfterBreak="0">
+  <w:abstractNum w:abstractNumId="7" w15:restartNumberingAfterBreak="0">
     <w:nsid w:val="146B0A29"/>
     <w:multiLevelType w:val="hybridMultilevel"/>
     <w:tmpl w:val="1408DFB0"/>
@@ -11655,7 +11785,7 @@
       </w:rPr>
     </w:lvl>
   </w:abstractNum>
-  <w:abstractNum w:abstractNumId="7" w15:restartNumberingAfterBreak="0">
+  <w:abstractNum w:abstractNumId="8" w15:restartNumberingAfterBreak="0">
     <w:nsid w:val="147209DE"/>
     <w:multiLevelType w:val="hybridMultilevel"/>
     <w:tmpl w:val="846A6746"/>
@@ -11779,7 +11909,7 @@
       </w:rPr>
     </w:lvl>
   </w:abstractNum>
-  <w:abstractNum w:abstractNumId="8" w15:restartNumberingAfterBreak="0">
+  <w:abstractNum w:abstractNumId="9" w15:restartNumberingAfterBreak="0">
     <w:nsid w:val="16BE2E6F"/>
     <w:multiLevelType w:val="multilevel"/>
     <w:tmpl w:val="36965F28"/>
@@ -11892,7 +12022,7 @@
       </w:pPr>
     </w:lvl>
   </w:abstractNum>
-  <w:abstractNum w:abstractNumId="9" w15:restartNumberingAfterBreak="0">
+  <w:abstractNum w:abstractNumId="10" w15:restartNumberingAfterBreak="0">
     <w:nsid w:val="192966F6"/>
     <w:multiLevelType w:val="hybridMultilevel"/>
     <w:tmpl w:val="7E142D3C"/>
@@ -12016,7 +12146,164 @@
       </w:rPr>
     </w:lvl>
   </w:abstractNum>
-  <w:abstractNum w:abstractNumId="10" w15:restartNumberingAfterBreak="0">
+  <w:abstractNum w:abstractNumId="11" w15:restartNumberingAfterBreak="0">
+    <w:nsid w:val="1A7F3870"/>
+    <w:multiLevelType w:val="multilevel"/>
+    <w:tmpl w:val="D6AC3B06"/>
+    <w:lvl w:ilvl="0">
+      <w:start w:val="1"/>
+      <w:numFmt w:val="bullet"/>
+      <w:lvlText w:val="–"/>
+      <w:lvlJc w:val="left"/>
+      <w:pPr>
+        <w:tabs>
+          <w:tab w:val="num" w:pos="1068"/>
+        </w:tabs>
+        <w:ind w:left="1068" w:hanging="360"/>
+      </w:pPr>
+      <w:rPr>
+        <w:rFonts w:ascii="Times New Roman" w:eastAsia="Times New Roman" w:hAnsi="Times New Roman" w:cs="Times New Roman" w:hint="default"/>
+        <w:b w:val="0"/>
+        <w:i w:val="0"/>
+        <w:strike w:val="0"/>
+        <w:dstrike w:val="0"/>
+        <w:color w:val="000000"/>
+        <w:sz w:val="28"/>
+        <w:szCs w:val="28"/>
+        <w:u w:val="none" w:color="000000"/>
+        <w:vertAlign w:val="baseline"/>
+      </w:rPr>
+    </w:lvl>
+    <w:lvl w:ilvl="1" w:tentative="1">
+      <w:start w:val="1"/>
+      <w:numFmt w:val="bullet"/>
+      <w:lvlText w:val=""/>
+      <w:lvlJc w:val="left"/>
+      <w:pPr>
+        <w:tabs>
+          <w:tab w:val="num" w:pos="1788"/>
+        </w:tabs>
+        <w:ind w:left="1788" w:hanging="360"/>
+      </w:pPr>
+      <w:rPr>
+        <w:rFonts w:ascii="Symbol" w:hAnsi="Symbol" w:hint="default"/>
+        <w:sz w:val="20"/>
+      </w:rPr>
+    </w:lvl>
+    <w:lvl w:ilvl="2" w:tentative="1">
+      <w:start w:val="1"/>
+      <w:numFmt w:val="bullet"/>
+      <w:lvlText w:val=""/>
+      <w:lvlJc w:val="left"/>
+      <w:pPr>
+        <w:tabs>
+          <w:tab w:val="num" w:pos="2508"/>
+        </w:tabs>
+        <w:ind w:left="2508" w:hanging="360"/>
+      </w:pPr>
+      <w:rPr>
+        <w:rFonts w:ascii="Symbol" w:hAnsi="Symbol" w:hint="default"/>
+        <w:sz w:val="20"/>
+      </w:rPr>
+    </w:lvl>
+    <w:lvl w:ilvl="3" w:tentative="1">
+      <w:start w:val="1"/>
+      <w:numFmt w:val="bullet"/>
+      <w:lvlText w:val=""/>
+      <w:lvlJc w:val="left"/>
+      <w:pPr>
+        <w:tabs>
+          <w:tab w:val="num" w:pos="3228"/>
+        </w:tabs>
+        <w:ind w:left="3228" w:hanging="360"/>
+      </w:pPr>
+      <w:rPr>
+        <w:rFonts w:ascii="Symbol" w:hAnsi="Symbol" w:hint="default"/>
+        <w:sz w:val="20"/>
+      </w:rPr>
+    </w:lvl>
+    <w:lvl w:ilvl="4" w:tentative="1">
+      <w:start w:val="1"/>
+      <w:numFmt w:val="bullet"/>
+      <w:lvlText w:val=""/>
+      <w:lvlJc w:val="left"/>
+      <w:pPr>
+        <w:tabs>
+          <w:tab w:val="num" w:pos="3948"/>
+        </w:tabs>
+        <w:ind w:left="3948" w:hanging="360"/>
+      </w:pPr>
+      <w:rPr>
+        <w:rFonts w:ascii="Symbol" w:hAnsi="Symbol" w:hint="default"/>
+        <w:sz w:val="20"/>
+      </w:rPr>
+    </w:lvl>
+    <w:lvl w:ilvl="5" w:tentative="1">
+      <w:start w:val="1"/>
+      <w:numFmt w:val="bullet"/>
+      <w:lvlText w:val=""/>
+      <w:lvlJc w:val="left"/>
+      <w:pPr>
+        <w:tabs>
+          <w:tab w:val="num" w:pos="4668"/>
+        </w:tabs>
+        <w:ind w:left="4668" w:hanging="360"/>
+      </w:pPr>
+      <w:rPr>
+        <w:rFonts w:ascii="Symbol" w:hAnsi="Symbol" w:hint="default"/>
+        <w:sz w:val="20"/>
+      </w:rPr>
+    </w:lvl>
+    <w:lvl w:ilvl="6" w:tentative="1">
+      <w:start w:val="1"/>
+      <w:numFmt w:val="bullet"/>
+      <w:lvlText w:val=""/>
+      <w:lvlJc w:val="left"/>
+      <w:pPr>
+        <w:tabs>
+          <w:tab w:val="num" w:pos="5388"/>
+        </w:tabs>
+        <w:ind w:left="5388" w:hanging="360"/>
+      </w:pPr>
+      <w:rPr>
+        <w:rFonts w:ascii="Symbol" w:hAnsi="Symbol" w:hint="default"/>
+        <w:sz w:val="20"/>
+      </w:rPr>
+    </w:lvl>
+    <w:lvl w:ilvl="7" w:tentative="1">
+      <w:start w:val="1"/>
+      <w:numFmt w:val="bullet"/>
+      <w:lvlText w:val=""/>
+      <w:lvlJc w:val="left"/>
+      <w:pPr>
+        <w:tabs>
+          <w:tab w:val="num" w:pos="6108"/>
+        </w:tabs>
+        <w:ind w:left="6108" w:hanging="360"/>
+      </w:pPr>
+      <w:rPr>
+        <w:rFonts w:ascii="Symbol" w:hAnsi="Symbol" w:hint="default"/>
+        <w:sz w:val="20"/>
+      </w:rPr>
+    </w:lvl>
+    <w:lvl w:ilvl="8" w:tentative="1">
+      <w:start w:val="1"/>
+      <w:numFmt w:val="bullet"/>
+      <w:lvlText w:val=""/>
+      <w:lvlJc w:val="left"/>
+      <w:pPr>
+        <w:tabs>
+          <w:tab w:val="num" w:pos="6828"/>
+        </w:tabs>
+        <w:ind w:left="6828" w:hanging="360"/>
+      </w:pPr>
+      <w:rPr>
+        <w:rFonts w:ascii="Symbol" w:hAnsi="Symbol" w:hint="default"/>
+        <w:sz w:val="20"/>
+      </w:rPr>
+    </w:lvl>
+  </w:abstractNum>
+  <w:abstractNum w:abstractNumId="12" w15:restartNumberingAfterBreak="0">
     <w:nsid w:val="1C0527DF"/>
     <w:multiLevelType w:val="multilevel"/>
     <w:tmpl w:val="BB1E1B06"/>
@@ -12165,7 +12452,7 @@
       </w:rPr>
     </w:lvl>
   </w:abstractNum>
-  <w:abstractNum w:abstractNumId="11" w15:restartNumberingAfterBreak="0">
+  <w:abstractNum w:abstractNumId="13" w15:restartNumberingAfterBreak="0">
     <w:nsid w:val="1DCC635F"/>
     <w:multiLevelType w:val="multilevel"/>
     <w:tmpl w:val="6472E29E"/>
@@ -12324,7 +12611,7 @@
       </w:rPr>
     </w:lvl>
   </w:abstractNum>
-  <w:abstractNum w:abstractNumId="12" w15:restartNumberingAfterBreak="0">
+  <w:abstractNum w:abstractNumId="14" w15:restartNumberingAfterBreak="0">
     <w:nsid w:val="29491A00"/>
     <w:multiLevelType w:val="multilevel"/>
     <w:tmpl w:val="4DB0CC1A"/>
@@ -12473,7 +12760,164 @@
       </w:rPr>
     </w:lvl>
   </w:abstractNum>
-  <w:abstractNum w:abstractNumId="13" w15:restartNumberingAfterBreak="0">
+  <w:abstractNum w:abstractNumId="15" w15:restartNumberingAfterBreak="0">
+    <w:nsid w:val="2B1871CC"/>
+    <w:multiLevelType w:val="multilevel"/>
+    <w:tmpl w:val="D6AC3B06"/>
+    <w:lvl w:ilvl="0">
+      <w:start w:val="1"/>
+      <w:numFmt w:val="bullet"/>
+      <w:lvlText w:val="–"/>
+      <w:lvlJc w:val="left"/>
+      <w:pPr>
+        <w:tabs>
+          <w:tab w:val="num" w:pos="1068"/>
+        </w:tabs>
+        <w:ind w:left="1068" w:hanging="360"/>
+      </w:pPr>
+      <w:rPr>
+        <w:rFonts w:ascii="Times New Roman" w:eastAsia="Times New Roman" w:hAnsi="Times New Roman" w:cs="Times New Roman" w:hint="default"/>
+        <w:b w:val="0"/>
+        <w:i w:val="0"/>
+        <w:strike w:val="0"/>
+        <w:dstrike w:val="0"/>
+        <w:color w:val="000000"/>
+        <w:sz w:val="28"/>
+        <w:szCs w:val="28"/>
+        <w:u w:val="none" w:color="000000"/>
+        <w:vertAlign w:val="baseline"/>
+      </w:rPr>
+    </w:lvl>
+    <w:lvl w:ilvl="1" w:tentative="1">
+      <w:start w:val="1"/>
+      <w:numFmt w:val="bullet"/>
+      <w:lvlText w:val=""/>
+      <w:lvlJc w:val="left"/>
+      <w:pPr>
+        <w:tabs>
+          <w:tab w:val="num" w:pos="1788"/>
+        </w:tabs>
+        <w:ind w:left="1788" w:hanging="360"/>
+      </w:pPr>
+      <w:rPr>
+        <w:rFonts w:ascii="Symbol" w:hAnsi="Symbol" w:hint="default"/>
+        <w:sz w:val="20"/>
+      </w:rPr>
+    </w:lvl>
+    <w:lvl w:ilvl="2" w:tentative="1">
+      <w:start w:val="1"/>
+      <w:numFmt w:val="bullet"/>
+      <w:lvlText w:val=""/>
+      <w:lvlJc w:val="left"/>
+      <w:pPr>
+        <w:tabs>
+          <w:tab w:val="num" w:pos="2508"/>
+        </w:tabs>
+        <w:ind w:left="2508" w:hanging="360"/>
+      </w:pPr>
+      <w:rPr>
+        <w:rFonts w:ascii="Symbol" w:hAnsi="Symbol" w:hint="default"/>
+        <w:sz w:val="20"/>
+      </w:rPr>
+    </w:lvl>
+    <w:lvl w:ilvl="3" w:tentative="1">
+      <w:start w:val="1"/>
+      <w:numFmt w:val="bullet"/>
+      <w:lvlText w:val=""/>
+      <w:lvlJc w:val="left"/>
+      <w:pPr>
+        <w:tabs>
+          <w:tab w:val="num" w:pos="3228"/>
+        </w:tabs>
+        <w:ind w:left="3228" w:hanging="360"/>
+      </w:pPr>
+      <w:rPr>
+        <w:rFonts w:ascii="Symbol" w:hAnsi="Symbol" w:hint="default"/>
+        <w:sz w:val="20"/>
+      </w:rPr>
+    </w:lvl>
+    <w:lvl w:ilvl="4" w:tentative="1">
+      <w:start w:val="1"/>
+      <w:numFmt w:val="bullet"/>
+      <w:lvlText w:val=""/>
+      <w:lvlJc w:val="left"/>
+      <w:pPr>
+        <w:tabs>
+          <w:tab w:val="num" w:pos="3948"/>
+        </w:tabs>
+        <w:ind w:left="3948" w:hanging="360"/>
+      </w:pPr>
+      <w:rPr>
+        <w:rFonts w:ascii="Symbol" w:hAnsi="Symbol" w:hint="default"/>
+        <w:sz w:val="20"/>
+      </w:rPr>
+    </w:lvl>
+    <w:lvl w:ilvl="5" w:tentative="1">
+      <w:start w:val="1"/>
+      <w:numFmt w:val="bullet"/>
+      <w:lvlText w:val=""/>
+      <w:lvlJc w:val="left"/>
+      <w:pPr>
+        <w:tabs>
+          <w:tab w:val="num" w:pos="4668"/>
+        </w:tabs>
+        <w:ind w:left="4668" w:hanging="360"/>
+      </w:pPr>
+      <w:rPr>
+        <w:rFonts w:ascii="Symbol" w:hAnsi="Symbol" w:hint="default"/>
+        <w:sz w:val="20"/>
+      </w:rPr>
+    </w:lvl>
+    <w:lvl w:ilvl="6" w:tentative="1">
+      <w:start w:val="1"/>
+      <w:numFmt w:val="bullet"/>
+      <w:lvlText w:val=""/>
+      <w:lvlJc w:val="left"/>
+      <w:pPr>
+        <w:tabs>
+          <w:tab w:val="num" w:pos="5388"/>
+        </w:tabs>
+        <w:ind w:left="5388" w:hanging="360"/>
+      </w:pPr>
+      <w:rPr>
+        <w:rFonts w:ascii="Symbol" w:hAnsi="Symbol" w:hint="default"/>
+        <w:sz w:val="20"/>
+      </w:rPr>
+    </w:lvl>
+    <w:lvl w:ilvl="7" w:tentative="1">
+      <w:start w:val="1"/>
+      <w:numFmt w:val="bullet"/>
+      <w:lvlText w:val=""/>
+      <w:lvlJc w:val="left"/>
+      <w:pPr>
+        <w:tabs>
+          <w:tab w:val="num" w:pos="6108"/>
+        </w:tabs>
+        <w:ind w:left="6108" w:hanging="360"/>
+      </w:pPr>
+      <w:rPr>
+        <w:rFonts w:ascii="Symbol" w:hAnsi="Symbol" w:hint="default"/>
+        <w:sz w:val="20"/>
+      </w:rPr>
+    </w:lvl>
+    <w:lvl w:ilvl="8" w:tentative="1">
+      <w:start w:val="1"/>
+      <w:numFmt w:val="bullet"/>
+      <w:lvlText w:val=""/>
+      <w:lvlJc w:val="left"/>
+      <w:pPr>
+        <w:tabs>
+          <w:tab w:val="num" w:pos="6828"/>
+        </w:tabs>
+        <w:ind w:left="6828" w:hanging="360"/>
+      </w:pPr>
+      <w:rPr>
+        <w:rFonts w:ascii="Symbol" w:hAnsi="Symbol" w:hint="default"/>
+        <w:sz w:val="20"/>
+      </w:rPr>
+    </w:lvl>
+  </w:abstractNum>
+  <w:abstractNum w:abstractNumId="16" w15:restartNumberingAfterBreak="0">
     <w:nsid w:val="2C7A7834"/>
     <w:multiLevelType w:val="hybridMultilevel"/>
     <w:tmpl w:val="66A428EC"/>
@@ -12586,7 +13030,7 @@
       </w:rPr>
     </w:lvl>
   </w:abstractNum>
-  <w:abstractNum w:abstractNumId="14" w15:restartNumberingAfterBreak="0">
+  <w:abstractNum w:abstractNumId="17" w15:restartNumberingAfterBreak="0">
     <w:nsid w:val="2CA97DFA"/>
     <w:multiLevelType w:val="multilevel"/>
     <w:tmpl w:val="C73602F6"/>
@@ -12745,130 +13189,20 @@
       </w:rPr>
     </w:lvl>
   </w:abstractNum>
-  <w:abstractNum w:abstractNumId="15" w15:restartNumberingAfterBreak="0">
-    <w:nsid w:val="2D5717D8"/>
+  <w:abstractNum w:abstractNumId="18" w15:restartNumberingAfterBreak="0">
+    <w:nsid w:val="2CBA25D4"/>
     <w:multiLevelType w:val="multilevel"/>
-    <w:tmpl w:val="018A4E9C"/>
+    <w:tmpl w:val="D6AC3B06"/>
     <w:lvl w:ilvl="0">
       <w:start w:val="1"/>
-      <w:numFmt w:val="decimal"/>
-      <w:lvlText w:val="%1."/>
-      <w:lvlJc w:val="left"/>
-      <w:pPr>
-        <w:tabs>
-          <w:tab w:val="num" w:pos="720"/>
-        </w:tabs>
-        <w:ind w:left="720" w:hanging="360"/>
-      </w:pPr>
-    </w:lvl>
-    <w:lvl w:ilvl="1" w:tentative="1">
-      <w:start w:val="1"/>
-      <w:numFmt w:val="decimal"/>
-      <w:lvlText w:val="%2."/>
-      <w:lvlJc w:val="left"/>
-      <w:pPr>
-        <w:tabs>
-          <w:tab w:val="num" w:pos="1440"/>
-        </w:tabs>
-        <w:ind w:left="1440" w:hanging="360"/>
-      </w:pPr>
-    </w:lvl>
-    <w:lvl w:ilvl="2" w:tentative="1">
-      <w:start w:val="1"/>
-      <w:numFmt w:val="decimal"/>
-      <w:lvlText w:val="%3."/>
-      <w:lvlJc w:val="left"/>
-      <w:pPr>
-        <w:tabs>
-          <w:tab w:val="num" w:pos="2160"/>
-        </w:tabs>
-        <w:ind w:left="2160" w:hanging="360"/>
-      </w:pPr>
-    </w:lvl>
-    <w:lvl w:ilvl="3" w:tentative="1">
-      <w:start w:val="1"/>
-      <w:numFmt w:val="decimal"/>
-      <w:lvlText w:val="%4."/>
-      <w:lvlJc w:val="left"/>
-      <w:pPr>
-        <w:tabs>
-          <w:tab w:val="num" w:pos="2880"/>
-        </w:tabs>
-        <w:ind w:left="2880" w:hanging="360"/>
-      </w:pPr>
-    </w:lvl>
-    <w:lvl w:ilvl="4" w:tentative="1">
-      <w:start w:val="1"/>
-      <w:numFmt w:val="decimal"/>
-      <w:lvlText w:val="%5."/>
-      <w:lvlJc w:val="left"/>
-      <w:pPr>
-        <w:tabs>
-          <w:tab w:val="num" w:pos="3600"/>
-        </w:tabs>
-        <w:ind w:left="3600" w:hanging="360"/>
-      </w:pPr>
-    </w:lvl>
-    <w:lvl w:ilvl="5" w:tentative="1">
-      <w:start w:val="1"/>
-      <w:numFmt w:val="decimal"/>
-      <w:lvlText w:val="%6."/>
-      <w:lvlJc w:val="left"/>
-      <w:pPr>
-        <w:tabs>
-          <w:tab w:val="num" w:pos="4320"/>
-        </w:tabs>
-        <w:ind w:left="4320" w:hanging="360"/>
-      </w:pPr>
-    </w:lvl>
-    <w:lvl w:ilvl="6" w:tentative="1">
-      <w:start w:val="1"/>
-      <w:numFmt w:val="decimal"/>
-      <w:lvlText w:val="%7."/>
-      <w:lvlJc w:val="left"/>
-      <w:pPr>
-        <w:tabs>
-          <w:tab w:val="num" w:pos="5040"/>
-        </w:tabs>
-        <w:ind w:left="5040" w:hanging="360"/>
-      </w:pPr>
-    </w:lvl>
-    <w:lvl w:ilvl="7" w:tentative="1">
-      <w:start w:val="1"/>
-      <w:numFmt w:val="decimal"/>
-      <w:lvlText w:val="%8."/>
-      <w:lvlJc w:val="left"/>
-      <w:pPr>
-        <w:tabs>
-          <w:tab w:val="num" w:pos="5760"/>
-        </w:tabs>
-        <w:ind w:left="5760" w:hanging="360"/>
-      </w:pPr>
-    </w:lvl>
-    <w:lvl w:ilvl="8" w:tentative="1">
-      <w:start w:val="1"/>
-      <w:numFmt w:val="decimal"/>
-      <w:lvlText w:val="%9."/>
-      <w:lvlJc w:val="left"/>
-      <w:pPr>
-        <w:tabs>
-          <w:tab w:val="num" w:pos="6480"/>
-        </w:tabs>
-        <w:ind w:left="6480" w:hanging="360"/>
-      </w:pPr>
-    </w:lvl>
-  </w:abstractNum>
-  <w:abstractNum w:abstractNumId="16" w15:restartNumberingAfterBreak="0">
-    <w:nsid w:val="2F481B22"/>
-    <w:multiLevelType w:val="hybridMultilevel"/>
-    <w:tmpl w:val="53EAA480"/>
-    <w:lvl w:ilvl="0" w:tplc="45B21F02">
-      <w:start w:val="1"/>
       <w:numFmt w:val="bullet"/>
       <w:lvlText w:val="–"/>
       <w:lvlJc w:val="left"/>
       <w:pPr>
-        <w:ind w:left="1429" w:hanging="360"/>
+        <w:tabs>
+          <w:tab w:val="num" w:pos="1068"/>
+        </w:tabs>
+        <w:ind w:left="1068" w:hanging="360"/>
       </w:pPr>
       <w:rPr>
         <w:rFonts w:ascii="Times New Roman" w:eastAsia="Times New Roman" w:hAnsi="Times New Roman" w:cs="Times New Roman" w:hint="default"/>
@@ -12883,6 +13217,430 @@
         <w:vertAlign w:val="baseline"/>
       </w:rPr>
     </w:lvl>
+    <w:lvl w:ilvl="1" w:tentative="1">
+      <w:start w:val="1"/>
+      <w:numFmt w:val="bullet"/>
+      <w:lvlText w:val=""/>
+      <w:lvlJc w:val="left"/>
+      <w:pPr>
+        <w:tabs>
+          <w:tab w:val="num" w:pos="1788"/>
+        </w:tabs>
+        <w:ind w:left="1788" w:hanging="360"/>
+      </w:pPr>
+      <w:rPr>
+        <w:rFonts w:ascii="Symbol" w:hAnsi="Symbol" w:hint="default"/>
+        <w:sz w:val="20"/>
+      </w:rPr>
+    </w:lvl>
+    <w:lvl w:ilvl="2" w:tentative="1">
+      <w:start w:val="1"/>
+      <w:numFmt w:val="bullet"/>
+      <w:lvlText w:val=""/>
+      <w:lvlJc w:val="left"/>
+      <w:pPr>
+        <w:tabs>
+          <w:tab w:val="num" w:pos="2508"/>
+        </w:tabs>
+        <w:ind w:left="2508" w:hanging="360"/>
+      </w:pPr>
+      <w:rPr>
+        <w:rFonts w:ascii="Symbol" w:hAnsi="Symbol" w:hint="default"/>
+        <w:sz w:val="20"/>
+      </w:rPr>
+    </w:lvl>
+    <w:lvl w:ilvl="3" w:tentative="1">
+      <w:start w:val="1"/>
+      <w:numFmt w:val="bullet"/>
+      <w:lvlText w:val=""/>
+      <w:lvlJc w:val="left"/>
+      <w:pPr>
+        <w:tabs>
+          <w:tab w:val="num" w:pos="3228"/>
+        </w:tabs>
+        <w:ind w:left="3228" w:hanging="360"/>
+      </w:pPr>
+      <w:rPr>
+        <w:rFonts w:ascii="Symbol" w:hAnsi="Symbol" w:hint="default"/>
+        <w:sz w:val="20"/>
+      </w:rPr>
+    </w:lvl>
+    <w:lvl w:ilvl="4" w:tentative="1">
+      <w:start w:val="1"/>
+      <w:numFmt w:val="bullet"/>
+      <w:lvlText w:val=""/>
+      <w:lvlJc w:val="left"/>
+      <w:pPr>
+        <w:tabs>
+          <w:tab w:val="num" w:pos="3948"/>
+        </w:tabs>
+        <w:ind w:left="3948" w:hanging="360"/>
+      </w:pPr>
+      <w:rPr>
+        <w:rFonts w:ascii="Symbol" w:hAnsi="Symbol" w:hint="default"/>
+        <w:sz w:val="20"/>
+      </w:rPr>
+    </w:lvl>
+    <w:lvl w:ilvl="5" w:tentative="1">
+      <w:start w:val="1"/>
+      <w:numFmt w:val="bullet"/>
+      <w:lvlText w:val=""/>
+      <w:lvlJc w:val="left"/>
+      <w:pPr>
+        <w:tabs>
+          <w:tab w:val="num" w:pos="4668"/>
+        </w:tabs>
+        <w:ind w:left="4668" w:hanging="360"/>
+      </w:pPr>
+      <w:rPr>
+        <w:rFonts w:ascii="Symbol" w:hAnsi="Symbol" w:hint="default"/>
+        <w:sz w:val="20"/>
+      </w:rPr>
+    </w:lvl>
+    <w:lvl w:ilvl="6" w:tentative="1">
+      <w:start w:val="1"/>
+      <w:numFmt w:val="bullet"/>
+      <w:lvlText w:val=""/>
+      <w:lvlJc w:val="left"/>
+      <w:pPr>
+        <w:tabs>
+          <w:tab w:val="num" w:pos="5388"/>
+        </w:tabs>
+        <w:ind w:left="5388" w:hanging="360"/>
+      </w:pPr>
+      <w:rPr>
+        <w:rFonts w:ascii="Symbol" w:hAnsi="Symbol" w:hint="default"/>
+        <w:sz w:val="20"/>
+      </w:rPr>
+    </w:lvl>
+    <w:lvl w:ilvl="7" w:tentative="1">
+      <w:start w:val="1"/>
+      <w:numFmt w:val="bullet"/>
+      <w:lvlText w:val=""/>
+      <w:lvlJc w:val="left"/>
+      <w:pPr>
+        <w:tabs>
+          <w:tab w:val="num" w:pos="6108"/>
+        </w:tabs>
+        <w:ind w:left="6108" w:hanging="360"/>
+      </w:pPr>
+      <w:rPr>
+        <w:rFonts w:ascii="Symbol" w:hAnsi="Symbol" w:hint="default"/>
+        <w:sz w:val="20"/>
+      </w:rPr>
+    </w:lvl>
+    <w:lvl w:ilvl="8" w:tentative="1">
+      <w:start w:val="1"/>
+      <w:numFmt w:val="bullet"/>
+      <w:lvlText w:val=""/>
+      <w:lvlJc w:val="left"/>
+      <w:pPr>
+        <w:tabs>
+          <w:tab w:val="num" w:pos="6828"/>
+        </w:tabs>
+        <w:ind w:left="6828" w:hanging="360"/>
+      </w:pPr>
+      <w:rPr>
+        <w:rFonts w:ascii="Symbol" w:hAnsi="Symbol" w:hint="default"/>
+        <w:sz w:val="20"/>
+      </w:rPr>
+    </w:lvl>
+  </w:abstractNum>
+  <w:abstractNum w:abstractNumId="19" w15:restartNumberingAfterBreak="0">
+    <w:nsid w:val="2D5717D8"/>
+    <w:multiLevelType w:val="multilevel"/>
+    <w:tmpl w:val="018A4E9C"/>
+    <w:lvl w:ilvl="0">
+      <w:start w:val="1"/>
+      <w:numFmt w:val="decimal"/>
+      <w:lvlText w:val="%1."/>
+      <w:lvlJc w:val="left"/>
+      <w:pPr>
+        <w:tabs>
+          <w:tab w:val="num" w:pos="720"/>
+        </w:tabs>
+        <w:ind w:left="720" w:hanging="360"/>
+      </w:pPr>
+    </w:lvl>
+    <w:lvl w:ilvl="1" w:tentative="1">
+      <w:start w:val="1"/>
+      <w:numFmt w:val="decimal"/>
+      <w:lvlText w:val="%2."/>
+      <w:lvlJc w:val="left"/>
+      <w:pPr>
+        <w:tabs>
+          <w:tab w:val="num" w:pos="1440"/>
+        </w:tabs>
+        <w:ind w:left="1440" w:hanging="360"/>
+      </w:pPr>
+    </w:lvl>
+    <w:lvl w:ilvl="2" w:tentative="1">
+      <w:start w:val="1"/>
+      <w:numFmt w:val="decimal"/>
+      <w:lvlText w:val="%3."/>
+      <w:lvlJc w:val="left"/>
+      <w:pPr>
+        <w:tabs>
+          <w:tab w:val="num" w:pos="2160"/>
+        </w:tabs>
+        <w:ind w:left="2160" w:hanging="360"/>
+      </w:pPr>
+    </w:lvl>
+    <w:lvl w:ilvl="3" w:tentative="1">
+      <w:start w:val="1"/>
+      <w:numFmt w:val="decimal"/>
+      <w:lvlText w:val="%4."/>
+      <w:lvlJc w:val="left"/>
+      <w:pPr>
+        <w:tabs>
+          <w:tab w:val="num" w:pos="2880"/>
+        </w:tabs>
+        <w:ind w:left="2880" w:hanging="360"/>
+      </w:pPr>
+    </w:lvl>
+    <w:lvl w:ilvl="4" w:tentative="1">
+      <w:start w:val="1"/>
+      <w:numFmt w:val="decimal"/>
+      <w:lvlText w:val="%5."/>
+      <w:lvlJc w:val="left"/>
+      <w:pPr>
+        <w:tabs>
+          <w:tab w:val="num" w:pos="3600"/>
+        </w:tabs>
+        <w:ind w:left="3600" w:hanging="360"/>
+      </w:pPr>
+    </w:lvl>
+    <w:lvl w:ilvl="5" w:tentative="1">
+      <w:start w:val="1"/>
+      <w:numFmt w:val="decimal"/>
+      <w:lvlText w:val="%6."/>
+      <w:lvlJc w:val="left"/>
+      <w:pPr>
+        <w:tabs>
+          <w:tab w:val="num" w:pos="4320"/>
+        </w:tabs>
+        <w:ind w:left="4320" w:hanging="360"/>
+      </w:pPr>
+    </w:lvl>
+    <w:lvl w:ilvl="6" w:tentative="1">
+      <w:start w:val="1"/>
+      <w:numFmt w:val="decimal"/>
+      <w:lvlText w:val="%7."/>
+      <w:lvlJc w:val="left"/>
+      <w:pPr>
+        <w:tabs>
+          <w:tab w:val="num" w:pos="5040"/>
+        </w:tabs>
+        <w:ind w:left="5040" w:hanging="360"/>
+      </w:pPr>
+    </w:lvl>
+    <w:lvl w:ilvl="7" w:tentative="1">
+      <w:start w:val="1"/>
+      <w:numFmt w:val="decimal"/>
+      <w:lvlText w:val="%8."/>
+      <w:lvlJc w:val="left"/>
+      <w:pPr>
+        <w:tabs>
+          <w:tab w:val="num" w:pos="5760"/>
+        </w:tabs>
+        <w:ind w:left="5760" w:hanging="360"/>
+      </w:pPr>
+    </w:lvl>
+    <w:lvl w:ilvl="8" w:tentative="1">
+      <w:start w:val="1"/>
+      <w:numFmt w:val="decimal"/>
+      <w:lvlText w:val="%9."/>
+      <w:lvlJc w:val="left"/>
+      <w:pPr>
+        <w:tabs>
+          <w:tab w:val="num" w:pos="6480"/>
+        </w:tabs>
+        <w:ind w:left="6480" w:hanging="360"/>
+      </w:pPr>
+    </w:lvl>
+  </w:abstractNum>
+  <w:abstractNum w:abstractNumId="20" w15:restartNumberingAfterBreak="0">
+    <w:nsid w:val="2E1A6552"/>
+    <w:multiLevelType w:val="multilevel"/>
+    <w:tmpl w:val="D6AC3B06"/>
+    <w:lvl w:ilvl="0">
+      <w:start w:val="1"/>
+      <w:numFmt w:val="bullet"/>
+      <w:lvlText w:val="–"/>
+      <w:lvlJc w:val="left"/>
+      <w:pPr>
+        <w:tabs>
+          <w:tab w:val="num" w:pos="1068"/>
+        </w:tabs>
+        <w:ind w:left="1068" w:hanging="360"/>
+      </w:pPr>
+      <w:rPr>
+        <w:rFonts w:ascii="Times New Roman" w:eastAsia="Times New Roman" w:hAnsi="Times New Roman" w:cs="Times New Roman" w:hint="default"/>
+        <w:b w:val="0"/>
+        <w:i w:val="0"/>
+        <w:strike w:val="0"/>
+        <w:dstrike w:val="0"/>
+        <w:color w:val="000000"/>
+        <w:sz w:val="28"/>
+        <w:szCs w:val="28"/>
+        <w:u w:val="none" w:color="000000"/>
+        <w:vertAlign w:val="baseline"/>
+      </w:rPr>
+    </w:lvl>
+    <w:lvl w:ilvl="1" w:tentative="1">
+      <w:start w:val="1"/>
+      <w:numFmt w:val="bullet"/>
+      <w:lvlText w:val=""/>
+      <w:lvlJc w:val="left"/>
+      <w:pPr>
+        <w:tabs>
+          <w:tab w:val="num" w:pos="1788"/>
+        </w:tabs>
+        <w:ind w:left="1788" w:hanging="360"/>
+      </w:pPr>
+      <w:rPr>
+        <w:rFonts w:ascii="Symbol" w:hAnsi="Symbol" w:hint="default"/>
+        <w:sz w:val="20"/>
+      </w:rPr>
+    </w:lvl>
+    <w:lvl w:ilvl="2" w:tentative="1">
+      <w:start w:val="1"/>
+      <w:numFmt w:val="bullet"/>
+      <w:lvlText w:val=""/>
+      <w:lvlJc w:val="left"/>
+      <w:pPr>
+        <w:tabs>
+          <w:tab w:val="num" w:pos="2508"/>
+        </w:tabs>
+        <w:ind w:left="2508" w:hanging="360"/>
+      </w:pPr>
+      <w:rPr>
+        <w:rFonts w:ascii="Symbol" w:hAnsi="Symbol" w:hint="default"/>
+        <w:sz w:val="20"/>
+      </w:rPr>
+    </w:lvl>
+    <w:lvl w:ilvl="3" w:tentative="1">
+      <w:start w:val="1"/>
+      <w:numFmt w:val="bullet"/>
+      <w:lvlText w:val=""/>
+      <w:lvlJc w:val="left"/>
+      <w:pPr>
+        <w:tabs>
+          <w:tab w:val="num" w:pos="3228"/>
+        </w:tabs>
+        <w:ind w:left="3228" w:hanging="360"/>
+      </w:pPr>
+      <w:rPr>
+        <w:rFonts w:ascii="Symbol" w:hAnsi="Symbol" w:hint="default"/>
+        <w:sz w:val="20"/>
+      </w:rPr>
+    </w:lvl>
+    <w:lvl w:ilvl="4" w:tentative="1">
+      <w:start w:val="1"/>
+      <w:numFmt w:val="bullet"/>
+      <w:lvlText w:val=""/>
+      <w:lvlJc w:val="left"/>
+      <w:pPr>
+        <w:tabs>
+          <w:tab w:val="num" w:pos="3948"/>
+        </w:tabs>
+        <w:ind w:left="3948" w:hanging="360"/>
+      </w:pPr>
+      <w:rPr>
+        <w:rFonts w:ascii="Symbol" w:hAnsi="Symbol" w:hint="default"/>
+        <w:sz w:val="20"/>
+      </w:rPr>
+    </w:lvl>
+    <w:lvl w:ilvl="5" w:tentative="1">
+      <w:start w:val="1"/>
+      <w:numFmt w:val="bullet"/>
+      <w:lvlText w:val=""/>
+      <w:lvlJc w:val="left"/>
+      <w:pPr>
+        <w:tabs>
+          <w:tab w:val="num" w:pos="4668"/>
+        </w:tabs>
+        <w:ind w:left="4668" w:hanging="360"/>
+      </w:pPr>
+      <w:rPr>
+        <w:rFonts w:ascii="Symbol" w:hAnsi="Symbol" w:hint="default"/>
+        <w:sz w:val="20"/>
+      </w:rPr>
+    </w:lvl>
+    <w:lvl w:ilvl="6" w:tentative="1">
+      <w:start w:val="1"/>
+      <w:numFmt w:val="bullet"/>
+      <w:lvlText w:val=""/>
+      <w:lvlJc w:val="left"/>
+      <w:pPr>
+        <w:tabs>
+          <w:tab w:val="num" w:pos="5388"/>
+        </w:tabs>
+        <w:ind w:left="5388" w:hanging="360"/>
+      </w:pPr>
+      <w:rPr>
+        <w:rFonts w:ascii="Symbol" w:hAnsi="Symbol" w:hint="default"/>
+        <w:sz w:val="20"/>
+      </w:rPr>
+    </w:lvl>
+    <w:lvl w:ilvl="7" w:tentative="1">
+      <w:start w:val="1"/>
+      <w:numFmt w:val="bullet"/>
+      <w:lvlText w:val=""/>
+      <w:lvlJc w:val="left"/>
+      <w:pPr>
+        <w:tabs>
+          <w:tab w:val="num" w:pos="6108"/>
+        </w:tabs>
+        <w:ind w:left="6108" w:hanging="360"/>
+      </w:pPr>
+      <w:rPr>
+        <w:rFonts w:ascii="Symbol" w:hAnsi="Symbol" w:hint="default"/>
+        <w:sz w:val="20"/>
+      </w:rPr>
+    </w:lvl>
+    <w:lvl w:ilvl="8" w:tentative="1">
+      <w:start w:val="1"/>
+      <w:numFmt w:val="bullet"/>
+      <w:lvlText w:val=""/>
+      <w:lvlJc w:val="left"/>
+      <w:pPr>
+        <w:tabs>
+          <w:tab w:val="num" w:pos="6828"/>
+        </w:tabs>
+        <w:ind w:left="6828" w:hanging="360"/>
+      </w:pPr>
+      <w:rPr>
+        <w:rFonts w:ascii="Symbol" w:hAnsi="Symbol" w:hint="default"/>
+        <w:sz w:val="20"/>
+      </w:rPr>
+    </w:lvl>
+  </w:abstractNum>
+  <w:abstractNum w:abstractNumId="21" w15:restartNumberingAfterBreak="0">
+    <w:nsid w:val="2F481B22"/>
+    <w:multiLevelType w:val="hybridMultilevel"/>
+    <w:tmpl w:val="53EAA480"/>
+    <w:lvl w:ilvl="0" w:tplc="45B21F02">
+      <w:start w:val="1"/>
+      <w:numFmt w:val="bullet"/>
+      <w:lvlText w:val="–"/>
+      <w:lvlJc w:val="left"/>
+      <w:pPr>
+        <w:ind w:left="1429" w:hanging="360"/>
+      </w:pPr>
+      <w:rPr>
+        <w:rFonts w:ascii="Times New Roman" w:eastAsia="Times New Roman" w:hAnsi="Times New Roman" w:cs="Times New Roman" w:hint="default"/>
+        <w:b w:val="0"/>
+        <w:i w:val="0"/>
+        <w:strike w:val="0"/>
+        <w:dstrike w:val="0"/>
+        <w:color w:val="000000"/>
+        <w:sz w:val="28"/>
+        <w:szCs w:val="28"/>
+        <w:u w:val="none" w:color="000000"/>
+        <w:vertAlign w:val="baseline"/>
+      </w:rPr>
+    </w:lvl>
     <w:lvl w:ilvl="1" w:tplc="04190003" w:tentative="1">
       <w:start w:val="1"/>
       <w:numFmt w:val="bullet"/>
@@ -12980,7 +13738,7 @@
       </w:rPr>
     </w:lvl>
   </w:abstractNum>
-  <w:abstractNum w:abstractNumId="17" w15:restartNumberingAfterBreak="0">
+  <w:abstractNum w:abstractNumId="22" w15:restartNumberingAfterBreak="0">
     <w:nsid w:val="2F7D793D"/>
     <w:multiLevelType w:val="hybridMultilevel"/>
     <w:tmpl w:val="BD5854AE"/>
@@ -13093,7 +13851,7 @@
       </w:rPr>
     </w:lvl>
   </w:abstractNum>
-  <w:abstractNum w:abstractNumId="18" w15:restartNumberingAfterBreak="0">
+  <w:abstractNum w:abstractNumId="23" w15:restartNumberingAfterBreak="0">
     <w:nsid w:val="30532DF5"/>
     <w:multiLevelType w:val="hybridMultilevel"/>
     <w:tmpl w:val="BA1097F2"/>
@@ -13217,7 +13975,7 @@
       </w:rPr>
     </w:lvl>
   </w:abstractNum>
-  <w:abstractNum w:abstractNumId="19" w15:restartNumberingAfterBreak="0">
+  <w:abstractNum w:abstractNumId="24" w15:restartNumberingAfterBreak="0">
     <w:nsid w:val="33783B69"/>
     <w:multiLevelType w:val="multilevel"/>
     <w:tmpl w:val="CC6844F8"/>
@@ -13366,7 +14124,164 @@
       </w:rPr>
     </w:lvl>
   </w:abstractNum>
-  <w:abstractNum w:abstractNumId="20" w15:restartNumberingAfterBreak="0">
+  <w:abstractNum w:abstractNumId="25" w15:restartNumberingAfterBreak="0">
+    <w:nsid w:val="39DC6F12"/>
+    <w:multiLevelType w:val="multilevel"/>
+    <w:tmpl w:val="D6AC3B06"/>
+    <w:lvl w:ilvl="0">
+      <w:start w:val="1"/>
+      <w:numFmt w:val="bullet"/>
+      <w:lvlText w:val="–"/>
+      <w:lvlJc w:val="left"/>
+      <w:pPr>
+        <w:tabs>
+          <w:tab w:val="num" w:pos="1068"/>
+        </w:tabs>
+        <w:ind w:left="1068" w:hanging="360"/>
+      </w:pPr>
+      <w:rPr>
+        <w:rFonts w:ascii="Times New Roman" w:eastAsia="Times New Roman" w:hAnsi="Times New Roman" w:cs="Times New Roman" w:hint="default"/>
+        <w:b w:val="0"/>
+        <w:i w:val="0"/>
+        <w:strike w:val="0"/>
+        <w:dstrike w:val="0"/>
+        <w:color w:val="000000"/>
+        <w:sz w:val="28"/>
+        <w:szCs w:val="28"/>
+        <w:u w:val="none" w:color="000000"/>
+        <w:vertAlign w:val="baseline"/>
+      </w:rPr>
+    </w:lvl>
+    <w:lvl w:ilvl="1" w:tentative="1">
+      <w:start w:val="1"/>
+      <w:numFmt w:val="bullet"/>
+      <w:lvlText w:val=""/>
+      <w:lvlJc w:val="left"/>
+      <w:pPr>
+        <w:tabs>
+          <w:tab w:val="num" w:pos="1788"/>
+        </w:tabs>
+        <w:ind w:left="1788" w:hanging="360"/>
+      </w:pPr>
+      <w:rPr>
+        <w:rFonts w:ascii="Symbol" w:hAnsi="Symbol" w:hint="default"/>
+        <w:sz w:val="20"/>
+      </w:rPr>
+    </w:lvl>
+    <w:lvl w:ilvl="2" w:tentative="1">
+      <w:start w:val="1"/>
+      <w:numFmt w:val="bullet"/>
+      <w:lvlText w:val=""/>
+      <w:lvlJc w:val="left"/>
+      <w:pPr>
+        <w:tabs>
+          <w:tab w:val="num" w:pos="2508"/>
+        </w:tabs>
+        <w:ind w:left="2508" w:hanging="360"/>
+      </w:pPr>
+      <w:rPr>
+        <w:rFonts w:ascii="Symbol" w:hAnsi="Symbol" w:hint="default"/>
+        <w:sz w:val="20"/>
+      </w:rPr>
+    </w:lvl>
+    <w:lvl w:ilvl="3" w:tentative="1">
+      <w:start w:val="1"/>
+      <w:numFmt w:val="bullet"/>
+      <w:lvlText w:val=""/>
+      <w:lvlJc w:val="left"/>
+      <w:pPr>
+        <w:tabs>
+          <w:tab w:val="num" w:pos="3228"/>
+        </w:tabs>
+        <w:ind w:left="3228" w:hanging="360"/>
+      </w:pPr>
+      <w:rPr>
+        <w:rFonts w:ascii="Symbol" w:hAnsi="Symbol" w:hint="default"/>
+        <w:sz w:val="20"/>
+      </w:rPr>
+    </w:lvl>
+    <w:lvl w:ilvl="4" w:tentative="1">
+      <w:start w:val="1"/>
+      <w:numFmt w:val="bullet"/>
+      <w:lvlText w:val=""/>
+      <w:lvlJc w:val="left"/>
+      <w:pPr>
+        <w:tabs>
+          <w:tab w:val="num" w:pos="3948"/>
+        </w:tabs>
+        <w:ind w:left="3948" w:hanging="360"/>
+      </w:pPr>
+      <w:rPr>
+        <w:rFonts w:ascii="Symbol" w:hAnsi="Symbol" w:hint="default"/>
+        <w:sz w:val="20"/>
+      </w:rPr>
+    </w:lvl>
+    <w:lvl w:ilvl="5" w:tentative="1">
+      <w:start w:val="1"/>
+      <w:numFmt w:val="bullet"/>
+      <w:lvlText w:val=""/>
+      <w:lvlJc w:val="left"/>
+      <w:pPr>
+        <w:tabs>
+          <w:tab w:val="num" w:pos="4668"/>
+        </w:tabs>
+        <w:ind w:left="4668" w:hanging="360"/>
+      </w:pPr>
+      <w:rPr>
+        <w:rFonts w:ascii="Symbol" w:hAnsi="Symbol" w:hint="default"/>
+        <w:sz w:val="20"/>
+      </w:rPr>
+    </w:lvl>
+    <w:lvl w:ilvl="6" w:tentative="1">
+      <w:start w:val="1"/>
+      <w:numFmt w:val="bullet"/>
+      <w:lvlText w:val=""/>
+      <w:lvlJc w:val="left"/>
+      <w:pPr>
+        <w:tabs>
+          <w:tab w:val="num" w:pos="5388"/>
+        </w:tabs>
+        <w:ind w:left="5388" w:hanging="360"/>
+      </w:pPr>
+      <w:rPr>
+        <w:rFonts w:ascii="Symbol" w:hAnsi="Symbol" w:hint="default"/>
+        <w:sz w:val="20"/>
+      </w:rPr>
+    </w:lvl>
+    <w:lvl w:ilvl="7" w:tentative="1">
+      <w:start w:val="1"/>
+      <w:numFmt w:val="bullet"/>
+      <w:lvlText w:val=""/>
+      <w:lvlJc w:val="left"/>
+      <w:pPr>
+        <w:tabs>
+          <w:tab w:val="num" w:pos="6108"/>
+        </w:tabs>
+        <w:ind w:left="6108" w:hanging="360"/>
+      </w:pPr>
+      <w:rPr>
+        <w:rFonts w:ascii="Symbol" w:hAnsi="Symbol" w:hint="default"/>
+        <w:sz w:val="20"/>
+      </w:rPr>
+    </w:lvl>
+    <w:lvl w:ilvl="8" w:tentative="1">
+      <w:start w:val="1"/>
+      <w:numFmt w:val="bullet"/>
+      <w:lvlText w:val=""/>
+      <w:lvlJc w:val="left"/>
+      <w:pPr>
+        <w:tabs>
+          <w:tab w:val="num" w:pos="6828"/>
+        </w:tabs>
+        <w:ind w:left="6828" w:hanging="360"/>
+      </w:pPr>
+      <w:rPr>
+        <w:rFonts w:ascii="Symbol" w:hAnsi="Symbol" w:hint="default"/>
+        <w:sz w:val="20"/>
+      </w:rPr>
+    </w:lvl>
+  </w:abstractNum>
+  <w:abstractNum w:abstractNumId="26" w15:restartNumberingAfterBreak="0">
     <w:nsid w:val="3ACD1BB2"/>
     <w:multiLevelType w:val="hybridMultilevel"/>
     <w:tmpl w:val="7A9054F6"/>
@@ -13490,7 +14405,7 @@
       </w:rPr>
     </w:lvl>
   </w:abstractNum>
-  <w:abstractNum w:abstractNumId="21" w15:restartNumberingAfterBreak="0">
+  <w:abstractNum w:abstractNumId="27" w15:restartNumberingAfterBreak="0">
     <w:nsid w:val="3CE67367"/>
     <w:multiLevelType w:val="hybridMultilevel"/>
     <w:tmpl w:val="1882745E"/>
@@ -13614,7 +14529,7 @@
       </w:rPr>
     </w:lvl>
   </w:abstractNum>
-  <w:abstractNum w:abstractNumId="22" w15:restartNumberingAfterBreak="0">
+  <w:abstractNum w:abstractNumId="28" w15:restartNumberingAfterBreak="0">
     <w:nsid w:val="3ED53FFA"/>
     <w:multiLevelType w:val="hybridMultilevel"/>
     <w:tmpl w:val="514C3A6C"/>
@@ -13738,7 +14653,7 @@
       </w:rPr>
     </w:lvl>
   </w:abstractNum>
-  <w:abstractNum w:abstractNumId="23" w15:restartNumberingAfterBreak="0">
+  <w:abstractNum w:abstractNumId="29" w15:restartNumberingAfterBreak="0">
     <w:nsid w:val="3EED597E"/>
     <w:multiLevelType w:val="multilevel"/>
     <w:tmpl w:val="E93C2C26"/>
@@ -13887,7 +14802,7 @@
       </w:rPr>
     </w:lvl>
   </w:abstractNum>
-  <w:abstractNum w:abstractNumId="24" w15:restartNumberingAfterBreak="0">
+  <w:abstractNum w:abstractNumId="30" w15:restartNumberingAfterBreak="0">
     <w:nsid w:val="42A5789F"/>
     <w:multiLevelType w:val="multilevel"/>
     <w:tmpl w:val="878EF8EE"/>
@@ -14014,7 +14929,7 @@
       </w:pPr>
     </w:lvl>
   </w:abstractNum>
-  <w:abstractNum w:abstractNumId="25" w15:restartNumberingAfterBreak="0">
+  <w:abstractNum w:abstractNumId="31" w15:restartNumberingAfterBreak="0">
     <w:nsid w:val="43903F67"/>
     <w:multiLevelType w:val="multilevel"/>
     <w:tmpl w:val="C6A4337A"/>
@@ -14127,7 +15042,7 @@
       </w:rPr>
     </w:lvl>
   </w:abstractNum>
-  <w:abstractNum w:abstractNumId="26" w15:restartNumberingAfterBreak="0">
+  <w:abstractNum w:abstractNumId="32" w15:restartNumberingAfterBreak="0">
     <w:nsid w:val="447E56C7"/>
     <w:multiLevelType w:val="hybridMultilevel"/>
     <w:tmpl w:val="BAF61F30"/>
@@ -14251,7 +15166,7 @@
       </w:rPr>
     </w:lvl>
   </w:abstractNum>
-  <w:abstractNum w:abstractNumId="27" w15:restartNumberingAfterBreak="0">
+  <w:abstractNum w:abstractNumId="33" w15:restartNumberingAfterBreak="0">
     <w:nsid w:val="455041D0"/>
     <w:multiLevelType w:val="multilevel"/>
     <w:tmpl w:val="170A4960"/>
@@ -14378,7 +15293,7 @@
       </w:pPr>
     </w:lvl>
   </w:abstractNum>
-  <w:abstractNum w:abstractNumId="28" w15:restartNumberingAfterBreak="0">
+  <w:abstractNum w:abstractNumId="34" w15:restartNumberingAfterBreak="0">
     <w:nsid w:val="47CB00F6"/>
     <w:multiLevelType w:val="multilevel"/>
     <w:tmpl w:val="D6AC3B06"/>
@@ -14535,7 +15450,7 @@
       </w:rPr>
     </w:lvl>
   </w:abstractNum>
-  <w:abstractNum w:abstractNumId="29" w15:restartNumberingAfterBreak="0">
+  <w:abstractNum w:abstractNumId="35" w15:restartNumberingAfterBreak="0">
     <w:nsid w:val="49B6093B"/>
     <w:multiLevelType w:val="multilevel"/>
     <w:tmpl w:val="A7D8867C"/>
@@ -14684,7 +15599,7 @@
       </w:rPr>
     </w:lvl>
   </w:abstractNum>
-  <w:abstractNum w:abstractNumId="30" w15:restartNumberingAfterBreak="0">
+  <w:abstractNum w:abstractNumId="36" w15:restartNumberingAfterBreak="0">
     <w:nsid w:val="4A444F58"/>
     <w:multiLevelType w:val="hybridMultilevel"/>
     <w:tmpl w:val="32D0BF36"/>
@@ -14808,7 +15723,7 @@
       </w:rPr>
     </w:lvl>
   </w:abstractNum>
-  <w:abstractNum w:abstractNumId="31" w15:restartNumberingAfterBreak="0">
+  <w:abstractNum w:abstractNumId="37" w15:restartNumberingAfterBreak="0">
     <w:nsid w:val="4B025B8F"/>
     <w:multiLevelType w:val="hybridMultilevel"/>
     <w:tmpl w:val="48764AE2"/>
@@ -14894,7 +15809,164 @@
       </w:pPr>
     </w:lvl>
   </w:abstractNum>
-  <w:abstractNum w:abstractNumId="32" w15:restartNumberingAfterBreak="0">
+  <w:abstractNum w:abstractNumId="38" w15:restartNumberingAfterBreak="0">
+    <w:nsid w:val="4BB771A9"/>
+    <w:multiLevelType w:val="multilevel"/>
+    <w:tmpl w:val="D6AC3B06"/>
+    <w:lvl w:ilvl="0">
+      <w:start w:val="1"/>
+      <w:numFmt w:val="bullet"/>
+      <w:lvlText w:val="–"/>
+      <w:lvlJc w:val="left"/>
+      <w:pPr>
+        <w:tabs>
+          <w:tab w:val="num" w:pos="1068"/>
+        </w:tabs>
+        <w:ind w:left="1068" w:hanging="360"/>
+      </w:pPr>
+      <w:rPr>
+        <w:rFonts w:ascii="Times New Roman" w:eastAsia="Times New Roman" w:hAnsi="Times New Roman" w:cs="Times New Roman" w:hint="default"/>
+        <w:b w:val="0"/>
+        <w:i w:val="0"/>
+        <w:strike w:val="0"/>
+        <w:dstrike w:val="0"/>
+        <w:color w:val="000000"/>
+        <w:sz w:val="28"/>
+        <w:szCs w:val="28"/>
+        <w:u w:val="none" w:color="000000"/>
+        <w:vertAlign w:val="baseline"/>
+      </w:rPr>
+    </w:lvl>
+    <w:lvl w:ilvl="1" w:tentative="1">
+      <w:start w:val="1"/>
+      <w:numFmt w:val="bullet"/>
+      <w:lvlText w:val=""/>
+      <w:lvlJc w:val="left"/>
+      <w:pPr>
+        <w:tabs>
+          <w:tab w:val="num" w:pos="1788"/>
+        </w:tabs>
+        <w:ind w:left="1788" w:hanging="360"/>
+      </w:pPr>
+      <w:rPr>
+        <w:rFonts w:ascii="Symbol" w:hAnsi="Symbol" w:hint="default"/>
+        <w:sz w:val="20"/>
+      </w:rPr>
+    </w:lvl>
+    <w:lvl w:ilvl="2" w:tentative="1">
+      <w:start w:val="1"/>
+      <w:numFmt w:val="bullet"/>
+      <w:lvlText w:val=""/>
+      <w:lvlJc w:val="left"/>
+      <w:pPr>
+        <w:tabs>
+          <w:tab w:val="num" w:pos="2508"/>
+        </w:tabs>
+        <w:ind w:left="2508" w:hanging="360"/>
+      </w:pPr>
+      <w:rPr>
+        <w:rFonts w:ascii="Symbol" w:hAnsi="Symbol" w:hint="default"/>
+        <w:sz w:val="20"/>
+      </w:rPr>
+    </w:lvl>
+    <w:lvl w:ilvl="3" w:tentative="1">
+      <w:start w:val="1"/>
+      <w:numFmt w:val="bullet"/>
+      <w:lvlText w:val=""/>
+      <w:lvlJc w:val="left"/>
+      <w:pPr>
+        <w:tabs>
+          <w:tab w:val="num" w:pos="3228"/>
+        </w:tabs>
+        <w:ind w:left="3228" w:hanging="360"/>
+      </w:pPr>
+      <w:rPr>
+        <w:rFonts w:ascii="Symbol" w:hAnsi="Symbol" w:hint="default"/>
+        <w:sz w:val="20"/>
+      </w:rPr>
+    </w:lvl>
+    <w:lvl w:ilvl="4" w:tentative="1">
+      <w:start w:val="1"/>
+      <w:numFmt w:val="bullet"/>
+      <w:lvlText w:val=""/>
+      <w:lvlJc w:val="left"/>
+      <w:pPr>
+        <w:tabs>
+          <w:tab w:val="num" w:pos="3948"/>
+        </w:tabs>
+        <w:ind w:left="3948" w:hanging="360"/>
+      </w:pPr>
+      <w:rPr>
+        <w:rFonts w:ascii="Symbol" w:hAnsi="Symbol" w:hint="default"/>
+        <w:sz w:val="20"/>
+      </w:rPr>
+    </w:lvl>
+    <w:lvl w:ilvl="5" w:tentative="1">
+      <w:start w:val="1"/>
+      <w:numFmt w:val="bullet"/>
+      <w:lvlText w:val=""/>
+      <w:lvlJc w:val="left"/>
+      <w:pPr>
+        <w:tabs>
+          <w:tab w:val="num" w:pos="4668"/>
+        </w:tabs>
+        <w:ind w:left="4668" w:hanging="360"/>
+      </w:pPr>
+      <w:rPr>
+        <w:rFonts w:ascii="Symbol" w:hAnsi="Symbol" w:hint="default"/>
+        <w:sz w:val="20"/>
+      </w:rPr>
+    </w:lvl>
+    <w:lvl w:ilvl="6" w:tentative="1">
+      <w:start w:val="1"/>
+      <w:numFmt w:val="bullet"/>
+      <w:lvlText w:val=""/>
+      <w:lvlJc w:val="left"/>
+      <w:pPr>
+        <w:tabs>
+          <w:tab w:val="num" w:pos="5388"/>
+        </w:tabs>
+        <w:ind w:left="5388" w:hanging="360"/>
+      </w:pPr>
+      <w:rPr>
+        <w:rFonts w:ascii="Symbol" w:hAnsi="Symbol" w:hint="default"/>
+        <w:sz w:val="20"/>
+      </w:rPr>
+    </w:lvl>
+    <w:lvl w:ilvl="7" w:tentative="1">
+      <w:start w:val="1"/>
+      <w:numFmt w:val="bullet"/>
+      <w:lvlText w:val=""/>
+      <w:lvlJc w:val="left"/>
+      <w:pPr>
+        <w:tabs>
+          <w:tab w:val="num" w:pos="6108"/>
+        </w:tabs>
+        <w:ind w:left="6108" w:hanging="360"/>
+      </w:pPr>
+      <w:rPr>
+        <w:rFonts w:ascii="Symbol" w:hAnsi="Symbol" w:hint="default"/>
+        <w:sz w:val="20"/>
+      </w:rPr>
+    </w:lvl>
+    <w:lvl w:ilvl="8" w:tentative="1">
+      <w:start w:val="1"/>
+      <w:numFmt w:val="bullet"/>
+      <w:lvlText w:val=""/>
+      <w:lvlJc w:val="left"/>
+      <w:pPr>
+        <w:tabs>
+          <w:tab w:val="num" w:pos="6828"/>
+        </w:tabs>
+        <w:ind w:left="6828" w:hanging="360"/>
+      </w:pPr>
+      <w:rPr>
+        <w:rFonts w:ascii="Symbol" w:hAnsi="Symbol" w:hint="default"/>
+        <w:sz w:val="20"/>
+      </w:rPr>
+    </w:lvl>
+  </w:abstractNum>
+  <w:abstractNum w:abstractNumId="39" w15:restartNumberingAfterBreak="0">
     <w:nsid w:val="4CB616E8"/>
     <w:multiLevelType w:val="hybridMultilevel"/>
     <w:tmpl w:val="F4D66FE0"/>
@@ -15018,7 +16090,7 @@
       </w:rPr>
     </w:lvl>
   </w:abstractNum>
-  <w:abstractNum w:abstractNumId="33" w15:restartNumberingAfterBreak="0">
+  <w:abstractNum w:abstractNumId="40" w15:restartNumberingAfterBreak="0">
     <w:nsid w:val="4D805F89"/>
     <w:multiLevelType w:val="hybridMultilevel"/>
     <w:tmpl w:val="8D9865CC"/>
@@ -15142,7 +16214,164 @@
       </w:rPr>
     </w:lvl>
   </w:abstractNum>
-  <w:abstractNum w:abstractNumId="34" w15:restartNumberingAfterBreak="0">
+  <w:abstractNum w:abstractNumId="41" w15:restartNumberingAfterBreak="0">
+    <w:nsid w:val="4DEA47FB"/>
+    <w:multiLevelType w:val="multilevel"/>
+    <w:tmpl w:val="D6AC3B06"/>
+    <w:lvl w:ilvl="0">
+      <w:start w:val="1"/>
+      <w:numFmt w:val="bullet"/>
+      <w:lvlText w:val="–"/>
+      <w:lvlJc w:val="left"/>
+      <w:pPr>
+        <w:tabs>
+          <w:tab w:val="num" w:pos="1068"/>
+        </w:tabs>
+        <w:ind w:left="1068" w:hanging="360"/>
+      </w:pPr>
+      <w:rPr>
+        <w:rFonts w:ascii="Times New Roman" w:eastAsia="Times New Roman" w:hAnsi="Times New Roman" w:cs="Times New Roman" w:hint="default"/>
+        <w:b w:val="0"/>
+        <w:i w:val="0"/>
+        <w:strike w:val="0"/>
+        <w:dstrike w:val="0"/>
+        <w:color w:val="000000"/>
+        <w:sz w:val="28"/>
+        <w:szCs w:val="28"/>
+        <w:u w:val="none" w:color="000000"/>
+        <w:vertAlign w:val="baseline"/>
+      </w:rPr>
+    </w:lvl>
+    <w:lvl w:ilvl="1" w:tentative="1">
+      <w:start w:val="1"/>
+      <w:numFmt w:val="bullet"/>
+      <w:lvlText w:val=""/>
+      <w:lvlJc w:val="left"/>
+      <w:pPr>
+        <w:tabs>
+          <w:tab w:val="num" w:pos="1788"/>
+        </w:tabs>
+        <w:ind w:left="1788" w:hanging="360"/>
+      </w:pPr>
+      <w:rPr>
+        <w:rFonts w:ascii="Symbol" w:hAnsi="Symbol" w:hint="default"/>
+        <w:sz w:val="20"/>
+      </w:rPr>
+    </w:lvl>
+    <w:lvl w:ilvl="2" w:tentative="1">
+      <w:start w:val="1"/>
+      <w:numFmt w:val="bullet"/>
+      <w:lvlText w:val=""/>
+      <w:lvlJc w:val="left"/>
+      <w:pPr>
+        <w:tabs>
+          <w:tab w:val="num" w:pos="2508"/>
+        </w:tabs>
+        <w:ind w:left="2508" w:hanging="360"/>
+      </w:pPr>
+      <w:rPr>
+        <w:rFonts w:ascii="Symbol" w:hAnsi="Symbol" w:hint="default"/>
+        <w:sz w:val="20"/>
+      </w:rPr>
+    </w:lvl>
+    <w:lvl w:ilvl="3" w:tentative="1">
+      <w:start w:val="1"/>
+      <w:numFmt w:val="bullet"/>
+      <w:lvlText w:val=""/>
+      <w:lvlJc w:val="left"/>
+      <w:pPr>
+        <w:tabs>
+          <w:tab w:val="num" w:pos="3228"/>
+        </w:tabs>
+        <w:ind w:left="3228" w:hanging="360"/>
+      </w:pPr>
+      <w:rPr>
+        <w:rFonts w:ascii="Symbol" w:hAnsi="Symbol" w:hint="default"/>
+        <w:sz w:val="20"/>
+      </w:rPr>
+    </w:lvl>
+    <w:lvl w:ilvl="4" w:tentative="1">
+      <w:start w:val="1"/>
+      <w:numFmt w:val="bullet"/>
+      <w:lvlText w:val=""/>
+      <w:lvlJc w:val="left"/>
+      <w:pPr>
+        <w:tabs>
+          <w:tab w:val="num" w:pos="3948"/>
+        </w:tabs>
+        <w:ind w:left="3948" w:hanging="360"/>
+      </w:pPr>
+      <w:rPr>
+        <w:rFonts w:ascii="Symbol" w:hAnsi="Symbol" w:hint="default"/>
+        <w:sz w:val="20"/>
+      </w:rPr>
+    </w:lvl>
+    <w:lvl w:ilvl="5" w:tentative="1">
+      <w:start w:val="1"/>
+      <w:numFmt w:val="bullet"/>
+      <w:lvlText w:val=""/>
+      <w:lvlJc w:val="left"/>
+      <w:pPr>
+        <w:tabs>
+          <w:tab w:val="num" w:pos="4668"/>
+        </w:tabs>
+        <w:ind w:left="4668" w:hanging="360"/>
+      </w:pPr>
+      <w:rPr>
+        <w:rFonts w:ascii="Symbol" w:hAnsi="Symbol" w:hint="default"/>
+        <w:sz w:val="20"/>
+      </w:rPr>
+    </w:lvl>
+    <w:lvl w:ilvl="6" w:tentative="1">
+      <w:start w:val="1"/>
+      <w:numFmt w:val="bullet"/>
+      <w:lvlText w:val=""/>
+      <w:lvlJc w:val="left"/>
+      <w:pPr>
+        <w:tabs>
+          <w:tab w:val="num" w:pos="5388"/>
+        </w:tabs>
+        <w:ind w:left="5388" w:hanging="360"/>
+      </w:pPr>
+      <w:rPr>
+        <w:rFonts w:ascii="Symbol" w:hAnsi="Symbol" w:hint="default"/>
+        <w:sz w:val="20"/>
+      </w:rPr>
+    </w:lvl>
+    <w:lvl w:ilvl="7" w:tentative="1">
+      <w:start w:val="1"/>
+      <w:numFmt w:val="bullet"/>
+      <w:lvlText w:val=""/>
+      <w:lvlJc w:val="left"/>
+      <w:pPr>
+        <w:tabs>
+          <w:tab w:val="num" w:pos="6108"/>
+        </w:tabs>
+        <w:ind w:left="6108" w:hanging="360"/>
+      </w:pPr>
+      <w:rPr>
+        <w:rFonts w:ascii="Symbol" w:hAnsi="Symbol" w:hint="default"/>
+        <w:sz w:val="20"/>
+      </w:rPr>
+    </w:lvl>
+    <w:lvl w:ilvl="8" w:tentative="1">
+      <w:start w:val="1"/>
+      <w:numFmt w:val="bullet"/>
+      <w:lvlText w:val=""/>
+      <w:lvlJc w:val="left"/>
+      <w:pPr>
+        <w:tabs>
+          <w:tab w:val="num" w:pos="6828"/>
+        </w:tabs>
+        <w:ind w:left="6828" w:hanging="360"/>
+      </w:pPr>
+      <w:rPr>
+        <w:rFonts w:ascii="Symbol" w:hAnsi="Symbol" w:hint="default"/>
+        <w:sz w:val="20"/>
+      </w:rPr>
+    </w:lvl>
+  </w:abstractNum>
+  <w:abstractNum w:abstractNumId="42" w15:restartNumberingAfterBreak="0">
     <w:nsid w:val="4E2651A4"/>
     <w:multiLevelType w:val="hybridMultilevel"/>
     <w:tmpl w:val="DCE4B2AE"/>
@@ -15266,7 +16495,7 @@
       </w:rPr>
     </w:lvl>
   </w:abstractNum>
-  <w:abstractNum w:abstractNumId="35" w15:restartNumberingAfterBreak="0">
+  <w:abstractNum w:abstractNumId="43" w15:restartNumberingAfterBreak="0">
     <w:nsid w:val="4EB70235"/>
     <w:multiLevelType w:val="multilevel"/>
     <w:tmpl w:val="AEEADAC8"/>
@@ -15379,7 +16608,7 @@
       </w:pPr>
     </w:lvl>
   </w:abstractNum>
-  <w:abstractNum w:abstractNumId="36" w15:restartNumberingAfterBreak="0">
+  <w:abstractNum w:abstractNumId="44" w15:restartNumberingAfterBreak="0">
     <w:nsid w:val="546C7913"/>
     <w:multiLevelType w:val="hybridMultilevel"/>
     <w:tmpl w:val="57EEDEEA"/>
@@ -15503,7 +16732,7 @@
       </w:rPr>
     </w:lvl>
   </w:abstractNum>
-  <w:abstractNum w:abstractNumId="37" w15:restartNumberingAfterBreak="0">
+  <w:abstractNum w:abstractNumId="45" w15:restartNumberingAfterBreak="0">
     <w:nsid w:val="54853E26"/>
     <w:multiLevelType w:val="hybridMultilevel"/>
     <w:tmpl w:val="A78885F0"/>
@@ -15592,7 +16821,7 @@
       </w:pPr>
     </w:lvl>
   </w:abstractNum>
-  <w:abstractNum w:abstractNumId="38" w15:restartNumberingAfterBreak="0">
+  <w:abstractNum w:abstractNumId="46" w15:restartNumberingAfterBreak="0">
     <w:nsid w:val="5C1F6C5C"/>
     <w:multiLevelType w:val="hybridMultilevel"/>
     <w:tmpl w:val="9B50D19E"/>
@@ -15714,17 +16943,20 @@
       </w:rPr>
     </w:lvl>
   </w:abstractNum>
-  <w:abstractNum w:abstractNumId="39" w15:restartNumberingAfterBreak="0">
-    <w:nsid w:val="6189227F"/>
-    <w:multiLevelType w:val="hybridMultilevel"/>
-    <w:tmpl w:val="7AA0DBDE"/>
-    <w:lvl w:ilvl="0" w:tplc="EF3C5534">
+  <w:abstractNum w:abstractNumId="47" w15:restartNumberingAfterBreak="0">
+    <w:nsid w:val="60AB5A3D"/>
+    <w:multiLevelType w:val="multilevel"/>
+    <w:tmpl w:val="D6AC3B06"/>
+    <w:lvl w:ilvl="0">
       <w:start w:val="1"/>
       <w:numFmt w:val="bullet"/>
       <w:lvlText w:val="–"/>
       <w:lvlJc w:val="left"/>
       <w:pPr>
-        <w:ind w:left="1418" w:hanging="709"/>
+        <w:tabs>
+          <w:tab w:val="num" w:pos="1068"/>
+        </w:tabs>
+        <w:ind w:left="1068" w:hanging="360"/>
       </w:pPr>
       <w:rPr>
         <w:rFonts w:ascii="Times New Roman" w:eastAsia="Times New Roman" w:hAnsi="Times New Roman" w:cs="Times New Roman" w:hint="default"/>
@@ -15739,6 +16971,160 @@
         <w:vertAlign w:val="baseline"/>
       </w:rPr>
     </w:lvl>
+    <w:lvl w:ilvl="1" w:tentative="1">
+      <w:start w:val="1"/>
+      <w:numFmt w:val="bullet"/>
+      <w:lvlText w:val=""/>
+      <w:lvlJc w:val="left"/>
+      <w:pPr>
+        <w:tabs>
+          <w:tab w:val="num" w:pos="1788"/>
+        </w:tabs>
+        <w:ind w:left="1788" w:hanging="360"/>
+      </w:pPr>
+      <w:rPr>
+        <w:rFonts w:ascii="Symbol" w:hAnsi="Symbol" w:hint="default"/>
+        <w:sz w:val="20"/>
+      </w:rPr>
+    </w:lvl>
+    <w:lvl w:ilvl="2" w:tentative="1">
+      <w:start w:val="1"/>
+      <w:numFmt w:val="bullet"/>
+      <w:lvlText w:val=""/>
+      <w:lvlJc w:val="left"/>
+      <w:pPr>
+        <w:tabs>
+          <w:tab w:val="num" w:pos="2508"/>
+        </w:tabs>
+        <w:ind w:left="2508" w:hanging="360"/>
+      </w:pPr>
+      <w:rPr>
+        <w:rFonts w:ascii="Symbol" w:hAnsi="Symbol" w:hint="default"/>
+        <w:sz w:val="20"/>
+      </w:rPr>
+    </w:lvl>
+    <w:lvl w:ilvl="3" w:tentative="1">
+      <w:start w:val="1"/>
+      <w:numFmt w:val="bullet"/>
+      <w:lvlText w:val=""/>
+      <w:lvlJc w:val="left"/>
+      <w:pPr>
+        <w:tabs>
+          <w:tab w:val="num" w:pos="3228"/>
+        </w:tabs>
+        <w:ind w:left="3228" w:hanging="360"/>
+      </w:pPr>
+      <w:rPr>
+        <w:rFonts w:ascii="Symbol" w:hAnsi="Symbol" w:hint="default"/>
+        <w:sz w:val="20"/>
+      </w:rPr>
+    </w:lvl>
+    <w:lvl w:ilvl="4" w:tentative="1">
+      <w:start w:val="1"/>
+      <w:numFmt w:val="bullet"/>
+      <w:lvlText w:val=""/>
+      <w:lvlJc w:val="left"/>
+      <w:pPr>
+        <w:tabs>
+          <w:tab w:val="num" w:pos="3948"/>
+        </w:tabs>
+        <w:ind w:left="3948" w:hanging="360"/>
+      </w:pPr>
+      <w:rPr>
+        <w:rFonts w:ascii="Symbol" w:hAnsi="Symbol" w:hint="default"/>
+        <w:sz w:val="20"/>
+      </w:rPr>
+    </w:lvl>
+    <w:lvl w:ilvl="5" w:tentative="1">
+      <w:start w:val="1"/>
+      <w:numFmt w:val="bullet"/>
+      <w:lvlText w:val=""/>
+      <w:lvlJc w:val="left"/>
+      <w:pPr>
+        <w:tabs>
+          <w:tab w:val="num" w:pos="4668"/>
+        </w:tabs>
+        <w:ind w:left="4668" w:hanging="360"/>
+      </w:pPr>
+      <w:rPr>
+        <w:rFonts w:ascii="Symbol" w:hAnsi="Symbol" w:hint="default"/>
+        <w:sz w:val="20"/>
+      </w:rPr>
+    </w:lvl>
+    <w:lvl w:ilvl="6" w:tentative="1">
+      <w:start w:val="1"/>
+      <w:numFmt w:val="bullet"/>
+      <w:lvlText w:val=""/>
+      <w:lvlJc w:val="left"/>
+      <w:pPr>
+        <w:tabs>
+          <w:tab w:val="num" w:pos="5388"/>
+        </w:tabs>
+        <w:ind w:left="5388" w:hanging="360"/>
+      </w:pPr>
+      <w:rPr>
+        <w:rFonts w:ascii="Symbol" w:hAnsi="Symbol" w:hint="default"/>
+        <w:sz w:val="20"/>
+      </w:rPr>
+    </w:lvl>
+    <w:lvl w:ilvl="7" w:tentative="1">
+      <w:start w:val="1"/>
+      <w:numFmt w:val="bullet"/>
+      <w:lvlText w:val=""/>
+      <w:lvlJc w:val="left"/>
+      <w:pPr>
+        <w:tabs>
+          <w:tab w:val="num" w:pos="6108"/>
+        </w:tabs>
+        <w:ind w:left="6108" w:hanging="360"/>
+      </w:pPr>
+      <w:rPr>
+        <w:rFonts w:ascii="Symbol" w:hAnsi="Symbol" w:hint="default"/>
+        <w:sz w:val="20"/>
+      </w:rPr>
+    </w:lvl>
+    <w:lvl w:ilvl="8" w:tentative="1">
+      <w:start w:val="1"/>
+      <w:numFmt w:val="bullet"/>
+      <w:lvlText w:val=""/>
+      <w:lvlJc w:val="left"/>
+      <w:pPr>
+        <w:tabs>
+          <w:tab w:val="num" w:pos="6828"/>
+        </w:tabs>
+        <w:ind w:left="6828" w:hanging="360"/>
+      </w:pPr>
+      <w:rPr>
+        <w:rFonts w:ascii="Symbol" w:hAnsi="Symbol" w:hint="default"/>
+        <w:sz w:val="20"/>
+      </w:rPr>
+    </w:lvl>
+  </w:abstractNum>
+  <w:abstractNum w:abstractNumId="48" w15:restartNumberingAfterBreak="0">
+    <w:nsid w:val="6189227F"/>
+    <w:multiLevelType w:val="hybridMultilevel"/>
+    <w:tmpl w:val="7AA0DBDE"/>
+    <w:lvl w:ilvl="0" w:tplc="EF3C5534">
+      <w:start w:val="1"/>
+      <w:numFmt w:val="bullet"/>
+      <w:lvlText w:val="–"/>
+      <w:lvlJc w:val="left"/>
+      <w:pPr>
+        <w:ind w:left="1418" w:hanging="709"/>
+      </w:pPr>
+      <w:rPr>
+        <w:rFonts w:ascii="Times New Roman" w:eastAsia="Times New Roman" w:hAnsi="Times New Roman" w:cs="Times New Roman" w:hint="default"/>
+        <w:b w:val="0"/>
+        <w:i w:val="0"/>
+        <w:strike w:val="0"/>
+        <w:dstrike w:val="0"/>
+        <w:color w:val="000000"/>
+        <w:sz w:val="28"/>
+        <w:szCs w:val="28"/>
+        <w:u w:val="none" w:color="000000"/>
+        <w:vertAlign w:val="baseline"/>
+      </w:rPr>
+    </w:lvl>
     <w:lvl w:ilvl="1" w:tplc="04190003" w:tentative="1">
       <w:start w:val="1"/>
       <w:numFmt w:val="bullet"/>
@@ -15836,7 +17222,7 @@
       </w:rPr>
     </w:lvl>
   </w:abstractNum>
-  <w:abstractNum w:abstractNumId="40" w15:restartNumberingAfterBreak="0">
+  <w:abstractNum w:abstractNumId="49" w15:restartNumberingAfterBreak="0">
     <w:nsid w:val="646B2277"/>
     <w:multiLevelType w:val="multilevel"/>
     <w:tmpl w:val="AB601A88"/>
@@ -15985,7 +17371,7 @@
       </w:rPr>
     </w:lvl>
   </w:abstractNum>
-  <w:abstractNum w:abstractNumId="41" w15:restartNumberingAfterBreak="0">
+  <w:abstractNum w:abstractNumId="50" w15:restartNumberingAfterBreak="0">
     <w:nsid w:val="69756B6B"/>
     <w:multiLevelType w:val="multilevel"/>
     <w:tmpl w:val="5EEAAE62"/>
@@ -16134,7 +17520,7 @@
       </w:rPr>
     </w:lvl>
   </w:abstractNum>
-  <w:abstractNum w:abstractNumId="42" w15:restartNumberingAfterBreak="0">
+  <w:abstractNum w:abstractNumId="51" w15:restartNumberingAfterBreak="0">
     <w:nsid w:val="731074C6"/>
     <w:multiLevelType w:val="multilevel"/>
     <w:tmpl w:val="323222F4"/>
@@ -16283,7 +17669,7 @@
       </w:rPr>
     </w:lvl>
   </w:abstractNum>
-  <w:abstractNum w:abstractNumId="43" w15:restartNumberingAfterBreak="0">
+  <w:abstractNum w:abstractNumId="52" w15:restartNumberingAfterBreak="0">
     <w:nsid w:val="73FB2514"/>
     <w:multiLevelType w:val="hybridMultilevel"/>
     <w:tmpl w:val="74A44220"/>
@@ -16396,7 +17782,7 @@
       </w:rPr>
     </w:lvl>
   </w:abstractNum>
-  <w:abstractNum w:abstractNumId="44" w15:restartNumberingAfterBreak="0">
+  <w:abstractNum w:abstractNumId="53" w15:restartNumberingAfterBreak="0">
     <w:nsid w:val="74121A69"/>
     <w:multiLevelType w:val="hybridMultilevel"/>
     <w:tmpl w:val="7F240648"/>
@@ -16520,7 +17906,164 @@
       </w:rPr>
     </w:lvl>
   </w:abstractNum>
-  <w:abstractNum w:abstractNumId="45" w15:restartNumberingAfterBreak="0">
+  <w:abstractNum w:abstractNumId="54" w15:restartNumberingAfterBreak="0">
+    <w:nsid w:val="74246210"/>
+    <w:multiLevelType w:val="multilevel"/>
+    <w:tmpl w:val="D6AC3B06"/>
+    <w:lvl w:ilvl="0">
+      <w:start w:val="1"/>
+      <w:numFmt w:val="bullet"/>
+      <w:lvlText w:val="–"/>
+      <w:lvlJc w:val="left"/>
+      <w:pPr>
+        <w:tabs>
+          <w:tab w:val="num" w:pos="1068"/>
+        </w:tabs>
+        <w:ind w:left="1068" w:hanging="360"/>
+      </w:pPr>
+      <w:rPr>
+        <w:rFonts w:ascii="Times New Roman" w:eastAsia="Times New Roman" w:hAnsi="Times New Roman" w:cs="Times New Roman" w:hint="default"/>
+        <w:b w:val="0"/>
+        <w:i w:val="0"/>
+        <w:strike w:val="0"/>
+        <w:dstrike w:val="0"/>
+        <w:color w:val="000000"/>
+        <w:sz w:val="28"/>
+        <w:szCs w:val="28"/>
+        <w:u w:val="none" w:color="000000"/>
+        <w:vertAlign w:val="baseline"/>
+      </w:rPr>
+    </w:lvl>
+    <w:lvl w:ilvl="1" w:tentative="1">
+      <w:start w:val="1"/>
+      <w:numFmt w:val="bullet"/>
+      <w:lvlText w:val=""/>
+      <w:lvlJc w:val="left"/>
+      <w:pPr>
+        <w:tabs>
+          <w:tab w:val="num" w:pos="1788"/>
+        </w:tabs>
+        <w:ind w:left="1788" w:hanging="360"/>
+      </w:pPr>
+      <w:rPr>
+        <w:rFonts w:ascii="Symbol" w:hAnsi="Symbol" w:hint="default"/>
+        <w:sz w:val="20"/>
+      </w:rPr>
+    </w:lvl>
+    <w:lvl w:ilvl="2" w:tentative="1">
+      <w:start w:val="1"/>
+      <w:numFmt w:val="bullet"/>
+      <w:lvlText w:val=""/>
+      <w:lvlJc w:val="left"/>
+      <w:pPr>
+        <w:tabs>
+          <w:tab w:val="num" w:pos="2508"/>
+        </w:tabs>
+        <w:ind w:left="2508" w:hanging="360"/>
+      </w:pPr>
+      <w:rPr>
+        <w:rFonts w:ascii="Symbol" w:hAnsi="Symbol" w:hint="default"/>
+        <w:sz w:val="20"/>
+      </w:rPr>
+    </w:lvl>
+    <w:lvl w:ilvl="3" w:tentative="1">
+      <w:start w:val="1"/>
+      <w:numFmt w:val="bullet"/>
+      <w:lvlText w:val=""/>
+      <w:lvlJc w:val="left"/>
+      <w:pPr>
+        <w:tabs>
+          <w:tab w:val="num" w:pos="3228"/>
+        </w:tabs>
+        <w:ind w:left="3228" w:hanging="360"/>
+      </w:pPr>
+      <w:rPr>
+        <w:rFonts w:ascii="Symbol" w:hAnsi="Symbol" w:hint="default"/>
+        <w:sz w:val="20"/>
+      </w:rPr>
+    </w:lvl>
+    <w:lvl w:ilvl="4" w:tentative="1">
+      <w:start w:val="1"/>
+      <w:numFmt w:val="bullet"/>
+      <w:lvlText w:val=""/>
+      <w:lvlJc w:val="left"/>
+      <w:pPr>
+        <w:tabs>
+          <w:tab w:val="num" w:pos="3948"/>
+        </w:tabs>
+        <w:ind w:left="3948" w:hanging="360"/>
+      </w:pPr>
+      <w:rPr>
+        <w:rFonts w:ascii="Symbol" w:hAnsi="Symbol" w:hint="default"/>
+        <w:sz w:val="20"/>
+      </w:rPr>
+    </w:lvl>
+    <w:lvl w:ilvl="5" w:tentative="1">
+      <w:start w:val="1"/>
+      <w:numFmt w:val="bullet"/>
+      <w:lvlText w:val=""/>
+      <w:lvlJc w:val="left"/>
+      <w:pPr>
+        <w:tabs>
+          <w:tab w:val="num" w:pos="4668"/>
+        </w:tabs>
+        <w:ind w:left="4668" w:hanging="360"/>
+      </w:pPr>
+      <w:rPr>
+        <w:rFonts w:ascii="Symbol" w:hAnsi="Symbol" w:hint="default"/>
+        <w:sz w:val="20"/>
+      </w:rPr>
+    </w:lvl>
+    <w:lvl w:ilvl="6" w:tentative="1">
+      <w:start w:val="1"/>
+      <w:numFmt w:val="bullet"/>
+      <w:lvlText w:val=""/>
+      <w:lvlJc w:val="left"/>
+      <w:pPr>
+        <w:tabs>
+          <w:tab w:val="num" w:pos="5388"/>
+        </w:tabs>
+        <w:ind w:left="5388" w:hanging="360"/>
+      </w:pPr>
+      <w:rPr>
+        <w:rFonts w:ascii="Symbol" w:hAnsi="Symbol" w:hint="default"/>
+        <w:sz w:val="20"/>
+      </w:rPr>
+    </w:lvl>
+    <w:lvl w:ilvl="7" w:tentative="1">
+      <w:start w:val="1"/>
+      <w:numFmt w:val="bullet"/>
+      <w:lvlText w:val=""/>
+      <w:lvlJc w:val="left"/>
+      <w:pPr>
+        <w:tabs>
+          <w:tab w:val="num" w:pos="6108"/>
+        </w:tabs>
+        <w:ind w:left="6108" w:hanging="360"/>
+      </w:pPr>
+      <w:rPr>
+        <w:rFonts w:ascii="Symbol" w:hAnsi="Symbol" w:hint="default"/>
+        <w:sz w:val="20"/>
+      </w:rPr>
+    </w:lvl>
+    <w:lvl w:ilvl="8" w:tentative="1">
+      <w:start w:val="1"/>
+      <w:numFmt w:val="bullet"/>
+      <w:lvlText w:val=""/>
+      <w:lvlJc w:val="left"/>
+      <w:pPr>
+        <w:tabs>
+          <w:tab w:val="num" w:pos="6828"/>
+        </w:tabs>
+        <w:ind w:left="6828" w:hanging="360"/>
+      </w:pPr>
+      <w:rPr>
+        <w:rFonts w:ascii="Symbol" w:hAnsi="Symbol" w:hint="default"/>
+        <w:sz w:val="20"/>
+      </w:rPr>
+    </w:lvl>
+  </w:abstractNum>
+  <w:abstractNum w:abstractNumId="55" w15:restartNumberingAfterBreak="0">
     <w:nsid w:val="74360971"/>
     <w:multiLevelType w:val="multilevel"/>
     <w:tmpl w:val="AC048A18"/>
@@ -16669,7 +18212,7 @@
       </w:rPr>
     </w:lvl>
   </w:abstractNum>
-  <w:abstractNum w:abstractNumId="46" w15:restartNumberingAfterBreak="0">
+  <w:abstractNum w:abstractNumId="56" w15:restartNumberingAfterBreak="0">
     <w:nsid w:val="759072AB"/>
     <w:multiLevelType w:val="multilevel"/>
     <w:tmpl w:val="C5EC914E"/>
@@ -16818,7 +18361,7 @@
       </w:rPr>
     </w:lvl>
   </w:abstractNum>
-  <w:abstractNum w:abstractNumId="47" w15:restartNumberingAfterBreak="0">
+  <w:abstractNum w:abstractNumId="57" w15:restartNumberingAfterBreak="0">
     <w:nsid w:val="7A2A747B"/>
     <w:multiLevelType w:val="multilevel"/>
     <w:tmpl w:val="B748F360"/>
@@ -16967,7 +18510,164 @@
       </w:rPr>
     </w:lvl>
   </w:abstractNum>
-  <w:abstractNum w:abstractNumId="48" w15:restartNumberingAfterBreak="0">
+  <w:abstractNum w:abstractNumId="58" w15:restartNumberingAfterBreak="0">
+    <w:nsid w:val="7BC91C98"/>
+    <w:multiLevelType w:val="multilevel"/>
+    <w:tmpl w:val="D6AC3B06"/>
+    <w:lvl w:ilvl="0">
+      <w:start w:val="1"/>
+      <w:numFmt w:val="bullet"/>
+      <w:lvlText w:val="–"/>
+      <w:lvlJc w:val="left"/>
+      <w:pPr>
+        <w:tabs>
+          <w:tab w:val="num" w:pos="1068"/>
+        </w:tabs>
+        <w:ind w:left="1068" w:hanging="360"/>
+      </w:pPr>
+      <w:rPr>
+        <w:rFonts w:ascii="Times New Roman" w:eastAsia="Times New Roman" w:hAnsi="Times New Roman" w:cs="Times New Roman" w:hint="default"/>
+        <w:b w:val="0"/>
+        <w:i w:val="0"/>
+        <w:strike w:val="0"/>
+        <w:dstrike w:val="0"/>
+        <w:color w:val="000000"/>
+        <w:sz w:val="28"/>
+        <w:szCs w:val="28"/>
+        <w:u w:val="none" w:color="000000"/>
+        <w:vertAlign w:val="baseline"/>
+      </w:rPr>
+    </w:lvl>
+    <w:lvl w:ilvl="1" w:tentative="1">
+      <w:start w:val="1"/>
+      <w:numFmt w:val="bullet"/>
+      <w:lvlText w:val=""/>
+      <w:lvlJc w:val="left"/>
+      <w:pPr>
+        <w:tabs>
+          <w:tab w:val="num" w:pos="1788"/>
+        </w:tabs>
+        <w:ind w:left="1788" w:hanging="360"/>
+      </w:pPr>
+      <w:rPr>
+        <w:rFonts w:ascii="Symbol" w:hAnsi="Symbol" w:hint="default"/>
+        <w:sz w:val="20"/>
+      </w:rPr>
+    </w:lvl>
+    <w:lvl w:ilvl="2" w:tentative="1">
+      <w:start w:val="1"/>
+      <w:numFmt w:val="bullet"/>
+      <w:lvlText w:val=""/>
+      <w:lvlJc w:val="left"/>
+      <w:pPr>
+        <w:tabs>
+          <w:tab w:val="num" w:pos="2508"/>
+        </w:tabs>
+        <w:ind w:left="2508" w:hanging="360"/>
+      </w:pPr>
+      <w:rPr>
+        <w:rFonts w:ascii="Symbol" w:hAnsi="Symbol" w:hint="default"/>
+        <w:sz w:val="20"/>
+      </w:rPr>
+    </w:lvl>
+    <w:lvl w:ilvl="3" w:tentative="1">
+      <w:start w:val="1"/>
+      <w:numFmt w:val="bullet"/>
+      <w:lvlText w:val=""/>
+      <w:lvlJc w:val="left"/>
+      <w:pPr>
+        <w:tabs>
+          <w:tab w:val="num" w:pos="3228"/>
+        </w:tabs>
+        <w:ind w:left="3228" w:hanging="360"/>
+      </w:pPr>
+      <w:rPr>
+        <w:rFonts w:ascii="Symbol" w:hAnsi="Symbol" w:hint="default"/>
+        <w:sz w:val="20"/>
+      </w:rPr>
+    </w:lvl>
+    <w:lvl w:ilvl="4" w:tentative="1">
+      <w:start w:val="1"/>
+      <w:numFmt w:val="bullet"/>
+      <w:lvlText w:val=""/>
+      <w:lvlJc w:val="left"/>
+      <w:pPr>
+        <w:tabs>
+          <w:tab w:val="num" w:pos="3948"/>
+        </w:tabs>
+        <w:ind w:left="3948" w:hanging="360"/>
+      </w:pPr>
+      <w:rPr>
+        <w:rFonts w:ascii="Symbol" w:hAnsi="Symbol" w:hint="default"/>
+        <w:sz w:val="20"/>
+      </w:rPr>
+    </w:lvl>
+    <w:lvl w:ilvl="5" w:tentative="1">
+      <w:start w:val="1"/>
+      <w:numFmt w:val="bullet"/>
+      <w:lvlText w:val=""/>
+      <w:lvlJc w:val="left"/>
+      <w:pPr>
+        <w:tabs>
+          <w:tab w:val="num" w:pos="4668"/>
+        </w:tabs>
+        <w:ind w:left="4668" w:hanging="360"/>
+      </w:pPr>
+      <w:rPr>
+        <w:rFonts w:ascii="Symbol" w:hAnsi="Symbol" w:hint="default"/>
+        <w:sz w:val="20"/>
+      </w:rPr>
+    </w:lvl>
+    <w:lvl w:ilvl="6" w:tentative="1">
+      <w:start w:val="1"/>
+      <w:numFmt w:val="bullet"/>
+      <w:lvlText w:val=""/>
+      <w:lvlJc w:val="left"/>
+      <w:pPr>
+        <w:tabs>
+          <w:tab w:val="num" w:pos="5388"/>
+        </w:tabs>
+        <w:ind w:left="5388" w:hanging="360"/>
+      </w:pPr>
+      <w:rPr>
+        <w:rFonts w:ascii="Symbol" w:hAnsi="Symbol" w:hint="default"/>
+        <w:sz w:val="20"/>
+      </w:rPr>
+    </w:lvl>
+    <w:lvl w:ilvl="7" w:tentative="1">
+      <w:start w:val="1"/>
+      <w:numFmt w:val="bullet"/>
+      <w:lvlText w:val=""/>
+      <w:lvlJc w:val="left"/>
+      <w:pPr>
+        <w:tabs>
+          <w:tab w:val="num" w:pos="6108"/>
+        </w:tabs>
+        <w:ind w:left="6108" w:hanging="360"/>
+      </w:pPr>
+      <w:rPr>
+        <w:rFonts w:ascii="Symbol" w:hAnsi="Symbol" w:hint="default"/>
+        <w:sz w:val="20"/>
+      </w:rPr>
+    </w:lvl>
+    <w:lvl w:ilvl="8" w:tentative="1">
+      <w:start w:val="1"/>
+      <w:numFmt w:val="bullet"/>
+      <w:lvlText w:val=""/>
+      <w:lvlJc w:val="left"/>
+      <w:pPr>
+        <w:tabs>
+          <w:tab w:val="num" w:pos="6828"/>
+        </w:tabs>
+        <w:ind w:left="6828" w:hanging="360"/>
+      </w:pPr>
+      <w:rPr>
+        <w:rFonts w:ascii="Symbol" w:hAnsi="Symbol" w:hint="default"/>
+        <w:sz w:val="20"/>
+      </w:rPr>
+    </w:lvl>
+  </w:abstractNum>
+  <w:abstractNum w:abstractNumId="59" w15:restartNumberingAfterBreak="0">
     <w:nsid w:val="7DC077B0"/>
     <w:multiLevelType w:val="multilevel"/>
     <w:tmpl w:val="B5529CA8"/>
@@ -17116,7 +18816,7 @@
       </w:rPr>
     </w:lvl>
   </w:abstractNum>
-  <w:abstractNum w:abstractNumId="49" w15:restartNumberingAfterBreak="0">
+  <w:abstractNum w:abstractNumId="60" w15:restartNumberingAfterBreak="0">
     <w:nsid w:val="7F721F30"/>
     <w:multiLevelType w:val="hybridMultilevel"/>
     <w:tmpl w:val="FDFAFEC8"/>
@@ -17241,154 +18941,187 @@
     </w:lvl>
   </w:abstractNum>
   <w:num w:numId="1" w16cid:durableId="1661687503">
-    <w:abstractNumId w:val="25"/>
+    <w:abstractNumId w:val="31"/>
   </w:num>
   <w:num w:numId="2" w16cid:durableId="344596784">
+    <w:abstractNumId w:val="43"/>
+  </w:num>
+  <w:num w:numId="3" w16cid:durableId="1698506187">
     <w:abstractNumId w:val="35"/>
   </w:num>
-  <w:num w:numId="3" w16cid:durableId="1698506187">
-    <w:abstractNumId w:val="29"/>
-  </w:num>
   <w:num w:numId="4" w16cid:durableId="516315953">
-    <w:abstractNumId w:val="47"/>
+    <w:abstractNumId w:val="57"/>
   </w:num>
   <w:num w:numId="5" w16cid:durableId="695426363">
-    <w:abstractNumId w:val="41"/>
+    <w:abstractNumId w:val="50"/>
   </w:num>
   <w:num w:numId="6" w16cid:durableId="662048044">
-    <w:abstractNumId w:val="45"/>
+    <w:abstractNumId w:val="55"/>
   </w:num>
   <w:num w:numId="7" w16cid:durableId="1062949186">
+    <w:abstractNumId w:val="5"/>
+  </w:num>
+  <w:num w:numId="8" w16cid:durableId="1211305992">
+    <w:abstractNumId w:val="12"/>
+  </w:num>
+  <w:num w:numId="9" w16cid:durableId="506866923">
+    <w:abstractNumId w:val="51"/>
+  </w:num>
+  <w:num w:numId="10" w16cid:durableId="167600499">
+    <w:abstractNumId w:val="49"/>
+  </w:num>
+  <w:num w:numId="11" w16cid:durableId="1744795864">
+    <w:abstractNumId w:val="6"/>
+  </w:num>
+  <w:num w:numId="12" w16cid:durableId="2091536429">
+    <w:abstractNumId w:val="59"/>
+  </w:num>
+  <w:num w:numId="13" w16cid:durableId="1626082506">
     <w:abstractNumId w:val="4"/>
   </w:num>
-  <w:num w:numId="8" w16cid:durableId="1211305992">
-    <w:abstractNumId w:val="10"/>
-  </w:num>
-  <w:num w:numId="9" w16cid:durableId="506866923">
-    <w:abstractNumId w:val="42"/>
-  </w:num>
-  <w:num w:numId="10" w16cid:durableId="167600499">
-    <w:abstractNumId w:val="40"/>
-  </w:num>
-  <w:num w:numId="11" w16cid:durableId="1744795864">
-    <w:abstractNumId w:val="5"/>
-  </w:num>
-  <w:num w:numId="12" w16cid:durableId="2091536429">
-    <w:abstractNumId w:val="48"/>
-  </w:num>
-  <w:num w:numId="13" w16cid:durableId="1626082506">
-    <w:abstractNumId w:val="3"/>
-  </w:num>
   <w:num w:numId="14" w16cid:durableId="601883215">
-    <w:abstractNumId w:val="12"/>
+    <w:abstractNumId w:val="14"/>
   </w:num>
   <w:num w:numId="15" w16cid:durableId="1224368982">
-    <w:abstractNumId w:val="31"/>
+    <w:abstractNumId w:val="37"/>
   </w:num>
   <w:num w:numId="16" w16cid:durableId="1262757107">
-    <w:abstractNumId w:val="43"/>
+    <w:abstractNumId w:val="52"/>
   </w:num>
   <w:num w:numId="17" w16cid:durableId="1085807164">
-    <w:abstractNumId w:val="13"/>
+    <w:abstractNumId w:val="16"/>
   </w:num>
   <w:num w:numId="18" w16cid:durableId="1818571395">
     <w:abstractNumId w:val="0"/>
   </w:num>
   <w:num w:numId="19" w16cid:durableId="573852622">
-    <w:abstractNumId w:val="30"/>
+    <w:abstractNumId w:val="36"/>
   </w:num>
   <w:num w:numId="20" w16cid:durableId="369889792">
-    <w:abstractNumId w:val="9"/>
+    <w:abstractNumId w:val="10"/>
   </w:num>
   <w:num w:numId="21" w16cid:durableId="1423260603">
+    <w:abstractNumId w:val="32"/>
+  </w:num>
+  <w:num w:numId="22" w16cid:durableId="1349676816">
+    <w:abstractNumId w:val="7"/>
+  </w:num>
+  <w:num w:numId="23" w16cid:durableId="533348331">
     <w:abstractNumId w:val="26"/>
   </w:num>
-  <w:num w:numId="22" w16cid:durableId="1349676816">
-    <w:abstractNumId w:val="6"/>
-  </w:num>
-  <w:num w:numId="23" w16cid:durableId="533348331">
-    <w:abstractNumId w:val="20"/>
-  </w:num>
   <w:num w:numId="24" w16cid:durableId="1368990745">
-    <w:abstractNumId w:val="34"/>
+    <w:abstractNumId w:val="42"/>
   </w:num>
   <w:num w:numId="25" w16cid:durableId="1879707292">
-    <w:abstractNumId w:val="49"/>
+    <w:abstractNumId w:val="60"/>
   </w:num>
   <w:num w:numId="26" w16cid:durableId="1181553216">
-    <w:abstractNumId w:val="37"/>
+    <w:abstractNumId w:val="45"/>
   </w:num>
   <w:num w:numId="27" w16cid:durableId="670328968">
+    <w:abstractNumId w:val="48"/>
+  </w:num>
+  <w:num w:numId="28" w16cid:durableId="447748333">
+    <w:abstractNumId w:val="3"/>
+  </w:num>
+  <w:num w:numId="29" w16cid:durableId="1545601230">
+    <w:abstractNumId w:val="46"/>
+  </w:num>
+  <w:num w:numId="30" w16cid:durableId="1645282495">
+    <w:abstractNumId w:val="21"/>
+  </w:num>
+  <w:num w:numId="31" w16cid:durableId="1271468080">
     <w:abstractNumId w:val="39"/>
   </w:num>
-  <w:num w:numId="28" w16cid:durableId="447748333">
-    <w:abstractNumId w:val="2"/>
-  </w:num>
-  <w:num w:numId="29" w16cid:durableId="1545601230">
-    <w:abstractNumId w:val="38"/>
-  </w:num>
-  <w:num w:numId="30" w16cid:durableId="1645282495">
-    <w:abstractNumId w:val="16"/>
-  </w:num>
-  <w:num w:numId="31" w16cid:durableId="1271468080">
-    <w:abstractNumId w:val="32"/>
-  </w:num>
   <w:num w:numId="32" w16cid:durableId="305551060">
-    <w:abstractNumId w:val="22"/>
+    <w:abstractNumId w:val="28"/>
   </w:num>
   <w:num w:numId="33" w16cid:durableId="1198542249">
-    <w:abstractNumId w:val="44"/>
+    <w:abstractNumId w:val="53"/>
   </w:num>
   <w:num w:numId="34" w16cid:durableId="825786080">
-    <w:abstractNumId w:val="17"/>
+    <w:abstractNumId w:val="22"/>
   </w:num>
   <w:num w:numId="35" w16cid:durableId="2114082896">
     <w:abstractNumId w:val="1"/>
   </w:num>
   <w:num w:numId="36" w16cid:durableId="669601435">
+    <w:abstractNumId w:val="40"/>
+  </w:num>
+  <w:num w:numId="37" w16cid:durableId="789277371">
+    <w:abstractNumId w:val="24"/>
+  </w:num>
+  <w:num w:numId="38" w16cid:durableId="83691297">
+    <w:abstractNumId w:val="13"/>
+  </w:num>
+  <w:num w:numId="39" w16cid:durableId="535968890">
+    <w:abstractNumId w:val="44"/>
+  </w:num>
+  <w:num w:numId="40" w16cid:durableId="2011638951">
+    <w:abstractNumId w:val="27"/>
+  </w:num>
+  <w:num w:numId="41" w16cid:durableId="473908872">
+    <w:abstractNumId w:val="19"/>
+  </w:num>
+  <w:num w:numId="42" w16cid:durableId="1890532305">
+    <w:abstractNumId w:val="9"/>
+  </w:num>
+  <w:num w:numId="43" w16cid:durableId="449713059">
     <w:abstractNumId w:val="33"/>
   </w:num>
-  <w:num w:numId="37" w16cid:durableId="789277371">
-    <w:abstractNumId w:val="19"/>
+  <w:num w:numId="44" w16cid:durableId="1130132312">
+    <w:abstractNumId w:val="30"/>
   </w:num>
-  <w:num w:numId="38" w16cid:durableId="83691297">
+  <w:num w:numId="45" w16cid:durableId="279066555">
+    <w:abstractNumId w:val="29"/>
+  </w:num>
+  <w:num w:numId="46" w16cid:durableId="1180774051">
+    <w:abstractNumId w:val="17"/>
+  </w:num>
+  <w:num w:numId="47" w16cid:durableId="1670979413">
+    <w:abstractNumId w:val="23"/>
+  </w:num>
+  <w:num w:numId="48" w16cid:durableId="425275865">
+    <w:abstractNumId w:val="8"/>
+  </w:num>
+  <w:num w:numId="49" w16cid:durableId="1802532748">
+    <w:abstractNumId w:val="56"/>
+  </w:num>
+  <w:num w:numId="50" w16cid:durableId="354114605">
+    <w:abstractNumId w:val="34"/>
+  </w:num>
+  <w:num w:numId="51" w16cid:durableId="824248564">
+    <w:abstractNumId w:val="20"/>
+  </w:num>
+  <w:num w:numId="52" w16cid:durableId="1440948731">
+    <w:abstractNumId w:val="38"/>
+  </w:num>
+  <w:num w:numId="53" w16cid:durableId="37171442">
+    <w:abstractNumId w:val="47"/>
+  </w:num>
+  <w:num w:numId="54" w16cid:durableId="1093940100">
+    <w:abstractNumId w:val="2"/>
+  </w:num>
+  <w:num w:numId="55" w16cid:durableId="1837765579">
+    <w:abstractNumId w:val="58"/>
+  </w:num>
+  <w:num w:numId="56" w16cid:durableId="1982034088">
     <w:abstractNumId w:val="11"/>
   </w:num>
-  <w:num w:numId="39" w16cid:durableId="535968890">
-    <w:abstractNumId w:val="36"/>
-  </w:num>
-  <w:num w:numId="40" w16cid:durableId="2011638951">
-    <w:abstractNumId w:val="21"/>
-  </w:num>
-  <w:num w:numId="41" w16cid:durableId="473908872">
+  <w:num w:numId="57" w16cid:durableId="163935877">
     <w:abstractNumId w:val="15"/>
   </w:num>
-  <w:num w:numId="42" w16cid:durableId="1890532305">
-    <w:abstractNumId w:val="8"/>
-  </w:num>
-  <w:num w:numId="43" w16cid:durableId="449713059">
-    <w:abstractNumId w:val="27"/>
-  </w:num>
-  <w:num w:numId="44" w16cid:durableId="1130132312">
-    <w:abstractNumId w:val="24"/>
-  </w:num>
-  <w:num w:numId="45" w16cid:durableId="279066555">
-    <w:abstractNumId w:val="23"/>
-  </w:num>
-  <w:num w:numId="46" w16cid:durableId="1180774051">
-    <w:abstractNumId w:val="14"/>
-  </w:num>
-  <w:num w:numId="47" w16cid:durableId="1670979413">
+  <w:num w:numId="58" w16cid:durableId="553002847">
     <w:abstractNumId w:val="18"/>
   </w:num>
-  <w:num w:numId="48" w16cid:durableId="425275865">
-    <w:abstractNumId w:val="7"/>
+  <w:num w:numId="59" w16cid:durableId="1490638748">
+    <w:abstractNumId w:val="25"/>
   </w:num>
-  <w:num w:numId="49" w16cid:durableId="1802532748">
-    <w:abstractNumId w:val="46"/>
+  <w:num w:numId="60" w16cid:durableId="1336179839">
+    <w:abstractNumId w:val="54"/>
   </w:num>
-  <w:num w:numId="50" w16cid:durableId="354114605">
-    <w:abstractNumId w:val="28"/>
+  <w:num w:numId="61" w16cid:durableId="1696079668">
+    <w:abstractNumId w:val="41"/>
   </w:num>
 </w:numbering>
 </file>

--- a/Файлы/2 курс/3 семестр/Алгоритмы и структуры данных/Курсовая работа/Влад/Курсовая Гордов БПИ24-02.docx
+++ b/Файлы/2 курс/3 семестр/Алгоритмы и структуры данных/Курсовая работа/Влад/Курсовая Гордов БПИ24-02.docx
@@ -2753,7 +2753,7 @@
             </w:rPr>
             <w:fldChar w:fldCharType="separate"/>
           </w:r>
-          <w:hyperlink w:anchor="_Toc216952468" w:history="1">
+          <w:hyperlink w:anchor="_Toc216953147" w:history="1">
             <w:r>
               <w:rPr>
                 <w:rStyle w:val="af3"/>
@@ -2780,7 +2780,7 @@
                 <w:noProof/>
                 <w:webHidden/>
               </w:rPr>
-              <w:instrText xml:space="preserve"> PAGEREF _Toc216952468 \h </w:instrText>
+              <w:instrText xml:space="preserve"> PAGEREF _Toc216953147 \h </w:instrText>
             </w:r>
             <w:r>
               <w:rPr>
@@ -2827,7 +2827,7 @@
               <w14:ligatures w14:val="standardContextual"/>
             </w:rPr>
           </w:pPr>
-          <w:hyperlink w:anchor="_Toc216952469" w:history="1">
+          <w:hyperlink w:anchor="_Toc216953148" w:history="1">
             <w:r>
               <w:rPr>
                 <w:rStyle w:val="af3"/>
@@ -2854,7 +2854,7 @@
                 <w:noProof/>
                 <w:webHidden/>
               </w:rPr>
-              <w:instrText xml:space="preserve"> PAGEREF _Toc216952469 \h </w:instrText>
+              <w:instrText xml:space="preserve"> PAGEREF _Toc216953148 \h </w:instrText>
             </w:r>
             <w:r>
               <w:rPr>
@@ -2901,7 +2901,7 @@
               <w14:ligatures w14:val="standardContextual"/>
             </w:rPr>
           </w:pPr>
-          <w:hyperlink w:anchor="_Toc216952470" w:history="1">
+          <w:hyperlink w:anchor="_Toc216953149" w:history="1">
             <w:r>
               <w:rPr>
                 <w:rStyle w:val="af3"/>
@@ -2928,7 +2928,7 @@
                 <w:noProof/>
                 <w:webHidden/>
               </w:rPr>
-              <w:instrText xml:space="preserve"> PAGEREF _Toc216952470 \h </w:instrText>
+              <w:instrText xml:space="preserve"> PAGEREF _Toc216953149 \h </w:instrText>
             </w:r>
             <w:r>
               <w:rPr>
@@ -2975,7 +2975,7 @@
               <w14:ligatures w14:val="standardContextual"/>
             </w:rPr>
           </w:pPr>
-          <w:hyperlink w:anchor="_Toc216952471" w:history="1">
+          <w:hyperlink w:anchor="_Toc216953150" w:history="1">
             <w:r>
               <w:rPr>
                 <w:rStyle w:val="af3"/>
@@ -3002,7 +3002,7 @@
                 <w:noProof/>
                 <w:webHidden/>
               </w:rPr>
-              <w:instrText xml:space="preserve"> PAGEREF _Toc216952471 \h </w:instrText>
+              <w:instrText xml:space="preserve"> PAGEREF _Toc216953150 \h </w:instrText>
             </w:r>
             <w:r>
               <w:rPr>
@@ -3049,7 +3049,7 @@
               <w14:ligatures w14:val="standardContextual"/>
             </w:rPr>
           </w:pPr>
-          <w:hyperlink w:anchor="_Toc216952472" w:history="1">
+          <w:hyperlink w:anchor="_Toc216953151" w:history="1">
             <w:r>
               <w:rPr>
                 <w:rStyle w:val="af3"/>
@@ -3092,7 +3092,7 @@
                 <w:noProof/>
                 <w:webHidden/>
               </w:rPr>
-              <w:instrText xml:space="preserve"> PAGEREF _Toc216952472 \h </w:instrText>
+              <w:instrText xml:space="preserve"> PAGEREF _Toc216953151 \h </w:instrText>
             </w:r>
             <w:r>
               <w:rPr>
@@ -3139,7 +3139,7 @@
               <w14:ligatures w14:val="standardContextual"/>
             </w:rPr>
           </w:pPr>
-          <w:hyperlink w:anchor="_Toc216952473" w:history="1">
+          <w:hyperlink w:anchor="_Toc216953152" w:history="1">
             <w:r>
               <w:rPr>
                 <w:rStyle w:val="af3"/>
@@ -3182,7 +3182,7 @@
                 <w:noProof/>
                 <w:webHidden/>
               </w:rPr>
-              <w:instrText xml:space="preserve"> PAGEREF _Toc216952473 \h </w:instrText>
+              <w:instrText xml:space="preserve"> PAGEREF _Toc216953152 \h </w:instrText>
             </w:r>
             <w:r>
               <w:rPr>
@@ -3229,7 +3229,7 @@
               <w14:ligatures w14:val="standardContextual"/>
             </w:rPr>
           </w:pPr>
-          <w:hyperlink w:anchor="_Toc216952474" w:history="1">
+          <w:hyperlink w:anchor="_Toc216953153" w:history="1">
             <w:r>
               <w:rPr>
                 <w:rStyle w:val="af3"/>
@@ -3272,7 +3272,7 @@
                 <w:noProof/>
                 <w:webHidden/>
               </w:rPr>
-              <w:instrText xml:space="preserve"> PAGEREF _Toc216952474 \h </w:instrText>
+              <w:instrText xml:space="preserve"> PAGEREF _Toc216953153 \h </w:instrText>
             </w:r>
             <w:r>
               <w:rPr>
@@ -3319,7 +3319,7 @@
               <w14:ligatures w14:val="standardContextual"/>
             </w:rPr>
           </w:pPr>
-          <w:hyperlink w:anchor="_Toc216952475" w:history="1">
+          <w:hyperlink w:anchor="_Toc216953154" w:history="1">
             <w:r>
               <w:rPr>
                 <w:rStyle w:val="af3"/>
@@ -3346,7 +3346,7 @@
                 <w:noProof/>
                 <w:webHidden/>
               </w:rPr>
-              <w:instrText xml:space="preserve"> PAGEREF _Toc216952475 \h </w:instrText>
+              <w:instrText xml:space="preserve"> PAGEREF _Toc216953154 \h </w:instrText>
             </w:r>
             <w:r>
               <w:rPr>
@@ -3393,7 +3393,7 @@
               <w14:ligatures w14:val="standardContextual"/>
             </w:rPr>
           </w:pPr>
-          <w:hyperlink w:anchor="_Toc216952476" w:history="1">
+          <w:hyperlink w:anchor="_Toc216953155" w:history="1">
             <w:r>
               <w:rPr>
                 <w:rStyle w:val="af3"/>
@@ -3420,7 +3420,7 @@
                 <w:noProof/>
                 <w:webHidden/>
               </w:rPr>
-              <w:instrText xml:space="preserve"> PAGEREF _Toc216952476 \h </w:instrText>
+              <w:instrText xml:space="preserve"> PAGEREF _Toc216953155 \h </w:instrText>
             </w:r>
             <w:r>
               <w:rPr>
@@ -3467,7 +3467,7 @@
               <w14:ligatures w14:val="standardContextual"/>
             </w:rPr>
           </w:pPr>
-          <w:hyperlink w:anchor="_Toc216952477" w:history="1">
+          <w:hyperlink w:anchor="_Toc216953156" w:history="1">
             <w:r>
               <w:rPr>
                 <w:rStyle w:val="af3"/>
@@ -3494,7 +3494,7 @@
                 <w:noProof/>
                 <w:webHidden/>
               </w:rPr>
-              <w:instrText xml:space="preserve"> PAGEREF _Toc216952477 \h </w:instrText>
+              <w:instrText xml:space="preserve"> PAGEREF _Toc216953156 \h </w:instrText>
             </w:r>
             <w:r>
               <w:rPr>
@@ -3541,7 +3541,7 @@
               <w14:ligatures w14:val="standardContextual"/>
             </w:rPr>
           </w:pPr>
-          <w:hyperlink w:anchor="_Toc216952478" w:history="1">
+          <w:hyperlink w:anchor="_Toc216953157" w:history="1">
             <w:r>
               <w:rPr>
                 <w:rStyle w:val="af3"/>
@@ -3568,7 +3568,7 @@
                 <w:noProof/>
                 <w:webHidden/>
               </w:rPr>
-              <w:instrText xml:space="preserve"> PAGEREF _Toc216952478 \h </w:instrText>
+              <w:instrText xml:space="preserve"> PAGEREF _Toc216953157 \h </w:instrText>
             </w:r>
             <w:r>
               <w:rPr>
@@ -3615,7 +3615,7 @@
               <w14:ligatures w14:val="standardContextual"/>
             </w:rPr>
           </w:pPr>
-          <w:hyperlink w:anchor="_Toc216952479" w:history="1">
+          <w:hyperlink w:anchor="_Toc216953158" w:history="1">
             <w:r>
               <w:rPr>
                 <w:rStyle w:val="af3"/>
@@ -3642,7 +3642,7 @@
                 <w:noProof/>
                 <w:webHidden/>
               </w:rPr>
-              <w:instrText xml:space="preserve"> PAGEREF _Toc216952479 \h </w:instrText>
+              <w:instrText xml:space="preserve"> PAGEREF _Toc216953158 \h </w:instrText>
             </w:r>
             <w:r>
               <w:rPr>
@@ -3689,7 +3689,7 @@
               <w14:ligatures w14:val="standardContextual"/>
             </w:rPr>
           </w:pPr>
-          <w:hyperlink w:anchor="_Toc216952480" w:history="1">
+          <w:hyperlink w:anchor="_Toc216953159" w:history="1">
             <w:r>
               <w:rPr>
                 <w:rStyle w:val="af3"/>
@@ -3724,7 +3724,7 @@
                 <w:noProof/>
                 <w:webHidden/>
               </w:rPr>
-              <w:instrText xml:space="preserve"> PAGEREF _Toc216952480 \h </w:instrText>
+              <w:instrText xml:space="preserve"> PAGEREF _Toc216953159 \h </w:instrText>
             </w:r>
             <w:r>
               <w:rPr>
@@ -3771,7 +3771,7 @@
               <w14:ligatures w14:val="standardContextual"/>
             </w:rPr>
           </w:pPr>
-          <w:hyperlink w:anchor="_Toc216952481" w:history="1">
+          <w:hyperlink w:anchor="_Toc216953160" w:history="1">
             <w:r>
               <w:rPr>
                 <w:rStyle w:val="af3"/>
@@ -3798,7 +3798,7 @@
                 <w:noProof/>
                 <w:webHidden/>
               </w:rPr>
-              <w:instrText xml:space="preserve"> PAGEREF _Toc216952481 \h </w:instrText>
+              <w:instrText xml:space="preserve"> PAGEREF _Toc216953160 \h </w:instrText>
             </w:r>
             <w:r>
               <w:rPr>
@@ -3845,7 +3845,7 @@
               <w14:ligatures w14:val="standardContextual"/>
             </w:rPr>
           </w:pPr>
-          <w:hyperlink w:anchor="_Toc216952482" w:history="1">
+          <w:hyperlink w:anchor="_Toc216953161" w:history="1">
             <w:r>
               <w:rPr>
                 <w:rStyle w:val="af3"/>
@@ -3872,7 +3872,7 @@
                 <w:noProof/>
                 <w:webHidden/>
               </w:rPr>
-              <w:instrText xml:space="preserve"> PAGEREF _Toc216952482 \h </w:instrText>
+              <w:instrText xml:space="preserve"> PAGEREF _Toc216953161 \h </w:instrText>
             </w:r>
             <w:r>
               <w:rPr>
@@ -3919,7 +3919,7 @@
               <w14:ligatures w14:val="standardContextual"/>
             </w:rPr>
           </w:pPr>
-          <w:hyperlink w:anchor="_Toc216952483" w:history="1">
+          <w:hyperlink w:anchor="_Toc216953162" w:history="1">
             <w:r>
               <w:rPr>
                 <w:rStyle w:val="af3"/>
@@ -3946,7 +3946,7 @@
                 <w:noProof/>
                 <w:webHidden/>
               </w:rPr>
-              <w:instrText xml:space="preserve"> PAGEREF _Toc216952483 \h </w:instrText>
+              <w:instrText xml:space="preserve"> PAGEREF _Toc216953162 \h </w:instrText>
             </w:r>
             <w:r>
               <w:rPr>
@@ -3993,7 +3993,7 @@
               <w14:ligatures w14:val="standardContextual"/>
             </w:rPr>
           </w:pPr>
-          <w:hyperlink w:anchor="_Toc216952484" w:history="1">
+          <w:hyperlink w:anchor="_Toc216953163" w:history="1">
             <w:r>
               <w:rPr>
                 <w:rStyle w:val="af3"/>
@@ -4020,7 +4020,7 @@
                 <w:noProof/>
                 <w:webHidden/>
               </w:rPr>
-              <w:instrText xml:space="preserve"> PAGEREF _Toc216952484 \h </w:instrText>
+              <w:instrText xml:space="preserve"> PAGEREF _Toc216953163 \h </w:instrText>
             </w:r>
             <w:r>
               <w:rPr>
@@ -4067,7 +4067,7 @@
               <w14:ligatures w14:val="standardContextual"/>
             </w:rPr>
           </w:pPr>
-          <w:hyperlink w:anchor="_Toc216952485" w:history="1">
+          <w:hyperlink w:anchor="_Toc216953164" w:history="1">
             <w:r>
               <w:rPr>
                 <w:rStyle w:val="af3"/>
@@ -4094,7 +4094,7 @@
                 <w:noProof/>
                 <w:webHidden/>
               </w:rPr>
-              <w:instrText xml:space="preserve"> PAGEREF _Toc216952485 \h </w:instrText>
+              <w:instrText xml:space="preserve"> PAGEREF _Toc216953164 \h </w:instrText>
             </w:r>
             <w:r>
               <w:rPr>
@@ -4141,7 +4141,7 @@
               <w14:ligatures w14:val="standardContextual"/>
             </w:rPr>
           </w:pPr>
-          <w:hyperlink w:anchor="_Toc216952486" w:history="1">
+          <w:hyperlink w:anchor="_Toc216953165" w:history="1">
             <w:r>
               <w:rPr>
                 <w:rStyle w:val="af3"/>
@@ -4168,7 +4168,7 @@
                 <w:noProof/>
                 <w:webHidden/>
               </w:rPr>
-              <w:instrText xml:space="preserve"> PAGEREF _Toc216952486 \h </w:instrText>
+              <w:instrText xml:space="preserve"> PAGEREF _Toc216953165 \h </w:instrText>
             </w:r>
             <w:r>
               <w:rPr>
@@ -4215,7 +4215,7 @@
               <w14:ligatures w14:val="standardContextual"/>
             </w:rPr>
           </w:pPr>
-          <w:hyperlink w:anchor="_Toc216952487" w:history="1">
+          <w:hyperlink w:anchor="_Toc216953166" w:history="1">
             <w:r>
               <w:rPr>
                 <w:rStyle w:val="af3"/>
@@ -4242,7 +4242,7 @@
                 <w:noProof/>
                 <w:webHidden/>
               </w:rPr>
-              <w:instrText xml:space="preserve"> PAGEREF _Toc216952487 \h </w:instrText>
+              <w:instrText xml:space="preserve"> PAGEREF _Toc216953166 \h </w:instrText>
             </w:r>
             <w:r>
               <w:rPr>
@@ -4289,7 +4289,7 @@
               <w14:ligatures w14:val="standardContextual"/>
             </w:rPr>
           </w:pPr>
-          <w:hyperlink w:anchor="_Toc216952488" w:history="1">
+          <w:hyperlink w:anchor="_Toc216953167" w:history="1">
             <w:r>
               <w:rPr>
                 <w:rStyle w:val="af3"/>
@@ -4316,7 +4316,7 @@
                 <w:noProof/>
                 <w:webHidden/>
               </w:rPr>
-              <w:instrText xml:space="preserve"> PAGEREF _Toc216952488 \h </w:instrText>
+              <w:instrText xml:space="preserve"> PAGEREF _Toc216953167 \h </w:instrText>
             </w:r>
             <w:r>
               <w:rPr>
@@ -4363,7 +4363,7 @@
               <w14:ligatures w14:val="standardContextual"/>
             </w:rPr>
           </w:pPr>
-          <w:hyperlink w:anchor="_Toc216952489" w:history="1">
+          <w:hyperlink w:anchor="_Toc216953168" w:history="1">
             <w:r>
               <w:rPr>
                 <w:rStyle w:val="af3"/>
@@ -4390,7 +4390,7 @@
                 <w:noProof/>
                 <w:webHidden/>
               </w:rPr>
-              <w:instrText xml:space="preserve"> PAGEREF _Toc216952489 \h </w:instrText>
+              <w:instrText xml:space="preserve"> PAGEREF _Toc216953168 \h </w:instrText>
             </w:r>
             <w:r>
               <w:rPr>
@@ -4437,7 +4437,7 @@
               <w14:ligatures w14:val="standardContextual"/>
             </w:rPr>
           </w:pPr>
-          <w:hyperlink w:anchor="_Toc216952490" w:history="1">
+          <w:hyperlink w:anchor="_Toc216953169" w:history="1">
             <w:r>
               <w:rPr>
                 <w:rStyle w:val="af3"/>
@@ -4472,7 +4472,7 @@
                 <w:noProof/>
                 <w:webHidden/>
               </w:rPr>
-              <w:instrText xml:space="preserve"> PAGEREF _Toc216952490 \h </w:instrText>
+              <w:instrText xml:space="preserve"> PAGEREF _Toc216953169 \h </w:instrText>
             </w:r>
             <w:r>
               <w:rPr>
@@ -4519,7 +4519,7 @@
               <w14:ligatures w14:val="standardContextual"/>
             </w:rPr>
           </w:pPr>
-          <w:hyperlink w:anchor="_Toc216952491" w:history="1">
+          <w:hyperlink w:anchor="_Toc216953170" w:history="1">
             <w:r>
               <w:rPr>
                 <w:rStyle w:val="af3"/>
@@ -4546,7 +4546,7 @@
                 <w:noProof/>
                 <w:webHidden/>
               </w:rPr>
-              <w:instrText xml:space="preserve"> PAGEREF _Toc216952491 \h </w:instrText>
+              <w:instrText xml:space="preserve"> PAGEREF _Toc216953170 \h </w:instrText>
             </w:r>
             <w:r>
               <w:rPr>
@@ -4593,7 +4593,7 @@
               <w14:ligatures w14:val="standardContextual"/>
             </w:rPr>
           </w:pPr>
-          <w:hyperlink w:anchor="_Toc216952492" w:history="1">
+          <w:hyperlink w:anchor="_Toc216953171" w:history="1">
             <w:r>
               <w:rPr>
                 <w:rStyle w:val="af3"/>
@@ -4620,7 +4620,7 @@
                 <w:noProof/>
                 <w:webHidden/>
               </w:rPr>
-              <w:instrText xml:space="preserve"> PAGEREF _Toc216952492 \h </w:instrText>
+              <w:instrText xml:space="preserve"> PAGEREF _Toc216953171 \h </w:instrText>
             </w:r>
             <w:r>
               <w:rPr>
@@ -4667,7 +4667,7 @@
               <w14:ligatures w14:val="standardContextual"/>
             </w:rPr>
           </w:pPr>
-          <w:hyperlink w:anchor="_Toc216952493" w:history="1">
+          <w:hyperlink w:anchor="_Toc216953172" w:history="1">
             <w:r>
               <w:rPr>
                 <w:rStyle w:val="af3"/>
@@ -4694,7 +4694,7 @@
                 <w:noProof/>
                 <w:webHidden/>
               </w:rPr>
-              <w:instrText xml:space="preserve"> PAGEREF _Toc216952493 \h </w:instrText>
+              <w:instrText xml:space="preserve"> PAGEREF _Toc216953172 \h </w:instrText>
             </w:r>
             <w:r>
               <w:rPr>
@@ -4741,7 +4741,7 @@
               <w14:ligatures w14:val="standardContextual"/>
             </w:rPr>
           </w:pPr>
-          <w:hyperlink w:anchor="_Toc216952494" w:history="1">
+          <w:hyperlink w:anchor="_Toc216953173" w:history="1">
             <w:r>
               <w:rPr>
                 <w:rStyle w:val="af3"/>
@@ -4768,7 +4768,7 @@
                 <w:noProof/>
                 <w:webHidden/>
               </w:rPr>
-              <w:instrText xml:space="preserve"> PAGEREF _Toc216952494 \h </w:instrText>
+              <w:instrText xml:space="preserve"> PAGEREF _Toc216953173 \h </w:instrText>
             </w:r>
             <w:r>
               <w:rPr>
@@ -4815,7 +4815,7 @@
               <w14:ligatures w14:val="standardContextual"/>
             </w:rPr>
           </w:pPr>
-          <w:hyperlink w:anchor="_Toc216952495" w:history="1">
+          <w:hyperlink w:anchor="_Toc216953174" w:history="1">
             <w:r>
               <w:rPr>
                 <w:rStyle w:val="af3"/>
@@ -4842,7 +4842,7 @@
                 <w:noProof/>
                 <w:webHidden/>
               </w:rPr>
-              <w:instrText xml:space="preserve"> PAGEREF _Toc216952495 \h </w:instrText>
+              <w:instrText xml:space="preserve"> PAGEREF _Toc216953174 \h </w:instrText>
             </w:r>
             <w:r>
               <w:rPr>
@@ -4889,7 +4889,7 @@
               <w14:ligatures w14:val="standardContextual"/>
             </w:rPr>
           </w:pPr>
-          <w:hyperlink w:anchor="_Toc216952496" w:history="1">
+          <w:hyperlink w:anchor="_Toc216953175" w:history="1">
             <w:r>
               <w:rPr>
                 <w:rStyle w:val="af3"/>
@@ -4916,7 +4916,7 @@
                 <w:noProof/>
                 <w:webHidden/>
               </w:rPr>
-              <w:instrText xml:space="preserve"> PAGEREF _Toc216952496 \h </w:instrText>
+              <w:instrText xml:space="preserve"> PAGEREF _Toc216953175 \h </w:instrText>
             </w:r>
             <w:r>
               <w:rPr>
@@ -4963,7 +4963,7 @@
               <w14:ligatures w14:val="standardContextual"/>
             </w:rPr>
           </w:pPr>
-          <w:hyperlink w:anchor="_Toc216952497" w:history="1">
+          <w:hyperlink w:anchor="_Toc216953176" w:history="1">
             <w:r>
               <w:rPr>
                 <w:rStyle w:val="af3"/>
@@ -4990,7 +4990,7 @@
                 <w:noProof/>
                 <w:webHidden/>
               </w:rPr>
-              <w:instrText xml:space="preserve"> PAGEREF _Toc216952497 \h </w:instrText>
+              <w:instrText xml:space="preserve"> PAGEREF _Toc216953176 \h </w:instrText>
             </w:r>
             <w:r>
               <w:rPr>
@@ -5037,7 +5037,7 @@
               <w14:ligatures w14:val="standardContextual"/>
             </w:rPr>
           </w:pPr>
-          <w:hyperlink w:anchor="_Toc216952498" w:history="1">
+          <w:hyperlink w:anchor="_Toc216953177" w:history="1">
             <w:r>
               <w:rPr>
                 <w:rStyle w:val="af3"/>
@@ -5064,7 +5064,7 @@
                 <w:noProof/>
                 <w:webHidden/>
               </w:rPr>
-              <w:instrText xml:space="preserve"> PAGEREF _Toc216952498 \h </w:instrText>
+              <w:instrText xml:space="preserve"> PAGEREF _Toc216953177 \h </w:instrText>
             </w:r>
             <w:r>
               <w:rPr>
@@ -5111,7 +5111,7 @@
               <w14:ligatures w14:val="standardContextual"/>
             </w:rPr>
           </w:pPr>
-          <w:hyperlink w:anchor="_Toc216952499" w:history="1">
+          <w:hyperlink w:anchor="_Toc216953178" w:history="1">
             <w:r>
               <w:rPr>
                 <w:rStyle w:val="af3"/>
@@ -5138,7 +5138,7 @@
                 <w:noProof/>
                 <w:webHidden/>
               </w:rPr>
-              <w:instrText xml:space="preserve"> PAGEREF _Toc216952499 \h </w:instrText>
+              <w:instrText xml:space="preserve"> PAGEREF _Toc216953178 \h </w:instrText>
             </w:r>
             <w:r>
               <w:rPr>
@@ -5185,7 +5185,7 @@
               <w14:ligatures w14:val="standardContextual"/>
             </w:rPr>
           </w:pPr>
-          <w:hyperlink w:anchor="_Toc216952500" w:history="1">
+          <w:hyperlink w:anchor="_Toc216953179" w:history="1">
             <w:r>
               <w:rPr>
                 <w:rStyle w:val="af3"/>
@@ -5212,7 +5212,7 @@
                 <w:noProof/>
                 <w:webHidden/>
               </w:rPr>
-              <w:instrText xml:space="preserve"> PAGEREF _Toc216952500 \h </w:instrText>
+              <w:instrText xml:space="preserve"> PAGEREF _Toc216953179 \h </w:instrText>
             </w:r>
             <w:r>
               <w:rPr>
@@ -5259,7 +5259,7 @@
               <w14:ligatures w14:val="standardContextual"/>
             </w:rPr>
           </w:pPr>
-          <w:hyperlink w:anchor="_Toc216952501" w:history="1">
+          <w:hyperlink w:anchor="_Toc216953180" w:history="1">
             <w:r>
               <w:rPr>
                 <w:rStyle w:val="af3"/>
@@ -5286,7 +5286,7 @@
                 <w:noProof/>
                 <w:webHidden/>
               </w:rPr>
-              <w:instrText xml:space="preserve"> PAGEREF _Toc216952501 \h </w:instrText>
+              <w:instrText xml:space="preserve"> PAGEREF _Toc216953180 \h </w:instrText>
             </w:r>
             <w:r>
               <w:rPr>
@@ -5333,7 +5333,7 @@
               <w14:ligatures w14:val="standardContextual"/>
             </w:rPr>
           </w:pPr>
-          <w:hyperlink w:anchor="_Toc216952502" w:history="1">
+          <w:hyperlink w:anchor="_Toc216953181" w:history="1">
             <w:r>
               <w:rPr>
                 <w:rStyle w:val="af3"/>
@@ -5360,7 +5360,7 @@
                 <w:noProof/>
                 <w:webHidden/>
               </w:rPr>
-              <w:instrText xml:space="preserve"> PAGEREF _Toc216952502 \h </w:instrText>
+              <w:instrText xml:space="preserve"> PAGEREF _Toc216953181 \h </w:instrText>
             </w:r>
             <w:r>
               <w:rPr>
@@ -5407,13 +5407,13 @@
               <w14:ligatures w14:val="standardContextual"/>
             </w:rPr>
           </w:pPr>
-          <w:hyperlink w:anchor="_Toc216952503" w:history="1">
+          <w:hyperlink w:anchor="_Toc216953182" w:history="1">
             <w:r>
               <w:rPr>
                 <w:rStyle w:val="af3"/>
                 <w:noProof/>
               </w:rPr>
-              <w:t>Приложение А — Листинг программы</w:t>
+              <w:t>Приложение А</w:t>
             </w:r>
             <w:r>
               <w:rPr>
@@ -5434,7 +5434,81 @@
                 <w:noProof/>
                 <w:webHidden/>
               </w:rPr>
-              <w:instrText xml:space="preserve"> PAGEREF _Toc216952503 \h </w:instrText>
+              <w:instrText xml:space="preserve"> PAGEREF _Toc216953182 \h </w:instrText>
+            </w:r>
+            <w:r>
+              <w:rPr>
+                <w:noProof/>
+                <w:webHidden/>
+              </w:rPr>
+            </w:r>
+            <w:r>
+              <w:rPr>
+                <w:noProof/>
+                <w:webHidden/>
+              </w:rPr>
+              <w:fldChar w:fldCharType="separate"/>
+            </w:r>
+            <w:r>
+              <w:rPr>
+                <w:noProof/>
+                <w:webHidden/>
+              </w:rPr>
+              <w:t>23</w:t>
+            </w:r>
+            <w:r>
+              <w:rPr>
+                <w:noProof/>
+                <w:webHidden/>
+              </w:rPr>
+              <w:fldChar w:fldCharType="end"/>
+            </w:r>
+          </w:hyperlink>
+        </w:p>
+        <w:p>
+          <w:pPr>
+            <w:pStyle w:val="11"/>
+            <w:tabs>
+              <w:tab w:val="right" w:leader="dot" w:pos="9627"/>
+            </w:tabs>
+            <w:rPr>
+              <w:rFonts w:asciiTheme="minorHAnsi" w:eastAsiaTheme="minorEastAsia" w:hAnsiTheme="minorHAnsi"/>
+              <w:noProof/>
+              <w:kern w:val="2"/>
+              <w:sz w:val="24"/>
+              <w:szCs w:val="24"/>
+              <w:lang w:eastAsia="ru-RU"/>
+              <w14:ligatures w14:val="standardContextual"/>
+            </w:rPr>
+          </w:pPr>
+          <w:hyperlink w:anchor="_Toc216953183" w:history="1">
+            <w:r>
+              <w:rPr>
+                <w:rStyle w:val="af3"/>
+                <w:noProof/>
+              </w:rPr>
+              <w:t>Листинг программы</w:t>
+            </w:r>
+            <w:r>
+              <w:rPr>
+                <w:noProof/>
+                <w:webHidden/>
+              </w:rPr>
+              <w:tab/>
+            </w:r>
+            <w:r>
+              <w:rPr>
+                <w:noProof/>
+                <w:webHidden/>
+              </w:rPr>
+              <w:fldChar w:fldCharType="begin"/>
+            </w:r>
+            <w:r>
+              <w:rPr>
+                <w:noProof/>
+                <w:webHidden/>
+              </w:rPr>
+              <w:instrText xml:space="preserve"> PAGEREF _Toc216953183 \h </w:instrText>
             </w:r>
             <w:r>
               <w:rPr>
@@ -5481,7 +5555,7 @@
               <w14:ligatures w14:val="standardContextual"/>
             </w:rPr>
           </w:pPr>
-          <w:hyperlink w:anchor="_Toc216952504" w:history="1">
+          <w:hyperlink w:anchor="_Toc216953184" w:history="1">
             <w:r>
               <w:rPr>
                 <w:rStyle w:val="af3"/>
@@ -5495,7 +5569,22 @@
                 <w:noProof/>
                 <w:lang w:val="en-US"/>
               </w:rPr>
-              <w:t>MemoryAllocator.h</w:t>
+              <w:t>MemoryAllocator</w:t>
+            </w:r>
+            <w:r>
+              <w:rPr>
+                <w:rStyle w:val="af3"/>
+                <w:noProof/>
+              </w:rPr>
+              <w:t>.</w:t>
+            </w:r>
+            <w:r>
+              <w:rPr>
+                <w:rStyle w:val="af3"/>
+                <w:noProof/>
+                <w:lang w:val="en-US"/>
+              </w:rPr>
+              <w:t>h</w:t>
             </w:r>
             <w:r>
               <w:rPr>
@@ -5516,7 +5605,7 @@
                 <w:noProof/>
                 <w:webHidden/>
               </w:rPr>
-              <w:instrText xml:space="preserve"> PAGEREF _Toc216952504 \h </w:instrText>
+              <w:instrText xml:space="preserve"> PAGEREF _Toc216953184 \h </w:instrText>
             </w:r>
             <w:r>
               <w:rPr>
@@ -5563,7 +5652,7 @@
               <w14:ligatures w14:val="standardContextual"/>
             </w:rPr>
           </w:pPr>
-          <w:hyperlink w:anchor="_Toc216952505" w:history="1">
+          <w:hyperlink w:anchor="_Toc216953185" w:history="1">
             <w:r>
               <w:rPr>
                 <w:rStyle w:val="af3"/>
@@ -5598,7 +5687,7 @@
                 <w:noProof/>
                 <w:webHidden/>
               </w:rPr>
-              <w:instrText xml:space="preserve"> PAGEREF _Toc216952505 \h </w:instrText>
+              <w:instrText xml:space="preserve"> PAGEREF _Toc216953185 \h </w:instrText>
             </w:r>
             <w:r>
               <w:rPr>
@@ -5645,7 +5734,7 @@
               <w14:ligatures w14:val="standardContextual"/>
             </w:rPr>
           </w:pPr>
-          <w:hyperlink w:anchor="_Toc216952506" w:history="1">
+          <w:hyperlink w:anchor="_Toc216953186" w:history="1">
             <w:r>
               <w:rPr>
                 <w:rStyle w:val="af3"/>
@@ -5680,7 +5769,7 @@
                 <w:noProof/>
                 <w:webHidden/>
               </w:rPr>
-              <w:instrText xml:space="preserve"> PAGEREF _Toc216952506 \h </w:instrText>
+              <w:instrText xml:space="preserve"> PAGEREF _Toc216953186 \h </w:instrText>
             </w:r>
             <w:r>
               <w:rPr>
@@ -5700,7 +5789,7 @@
                 <w:noProof/>
                 <w:webHidden/>
               </w:rPr>
-              <w:t>29</w:t>
+              <w:t>30</w:t>
             </w:r>
             <w:r>
               <w:rPr>
@@ -5727,7 +5816,7 @@
               <w14:ligatures w14:val="standardContextual"/>
             </w:rPr>
           </w:pPr>
-          <w:hyperlink w:anchor="_Toc216952507" w:history="1">
+          <w:hyperlink w:anchor="_Toc216953187" w:history="1">
             <w:r>
               <w:rPr>
                 <w:rStyle w:val="af3"/>
@@ -5769,7 +5858,7 @@
                 <w:noProof/>
                 <w:webHidden/>
               </w:rPr>
-              <w:instrText xml:space="preserve"> PAGEREF _Toc216952507 \h </w:instrText>
+              <w:instrText xml:space="preserve"> PAGEREF _Toc216953187 \h </w:instrText>
             </w:r>
             <w:r>
               <w:rPr>
@@ -5789,7 +5878,7 @@
                 <w:noProof/>
                 <w:webHidden/>
               </w:rPr>
-              <w:t>32</w:t>
+              <w:t>33</w:t>
             </w:r>
             <w:r>
               <w:rPr>
@@ -5854,7 +5943,7 @@
       <w:pPr>
         <w:pStyle w:val="1"/>
       </w:pPr>
-      <w:bookmarkStart w:id="0" w:name="_Toc216952468"/>
+      <w:bookmarkStart w:id="0" w:name="_Toc216953147"/>
       <w:r>
         <w:lastRenderedPageBreak/>
         <w:t>Введение</w:t>
@@ -6017,7 +6106,7 @@
       <w:pPr>
         <w:pStyle w:val="1"/>
       </w:pPr>
-      <w:bookmarkStart w:id="1" w:name="_Toc216952469"/>
+      <w:bookmarkStart w:id="1" w:name="_Toc216953148"/>
       <w:r>
         <w:lastRenderedPageBreak/>
         <w:t>1 Анализ предметной области</w:t>
@@ -6043,7 +6132,7 @@
       <w:pPr>
         <w:pStyle w:val="2"/>
       </w:pPr>
-      <w:bookmarkStart w:id="2" w:name="_Toc216952470"/>
+      <w:bookmarkStart w:id="2" w:name="_Toc216953149"/>
       <w:r>
         <w:t>1.1 Роль и архитектурные особенности оперативной памяти в современных вычислительных системах</w:t>
       </w:r>
@@ -6635,7 +6724,7 @@
       <w:pPr>
         <w:pStyle w:val="2"/>
       </w:pPr>
-      <w:bookmarkStart w:id="5" w:name="_Toc216952471"/>
+      <w:bookmarkStart w:id="5" w:name="_Toc216953150"/>
       <w:r>
         <w:t>1.2 Основные подходы к программному управлению памятью</w:t>
       </w:r>
@@ -6686,7 +6775,7 @@
       <w:pPr>
         <w:pStyle w:val="3"/>
       </w:pPr>
-      <w:bookmarkStart w:id="6" w:name="_Toc216952472"/>
+      <w:bookmarkStart w:id="6" w:name="_Toc216953151"/>
       <w:r>
         <w:t xml:space="preserve">1.2.1 </w:t>
       </w:r>
@@ -7427,7 +7516,7 @@
       <w:pPr>
         <w:pStyle w:val="3"/>
       </w:pPr>
-      <w:bookmarkStart w:id="7" w:name="_Toc216952473"/>
+      <w:bookmarkStart w:id="7" w:name="_Toc216953152"/>
       <w:r>
         <w:t xml:space="preserve">1.2.2 </w:t>
       </w:r>
@@ -7463,7 +7552,7 @@
       <w:pPr>
         <w:pStyle w:val="3"/>
       </w:pPr>
-      <w:bookmarkStart w:id="8" w:name="_Toc216952474"/>
+      <w:bookmarkStart w:id="8" w:name="_Toc216953153"/>
       <w:r>
         <w:t xml:space="preserve">1.2.3 </w:t>
       </w:r>
@@ -7600,7 +7689,7 @@
       <w:pPr>
         <w:pStyle w:val="2"/>
       </w:pPr>
-      <w:bookmarkStart w:id="9" w:name="_Toc216952475"/>
+      <w:bookmarkStart w:id="9" w:name="_Toc216953154"/>
       <w:r>
         <w:t xml:space="preserve">1.3 </w:t>
       </w:r>
@@ -8193,7 +8282,7 @@
       <w:pPr>
         <w:pStyle w:val="2"/>
       </w:pPr>
-      <w:bookmarkStart w:id="10" w:name="_Toc216952476"/>
+      <w:bookmarkStart w:id="10" w:name="_Toc216953155"/>
       <w:r>
         <w:t>1.4 Метаданные и структуры данных в аллокаторах памяти</w:t>
       </w:r>
@@ -8442,7 +8531,7 @@
       <w:pPr>
         <w:pStyle w:val="2"/>
       </w:pPr>
-      <w:bookmarkStart w:id="11" w:name="_Toc216952477"/>
+      <w:bookmarkStart w:id="11" w:name="_Toc216953156"/>
       <w:r>
         <w:lastRenderedPageBreak/>
         <w:t>1.5 Обоснование выбора метода и средств реализации</w:t>
@@ -8740,7 +8829,7 @@
       <w:pPr>
         <w:pStyle w:val="2"/>
       </w:pPr>
-      <w:bookmarkStart w:id="12" w:name="_Toc216952478"/>
+      <w:bookmarkStart w:id="12" w:name="_Toc216953157"/>
       <w:r>
         <w:t>1.6 Выводы</w:t>
       </w:r>
@@ -8929,7 +9018,7 @@
       <w:pPr>
         <w:pStyle w:val="1"/>
       </w:pPr>
-      <w:bookmarkStart w:id="13" w:name="_Toc216952479"/>
+      <w:bookmarkStart w:id="13" w:name="_Toc216953158"/>
       <w:r>
         <w:lastRenderedPageBreak/>
         <w:t>2</w:t>
@@ -8965,7 +9054,7 @@
           <w:lang w:val="en-US"/>
         </w:rPr>
       </w:pPr>
-      <w:bookmarkStart w:id="14" w:name="_Toc216952480"/>
+      <w:bookmarkStart w:id="14" w:name="_Toc216953159"/>
       <w:r>
         <w:t>2.1</w:t>
       </w:r>
@@ -9661,7 +9750,7 @@
       <w:pPr>
         <w:pStyle w:val="2"/>
       </w:pPr>
-      <w:bookmarkStart w:id="15" w:name="_Toc216952481"/>
+      <w:bookmarkStart w:id="15" w:name="_Toc216953160"/>
       <w:r>
         <w:t xml:space="preserve">2.2 </w:t>
       </w:r>
@@ -9671,6 +9760,11 @@
       <w:bookmarkEnd w:id="15"/>
     </w:p>
     <w:p/>
+    <w:p>
+      <w:r>
+        <w:t>Исходный код программы с поясняющими комментариями дан в приложении А.</w:t>
+      </w:r>
+    </w:p>
     <w:p>
       <w:r>
         <w:t>Программа состоит из трёх файлов</w:t>
@@ -9745,6 +9839,7 @@
           <w:iCs/>
           <w:lang w:val="en-US"/>
         </w:rPr>
+        <w:lastRenderedPageBreak/>
         <w:t>MemoryAllocator</w:t>
       </w:r>
       <w:r>
@@ -9799,7 +9894,6 @@
           <w:i/>
           <w:iCs/>
         </w:rPr>
-        <w:lastRenderedPageBreak/>
         <w:t>main.cpp</w:t>
       </w:r>
       <w:r>
@@ -10418,7 +10512,7 @@
       <w:pPr>
         <w:pStyle w:val="2"/>
       </w:pPr>
-      <w:bookmarkStart w:id="16" w:name="_Toc216952482"/>
+      <w:bookmarkStart w:id="16" w:name="_Toc216953161"/>
       <w:r>
         <w:lastRenderedPageBreak/>
         <w:t>2.3 Интерфейс программы</w:t>
@@ -10610,7 +10704,7 @@
       <w:pPr>
         <w:pStyle w:val="3"/>
       </w:pPr>
-      <w:bookmarkStart w:id="17" w:name="_Toc216952483"/>
+      <w:bookmarkStart w:id="17" w:name="_Toc216953162"/>
       <w:r>
         <w:t>2.3.1 Пункт 1 — добавление блока памяти.</w:t>
       </w:r>
@@ -10731,7 +10825,7 @@
       <w:pPr>
         <w:pStyle w:val="3"/>
       </w:pPr>
-      <w:bookmarkStart w:id="18" w:name="_Toc216952484"/>
+      <w:bookmarkStart w:id="18" w:name="_Toc216953163"/>
       <w:r>
         <w:t>2.3.2 Пункт 2 — Освобождение блока памяти.</w:t>
       </w:r>
@@ -10863,7 +10957,7 @@
       <w:pPr>
         <w:pStyle w:val="3"/>
       </w:pPr>
-      <w:bookmarkStart w:id="19" w:name="_Toc216952485"/>
+      <w:bookmarkStart w:id="19" w:name="_Toc216953164"/>
       <w:r>
         <w:t>2.3.3 Пункт 3 — Вывод статистики кучи.</w:t>
       </w:r>
@@ -11071,7 +11165,7 @@
       <w:pPr>
         <w:pStyle w:val="3"/>
       </w:pPr>
-      <w:bookmarkStart w:id="20" w:name="_Toc216952486"/>
+      <w:bookmarkStart w:id="20" w:name="_Toc216953165"/>
       <w:r>
         <w:t>2.3.4 Пункт 4 — Выход из программы.</w:t>
       </w:r>
@@ -11230,7 +11324,7 @@
       <w:pPr>
         <w:pStyle w:val="2"/>
       </w:pPr>
-      <w:bookmarkStart w:id="21" w:name="_Toc216952487"/>
+      <w:bookmarkStart w:id="21" w:name="_Toc216953166"/>
       <w:r>
         <w:t>2.4 Тестирование программы</w:t>
       </w:r>
@@ -11972,7 +12066,7 @@
       <w:pPr>
         <w:pStyle w:val="2"/>
       </w:pPr>
-      <w:bookmarkStart w:id="22" w:name="_Toc216952488"/>
+      <w:bookmarkStart w:id="22" w:name="_Toc216953167"/>
       <w:r>
         <w:t>2.5 Выводы</w:t>
       </w:r>
@@ -12128,7 +12222,7 @@
       <w:pPr>
         <w:pStyle w:val="1"/>
       </w:pPr>
-      <w:bookmarkStart w:id="23" w:name="_Toc216952489"/>
+      <w:bookmarkStart w:id="23" w:name="_Toc216953168"/>
       <w:r>
         <w:lastRenderedPageBreak/>
         <w:t>3 Использование программы</w:t>
@@ -12144,7 +12238,7 @@
           <w:bCs/>
         </w:rPr>
       </w:pPr>
-      <w:bookmarkStart w:id="24" w:name="_Toc216952490"/>
+      <w:bookmarkStart w:id="24" w:name="_Toc216953169"/>
       <w:r>
         <w:t xml:space="preserve">3.1 </w:t>
       </w:r>
@@ -12191,7 +12285,7 @@
       <w:pPr>
         <w:pStyle w:val="3"/>
       </w:pPr>
-      <w:bookmarkStart w:id="25" w:name="_Toc216952491"/>
+      <w:bookmarkStart w:id="25" w:name="_Toc216953170"/>
       <w:r>
         <w:t>3.1.1 Инициализация кучи</w:t>
       </w:r>
@@ -12216,7 +12310,7 @@
       <w:pPr>
         <w:pStyle w:val="3"/>
       </w:pPr>
-      <w:bookmarkStart w:id="26" w:name="_Toc216952492"/>
+      <w:bookmarkStart w:id="26" w:name="_Toc216953171"/>
       <w:r>
         <w:t>3.1.2 Формирование сценария нагрузки</w:t>
       </w:r>
@@ -12255,7 +12349,7 @@
       <w:pPr>
         <w:pStyle w:val="3"/>
       </w:pPr>
-      <w:bookmarkStart w:id="27" w:name="_Toc216952493"/>
+      <w:bookmarkStart w:id="27" w:name="_Toc216953172"/>
       <w:r>
         <w:t>3.1.3 Мониторинг состояния кучи</w:t>
       </w:r>
@@ -12322,7 +12416,7 @@
       <w:pPr>
         <w:pStyle w:val="3"/>
       </w:pPr>
-      <w:bookmarkStart w:id="28" w:name="_Toc216952494"/>
+      <w:bookmarkStart w:id="28" w:name="_Toc216953173"/>
       <w:r>
         <w:t>3.1.4 Анализ результатов</w:t>
       </w:r>
@@ -12399,7 +12493,7 @@
       <w:pPr>
         <w:pStyle w:val="2"/>
       </w:pPr>
-      <w:bookmarkStart w:id="29" w:name="_Toc216952495"/>
+      <w:bookmarkStart w:id="29" w:name="_Toc216953174"/>
       <w:r>
         <w:lastRenderedPageBreak/>
         <w:t xml:space="preserve">3.2 </w:t>
@@ -12423,7 +12517,7 @@
       <w:pPr>
         <w:pStyle w:val="3"/>
       </w:pPr>
-      <w:bookmarkStart w:id="30" w:name="_Toc216952496"/>
+      <w:bookmarkStart w:id="30" w:name="_Toc216953175"/>
       <w:r>
         <w:t>3.2.1 Последовательное выделение и освобождение</w:t>
       </w:r>
@@ -12526,7 +12620,7 @@
       <w:pPr>
         <w:pStyle w:val="3"/>
       </w:pPr>
-      <w:bookmarkStart w:id="31" w:name="_Toc216952497"/>
+      <w:bookmarkStart w:id="31" w:name="_Toc216953176"/>
       <w:r>
         <w:t>3.2.2 Имитация фрагментации.</w:t>
       </w:r>
@@ -12619,7 +12713,7 @@
       <w:pPr>
         <w:pStyle w:val="3"/>
       </w:pPr>
-      <w:bookmarkStart w:id="32" w:name="_Toc216952498"/>
+      <w:bookmarkStart w:id="32" w:name="_Toc216953177"/>
       <w:r>
         <w:t>3.2.3 Полное освобождение и повторное использование</w:t>
       </w:r>
@@ -12678,7 +12772,7 @@
       <w:pPr>
         <w:pStyle w:val="2"/>
       </w:pPr>
-      <w:bookmarkStart w:id="33" w:name="_Toc216952499"/>
+      <w:bookmarkStart w:id="33" w:name="_Toc216953178"/>
       <w:r>
         <w:t>3.3 Вычислительный эксперимент по оценке фрагментации</w:t>
       </w:r>
@@ -17128,7 +17222,7 @@
       <w:pPr>
         <w:pStyle w:val="2"/>
       </w:pPr>
-      <w:bookmarkStart w:id="34" w:name="_Toc216952500"/>
+      <w:bookmarkStart w:id="34" w:name="_Toc216953179"/>
       <w:r>
         <w:t>3.4 Выводы</w:t>
       </w:r>
@@ -17213,7 +17307,7 @@
       <w:pPr>
         <w:pStyle w:val="1"/>
       </w:pPr>
-      <w:bookmarkStart w:id="35" w:name="_Toc216952501"/>
+      <w:bookmarkStart w:id="35" w:name="_Toc216953180"/>
       <w:r>
         <w:lastRenderedPageBreak/>
         <w:t>Заключение</w:t>
@@ -17412,7 +17506,7 @@
         <w:lastRenderedPageBreak/>
         <w:t xml:space="preserve"> </w:t>
       </w:r>
-      <w:bookmarkStart w:id="36" w:name="_Toc216952502"/>
+      <w:bookmarkStart w:id="36" w:name="_Toc216953181"/>
       <w:r>
         <w:t>Список использованных источников</w:t>
       </w:r>
@@ -17521,6 +17615,29 @@
     </w:p>
     <w:p>
       <w:pPr>
+        <w:pStyle w:val="a0"/>
+        <w:numPr>
+          <w:ilvl w:val="1"/>
+          <w:numId w:val="71"/>
+        </w:numPr>
+      </w:pPr>
+      <w:r>
+        <w:t xml:space="preserve">Дергачев А. М., Садырин Д. С., Ильина А. Г., Логинов И. П., Кореньков Ю. Д. Подход к верификации аллокаторов динамической памяти, основанный на символьном выполнении программ // Научно-технический вестник информационных технологий, механики и оптики. 2020. №1. URL: </w:t>
+      </w:r>
+      <w:hyperlink r:id="rId20" w:history="1">
+        <w:r>
+          <w:rPr>
+            <w:rStyle w:val="af3"/>
+          </w:rPr>
+          <w:t>https://cyberleninka.ru/article/n/podhod-k-verifikatsii-allokatorov-dinamicheskoy-pamyati-osnovannyy-na-simvolnom-vypolnenii-programm</w:t>
+        </w:r>
+      </w:hyperlink>
+      <w:r>
+        <w:t xml:space="preserve"> (дата обращения: 18.12.2025).</w:t>
+      </w:r>
+    </w:p>
+    <w:p>
+      <w:pPr>
         <w:spacing w:after="160" w:line="360" w:lineRule="auto"/>
         <w:ind w:left="709" w:firstLine="0"/>
         <w:jc w:val="left"/>
@@ -17533,20 +17650,71 @@
       <w:pPr>
         <w:pStyle w:val="1"/>
       </w:pPr>
-      <w:bookmarkStart w:id="37" w:name="_Toc216952503"/>
+      <w:bookmarkStart w:id="37" w:name="_Toc216953182"/>
       <w:r>
         <w:lastRenderedPageBreak/>
-        <w:t>Приложение А — Листинг программы</w:t>
+        <w:t>Приложение А</w:t>
       </w:r>
       <w:bookmarkEnd w:id="37"/>
+      <w:r>
+        <w:t xml:space="preserve"> </w:t>
+      </w:r>
+    </w:p>
+    <w:p>
+      <w:pPr>
+        <w:ind w:firstLine="0"/>
+      </w:pPr>
+    </w:p>
+    <w:p>
+      <w:pPr>
+        <w:rPr>
+          <w:b/>
+          <w:bCs/>
+        </w:rPr>
+      </w:pPr>
+      <w:bookmarkStart w:id="38" w:name="_Toc216953183"/>
+      <w:r>
+        <w:rPr>
+          <w:b/>
+          <w:bCs/>
+        </w:rPr>
+        <w:t>Листинг программы</w:t>
+      </w:r>
+      <w:bookmarkEnd w:id="38"/>
     </w:p>
     <w:p/>
+    <w:p>
+      <w:r>
+        <w:t xml:space="preserve">Приложение содержит исходные </w:t>
+      </w:r>
+      <w:r>
+        <w:t>код</w:t>
+      </w:r>
+      <w:r>
+        <w:t xml:space="preserve"> разработанной программы с</w:t>
+      </w:r>
+      <w:r>
+        <w:t xml:space="preserve"> поясняющими</w:t>
+      </w:r>
+      <w:r>
+        <w:t xml:space="preserve"> комментариями на русском языке</w:t>
+      </w:r>
+      <w:r>
+        <w:t>.</w:t>
+      </w:r>
+    </w:p>
     <w:p/>
     <w:p>
       <w:pPr>
         <w:pStyle w:val="2"/>
       </w:pPr>
-      <w:bookmarkStart w:id="38" w:name="_Toc216952504"/>
+      <w:bookmarkStart w:id="39" w:name="_Toc216953184"/>
+      <w:r>
+        <w:rPr>
+          <w:lang w:val="en-US"/>
+        </w:rPr>
+        <w:t xml:space="preserve">A.1 </w:t>
+      </w:r>
       <w:r>
         <w:t xml:space="preserve">Файл </w:t>
       </w:r>
@@ -17554,9 +17722,18 @@
         <w:rPr>
           <w:lang w:val="en-US"/>
         </w:rPr>
-        <w:t>MemoryAllocator.h</w:t>
-      </w:r>
-      <w:bookmarkEnd w:id="38"/>
+        <w:t>MemoryAllocator</w:t>
+      </w:r>
+      <w:r>
+        <w:t>.</w:t>
+      </w:r>
+      <w:r>
+        <w:rPr>
+          <w:lang w:val="en-US"/>
+        </w:rPr>
+        <w:t>h</w:t>
+      </w:r>
+      <w:bookmarkEnd w:id="39"/>
     </w:p>
     <w:p/>
     <w:p>
@@ -19211,7 +19388,6 @@
           <w:szCs w:val="21"/>
           <w:lang w:eastAsia="ru-RU"/>
         </w:rPr>
-        <w:lastRenderedPageBreak/>
         <w:t xml:space="preserve">     * </w:t>
       </w:r>
       <w:r>
@@ -21177,6 +21353,7 @@
           <w:szCs w:val="21"/>
           <w:lang w:eastAsia="ru-RU"/>
         </w:rPr>
+        <w:lastRenderedPageBreak/>
         <w:t xml:space="preserve">    </w:t>
       </w:r>
       <w:r>
@@ -22339,7 +22516,13 @@
           <w:lang w:val="en-US"/>
         </w:rPr>
       </w:pPr>
-      <w:bookmarkStart w:id="39" w:name="_Toc216952505"/>
+      <w:bookmarkStart w:id="40" w:name="_Toc216953185"/>
+      <w:r>
+        <w:rPr>
+          <w:lang w:val="en-US"/>
+        </w:rPr>
+        <w:t xml:space="preserve">A.2 </w:t>
+      </w:r>
       <w:r>
         <w:t xml:space="preserve">Файл </w:t>
       </w:r>
@@ -22349,7 +22532,7 @@
         </w:rPr>
         <w:t>MemoryAllocator.cpp</w:t>
       </w:r>
-      <w:bookmarkEnd w:id="39"/>
+      <w:bookmarkEnd w:id="40"/>
     </w:p>
     <w:p>
       <w:pPr>
@@ -25830,6 +26013,7 @@
           <w:szCs w:val="21"/>
           <w:lang w:val="en-US" w:eastAsia="ru-RU"/>
         </w:rPr>
+        <w:lastRenderedPageBreak/>
         <w:t xml:space="preserve">        curr = </w:t>
       </w:r>
       <w:r>
@@ -28370,6 +28554,7 @@
           <w:szCs w:val="21"/>
           <w:lang w:val="en-US" w:eastAsia="ru-RU"/>
         </w:rPr>
+        <w:lastRenderedPageBreak/>
         <w:t xml:space="preserve">    </w:t>
       </w:r>
       <w:r>
@@ -28620,7 +28805,6 @@
           <w:szCs w:val="21"/>
           <w:lang w:val="en-US" w:eastAsia="ru-RU"/>
         </w:rPr>
-        <w:lastRenderedPageBreak/>
         <w:t xml:space="preserve">    </w:t>
       </w:r>
       <w:r>
@@ -31431,29 +31615,29 @@
           <w:szCs w:val="21"/>
           <w:lang w:eastAsia="ru-RU"/>
         </w:rPr>
+        <w:lastRenderedPageBreak/>
         <w:t>}</w:t>
       </w:r>
     </w:p>
     <w:p>
       <w:pPr>
         <w:spacing w:after="160" w:line="360" w:lineRule="auto"/>
-        <w:ind w:left="709" w:firstLine="0"/>
+        <w:ind w:firstLine="0"/>
         <w:jc w:val="left"/>
       </w:pPr>
-      <w:r>
-        <w:br w:type="page"/>
-      </w:r>
+      <w:bookmarkStart w:id="41" w:name="_Toc216953186"/>
     </w:p>
     <w:p>
       <w:pPr>
         <w:pStyle w:val="2"/>
+      </w:pPr>
+      <w:r>
         <w:rPr>
           <w:lang w:val="en-US"/>
         </w:rPr>
-      </w:pPr>
-      <w:bookmarkStart w:id="40" w:name="_Toc216952506"/>
-      <w:r>
-        <w:lastRenderedPageBreak/>
+        <w:t xml:space="preserve">A.3 </w:t>
+      </w:r>
+      <w:r>
         <w:t>Файл</w:t>
       </w:r>
       <w:r>
@@ -31468,7 +31652,7 @@
         </w:rPr>
         <w:t>main.cpp</w:t>
       </w:r>
-      <w:bookmarkEnd w:id="40"/>
+      <w:bookmarkEnd w:id="41"/>
     </w:p>
     <w:p>
       <w:pPr>
@@ -33484,6 +33668,7 @@
           <w:szCs w:val="21"/>
           <w:lang w:val="en-US" w:eastAsia="ru-RU"/>
         </w:rPr>
+        <w:lastRenderedPageBreak/>
         <w:t xml:space="preserve">            cout </w:t>
       </w:r>
       <w:r>
@@ -33634,7 +33819,6 @@
           <w:szCs w:val="21"/>
           <w:lang w:val="en-US" w:eastAsia="ru-RU"/>
         </w:rPr>
-        <w:lastRenderedPageBreak/>
         <w:t xml:space="preserve">        </w:t>
       </w:r>
       <w:r>
@@ -36110,6 +36294,7 @@
           <w:szCs w:val="21"/>
           <w:lang w:val="en-US" w:eastAsia="ru-RU"/>
         </w:rPr>
+        <w:lastRenderedPageBreak/>
         <w:t xml:space="preserve">            </w:t>
       </w:r>
       <w:r>
@@ -36843,7 +37028,7 @@
       <w:pPr>
         <w:pStyle w:val="1"/>
       </w:pPr>
-      <w:bookmarkStart w:id="41" w:name="_Toc216952507"/>
+      <w:bookmarkStart w:id="42" w:name="_Toc216953187"/>
       <w:r>
         <w:lastRenderedPageBreak/>
         <w:t xml:space="preserve">Приложение </w:t>
@@ -36854,19 +37039,32 @@
         </w:rPr>
         <w:t>B</w:t>
       </w:r>
-      <w:r>
-        <w:t xml:space="preserve"> — </w:t>
-      </w:r>
-      <w:r>
+    </w:p>
+    <w:p/>
+    <w:p>
+      <w:pPr>
+        <w:rPr>
+          <w:b/>
+          <w:bCs/>
+        </w:rPr>
+      </w:pPr>
+      <w:r>
+        <w:rPr>
+          <w:b/>
+          <w:bCs/>
+        </w:rPr>
         <w:t xml:space="preserve">Проверка на </w:t>
       </w:r>
       <w:r>
+        <w:rPr>
+          <w:b/>
+          <w:bCs/>
+        </w:rPr>
         <w:t>оригинальность</w:t>
       </w:r>
-      <w:bookmarkEnd w:id="41"/>
+      <w:bookmarkEnd w:id="42"/>
     </w:p>
     <w:p/>
-    <w:p/>
     <w:p>
       <w:r>
         <w:t xml:space="preserve">Проверка осуществлялась с помощью </w:t>
@@ -36874,7 +37072,7 @@
       <w:r>
         <w:t xml:space="preserve">сервиса </w:t>
       </w:r>
-      <w:hyperlink r:id="rId20" w:history="1">
+      <w:hyperlink r:id="rId21" w:history="1">
         <w:r>
           <w:rPr>
             <w:rStyle w:val="af3"/>
@@ -36909,7 +37107,7 @@
                     <pic:cNvPicPr/>
                   </pic:nvPicPr>
                   <pic:blipFill>
-                    <a:blip r:embed="rId21"/>
+                    <a:blip r:embed="rId22"/>
                     <a:stretch>
                       <a:fillRect/>
                     </a:stretch>
